--- a/AI_Math_tutor_Development.docx
+++ b/AI_Math_tutor_Development.docx
@@ -505,13 +505,8 @@
       </w:r>
       <w:proofErr w:type="spellEnd"/>
       <w:r>
-        <w:t xml:space="preserve">, operations and </w:t>
-      </w:r>
-      <w:proofErr w:type="spellStart"/>
-      <w:r>
-        <w:t>etc</w:t>
-      </w:r>
-      <w:proofErr w:type="spellEnd"/>
+        <w:t>, operations and etc</w:t>
+      </w:r>
     </w:p>
     <w:p>
       <w:pPr>
@@ -1309,6 +1304,9 @@
     <w:p/>
     <w:p>
       <w:r>
+        <w:rPr>
+          <w:noProof/>
+        </w:rPr>
         <w:drawing>
           <wp:inline distT="0" distB="0" distL="0" distR="0" wp14:anchorId="70451775" wp14:editId="25A1E821">
             <wp:extent cx="2635385" cy="577880"/>
@@ -1593,6 +1591,9 @@
         </mc:AlternateContent>
       </w:r>
       <w:r>
+        <w:rPr>
+          <w:noProof/>
+        </w:rPr>
         <w:drawing>
           <wp:inline distT="0" distB="0" distL="0" distR="0" wp14:anchorId="6D3E3702" wp14:editId="53EC06C9">
             <wp:extent cx="4979180" cy="3321050"/>
@@ -1632,7 +1633,15 @@
     </w:p>
     <w:p/>
     <w:p>
-      <w:r>
+      <w:pPr>
+        <w:rPr>
+          <w:noProof/>
+        </w:rPr>
+      </w:pPr>
+      <w:r>
+        <w:rPr>
+          <w:noProof/>
+        </w:rPr>
         <w:drawing>
           <wp:inline distT="0" distB="0" distL="0" distR="0" wp14:anchorId="10FE337F" wp14:editId="2D00F738">
             <wp:extent cx="5295900" cy="2891245"/>
@@ -1658,6 +1667,139 @@
                     <a:xfrm>
                       <a:off x="0" y="0"/>
                       <a:ext cx="5305031" cy="2896230"/>
+                    </a:xfrm>
+                    <a:prstGeom prst="rect">
+                      <a:avLst/>
+                    </a:prstGeom>
+                  </pic:spPr>
+                </pic:pic>
+              </a:graphicData>
+            </a:graphic>
+          </wp:inline>
+        </w:drawing>
+      </w:r>
+    </w:p>
+    <w:p>
+      <w:pPr>
+        <w:rPr>
+          <w:noProof/>
+        </w:rPr>
+      </w:pPr>
+    </w:p>
+    <w:p>
+      <w:r>
+        <w:t>10/06/2026</w:t>
+      </w:r>
+    </w:p>
+    <w:p>
+      <w:r>
+        <w:t xml:space="preserve">I am getting closer to </w:t>
+      </w:r>
+      <w:proofErr w:type="gramStart"/>
+      <w:r>
+        <w:t>my</w:t>
+      </w:r>
+      <w:proofErr w:type="gramEnd"/>
+      <w:r>
+        <w:t xml:space="preserve"> launch of my product.  </w:t>
+      </w:r>
+      <w:proofErr w:type="gramStart"/>
+      <w:r>
+        <w:t>Accordingly</w:t>
+      </w:r>
+      <w:proofErr w:type="gramEnd"/>
+      <w:r>
+        <w:t xml:space="preserve"> my reasoning layer is now 50% accuracy now. </w:t>
+      </w:r>
+      <w:proofErr w:type="gramStart"/>
+      <w:r>
+        <w:t>So</w:t>
+      </w:r>
+      <w:proofErr w:type="gramEnd"/>
+      <w:r>
+        <w:t xml:space="preserve"> I am </w:t>
+      </w:r>
+      <w:proofErr w:type="spellStart"/>
+      <w:r>
+        <w:t>stucking</w:t>
+      </w:r>
+      <w:proofErr w:type="spellEnd"/>
+      <w:r>
+        <w:t xml:space="preserve"> for months for perfect ai math tutor. This gives me one learning that if we </w:t>
+      </w:r>
+      <w:proofErr w:type="gramStart"/>
+      <w:r>
+        <w:t>looking</w:t>
+      </w:r>
+      <w:proofErr w:type="gramEnd"/>
+      <w:r>
+        <w:t xml:space="preserve"> for perfect engine, we lose the motivation and momentum for the </w:t>
+      </w:r>
+      <w:r>
+        <w:lastRenderedPageBreak/>
+        <w:t xml:space="preserve">next task sometimes this keeps untrack of the product. I decided to move on from that. Even </w:t>
+      </w:r>
+      <w:proofErr w:type="gramStart"/>
+      <w:r>
+        <w:t>that</w:t>
+      </w:r>
+      <w:proofErr w:type="gramEnd"/>
+      <w:r>
+        <w:t xml:space="preserve"> is messy output, I started to create my next milestone that is ai math tutor white board idea integration. Today I created canvas for that. If student </w:t>
+      </w:r>
+      <w:proofErr w:type="gramStart"/>
+      <w:r>
+        <w:t>write</w:t>
+      </w:r>
+      <w:proofErr w:type="gramEnd"/>
+      <w:r>
+        <w:t xml:space="preserve"> on that automatically converted as mathematical computation equation and call </w:t>
+      </w:r>
+      <w:proofErr w:type="spellStart"/>
+      <w:r>
+        <w:t>sympy</w:t>
+      </w:r>
+      <w:proofErr w:type="spellEnd"/>
+      <w:r>
+        <w:t xml:space="preserve"> to and </w:t>
+      </w:r>
+      <w:proofErr w:type="spellStart"/>
+      <w:r>
+        <w:t>call_llama</w:t>
+      </w:r>
+      <w:proofErr w:type="spellEnd"/>
+      <w:r>
+        <w:t xml:space="preserve">. </w:t>
+      </w:r>
+    </w:p>
+    <w:p/>
+    <w:p>
+      <w:r>
+        <w:drawing>
+          <wp:inline distT="0" distB="0" distL="0" distR="0" wp14:anchorId="300D270E" wp14:editId="69A644CE">
+            <wp:extent cx="5943600" cy="3066415"/>
+            <wp:effectExtent l="0" t="0" r="0" b="635"/>
+            <wp:docPr id="1450588277" name="Picture 1"/>
+            <wp:cNvGraphicFramePr>
+              <a:graphicFrameLocks xmlns:a="http://schemas.openxmlformats.org/drawingml/2006/main" noChangeAspect="1"/>
+            </wp:cNvGraphicFramePr>
+            <a:graphic xmlns:a="http://schemas.openxmlformats.org/drawingml/2006/main">
+              <a:graphicData uri="http://schemas.openxmlformats.org/drawingml/2006/picture">
+                <pic:pic xmlns:pic="http://schemas.openxmlformats.org/drawingml/2006/picture">
+                  <pic:nvPicPr>
+                    <pic:cNvPr id="1450588277" name=""/>
+                    <pic:cNvPicPr/>
+                  </pic:nvPicPr>
+                  <pic:blipFill>
+                    <a:blip r:embed="rId9"/>
+                    <a:stretch>
+                      <a:fillRect/>
+                    </a:stretch>
+                  </pic:blipFill>
+                  <pic:spPr>
+                    <a:xfrm>
+                      <a:off x="0" y="0"/>
+                      <a:ext cx="5943600" cy="3066415"/>
                     </a:xfrm>
                     <a:prstGeom prst="rect">
                       <a:avLst/>
@@ -2440,6 +2582,7 @@
   <w:style w:type="character" w:default="1" w:styleId="DefaultParagraphFont">
     <w:name w:val="Default Paragraph Font"/>
     <w:uiPriority w:val="1"/>
+    <w:semiHidden/>
     <w:unhideWhenUsed/>
   </w:style>
   <w:style w:type="table" w:default="1" w:styleId="TableNormal">

--- a/AI_Math_tutor_Development.docx
+++ b/AI_Math_tutor_Development.docx
@@ -1775,6 +1775,9 @@
     <w:p/>
     <w:p>
       <w:r>
+        <w:rPr>
+          <w:noProof/>
+        </w:rPr>
         <w:drawing>
           <wp:inline distT="0" distB="0" distL="0" distR="0" wp14:anchorId="300D270E" wp14:editId="69A644CE">
             <wp:extent cx="5943600" cy="3066415"/>
@@ -1800,6 +1803,113 @@
                     <a:xfrm>
                       <a:off x="0" y="0"/>
                       <a:ext cx="5943600" cy="3066415"/>
+                    </a:xfrm>
+                    <a:prstGeom prst="rect">
+                      <a:avLst/>
+                    </a:prstGeom>
+                  </pic:spPr>
+                </pic:pic>
+              </a:graphicData>
+            </a:graphic>
+          </wp:inline>
+        </w:drawing>
+      </w:r>
+    </w:p>
+    <w:p>
+      <w:r>
+        <w:t>12/06/2026</w:t>
+      </w:r>
+    </w:p>
+    <w:p>
+      <w:r>
+        <w:t xml:space="preserve">Today, I connected the whiteboard canvas with backend. But I got error in backend and frontend </w:t>
+      </w:r>
+      <w:proofErr w:type="gramStart"/>
+      <w:r>
+        <w:t>connection .however</w:t>
+      </w:r>
+      <w:proofErr w:type="gramEnd"/>
+      <w:r>
+        <w:t xml:space="preserve">, I can see the greetings on whiteboard because I already declare the output for “hi, how are you, hello” as manually </w:t>
+      </w:r>
+      <w:proofErr w:type="gramStart"/>
+      <w:r>
+        <w:t>like</w:t>
+      </w:r>
+      <w:proofErr w:type="gramEnd"/>
+      <w:r>
+        <w:t xml:space="preserve">” Hi, I am Your AI math tutor”. </w:t>
+      </w:r>
+      <w:proofErr w:type="gramStart"/>
+      <w:r>
+        <w:t>So</w:t>
+      </w:r>
+      <w:proofErr w:type="gramEnd"/>
+      <w:r>
+        <w:t xml:space="preserve"> I can </w:t>
+      </w:r>
+      <w:proofErr w:type="gramStart"/>
+      <w:r>
+        <w:t>see</w:t>
+      </w:r>
+      <w:proofErr w:type="gramEnd"/>
+      <w:r>
+        <w:t xml:space="preserve"> on my Canvas as well. Now next stage </w:t>
+      </w:r>
+      <w:proofErr w:type="gramStart"/>
+      <w:r>
+        <w:t>would</w:t>
+      </w:r>
+      <w:proofErr w:type="gramEnd"/>
+      <w:r>
+        <w:t xml:space="preserve"> be figured out the error between backend and frontend connection, and solve it</w:t>
+      </w:r>
+      <w:r>
+        <w:br/>
+      </w:r>
+    </w:p>
+    <w:p>
+      <w:r>
+        <w:lastRenderedPageBreak/>
+        <w:t xml:space="preserve">This is the </w:t>
+      </w:r>
+      <w:proofErr w:type="spellStart"/>
+      <w:r>
+        <w:t>ouput</w:t>
+      </w:r>
+      <w:proofErr w:type="spellEnd"/>
+      <w:r>
+        <w:t xml:space="preserve"> for today’s progress</w:t>
+      </w:r>
+      <w:r>
+        <w:br/>
+      </w:r>
+      <w:r>
+        <w:drawing>
+          <wp:inline distT="0" distB="0" distL="0" distR="0" wp14:anchorId="7A929C55" wp14:editId="4921744F">
+            <wp:extent cx="4165600" cy="1950177"/>
+            <wp:effectExtent l="0" t="0" r="6350" b="0"/>
+            <wp:docPr id="1264765656" name="Picture 1"/>
+            <wp:cNvGraphicFramePr>
+              <a:graphicFrameLocks xmlns:a="http://schemas.openxmlformats.org/drawingml/2006/main" noChangeAspect="1"/>
+            </wp:cNvGraphicFramePr>
+            <a:graphic xmlns:a="http://schemas.openxmlformats.org/drawingml/2006/main">
+              <a:graphicData uri="http://schemas.openxmlformats.org/drawingml/2006/picture">
+                <pic:pic xmlns:pic="http://schemas.openxmlformats.org/drawingml/2006/picture">
+                  <pic:nvPicPr>
+                    <pic:cNvPr id="1264765656" name=""/>
+                    <pic:cNvPicPr/>
+                  </pic:nvPicPr>
+                  <pic:blipFill>
+                    <a:blip r:embed="rId10"/>
+                    <a:stretch>
+                      <a:fillRect/>
+                    </a:stretch>
+                  </pic:blipFill>
+                  <pic:spPr>
+                    <a:xfrm>
+                      <a:off x="0" y="0"/>
+                      <a:ext cx="4170927" cy="1952671"/>
                     </a:xfrm>
                     <a:prstGeom prst="rect">
                       <a:avLst/>

--- a/AI_Math_tutor_Development.docx
+++ b/AI_Math_tutor_Development.docx
@@ -1885,6 +1885,9 @@
         <w:br/>
       </w:r>
       <w:r>
+        <w:rPr>
+          <w:noProof/>
+        </w:rPr>
         <w:drawing>
           <wp:inline distT="0" distB="0" distL="0" distR="0" wp14:anchorId="7A929C55" wp14:editId="4921744F">
             <wp:extent cx="4165600" cy="1950177"/>
@@ -1922,6 +1925,527 @@
         </w:drawing>
       </w:r>
     </w:p>
+    <w:p/>
+    <w:p>
+      <w:pPr>
+        <w:rPr>
+          <w:b/>
+          <w:bCs/>
+        </w:rPr>
+      </w:pPr>
+      <w:r>
+        <w:rPr>
+          <w:b/>
+          <w:bCs/>
+        </w:rPr>
+        <w:t>Streaming The Outpu</w:t>
+      </w:r>
+      <w:r>
+        <w:rPr>
+          <w:b/>
+          <w:bCs/>
+        </w:rPr>
+        <w:t xml:space="preserve">t </w:t>
+      </w:r>
+    </w:p>
+    <w:p>
+      <w:r>
+        <w:t xml:space="preserve">Streaming the Output is the One of the Significant </w:t>
+      </w:r>
+      <w:proofErr w:type="gramStart"/>
+      <w:r>
+        <w:t>strategy</w:t>
+      </w:r>
+      <w:proofErr w:type="gramEnd"/>
+      <w:r>
+        <w:t xml:space="preserve"> to engage the </w:t>
+      </w:r>
+      <w:r>
+        <w:t xml:space="preserve">user while </w:t>
+      </w:r>
+      <w:proofErr w:type="spellStart"/>
+      <w:r>
+        <w:t>llm</w:t>
+      </w:r>
+      <w:proofErr w:type="spellEnd"/>
+      <w:r>
+        <w:t xml:space="preserve"> generate the output. In my Case </w:t>
+      </w:r>
+      <w:proofErr w:type="spellStart"/>
+      <w:r>
+        <w:t>llm</w:t>
+      </w:r>
+      <w:proofErr w:type="spellEnd"/>
+      <w:r>
+        <w:t xml:space="preserve"> generate the </w:t>
+      </w:r>
+      <w:proofErr w:type="gramStart"/>
+      <w:r>
+        <w:t>Output  -</w:t>
+      </w:r>
+      <w:proofErr w:type="gramEnd"/>
+      <w:r>
+        <w:t xml:space="preserve">&gt;Change to the Json -&gt;Validate </w:t>
+      </w:r>
+      <w:proofErr w:type="gramStart"/>
+      <w:r>
+        <w:t>The</w:t>
+      </w:r>
+      <w:proofErr w:type="gramEnd"/>
+      <w:r>
+        <w:t xml:space="preserve"> Output. So </w:t>
+      </w:r>
+      <w:proofErr w:type="gramStart"/>
+      <w:r>
+        <w:t>between of</w:t>
+      </w:r>
+      <w:proofErr w:type="gramEnd"/>
+      <w:r>
+        <w:t xml:space="preserve"> these Process which has huge processing time. </w:t>
+      </w:r>
+      <w:proofErr w:type="gramStart"/>
+      <w:r>
+        <w:t>So</w:t>
+      </w:r>
+      <w:proofErr w:type="gramEnd"/>
+      <w:r>
+        <w:t xml:space="preserve"> Streaming helps to decrease the Waiting Time and engage the user </w:t>
+      </w:r>
+      <w:proofErr w:type="gramStart"/>
+      <w:r>
+        <w:t>At</w:t>
+      </w:r>
+      <w:proofErr w:type="gramEnd"/>
+      <w:r>
+        <w:t xml:space="preserve"> the same time </w:t>
+      </w:r>
+      <w:proofErr w:type="gramStart"/>
+      <w:r>
+        <w:t>like</w:t>
+      </w:r>
+      <w:proofErr w:type="gramEnd"/>
+      <w:r>
+        <w:t xml:space="preserve"> </w:t>
+      </w:r>
+      <w:proofErr w:type="spellStart"/>
+      <w:r>
+        <w:t>Chatgpt</w:t>
+      </w:r>
+      <w:proofErr w:type="spellEnd"/>
+      <w:r>
+        <w:t xml:space="preserve">. My </w:t>
+      </w:r>
+      <w:proofErr w:type="spellStart"/>
+      <w:r>
+        <w:t>Stragy</w:t>
+      </w:r>
+      <w:proofErr w:type="spellEnd"/>
+      <w:r>
+        <w:t xml:space="preserve"> </w:t>
+      </w:r>
+      <w:proofErr w:type="gramStart"/>
+      <w:r>
+        <w:t>is  in</w:t>
+      </w:r>
+      <w:proofErr w:type="gramEnd"/>
+      <w:r>
+        <w:t xml:space="preserve"> this mean time</w:t>
+      </w:r>
+    </w:p>
+    <w:p/>
+    <w:p/>
+    <w:p>
+      <w:pPr>
+        <w:rPr>
+          <w:b/>
+          <w:bCs/>
+        </w:rPr>
+      </w:pPr>
+      <w:r>
+        <w:rPr>
+          <w:b/>
+          <w:bCs/>
+        </w:rPr>
+        <w:t>Overview</w:t>
+      </w:r>
+    </w:p>
+    <w:p>
+      <w:r>
+        <w:t xml:space="preserve">The AI Math Tutor is designed to provide a responsive and engaging learning experience by combining real-time text streaming with structured whiteboard animations. Instead of waiting for the entire solution to be generated before displaying any output, the system streams the explanation to the user as it is produced, creating an experience </w:t>
+      </w:r>
+      <w:proofErr w:type="gramStart"/>
+      <w:r>
+        <w:t>similar to</w:t>
+      </w:r>
+      <w:proofErr w:type="gramEnd"/>
+      <w:r>
+        <w:t xml:space="preserve"> ChatGPT.</w:t>
+      </w:r>
+    </w:p>
+    <w:p>
+      <w:pPr>
+        <w:rPr>
+          <w:b/>
+          <w:bCs/>
+        </w:rPr>
+      </w:pPr>
+      <w:r>
+        <w:rPr>
+          <w:b/>
+          <w:bCs/>
+        </w:rPr>
+        <w:t>Architecture</w:t>
+      </w:r>
+    </w:p>
+    <w:p>
+      <w:r>
+        <w:t>The solution follows a three-stage pipeline:</w:t>
+      </w:r>
+    </w:p>
+    <w:p>
+      <w:pPr>
+        <w:rPr>
+          <w:b/>
+          <w:bCs/>
+        </w:rPr>
+      </w:pPr>
+      <w:r>
+        <w:rPr>
+          <w:b/>
+          <w:bCs/>
+        </w:rPr>
+        <w:t>Stage 1 – Live Text Streaming</w:t>
+      </w:r>
+    </w:p>
+    <w:p>
+      <w:r>
+        <w:t>When the user submits a mathematics problem, the backend immediately sends the request to the language model using a streaming API. As the model generates tokens, each token is streamed to the frontend using Server-Sent Events (SSE).</w:t>
+      </w:r>
+    </w:p>
+    <w:p>
+      <w:r>
+        <w:lastRenderedPageBreak/>
+        <w:t>The frontend appends each token to the output area immediately, allowing the explanation to appear naturally, one word or one character at a time. This gives users instant visual feedback that the AI is actively working, significantly improving perceived responsiveness.</w:t>
+      </w:r>
+    </w:p>
+    <w:p>
+      <w:pPr>
+        <w:rPr>
+          <w:b/>
+          <w:bCs/>
+        </w:rPr>
+      </w:pPr>
+      <w:r>
+        <w:rPr>
+          <w:b/>
+          <w:bCs/>
+        </w:rPr>
+        <w:t>Stage 2 – Background Solution Collection</w:t>
+      </w:r>
+    </w:p>
+    <w:p>
+      <w:r>
+        <w:t>While the explanation is being streamed to the user, the backend simultaneously stores every streamed token in a buffer.</w:t>
+      </w:r>
+    </w:p>
+    <w:p>
+      <w:r>
+        <w:t>After streaming finishes, the complete response is available as a single string. This complete output is then converted into a structured JSON representation containing:</w:t>
+      </w:r>
+    </w:p>
+    <w:p>
+      <w:pPr>
+        <w:numPr>
+          <w:ilvl w:val="0"/>
+          <w:numId w:val="2"/>
+        </w:numPr>
+      </w:pPr>
+      <w:r>
+        <w:t>Step descriptions</w:t>
+      </w:r>
+    </w:p>
+    <w:p>
+      <w:pPr>
+        <w:numPr>
+          <w:ilvl w:val="0"/>
+          <w:numId w:val="2"/>
+        </w:numPr>
+      </w:pPr>
+      <w:r>
+        <w:t>Mathematical expressions</w:t>
+      </w:r>
+    </w:p>
+    <w:p>
+      <w:pPr>
+        <w:numPr>
+          <w:ilvl w:val="0"/>
+          <w:numId w:val="2"/>
+        </w:numPr>
+      </w:pPr>
+      <w:r>
+        <w:t>Final answer</w:t>
+      </w:r>
+    </w:p>
+    <w:p>
+      <w:r>
+        <w:t>Using the complete response avoids parsing incomplete JSON fragments during streaming and produces a reliable structured solution.</w:t>
+      </w:r>
+    </w:p>
+    <w:p>
+      <w:pPr>
+        <w:rPr>
+          <w:b/>
+          <w:bCs/>
+        </w:rPr>
+      </w:pPr>
+      <w:r>
+        <w:rPr>
+          <w:b/>
+          <w:bCs/>
+        </w:rPr>
+        <w:t>Stage 3 – Whiteboard Animation</w:t>
+      </w:r>
+    </w:p>
+    <w:p>
+      <w:r>
+        <w:t xml:space="preserve">Once the structured JSON has been created, the </w:t>
+      </w:r>
+      <w:proofErr w:type="gramStart"/>
+      <w:r>
+        <w:t>frontend</w:t>
+      </w:r>
+      <w:proofErr w:type="gramEnd"/>
+      <w:r>
+        <w:t xml:space="preserve"> </w:t>
+      </w:r>
+      <w:proofErr w:type="gramStart"/>
+      <w:r>
+        <w:t>begins</w:t>
+      </w:r>
+      <w:proofErr w:type="gramEnd"/>
+      <w:r>
+        <w:t xml:space="preserve"> the whiteboard animation.</w:t>
+      </w:r>
+    </w:p>
+    <w:p>
+      <w:r>
+        <w:t>Each mathematical expression is rendered sequentially on the canvas, while arrows and transitions visually connect consecutive steps. This transforms the explanation into a classroom-style demonstration where the solution is written progressively rather than appearing all at once.</w:t>
+      </w:r>
+    </w:p>
+    <w:p>
+      <w:pPr>
+        <w:rPr>
+          <w:b/>
+          <w:bCs/>
+        </w:rPr>
+      </w:pPr>
+      <w:r>
+        <w:rPr>
+          <w:b/>
+          <w:bCs/>
+        </w:rPr>
+        <w:t>User Experience</w:t>
+      </w:r>
+    </w:p>
+    <w:p>
+      <w:r>
+        <w:t>The interaction follows this sequence:</w:t>
+      </w:r>
+    </w:p>
+    <w:p>
+      <w:pPr>
+        <w:numPr>
+          <w:ilvl w:val="0"/>
+          <w:numId w:val="3"/>
+        </w:numPr>
+      </w:pPr>
+      <w:r>
+        <w:t>The user enters a mathematics question.</w:t>
+      </w:r>
+    </w:p>
+    <w:p>
+      <w:pPr>
+        <w:numPr>
+          <w:ilvl w:val="0"/>
+          <w:numId w:val="3"/>
+        </w:numPr>
+      </w:pPr>
+      <w:r>
+        <w:t>The AI immediately begins streaming an explanation.</w:t>
+      </w:r>
+    </w:p>
+    <w:p>
+      <w:pPr>
+        <w:numPr>
+          <w:ilvl w:val="0"/>
+          <w:numId w:val="3"/>
+        </w:numPr>
+      </w:pPr>
+      <w:r>
+        <w:t>The explanation grows continuously as the model generates tokens.</w:t>
+      </w:r>
+    </w:p>
+    <w:p>
+      <w:pPr>
+        <w:numPr>
+          <w:ilvl w:val="0"/>
+          <w:numId w:val="3"/>
+        </w:numPr>
+      </w:pPr>
+      <w:r>
+        <w:t>The backend collects the complete response in the background.</w:t>
+      </w:r>
+    </w:p>
+    <w:p>
+      <w:pPr>
+        <w:numPr>
+          <w:ilvl w:val="0"/>
+          <w:numId w:val="3"/>
+        </w:numPr>
+      </w:pPr>
+      <w:r>
+        <w:t>The response is converted into structured JSON.</w:t>
+      </w:r>
+    </w:p>
+    <w:p>
+      <w:pPr>
+        <w:numPr>
+          <w:ilvl w:val="0"/>
+          <w:numId w:val="3"/>
+        </w:numPr>
+      </w:pPr>
+      <w:r>
+        <w:t xml:space="preserve">The whiteboard animation begins using </w:t>
+      </w:r>
+      <w:proofErr w:type="gramStart"/>
+      <w:r>
+        <w:t>the structured</w:t>
+      </w:r>
+      <w:proofErr w:type="gramEnd"/>
+      <w:r>
+        <w:t xml:space="preserve"> mathematical steps.</w:t>
+      </w:r>
+    </w:p>
+    <w:p>
+      <w:pPr>
+        <w:numPr>
+          <w:ilvl w:val="0"/>
+          <w:numId w:val="3"/>
+        </w:numPr>
+      </w:pPr>
+      <w:r>
+        <w:t>The final answer is highlighted after all solution steps have been presented.</w:t>
+      </w:r>
+    </w:p>
+    <w:p>
+      <w:r>
+        <w:lastRenderedPageBreak/>
+        <w:t>This workflow keeps users engaged throughout the generation process and closely resembles the experience of interacting with a human tutor.</w:t>
+      </w:r>
+    </w:p>
+    <w:p>
+      <w:pPr>
+        <w:rPr>
+          <w:b/>
+          <w:bCs/>
+        </w:rPr>
+      </w:pPr>
+      <w:r>
+        <w:rPr>
+          <w:b/>
+          <w:bCs/>
+        </w:rPr>
+        <w:t>Advantages</w:t>
+      </w:r>
+    </w:p>
+    <w:p>
+      <w:pPr>
+        <w:numPr>
+          <w:ilvl w:val="0"/>
+          <w:numId w:val="4"/>
+        </w:numPr>
+      </w:pPr>
+      <w:r>
+        <w:t>Immediate feedback without long loading delays.</w:t>
+      </w:r>
+    </w:p>
+    <w:p>
+      <w:pPr>
+        <w:numPr>
+          <w:ilvl w:val="0"/>
+          <w:numId w:val="4"/>
+        </w:numPr>
+      </w:pPr>
+      <w:r>
+        <w:t>ChatGPT-like streaming experience.</w:t>
+      </w:r>
+    </w:p>
+    <w:p>
+      <w:pPr>
+        <w:numPr>
+          <w:ilvl w:val="0"/>
+          <w:numId w:val="4"/>
+        </w:numPr>
+      </w:pPr>
+      <w:r>
+        <w:t>Reliable JSON generation after the response completes.</w:t>
+      </w:r>
+    </w:p>
+    <w:p>
+      <w:pPr>
+        <w:numPr>
+          <w:ilvl w:val="0"/>
+          <w:numId w:val="4"/>
+        </w:numPr>
+      </w:pPr>
+      <w:r>
+        <w:t>Smooth whiteboard animations driven by structured mathematical data.</w:t>
+      </w:r>
+    </w:p>
+    <w:p>
+      <w:pPr>
+        <w:numPr>
+          <w:ilvl w:val="0"/>
+          <w:numId w:val="4"/>
+        </w:numPr>
+      </w:pPr>
+      <w:r>
+        <w:t>Easy integration with future features such as voice narration, avatars, collaborative whiteboards, and adaptive tutoring.</w:t>
+      </w:r>
+    </w:p>
+    <w:p>
+      <w:pPr>
+        <w:rPr>
+          <w:b/>
+          <w:bCs/>
+        </w:rPr>
+      </w:pPr>
+      <w:r>
+        <w:rPr>
+          <w:b/>
+          <w:bCs/>
+        </w:rPr>
+        <w:t>Future Improvements</w:t>
+      </w:r>
+    </w:p>
+    <w:p>
+      <w:r>
+        <w:t>Future versions of the AI Math Tutor will synchronize streamed explanations with whiteboard animations in real time, allowing each explanation paragraph to appear simultaneously with its corresponding mathematical expression. Additional enhancements may include voice synthesis, handwriting-style animations, collaborative learning sessions, and interactive step-by-step guidance.</w:t>
+      </w:r>
+    </w:p>
+    <w:p>
+      <w:r>
+        <w:br/>
+      </w:r>
+    </w:p>
+    <w:p>
+      <w:r>
+        <w:br/>
+      </w:r>
+      <w:r>
+        <w:br/>
+      </w:r>
+    </w:p>
     <w:sectPr>
       <w:pgSz w:w="12240" w:h="15840"/>
       <w:pgMar w:top="1440" w:right="1440" w:bottom="1440" w:left="1440" w:header="720" w:footer="720" w:gutter="0"/>
@@ -2083,8 +2607,428 @@
       </w:rPr>
     </w:lvl>
   </w:abstractNum>
+  <w:abstractNum w:abstractNumId="1" w15:restartNumberingAfterBreak="0">
+    <w:nsid w:val="30C52446"/>
+    <w:multiLevelType w:val="multilevel"/>
+    <w:tmpl w:val="ACC6DC24"/>
+    <w:lvl w:ilvl="0">
+      <w:start w:val="1"/>
+      <w:numFmt w:val="bullet"/>
+      <w:lvlText w:val=""/>
+      <w:lvlJc w:val="left"/>
+      <w:pPr>
+        <w:tabs>
+          <w:tab w:val="num" w:pos="720"/>
+        </w:tabs>
+        <w:ind w:left="720" w:hanging="360"/>
+      </w:pPr>
+      <w:rPr>
+        <w:rFonts w:ascii="Symbol" w:hAnsi="Symbol" w:hint="default"/>
+        <w:sz w:val="20"/>
+      </w:rPr>
+    </w:lvl>
+    <w:lvl w:ilvl="1" w:tentative="1">
+      <w:start w:val="1"/>
+      <w:numFmt w:val="bullet"/>
+      <w:lvlText w:val="o"/>
+      <w:lvlJc w:val="left"/>
+      <w:pPr>
+        <w:tabs>
+          <w:tab w:val="num" w:pos="1440"/>
+        </w:tabs>
+        <w:ind w:left="1440" w:hanging="360"/>
+      </w:pPr>
+      <w:rPr>
+        <w:rFonts w:ascii="Courier New" w:hAnsi="Courier New" w:hint="default"/>
+        <w:sz w:val="20"/>
+      </w:rPr>
+    </w:lvl>
+    <w:lvl w:ilvl="2" w:tentative="1">
+      <w:start w:val="1"/>
+      <w:numFmt w:val="bullet"/>
+      <w:lvlText w:val=""/>
+      <w:lvlJc w:val="left"/>
+      <w:pPr>
+        <w:tabs>
+          <w:tab w:val="num" w:pos="2160"/>
+        </w:tabs>
+        <w:ind w:left="2160" w:hanging="360"/>
+      </w:pPr>
+      <w:rPr>
+        <w:rFonts w:ascii="Wingdings" w:hAnsi="Wingdings" w:hint="default"/>
+        <w:sz w:val="20"/>
+      </w:rPr>
+    </w:lvl>
+    <w:lvl w:ilvl="3" w:tentative="1">
+      <w:start w:val="1"/>
+      <w:numFmt w:val="bullet"/>
+      <w:lvlText w:val=""/>
+      <w:lvlJc w:val="left"/>
+      <w:pPr>
+        <w:tabs>
+          <w:tab w:val="num" w:pos="2880"/>
+        </w:tabs>
+        <w:ind w:left="2880" w:hanging="360"/>
+      </w:pPr>
+      <w:rPr>
+        <w:rFonts w:ascii="Wingdings" w:hAnsi="Wingdings" w:hint="default"/>
+        <w:sz w:val="20"/>
+      </w:rPr>
+    </w:lvl>
+    <w:lvl w:ilvl="4" w:tentative="1">
+      <w:start w:val="1"/>
+      <w:numFmt w:val="bullet"/>
+      <w:lvlText w:val=""/>
+      <w:lvlJc w:val="left"/>
+      <w:pPr>
+        <w:tabs>
+          <w:tab w:val="num" w:pos="3600"/>
+        </w:tabs>
+        <w:ind w:left="3600" w:hanging="360"/>
+      </w:pPr>
+      <w:rPr>
+        <w:rFonts w:ascii="Wingdings" w:hAnsi="Wingdings" w:hint="default"/>
+        <w:sz w:val="20"/>
+      </w:rPr>
+    </w:lvl>
+    <w:lvl w:ilvl="5" w:tentative="1">
+      <w:start w:val="1"/>
+      <w:numFmt w:val="bullet"/>
+      <w:lvlText w:val=""/>
+      <w:lvlJc w:val="left"/>
+      <w:pPr>
+        <w:tabs>
+          <w:tab w:val="num" w:pos="4320"/>
+        </w:tabs>
+        <w:ind w:left="4320" w:hanging="360"/>
+      </w:pPr>
+      <w:rPr>
+        <w:rFonts w:ascii="Wingdings" w:hAnsi="Wingdings" w:hint="default"/>
+        <w:sz w:val="20"/>
+      </w:rPr>
+    </w:lvl>
+    <w:lvl w:ilvl="6" w:tentative="1">
+      <w:start w:val="1"/>
+      <w:numFmt w:val="bullet"/>
+      <w:lvlText w:val=""/>
+      <w:lvlJc w:val="left"/>
+      <w:pPr>
+        <w:tabs>
+          <w:tab w:val="num" w:pos="5040"/>
+        </w:tabs>
+        <w:ind w:left="5040" w:hanging="360"/>
+      </w:pPr>
+      <w:rPr>
+        <w:rFonts w:ascii="Wingdings" w:hAnsi="Wingdings" w:hint="default"/>
+        <w:sz w:val="20"/>
+      </w:rPr>
+    </w:lvl>
+    <w:lvl w:ilvl="7" w:tentative="1">
+      <w:start w:val="1"/>
+      <w:numFmt w:val="bullet"/>
+      <w:lvlText w:val=""/>
+      <w:lvlJc w:val="left"/>
+      <w:pPr>
+        <w:tabs>
+          <w:tab w:val="num" w:pos="5760"/>
+        </w:tabs>
+        <w:ind w:left="5760" w:hanging="360"/>
+      </w:pPr>
+      <w:rPr>
+        <w:rFonts w:ascii="Wingdings" w:hAnsi="Wingdings" w:hint="default"/>
+        <w:sz w:val="20"/>
+      </w:rPr>
+    </w:lvl>
+    <w:lvl w:ilvl="8" w:tentative="1">
+      <w:start w:val="1"/>
+      <w:numFmt w:val="bullet"/>
+      <w:lvlText w:val=""/>
+      <w:lvlJc w:val="left"/>
+      <w:pPr>
+        <w:tabs>
+          <w:tab w:val="num" w:pos="6480"/>
+        </w:tabs>
+        <w:ind w:left="6480" w:hanging="360"/>
+      </w:pPr>
+      <w:rPr>
+        <w:rFonts w:ascii="Wingdings" w:hAnsi="Wingdings" w:hint="default"/>
+        <w:sz w:val="20"/>
+      </w:rPr>
+    </w:lvl>
+  </w:abstractNum>
+  <w:abstractNum w:abstractNumId="2" w15:restartNumberingAfterBreak="0">
+    <w:nsid w:val="4F244FC2"/>
+    <w:multiLevelType w:val="multilevel"/>
+    <w:tmpl w:val="11AA0B42"/>
+    <w:lvl w:ilvl="0">
+      <w:start w:val="1"/>
+      <w:numFmt w:val="decimal"/>
+      <w:lvlText w:val="%1."/>
+      <w:lvlJc w:val="left"/>
+      <w:pPr>
+        <w:tabs>
+          <w:tab w:val="num" w:pos="720"/>
+        </w:tabs>
+        <w:ind w:left="720" w:hanging="360"/>
+      </w:pPr>
+    </w:lvl>
+    <w:lvl w:ilvl="1" w:tentative="1">
+      <w:start w:val="1"/>
+      <w:numFmt w:val="decimal"/>
+      <w:lvlText w:val="%2."/>
+      <w:lvlJc w:val="left"/>
+      <w:pPr>
+        <w:tabs>
+          <w:tab w:val="num" w:pos="1440"/>
+        </w:tabs>
+        <w:ind w:left="1440" w:hanging="360"/>
+      </w:pPr>
+    </w:lvl>
+    <w:lvl w:ilvl="2" w:tentative="1">
+      <w:start w:val="1"/>
+      <w:numFmt w:val="decimal"/>
+      <w:lvlText w:val="%3."/>
+      <w:lvlJc w:val="left"/>
+      <w:pPr>
+        <w:tabs>
+          <w:tab w:val="num" w:pos="2160"/>
+        </w:tabs>
+        <w:ind w:left="2160" w:hanging="360"/>
+      </w:pPr>
+    </w:lvl>
+    <w:lvl w:ilvl="3" w:tentative="1">
+      <w:start w:val="1"/>
+      <w:numFmt w:val="decimal"/>
+      <w:lvlText w:val="%4."/>
+      <w:lvlJc w:val="left"/>
+      <w:pPr>
+        <w:tabs>
+          <w:tab w:val="num" w:pos="2880"/>
+        </w:tabs>
+        <w:ind w:left="2880" w:hanging="360"/>
+      </w:pPr>
+    </w:lvl>
+    <w:lvl w:ilvl="4" w:tentative="1">
+      <w:start w:val="1"/>
+      <w:numFmt w:val="decimal"/>
+      <w:lvlText w:val="%5."/>
+      <w:lvlJc w:val="left"/>
+      <w:pPr>
+        <w:tabs>
+          <w:tab w:val="num" w:pos="3600"/>
+        </w:tabs>
+        <w:ind w:left="3600" w:hanging="360"/>
+      </w:pPr>
+    </w:lvl>
+    <w:lvl w:ilvl="5" w:tentative="1">
+      <w:start w:val="1"/>
+      <w:numFmt w:val="decimal"/>
+      <w:lvlText w:val="%6."/>
+      <w:lvlJc w:val="left"/>
+      <w:pPr>
+        <w:tabs>
+          <w:tab w:val="num" w:pos="4320"/>
+        </w:tabs>
+        <w:ind w:left="4320" w:hanging="360"/>
+      </w:pPr>
+    </w:lvl>
+    <w:lvl w:ilvl="6" w:tentative="1">
+      <w:start w:val="1"/>
+      <w:numFmt w:val="decimal"/>
+      <w:lvlText w:val="%7."/>
+      <w:lvlJc w:val="left"/>
+      <w:pPr>
+        <w:tabs>
+          <w:tab w:val="num" w:pos="5040"/>
+        </w:tabs>
+        <w:ind w:left="5040" w:hanging="360"/>
+      </w:pPr>
+    </w:lvl>
+    <w:lvl w:ilvl="7" w:tentative="1">
+      <w:start w:val="1"/>
+      <w:numFmt w:val="decimal"/>
+      <w:lvlText w:val="%8."/>
+      <w:lvlJc w:val="left"/>
+      <w:pPr>
+        <w:tabs>
+          <w:tab w:val="num" w:pos="5760"/>
+        </w:tabs>
+        <w:ind w:left="5760" w:hanging="360"/>
+      </w:pPr>
+    </w:lvl>
+    <w:lvl w:ilvl="8" w:tentative="1">
+      <w:start w:val="1"/>
+      <w:numFmt w:val="decimal"/>
+      <w:lvlText w:val="%9."/>
+      <w:lvlJc w:val="left"/>
+      <w:pPr>
+        <w:tabs>
+          <w:tab w:val="num" w:pos="6480"/>
+        </w:tabs>
+        <w:ind w:left="6480" w:hanging="360"/>
+      </w:pPr>
+    </w:lvl>
+  </w:abstractNum>
+  <w:abstractNum w:abstractNumId="3" w15:restartNumberingAfterBreak="0">
+    <w:nsid w:val="67556AC3"/>
+    <w:multiLevelType w:val="multilevel"/>
+    <w:tmpl w:val="2EF84158"/>
+    <w:lvl w:ilvl="0">
+      <w:start w:val="1"/>
+      <w:numFmt w:val="bullet"/>
+      <w:lvlText w:val=""/>
+      <w:lvlJc w:val="left"/>
+      <w:pPr>
+        <w:tabs>
+          <w:tab w:val="num" w:pos="720"/>
+        </w:tabs>
+        <w:ind w:left="720" w:hanging="360"/>
+      </w:pPr>
+      <w:rPr>
+        <w:rFonts w:ascii="Symbol" w:hAnsi="Symbol" w:hint="default"/>
+        <w:sz w:val="20"/>
+      </w:rPr>
+    </w:lvl>
+    <w:lvl w:ilvl="1" w:tentative="1">
+      <w:start w:val="1"/>
+      <w:numFmt w:val="bullet"/>
+      <w:lvlText w:val="o"/>
+      <w:lvlJc w:val="left"/>
+      <w:pPr>
+        <w:tabs>
+          <w:tab w:val="num" w:pos="1440"/>
+        </w:tabs>
+        <w:ind w:left="1440" w:hanging="360"/>
+      </w:pPr>
+      <w:rPr>
+        <w:rFonts w:ascii="Courier New" w:hAnsi="Courier New" w:hint="default"/>
+        <w:sz w:val="20"/>
+      </w:rPr>
+    </w:lvl>
+    <w:lvl w:ilvl="2" w:tentative="1">
+      <w:start w:val="1"/>
+      <w:numFmt w:val="bullet"/>
+      <w:lvlText w:val=""/>
+      <w:lvlJc w:val="left"/>
+      <w:pPr>
+        <w:tabs>
+          <w:tab w:val="num" w:pos="2160"/>
+        </w:tabs>
+        <w:ind w:left="2160" w:hanging="360"/>
+      </w:pPr>
+      <w:rPr>
+        <w:rFonts w:ascii="Wingdings" w:hAnsi="Wingdings" w:hint="default"/>
+        <w:sz w:val="20"/>
+      </w:rPr>
+    </w:lvl>
+    <w:lvl w:ilvl="3" w:tentative="1">
+      <w:start w:val="1"/>
+      <w:numFmt w:val="bullet"/>
+      <w:lvlText w:val=""/>
+      <w:lvlJc w:val="left"/>
+      <w:pPr>
+        <w:tabs>
+          <w:tab w:val="num" w:pos="2880"/>
+        </w:tabs>
+        <w:ind w:left="2880" w:hanging="360"/>
+      </w:pPr>
+      <w:rPr>
+        <w:rFonts w:ascii="Wingdings" w:hAnsi="Wingdings" w:hint="default"/>
+        <w:sz w:val="20"/>
+      </w:rPr>
+    </w:lvl>
+    <w:lvl w:ilvl="4" w:tentative="1">
+      <w:start w:val="1"/>
+      <w:numFmt w:val="bullet"/>
+      <w:lvlText w:val=""/>
+      <w:lvlJc w:val="left"/>
+      <w:pPr>
+        <w:tabs>
+          <w:tab w:val="num" w:pos="3600"/>
+        </w:tabs>
+        <w:ind w:left="3600" w:hanging="360"/>
+      </w:pPr>
+      <w:rPr>
+        <w:rFonts w:ascii="Wingdings" w:hAnsi="Wingdings" w:hint="default"/>
+        <w:sz w:val="20"/>
+      </w:rPr>
+    </w:lvl>
+    <w:lvl w:ilvl="5" w:tentative="1">
+      <w:start w:val="1"/>
+      <w:numFmt w:val="bullet"/>
+      <w:lvlText w:val=""/>
+      <w:lvlJc w:val="left"/>
+      <w:pPr>
+        <w:tabs>
+          <w:tab w:val="num" w:pos="4320"/>
+        </w:tabs>
+        <w:ind w:left="4320" w:hanging="360"/>
+      </w:pPr>
+      <w:rPr>
+        <w:rFonts w:ascii="Wingdings" w:hAnsi="Wingdings" w:hint="default"/>
+        <w:sz w:val="20"/>
+      </w:rPr>
+    </w:lvl>
+    <w:lvl w:ilvl="6" w:tentative="1">
+      <w:start w:val="1"/>
+      <w:numFmt w:val="bullet"/>
+      <w:lvlText w:val=""/>
+      <w:lvlJc w:val="left"/>
+      <w:pPr>
+        <w:tabs>
+          <w:tab w:val="num" w:pos="5040"/>
+        </w:tabs>
+        <w:ind w:left="5040" w:hanging="360"/>
+      </w:pPr>
+      <w:rPr>
+        <w:rFonts w:ascii="Wingdings" w:hAnsi="Wingdings" w:hint="default"/>
+        <w:sz w:val="20"/>
+      </w:rPr>
+    </w:lvl>
+    <w:lvl w:ilvl="7" w:tentative="1">
+      <w:start w:val="1"/>
+      <w:numFmt w:val="bullet"/>
+      <w:lvlText w:val=""/>
+      <w:lvlJc w:val="left"/>
+      <w:pPr>
+        <w:tabs>
+          <w:tab w:val="num" w:pos="5760"/>
+        </w:tabs>
+        <w:ind w:left="5760" w:hanging="360"/>
+      </w:pPr>
+      <w:rPr>
+        <w:rFonts w:ascii="Wingdings" w:hAnsi="Wingdings" w:hint="default"/>
+        <w:sz w:val="20"/>
+      </w:rPr>
+    </w:lvl>
+    <w:lvl w:ilvl="8" w:tentative="1">
+      <w:start w:val="1"/>
+      <w:numFmt w:val="bullet"/>
+      <w:lvlText w:val=""/>
+      <w:lvlJc w:val="left"/>
+      <w:pPr>
+        <w:tabs>
+          <w:tab w:val="num" w:pos="6480"/>
+        </w:tabs>
+        <w:ind w:left="6480" w:hanging="360"/>
+      </w:pPr>
+      <w:rPr>
+        <w:rFonts w:ascii="Wingdings" w:hAnsi="Wingdings" w:hint="default"/>
+        <w:sz w:val="20"/>
+      </w:rPr>
+    </w:lvl>
+  </w:abstractNum>
   <w:num w:numId="1" w16cid:durableId="1663653636">
     <w:abstractNumId w:val="0"/>
+  </w:num>
+  <w:num w:numId="2" w16cid:durableId="2130202671">
+    <w:abstractNumId w:val="1"/>
+  </w:num>
+  <w:num w:numId="3" w16cid:durableId="531766165">
+    <w:abstractNumId w:val="2"/>
+  </w:num>
+  <w:num w:numId="4" w16cid:durableId="494960616">
+    <w:abstractNumId w:val="3"/>
   </w:num>
 </w:numbering>
 </file>
@@ -2692,7 +3636,6 @@
   <w:style w:type="character" w:default="1" w:styleId="DefaultParagraphFont">
     <w:name w:val="Default Paragraph Font"/>
     <w:uiPriority w:val="1"/>
-    <w:semiHidden/>
     <w:unhideWhenUsed/>
   </w:style>
   <w:style w:type="table" w:default="1" w:styleId="TableNormal">

--- a/AI_Math_tutor_Development.docx
+++ b/AI_Math_tutor_Development.docx
@@ -1,6 +1,6 @@
 
 <file path=word/document.xml><?xml version="1.0" encoding="utf-8"?>
-<w:document xmlns:wpc="http://schemas.microsoft.com/office/word/2010/wordprocessingCanvas" xmlns:cx="http://schemas.microsoft.com/office/drawing/2014/chartex" xmlns:cx1="http://schemas.microsoft.com/office/drawing/2015/9/8/chartex" xmlns:cx2="http://schemas.microsoft.com/office/drawing/2015/10/21/chartex" xmlns:cx3="http://schemas.microsoft.com/office/drawing/2016/5/9/chartex" xmlns:cx4="http://schemas.microsoft.com/office/drawing/2016/5/10/chartex" xmlns:cx5="http://schemas.microsoft.com/office/drawing/2016/5/11/chartex" xmlns:cx6="http://schemas.microsoft.com/office/drawing/2016/5/12/chartex" xmlns:cx7="http://schemas.microsoft.com/office/drawing/2016/5/13/chartex" xmlns:cx8="http://schemas.microsoft.com/office/drawing/2016/5/14/chartex" xmlns:mc="http://schemas.openxmlformats.org/markup-compatibility/2006" xmlns:aink="http://schemas.microsoft.com/office/drawing/2016/ink" xmlns:am3d="http://schemas.microsoft.com/office/drawing/2017/model3d" xmlns:o="urn:schemas-microsoft-com:office:office" xmlns:oel="http://schemas.microsoft.com/office/2019/extlst" xmlns:r="http://schemas.openxmlformats.org/officeDocument/2006/relationships" xmlns:m="http://schemas.openxmlformats.org/officeDocument/2006/math" xmlns:v="urn:schemas-microsoft-com:vml" xmlns:wp14="http://schemas.microsoft.com/office/word/2010/wordprocessingDrawing" xmlns:wp="http://schemas.openxmlformats.org/drawingml/2006/wordprocessingDrawing" xmlns:w10="urn:schemas-microsoft-com:office:word" xmlns:w="http://schemas.openxmlformats.org/wordprocessingml/2006/main" xmlns:w14="http://schemas.microsoft.com/office/word/2010/wordml" xmlns:w15="http://schemas.microsoft.com/office/word/2012/wordml" xmlns:w16cex="http://schemas.microsoft.com/office/word/2018/wordml/cex" xmlns:w16cid="http://schemas.microsoft.com/office/word/2016/wordml/cid" xmlns:w16="http://schemas.microsoft.com/office/word/2018/wordml" xmlns:w16du="http://schemas.microsoft.com/office/word/2023/wordml/word16du" xmlns:w16sdtdh="http://schemas.microsoft.com/office/word/2020/wordml/sdtdatahash" xmlns:w16sdtfl="http://schemas.microsoft.com/office/word/2024/wordml/sdtformatlock" xmlns:w16se="http://schemas.microsoft.com/office/word/2015/wordml/symex" xmlns:wpg="http://schemas.microsoft.com/office/word/2010/wordprocessingGroup" xmlns:wpi="http://schemas.microsoft.com/office/word/2010/wordprocessingInk" xmlns:wne="http://schemas.microsoft.com/office/word/2006/wordml" xmlns:wps="http://schemas.microsoft.com/office/word/2010/wordprocessingShape" mc:Ignorable="w14 w15 w16se w16cid w16 w16cex w16sdtdh w16sdtfl w16du wp14">
+<w:document xmlns:wpc="http://schemas.microsoft.com/office/word/2010/wordprocessingCanvas" xmlns:cx="http://schemas.microsoft.com/office/drawing/2014/chartex" xmlns:cx1="http://schemas.microsoft.com/office/drawing/2015/9/8/chartex" xmlns:cx2="http://schemas.microsoft.com/office/drawing/2015/10/21/chartex" xmlns:cx3="http://schemas.microsoft.com/office/drawing/2016/5/9/chartex" xmlns:cx4="http://schemas.microsoft.com/office/drawing/2016/5/10/chartex" xmlns:cx5="http://schemas.microsoft.com/office/drawing/2016/5/11/chartex" xmlns:cx6="http://schemas.microsoft.com/office/drawing/2016/5/12/chartex" xmlns:cx7="http://schemas.microsoft.com/office/drawing/2016/5/13/chartex" xmlns:cx8="http://schemas.microsoft.com/office/drawing/2016/5/14/chartex" xmlns:mc="http://schemas.openxmlformats.org/markup-compatibility/2006" xmlns:aink="http://schemas.microsoft.com/office/drawing/2016/ink" xmlns:am3d="http://schemas.microsoft.com/office/drawing/2017/model3d" xmlns:o="urn:schemas-microsoft-com:office:office" xmlns:oel="http://schemas.microsoft.com/office/2019/extlst" xmlns:r="http://schemas.openxmlformats.org/officeDocument/2006/relationships" xmlns:m="http://schemas.openxmlformats.org/officeDocument/2006/math" xmlns:v="urn:schemas-microsoft-com:vml" xmlns:wp14="http://schemas.microsoft.com/office/word/2010/wordprocessingDrawing" xmlns:wp="http://schemas.openxmlformats.org/drawingml/2006/wordprocessingDrawing" xmlns:w10="urn:schemas-microsoft-com:office:word" xmlns:w="http://schemas.openxmlformats.org/wordprocessingml/2006/main" xmlns:w14="http://schemas.microsoft.com/office/word/2010/wordml" xmlns:w15="http://schemas.microsoft.com/office/word/2012/wordml" xmlns:w16cei="http://schemas.microsoft.com/office/word/2026/wordml/cei" xmlns:w16cex="http://schemas.microsoft.com/office/word/2018/wordml/cex" xmlns:w16cid="http://schemas.microsoft.com/office/word/2016/wordml/cid" xmlns:w16="http://schemas.microsoft.com/office/word/2018/wordml" xmlns:w16du="http://schemas.microsoft.com/office/word/2023/wordml/word16du" xmlns:w16sdtdh="http://schemas.microsoft.com/office/word/2020/wordml/sdtdatahash" xmlns:w16sdtfl="http://schemas.microsoft.com/office/word/2024/wordml/sdtformatlock" xmlns:w16se="http://schemas.microsoft.com/office/word/2015/wordml/symex" xmlns:wpg="http://schemas.microsoft.com/office/word/2010/wordprocessingGroup" xmlns:wpi="http://schemas.microsoft.com/office/word/2010/wordprocessingInk" xmlns:wne="http://schemas.microsoft.com/office/word/2006/wordml" xmlns:wps="http://schemas.microsoft.com/office/word/2010/wordprocessingShape" mc:Ignorable="w14 w15 w16se w16cid w16 w16cex w16sdtdh w16sdtfl w16du wp14">
   <w:body>
     <w:p>
       <w:r>
@@ -2433,12 +2433,247 @@
         <w:t>Future versions of the AI Math Tutor will synchronize streamed explanations with whiteboard animations in real time, allowing each explanation paragraph to appear simultaneously with its corresponding mathematical expression. Additional enhancements may include voice synthesis, handwriting-style animations, collaborative learning sessions, and interactive step-by-step guidance.</w:t>
       </w:r>
     </w:p>
-    <w:p>
-      <w:r>
+    <w:p/>
+    <w:p>
+      <w:r>
+        <w:t>July 14</w:t>
+      </w:r>
+    </w:p>
+    <w:p>
+      <w:pPr>
+        <w:rPr>
+          <w:b/>
+          <w:bCs/>
+        </w:rPr>
+      </w:pPr>
+      <w:r>
+        <w:rPr>
+          <w:b/>
+          <w:bCs/>
+        </w:rPr>
+        <w:t xml:space="preserve">Memory </w:t>
+      </w:r>
+      <w:r>
+        <w:rPr>
+          <w:b/>
+          <w:bCs/>
+        </w:rPr>
+        <w:t>Management</w:t>
+      </w:r>
+      <w:r>
+        <w:rPr>
+          <w:b/>
+          <w:bCs/>
+        </w:rPr>
         <w:br/>
       </w:r>
     </w:p>
     <w:p>
+      <w:r>
+        <w:t xml:space="preserve">I planned to do the memory management system like </w:t>
+      </w:r>
+      <w:proofErr w:type="spellStart"/>
+      <w:r>
+        <w:t>chatgpt</w:t>
+      </w:r>
+      <w:proofErr w:type="spellEnd"/>
+      <w:r>
+        <w:t xml:space="preserve">.  But I don’t want to fully </w:t>
+      </w:r>
+      <w:proofErr w:type="spellStart"/>
+      <w:r>
+        <w:t>chatgpt</w:t>
+      </w:r>
+      <w:proofErr w:type="spellEnd"/>
+      <w:r>
+        <w:t xml:space="preserve"> memory management system like long term memory in this meantime. Because I am in MVP phase. This is long enough time consuming and complexity as well.  </w:t>
+      </w:r>
+    </w:p>
+    <w:p>
+      <w:r>
+        <w:t>User Question</w:t>
+      </w:r>
+    </w:p>
+    <w:p>
+      <w:r>
+        <w:t xml:space="preserve">      ↓</w:t>
+      </w:r>
+    </w:p>
+    <w:p>
+      <w:r>
+        <w:t>Normalizer</w:t>
+      </w:r>
+    </w:p>
+    <w:p>
+      <w:r>
+        <w:t xml:space="preserve">      ↓</w:t>
+      </w:r>
+    </w:p>
+    <w:p>
+      <w:r>
+        <w:t>Problem Classifier</w:t>
+      </w:r>
+    </w:p>
+    <w:p>
+      <w:r>
+        <w:t xml:space="preserve">      ↓</w:t>
+      </w:r>
+    </w:p>
+    <w:p>
+      <w:proofErr w:type="spellStart"/>
+      <w:r>
+        <w:t>SymPy</w:t>
+      </w:r>
+      <w:proofErr w:type="spellEnd"/>
+      <w:r>
+        <w:t xml:space="preserve"> Truth</w:t>
+      </w:r>
+    </w:p>
+    <w:p>
+      <w:r>
+        <w:rPr>
+          <w:noProof/>
+        </w:rPr>
+        <w:lastRenderedPageBreak/>
+        <mc:AlternateContent>
+          <mc:Choice Requires="wps">
+            <w:drawing>
+              <wp:anchor distT="0" distB="0" distL="114300" distR="114300" simplePos="0" relativeHeight="251666432" behindDoc="1" locked="0" layoutInCell="1" allowOverlap="1" wp14:anchorId="397EC197" wp14:editId="04A68100">
+                <wp:simplePos x="0" y="0"/>
+                <wp:positionH relativeFrom="column">
+                  <wp:posOffset>-107950</wp:posOffset>
+                </wp:positionH>
+                <wp:positionV relativeFrom="paragraph">
+                  <wp:posOffset>203200</wp:posOffset>
+                </wp:positionV>
+                <wp:extent cx="1428750" cy="438150"/>
+                <wp:effectExtent l="0" t="0" r="19050" b="19050"/>
+                <wp:wrapNone/>
+                <wp:docPr id="10688271" name="Rectangle 7"/>
+                <wp:cNvGraphicFramePr/>
+                <a:graphic xmlns:a="http://schemas.openxmlformats.org/drawingml/2006/main">
+                  <a:graphicData uri="http://schemas.microsoft.com/office/word/2010/wordprocessingShape">
+                    <wps:wsp>
+                      <wps:cNvSpPr/>
+                      <wps:spPr>
+                        <a:xfrm>
+                          <a:off x="0" y="0"/>
+                          <a:ext cx="1428750" cy="438150"/>
+                        </a:xfrm>
+                        <a:prstGeom prst="rect">
+                          <a:avLst/>
+                        </a:prstGeom>
+                      </wps:spPr>
+                      <wps:style>
+                        <a:lnRef idx="2">
+                          <a:schemeClr val="accent1">
+                            <a:shade val="15000"/>
+                          </a:schemeClr>
+                        </a:lnRef>
+                        <a:fillRef idx="1">
+                          <a:schemeClr val="accent1"/>
+                        </a:fillRef>
+                        <a:effectRef idx="0">
+                          <a:schemeClr val="accent1"/>
+                        </a:effectRef>
+                        <a:fontRef idx="minor">
+                          <a:schemeClr val="lt1"/>
+                        </a:fontRef>
+                      </wps:style>
+                      <wps:bodyPr rot="0" spcFirstLastPara="0" vertOverflow="overflow" horzOverflow="overflow" vert="horz" wrap="square" lIns="91440" tIns="45720" rIns="91440" bIns="45720" numCol="1" spcCol="0" rtlCol="0" fromWordArt="0" anchor="t" anchorCtr="0" forceAA="0" compatLnSpc="1">
+                        <a:prstTxWarp prst="textNoShape">
+                          <a:avLst/>
+                        </a:prstTxWarp>
+                        <a:noAutofit/>
+                      </wps:bodyPr>
+                    </wps:wsp>
+                  </a:graphicData>
+                </a:graphic>
+              </wp:anchor>
+            </w:drawing>
+          </mc:Choice>
+          <mc:Fallback>
+            <w:pict>
+              <v:rect w14:anchorId="0E871F01" id="Rectangle 7" o:spid="_x0000_s1026" style="position:absolute;margin-left:-8.5pt;margin-top:16pt;width:112.5pt;height:34.5pt;z-index:-251650048;visibility:visible;mso-wrap-style:square;mso-wrap-distance-left:9pt;mso-wrap-distance-top:0;mso-wrap-distance-right:9pt;mso-wrap-distance-bottom:0;mso-position-horizontal:absolute;mso-position-horizontal-relative:text;mso-position-vertical:absolute;mso-position-vertical-relative:text;v-text-anchor:top" o:gfxdata="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" fillcolor="#156082 [3204]" strokecolor="#030e13 [484]" strokeweight="1.5pt"/>
+            </w:pict>
+          </mc:Fallback>
+        </mc:AlternateContent>
+      </w:r>
+      <w:r>
+        <w:t xml:space="preserve">      ↓</w:t>
+      </w:r>
+    </w:p>
+    <w:p>
+      <w:pPr>
+        <w:rPr>
+          <w:b/>
+          <w:bCs/>
+        </w:rPr>
+      </w:pPr>
+      <w:r>
+        <w:rPr>
+          <w:b/>
+          <w:bCs/>
+        </w:rPr>
+        <w:t>Memory Manager</w:t>
+      </w:r>
+    </w:p>
+    <w:p>
+      <w:r>
+        <w:t xml:space="preserve">      ↓</w:t>
+      </w:r>
+    </w:p>
+    <w:p>
+      <w:r>
+        <w:t>Prompt Router</w:t>
+      </w:r>
+    </w:p>
+    <w:p>
+      <w:r>
+        <w:t xml:space="preserve">      ↓</w:t>
+      </w:r>
+    </w:p>
+    <w:p>
+      <w:r>
+        <w:t>LLM</w:t>
+      </w:r>
+    </w:p>
+    <w:p>
+      <w:r>
+        <w:t xml:space="preserve">      ↓</w:t>
+      </w:r>
+    </w:p>
+    <w:p>
+      <w:r>
+        <w:t>JSON Parser</w:t>
+      </w:r>
+    </w:p>
+    <w:p>
+      <w:r>
+        <w:t xml:space="preserve">      ↓</w:t>
+      </w:r>
+    </w:p>
+    <w:p>
+      <w:r>
+        <w:t>Validator</w:t>
+      </w:r>
+    </w:p>
+    <w:p>
+      <w:r>
+        <w:t xml:space="preserve">      ↓</w:t>
+      </w:r>
+    </w:p>
+    <w:p>
+      <w:r>
+        <w:t>Frontend</w:t>
+      </w:r>
+    </w:p>
+    <w:p/>
+    <w:p/>
+    <w:p>
+      <w:r>
+        <w:t xml:space="preserve">Now I am going to do single session for trial </w:t>
+      </w:r>
       <w:r>
         <w:br/>
       </w:r>
@@ -2457,7 +2692,7 @@
 </file>
 
 <file path=word/numbering.xml><?xml version="1.0" encoding="utf-8"?>
-<w:numbering xmlns:wpc="http://schemas.microsoft.com/office/word/2010/wordprocessingCanvas" xmlns:cx="http://schemas.microsoft.com/office/drawing/2014/chartex" xmlns:cx1="http://schemas.microsoft.com/office/drawing/2015/9/8/chartex" xmlns:cx2="http://schemas.microsoft.com/office/drawing/2015/10/21/chartex" xmlns:cx3="http://schemas.microsoft.com/office/drawing/2016/5/9/chartex" xmlns:cx4="http://schemas.microsoft.com/office/drawing/2016/5/10/chartex" xmlns:cx5="http://schemas.microsoft.com/office/drawing/2016/5/11/chartex" xmlns:cx6="http://schemas.microsoft.com/office/drawing/2016/5/12/chartex" xmlns:cx7="http://schemas.microsoft.com/office/drawing/2016/5/13/chartex" xmlns:cx8="http://schemas.microsoft.com/office/drawing/2016/5/14/chartex" xmlns:mc="http://schemas.openxmlformats.org/markup-compatibility/2006" xmlns:aink="http://schemas.microsoft.com/office/drawing/2016/ink" xmlns:am3d="http://schemas.microsoft.com/office/drawing/2017/model3d" xmlns:o="urn:schemas-microsoft-com:office:office" xmlns:oel="http://schemas.microsoft.com/office/2019/extlst" xmlns:r="http://schemas.openxmlformats.org/officeDocument/2006/relationships" xmlns:m="http://schemas.openxmlformats.org/officeDocument/2006/math" xmlns:v="urn:schemas-microsoft-com:vml" xmlns:wp14="http://schemas.microsoft.com/office/word/2010/wordprocessingDrawing" xmlns:wp="http://schemas.openxmlformats.org/drawingml/2006/wordprocessingDrawing" xmlns:w10="urn:schemas-microsoft-com:office:word" xmlns:w="http://schemas.openxmlformats.org/wordprocessingml/2006/main" xmlns:w14="http://schemas.microsoft.com/office/word/2010/wordml" xmlns:w15="http://schemas.microsoft.com/office/word/2012/wordml" xmlns:w16cex="http://schemas.microsoft.com/office/word/2018/wordml/cex" xmlns:w16cid="http://schemas.microsoft.com/office/word/2016/wordml/cid" xmlns:w16="http://schemas.microsoft.com/office/word/2018/wordml" xmlns:w16du="http://schemas.microsoft.com/office/word/2023/wordml/word16du" xmlns:w16sdtdh="http://schemas.microsoft.com/office/word/2020/wordml/sdtdatahash" xmlns:w16sdtfl="http://schemas.microsoft.com/office/word/2024/wordml/sdtformatlock" xmlns:w16se="http://schemas.microsoft.com/office/word/2015/wordml/symex" xmlns:wpg="http://schemas.microsoft.com/office/word/2010/wordprocessingGroup" xmlns:wpi="http://schemas.microsoft.com/office/word/2010/wordprocessingInk" xmlns:wne="http://schemas.microsoft.com/office/word/2006/wordml" xmlns:wps="http://schemas.microsoft.com/office/word/2010/wordprocessingShape" mc:Ignorable="w14 w15 w16se w16cid w16 w16cex w16sdtdh w16sdtfl w16du wp14">
+<w:numbering xmlns:wpc="http://schemas.microsoft.com/office/word/2010/wordprocessingCanvas" xmlns:cx="http://schemas.microsoft.com/office/drawing/2014/chartex" xmlns:cx1="http://schemas.microsoft.com/office/drawing/2015/9/8/chartex" xmlns:cx2="http://schemas.microsoft.com/office/drawing/2015/10/21/chartex" xmlns:cx3="http://schemas.microsoft.com/office/drawing/2016/5/9/chartex" xmlns:cx4="http://schemas.microsoft.com/office/drawing/2016/5/10/chartex" xmlns:cx5="http://schemas.microsoft.com/office/drawing/2016/5/11/chartex" xmlns:cx6="http://schemas.microsoft.com/office/drawing/2016/5/12/chartex" xmlns:cx7="http://schemas.microsoft.com/office/drawing/2016/5/13/chartex" xmlns:cx8="http://schemas.microsoft.com/office/drawing/2016/5/14/chartex" xmlns:mc="http://schemas.openxmlformats.org/markup-compatibility/2006" xmlns:aink="http://schemas.microsoft.com/office/drawing/2016/ink" xmlns:am3d="http://schemas.microsoft.com/office/drawing/2017/model3d" xmlns:o="urn:schemas-microsoft-com:office:office" xmlns:oel="http://schemas.microsoft.com/office/2019/extlst" xmlns:r="http://schemas.openxmlformats.org/officeDocument/2006/relationships" xmlns:m="http://schemas.openxmlformats.org/officeDocument/2006/math" xmlns:v="urn:schemas-microsoft-com:vml" xmlns:wp14="http://schemas.microsoft.com/office/word/2010/wordprocessingDrawing" xmlns:wp="http://schemas.openxmlformats.org/drawingml/2006/wordprocessingDrawing" xmlns:w10="urn:schemas-microsoft-com:office:word" xmlns:w="http://schemas.openxmlformats.org/wordprocessingml/2006/main" xmlns:w14="http://schemas.microsoft.com/office/word/2010/wordml" xmlns:w15="http://schemas.microsoft.com/office/word/2012/wordml" xmlns:w16cei="http://schemas.microsoft.com/office/word/2026/wordml/cei" xmlns:w16cex="http://schemas.microsoft.com/office/word/2018/wordml/cex" xmlns:w16cid="http://schemas.microsoft.com/office/word/2016/wordml/cid" xmlns:w16="http://schemas.microsoft.com/office/word/2018/wordml" xmlns:w16du="http://schemas.microsoft.com/office/word/2023/wordml/word16du" xmlns:w16sdtdh="http://schemas.microsoft.com/office/word/2020/wordml/sdtdatahash" xmlns:w16sdtfl="http://schemas.microsoft.com/office/word/2024/wordml/sdtformatlock" xmlns:w16se="http://schemas.microsoft.com/office/word/2015/wordml/symex" xmlns:wpg="http://schemas.microsoft.com/office/word/2010/wordprocessingGroup" xmlns:wpi="http://schemas.microsoft.com/office/word/2010/wordprocessingInk" xmlns:wne="http://schemas.microsoft.com/office/word/2006/wordml" xmlns:wps="http://schemas.microsoft.com/office/word/2010/wordprocessingShape" mc:Ignorable="w14 w15 w16se w16cid w16 w16cex w16sdtdh w16sdtfl w16du wp14">
   <w:abstractNum w:abstractNumId="0" w15:restartNumberingAfterBreak="0">
     <w:nsid w:val="06E07A33"/>
     <w:multiLevelType w:val="multilevel"/>

--- a/AI_Math_tutor_Development.docx
+++ b/AI_Math_tutor_Development.docx
@@ -1115,7 +1115,7 @@
                     <pic:cNvPicPr/>
                   </pic:nvPicPr>
                   <pic:blipFill>
-                    <a:blip r:embed="rId5"/>
+                    <a:blip r:embed="rId7"/>
                     <a:stretch>
                       <a:fillRect/>
                     </a:stretch>
@@ -1323,7 +1323,7 @@
                     <pic:cNvPicPr/>
                   </pic:nvPicPr>
                   <pic:blipFill>
-                    <a:blip r:embed="rId6"/>
+                    <a:blip r:embed="rId8"/>
                     <a:stretch>
                       <a:fillRect/>
                     </a:stretch>
@@ -1610,7 +1610,7 @@
                     <pic:cNvPicPr/>
                   </pic:nvPicPr>
                   <pic:blipFill>
-                    <a:blip r:embed="rId7"/>
+                    <a:blip r:embed="rId9"/>
                     <a:stretch>
                       <a:fillRect/>
                     </a:stretch>
@@ -1658,7 +1658,7 @@
                     <pic:cNvPicPr/>
                   </pic:nvPicPr>
                   <pic:blipFill>
-                    <a:blip r:embed="rId8"/>
+                    <a:blip r:embed="rId10"/>
                     <a:stretch>
                       <a:fillRect/>
                     </a:stretch>
@@ -1794,7 +1794,7 @@
                     <pic:cNvPicPr/>
                   </pic:nvPicPr>
                   <pic:blipFill>
-                    <a:blip r:embed="rId9"/>
+                    <a:blip r:embed="rId11"/>
                     <a:stretch>
                       <a:fillRect/>
                     </a:stretch>
@@ -1904,7 +1904,7 @@
                     <pic:cNvPicPr/>
                   </pic:nvPicPr>
                   <pic:blipFill>
-                    <a:blip r:embed="rId10"/>
+                    <a:blip r:embed="rId12"/>
                     <a:stretch>
                       <a:fillRect/>
                     </a:stretch>
@@ -2672,7 +2672,242 @@
     <w:p/>
     <w:p>
       <w:r>
-        <w:t xml:space="preserve">Now I am going to do single session for trial </w:t>
+        <w:t xml:space="preserve">Now </w:t>
+      </w:r>
+      <w:proofErr w:type="gramStart"/>
+      <w:r>
+        <w:t xml:space="preserve">I </w:t>
+      </w:r>
+      <w:r>
+        <w:t xml:space="preserve"> did</w:t>
+      </w:r>
+      <w:proofErr w:type="gramEnd"/>
+      <w:r>
+        <w:t xml:space="preserve"> single memory session and successfully it’s running.</w:t>
+      </w:r>
+    </w:p>
+    <w:p>
+      <w:r>
+        <w:rPr>
+          <w:noProof/>
+        </w:rPr>
+        <mc:AlternateContent>
+          <mc:Choice Requires="wps">
+            <w:drawing>
+              <wp:anchor distT="0" distB="0" distL="114300" distR="114300" simplePos="0" relativeHeight="251667456" behindDoc="1" locked="0" layoutInCell="1" allowOverlap="1" wp14:anchorId="1AC6D819" wp14:editId="5812A545">
+                <wp:simplePos x="0" y="0"/>
+                <wp:positionH relativeFrom="column">
+                  <wp:posOffset>-552450</wp:posOffset>
+                </wp:positionH>
+                <wp:positionV relativeFrom="paragraph">
+                  <wp:posOffset>209550</wp:posOffset>
+                </wp:positionV>
+                <wp:extent cx="4781550" cy="2057400"/>
+                <wp:effectExtent l="0" t="0" r="19050" b="19050"/>
+                <wp:wrapNone/>
+                <wp:docPr id="966397111" name="Rectangle: Rounded Corners 9"/>
+                <wp:cNvGraphicFramePr/>
+                <a:graphic xmlns:a="http://schemas.openxmlformats.org/drawingml/2006/main">
+                  <a:graphicData uri="http://schemas.microsoft.com/office/word/2010/wordprocessingShape">
+                    <wps:wsp>
+                      <wps:cNvSpPr/>
+                      <wps:spPr>
+                        <a:xfrm>
+                          <a:off x="0" y="0"/>
+                          <a:ext cx="4781550" cy="2057400"/>
+                        </a:xfrm>
+                        <a:prstGeom prst="roundRect">
+                          <a:avLst/>
+                        </a:prstGeom>
+                      </wps:spPr>
+                      <wps:style>
+                        <a:lnRef idx="2">
+                          <a:schemeClr val="accent1">
+                            <a:shade val="15000"/>
+                          </a:schemeClr>
+                        </a:lnRef>
+                        <a:fillRef idx="1">
+                          <a:schemeClr val="accent1"/>
+                        </a:fillRef>
+                        <a:effectRef idx="0">
+                          <a:schemeClr val="accent1"/>
+                        </a:effectRef>
+                        <a:fontRef idx="minor">
+                          <a:schemeClr val="lt1"/>
+                        </a:fontRef>
+                      </wps:style>
+                      <wps:bodyPr rot="0" spcFirstLastPara="0" vertOverflow="overflow" horzOverflow="overflow" vert="horz" wrap="square" lIns="91440" tIns="45720" rIns="91440" bIns="45720" numCol="1" spcCol="0" rtlCol="0" fromWordArt="0" anchor="ctr" anchorCtr="0" forceAA="0" compatLnSpc="1">
+                        <a:prstTxWarp prst="textNoShape">
+                          <a:avLst/>
+                        </a:prstTxWarp>
+                        <a:noAutofit/>
+                      </wps:bodyPr>
+                    </wps:wsp>
+                  </a:graphicData>
+                </a:graphic>
+              </wp:anchor>
+            </w:drawing>
+          </mc:Choice>
+          <mc:Fallback>
+            <w:pict>
+              <v:roundrect w14:anchorId="35271D83" id="Rectangle: Rounded Corners 9" o:spid="_x0000_s1026" style="position:absolute;margin-left:-43.5pt;margin-top:16.5pt;width:376.5pt;height:162pt;z-index:-251649024;visibility:visible;mso-wrap-style:square;mso-wrap-distance-left:9pt;mso-wrap-distance-top:0;mso-wrap-distance-right:9pt;mso-wrap-distance-bottom:0;mso-position-horizontal:absolute;mso-position-horizontal-relative:text;mso-position-vertical:absolute;mso-position-vertical-relative:text;v-text-anchor:middle" arcsize="10923f" o:gfxdata="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" fillcolor="#156082 [3204]" strokecolor="#030e13 [484]" strokeweight="1.5pt">
+                <v:stroke joinstyle="miter"/>
+              </v:roundrect>
+            </w:pict>
+          </mc:Fallback>
+        </mc:AlternateContent>
+      </w:r>
+    </w:p>
+    <w:p>
+      <w:r>
+        <w:rPr>
+          <w:noProof/>
+        </w:rPr>
+        <mc:AlternateContent>
+          <mc:Choice Requires="wps">
+            <w:drawing>
+              <wp:anchor distT="0" distB="0" distL="114300" distR="114300" simplePos="0" relativeHeight="251668480" behindDoc="1" locked="0" layoutInCell="1" allowOverlap="1" wp14:anchorId="18815B80" wp14:editId="03BF0746">
+                <wp:simplePos x="0" y="0"/>
+                <wp:positionH relativeFrom="column">
+                  <wp:posOffset>1733550</wp:posOffset>
+                </wp:positionH>
+                <wp:positionV relativeFrom="paragraph">
+                  <wp:posOffset>1930400</wp:posOffset>
+                </wp:positionV>
+                <wp:extent cx="107950" cy="2082800"/>
+                <wp:effectExtent l="0" t="0" r="63500" b="50800"/>
+                <wp:wrapNone/>
+                <wp:docPr id="67409948" name="Straight Arrow Connector 10"/>
+                <wp:cNvGraphicFramePr/>
+                <a:graphic xmlns:a="http://schemas.openxmlformats.org/drawingml/2006/main">
+                  <a:graphicData uri="http://schemas.microsoft.com/office/word/2010/wordprocessingShape">
+                    <wps:wsp>
+                      <wps:cNvCnPr/>
+                      <wps:spPr>
+                        <a:xfrm>
+                          <a:off x="0" y="0"/>
+                          <a:ext cx="107950" cy="2082800"/>
+                        </a:xfrm>
+                        <a:prstGeom prst="straightConnector1">
+                          <a:avLst/>
+                        </a:prstGeom>
+                        <a:ln>
+                          <a:tailEnd type="triangle"/>
+                        </a:ln>
+                      </wps:spPr>
+                      <wps:style>
+                        <a:lnRef idx="2">
+                          <a:schemeClr val="dk1"/>
+                        </a:lnRef>
+                        <a:fillRef idx="0">
+                          <a:schemeClr val="dk1"/>
+                        </a:fillRef>
+                        <a:effectRef idx="1">
+                          <a:schemeClr val="dk1"/>
+                        </a:effectRef>
+                        <a:fontRef idx="minor">
+                          <a:schemeClr val="tx1"/>
+                        </a:fontRef>
+                      </wps:style>
+                      <wps:bodyPr/>
+                    </wps:wsp>
+                  </a:graphicData>
+                </a:graphic>
+                <wp14:sizeRelH relativeFrom="margin">
+                  <wp14:pctWidth>0</wp14:pctWidth>
+                </wp14:sizeRelH>
+                <wp14:sizeRelV relativeFrom="margin">
+                  <wp14:pctHeight>0</wp14:pctHeight>
+                </wp14:sizeRelV>
+              </wp:anchor>
+            </w:drawing>
+          </mc:Choice>
+          <mc:Fallback>
+            <w:pict>
+              <v:shapetype w14:anchorId="39FDB1C9" id="_x0000_t32" coordsize="21600,21600" o:spt="32" o:oned="t" path="m,l21600,21600e" filled="f">
+                <v:path arrowok="t" fillok="f" o:connecttype="none"/>
+                <o:lock v:ext="edit" shapetype="t"/>
+              </v:shapetype>
+              <v:shape id="Straight Arrow Connector 10" o:spid="_x0000_s1026" type="#_x0000_t32" style="position:absolute;margin-left:136.5pt;margin-top:152pt;width:8.5pt;height:164pt;z-index:-251648000;visibility:visible;mso-wrap-style:square;mso-width-percent:0;mso-height-percent:0;mso-wrap-distance-left:9pt;mso-wrap-distance-top:0;mso-wrap-distance-right:9pt;mso-wrap-distance-bottom:0;mso-position-horizontal:absolute;mso-position-horizontal-relative:text;mso-position-vertical:absolute;mso-position-vertical-relative:text;mso-width-percent:0;mso-height-percent:0;mso-width-relative:margin;mso-height-relative:margin" o:gfxdata="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" strokecolor="black [3200]" strokeweight="1.5pt">
+                <v:stroke endarrow="block" joinstyle="miter"/>
+              </v:shape>
+            </w:pict>
+          </mc:Fallback>
+        </mc:AlternateContent>
+      </w:r>
+      <w:r>
+        <w:drawing>
+          <wp:inline distT="0" distB="0" distL="0" distR="0" wp14:anchorId="72E021F4" wp14:editId="51BDAD02">
+            <wp:extent cx="1625600" cy="1396505"/>
+            <wp:effectExtent l="0" t="0" r="0" b="0"/>
+            <wp:docPr id="1215582440" name="Picture 1"/>
+            <wp:cNvGraphicFramePr>
+              <a:graphicFrameLocks xmlns:a="http://schemas.openxmlformats.org/drawingml/2006/main" noChangeAspect="1"/>
+            </wp:cNvGraphicFramePr>
+            <a:graphic xmlns:a="http://schemas.openxmlformats.org/drawingml/2006/main">
+              <a:graphicData uri="http://schemas.openxmlformats.org/drawingml/2006/picture">
+                <pic:pic xmlns:pic="http://schemas.openxmlformats.org/drawingml/2006/picture">
+                  <pic:nvPicPr>
+                    <pic:cNvPr id="1215582440" name=""/>
+                    <pic:cNvPicPr/>
+                  </pic:nvPicPr>
+                  <pic:blipFill>
+                    <a:blip r:embed="rId13"/>
+                    <a:stretch>
+                      <a:fillRect/>
+                    </a:stretch>
+                  </pic:blipFill>
+                  <pic:spPr>
+                    <a:xfrm>
+                      <a:off x="0" y="0"/>
+                      <a:ext cx="1637142" cy="1406420"/>
+                    </a:xfrm>
+                    <a:prstGeom prst="rect">
+                      <a:avLst/>
+                    </a:prstGeom>
+                  </pic:spPr>
+                </pic:pic>
+              </a:graphicData>
+            </a:graphic>
+          </wp:inline>
+        </w:drawing>
+      </w:r>
+      <w:r>
+        <w:drawing>
+          <wp:inline distT="0" distB="0" distL="0" distR="0" wp14:anchorId="4604B189" wp14:editId="3D1BAFE2">
+            <wp:extent cx="2139950" cy="1263947"/>
+            <wp:effectExtent l="0" t="0" r="0" b="0"/>
+            <wp:docPr id="1086137529" name="Picture 1"/>
+            <wp:cNvGraphicFramePr>
+              <a:graphicFrameLocks xmlns:a="http://schemas.openxmlformats.org/drawingml/2006/main" noChangeAspect="1"/>
+            </wp:cNvGraphicFramePr>
+            <a:graphic xmlns:a="http://schemas.openxmlformats.org/drawingml/2006/main">
+              <a:graphicData uri="http://schemas.openxmlformats.org/drawingml/2006/picture">
+                <pic:pic xmlns:pic="http://schemas.openxmlformats.org/drawingml/2006/picture">
+                  <pic:nvPicPr>
+                    <pic:cNvPr id="1086137529" name=""/>
+                    <pic:cNvPicPr/>
+                  </pic:nvPicPr>
+                  <pic:blipFill>
+                    <a:blip r:embed="rId14"/>
+                    <a:stretch>
+                      <a:fillRect/>
+                    </a:stretch>
+                  </pic:blipFill>
+                  <pic:spPr>
+                    <a:xfrm>
+                      <a:off x="0" y="0"/>
+                      <a:ext cx="2164627" cy="1278522"/>
+                    </a:xfrm>
+                    <a:prstGeom prst="rect">
+                      <a:avLst/>
+                    </a:prstGeom>
+                  </pic:spPr>
+                </pic:pic>
+              </a:graphicData>
+            </a:graphic>
+          </wp:inline>
+        </w:drawing>
       </w:r>
       <w:r>
         <w:br/>
@@ -2680,6 +2915,243 @@
       <w:r>
         <w:br/>
       </w:r>
+    </w:p>
+    <w:p/>
+    <w:p>
+      <w:r>
+        <w:rPr>
+          <w:noProof/>
+        </w:rPr>
+        <w:lastRenderedPageBreak/>
+        <mc:AlternateContent>
+          <mc:Choice Requires="wps">
+            <w:drawing>
+              <wp:anchor distT="0" distB="0" distL="114300" distR="114300" simplePos="0" relativeHeight="251669504" behindDoc="0" locked="0" layoutInCell="1" allowOverlap="1" wp14:anchorId="3B6B0A45" wp14:editId="70D2E4C2">
+                <wp:simplePos x="0" y="0"/>
+                <wp:positionH relativeFrom="column">
+                  <wp:posOffset>1776730</wp:posOffset>
+                </wp:positionH>
+                <wp:positionV relativeFrom="paragraph">
+                  <wp:posOffset>-901700</wp:posOffset>
+                </wp:positionV>
+                <wp:extent cx="45719" cy="527050"/>
+                <wp:effectExtent l="38100" t="0" r="50165" b="63500"/>
+                <wp:wrapNone/>
+                <wp:docPr id="1436545738" name="Straight Arrow Connector 11"/>
+                <wp:cNvGraphicFramePr/>
+                <a:graphic xmlns:a="http://schemas.openxmlformats.org/drawingml/2006/main">
+                  <a:graphicData uri="http://schemas.microsoft.com/office/word/2010/wordprocessingShape">
+                    <wps:wsp>
+                      <wps:cNvCnPr/>
+                      <wps:spPr>
+                        <a:xfrm flipH="1">
+                          <a:off x="0" y="0"/>
+                          <a:ext cx="45719" cy="527050"/>
+                        </a:xfrm>
+                        <a:prstGeom prst="straightConnector1">
+                          <a:avLst/>
+                        </a:prstGeom>
+                        <a:ln>
+                          <a:tailEnd type="triangle"/>
+                        </a:ln>
+                      </wps:spPr>
+                      <wps:style>
+                        <a:lnRef idx="2">
+                          <a:schemeClr val="accent1"/>
+                        </a:lnRef>
+                        <a:fillRef idx="0">
+                          <a:schemeClr val="accent1"/>
+                        </a:fillRef>
+                        <a:effectRef idx="1">
+                          <a:schemeClr val="accent1"/>
+                        </a:effectRef>
+                        <a:fontRef idx="minor">
+                          <a:schemeClr val="tx1"/>
+                        </a:fontRef>
+                      </wps:style>
+                      <wps:bodyPr/>
+                    </wps:wsp>
+                  </a:graphicData>
+                </a:graphic>
+                <wp14:sizeRelH relativeFrom="margin">
+                  <wp14:pctWidth>0</wp14:pctWidth>
+                </wp14:sizeRelH>
+                <wp14:sizeRelV relativeFrom="margin">
+                  <wp14:pctHeight>0</wp14:pctHeight>
+                </wp14:sizeRelV>
+              </wp:anchor>
+            </w:drawing>
+          </mc:Choice>
+          <mc:Fallback>
+            <w:pict>
+              <v:shape w14:anchorId="63576CC2" id="Straight Arrow Connector 11" o:spid="_x0000_s1026" type="#_x0000_t32" style="position:absolute;margin-left:139.9pt;margin-top:-71pt;width:3.6pt;height:41.5pt;flip:x;z-index:251669504;visibility:visible;mso-wrap-style:square;mso-width-percent:0;mso-height-percent:0;mso-wrap-distance-left:9pt;mso-wrap-distance-top:0;mso-wrap-distance-right:9pt;mso-wrap-distance-bottom:0;mso-position-horizontal:absolute;mso-position-horizontal-relative:text;mso-position-vertical:absolute;mso-position-vertical-relative:text;mso-width-percent:0;mso-height-percent:0;mso-width-relative:margin;mso-height-relative:margin" o:gfxdata="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" strokecolor="#156082 [3204]" strokeweight="1.5pt">
+                <v:stroke endarrow="block" joinstyle="miter"/>
+              </v:shape>
+            </w:pict>
+          </mc:Fallback>
+        </mc:AlternateContent>
+      </w:r>
+      <w:r>
+        <w:rPr>
+          <w:noProof/>
+        </w:rPr>
+        <mc:AlternateContent>
+          <mc:Choice Requires="wps">
+            <w:drawing>
+              <wp:anchor distT="0" distB="0" distL="114300" distR="114300" simplePos="0" relativeHeight="251670528" behindDoc="1" locked="0" layoutInCell="1" allowOverlap="1" wp14:anchorId="0D9269A5" wp14:editId="0AC163C2">
+                <wp:simplePos x="0" y="0"/>
+                <wp:positionH relativeFrom="column">
+                  <wp:posOffset>-317500</wp:posOffset>
+                </wp:positionH>
+                <wp:positionV relativeFrom="paragraph">
+                  <wp:posOffset>-381000</wp:posOffset>
+                </wp:positionV>
+                <wp:extent cx="6451600" cy="2895600"/>
+                <wp:effectExtent l="0" t="0" r="25400" b="38100"/>
+                <wp:wrapNone/>
+                <wp:docPr id="837010625" name="Rectangle: Rounded Corners 12"/>
+                <wp:cNvGraphicFramePr/>
+                <a:graphic xmlns:a="http://schemas.openxmlformats.org/drawingml/2006/main">
+                  <a:graphicData uri="http://schemas.microsoft.com/office/word/2010/wordprocessingShape">
+                    <wps:wsp>
+                      <wps:cNvSpPr/>
+                      <wps:spPr>
+                        <a:xfrm>
+                          <a:off x="0" y="0"/>
+                          <a:ext cx="6451600" cy="2895600"/>
+                        </a:xfrm>
+                        <a:prstGeom prst="roundRect">
+                          <a:avLst/>
+                        </a:prstGeom>
+                      </wps:spPr>
+                      <wps:style>
+                        <a:lnRef idx="2">
+                          <a:schemeClr val="accent1">
+                            <a:shade val="15000"/>
+                          </a:schemeClr>
+                        </a:lnRef>
+                        <a:fillRef idx="1">
+                          <a:schemeClr val="accent1"/>
+                        </a:fillRef>
+                        <a:effectRef idx="0">
+                          <a:schemeClr val="accent1"/>
+                        </a:effectRef>
+                        <a:fontRef idx="minor">
+                          <a:schemeClr val="lt1"/>
+                        </a:fontRef>
+                      </wps:style>
+                      <wps:bodyPr rot="0" spcFirstLastPara="0" vertOverflow="overflow" horzOverflow="overflow" vert="horz" wrap="square" lIns="91440" tIns="45720" rIns="91440" bIns="45720" numCol="1" spcCol="0" rtlCol="0" fromWordArt="0" anchor="ctr" anchorCtr="0" forceAA="0" compatLnSpc="1">
+                        <a:prstTxWarp prst="textNoShape">
+                          <a:avLst/>
+                        </a:prstTxWarp>
+                        <a:noAutofit/>
+                      </wps:bodyPr>
+                    </wps:wsp>
+                  </a:graphicData>
+                </a:graphic>
+              </wp:anchor>
+            </w:drawing>
+          </mc:Choice>
+          <mc:Fallback>
+            <w:pict>
+              <v:roundrect w14:anchorId="05905955" id="Rectangle: Rounded Corners 12" o:spid="_x0000_s1026" style="position:absolute;margin-left:-25pt;margin-top:-30pt;width:508pt;height:228pt;z-index:-251645952;visibility:visible;mso-wrap-style:square;mso-wrap-distance-left:9pt;mso-wrap-distance-top:0;mso-wrap-distance-right:9pt;mso-wrap-distance-bottom:0;mso-position-horizontal:absolute;mso-position-horizontal-relative:text;mso-position-vertical:absolute;mso-position-vertical-relative:text;v-text-anchor:middle" arcsize="10923f" o:gfxdata="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" fillcolor="#156082 [3204]" strokecolor="#030e13 [484]" strokeweight="1.5pt">
+                <v:stroke joinstyle="miter"/>
+              </v:roundrect>
+            </w:pict>
+          </mc:Fallback>
+        </mc:AlternateContent>
+      </w:r>
+      <w:r>
+        <w:drawing>
+          <wp:inline distT="0" distB="0" distL="0" distR="0" wp14:anchorId="145D1D85" wp14:editId="534224A6">
+            <wp:extent cx="1155700" cy="1371169"/>
+            <wp:effectExtent l="0" t="0" r="6350" b="635"/>
+            <wp:docPr id="88442754" name="Picture 1"/>
+            <wp:cNvGraphicFramePr>
+              <a:graphicFrameLocks xmlns:a="http://schemas.openxmlformats.org/drawingml/2006/main" noChangeAspect="1"/>
+            </wp:cNvGraphicFramePr>
+            <a:graphic xmlns:a="http://schemas.openxmlformats.org/drawingml/2006/main">
+              <a:graphicData uri="http://schemas.openxmlformats.org/drawingml/2006/picture">
+                <pic:pic xmlns:pic="http://schemas.openxmlformats.org/drawingml/2006/picture">
+                  <pic:nvPicPr>
+                    <pic:cNvPr id="88442754" name=""/>
+                    <pic:cNvPicPr/>
+                  </pic:nvPicPr>
+                  <pic:blipFill>
+                    <a:blip r:embed="rId15"/>
+                    <a:stretch>
+                      <a:fillRect/>
+                    </a:stretch>
+                  </pic:blipFill>
+                  <pic:spPr>
+                    <a:xfrm>
+                      <a:off x="0" y="0"/>
+                      <a:ext cx="1162670" cy="1379438"/>
+                    </a:xfrm>
+                    <a:prstGeom prst="rect">
+                      <a:avLst/>
+                    </a:prstGeom>
+                  </pic:spPr>
+                </pic:pic>
+              </a:graphicData>
+            </a:graphic>
+          </wp:inline>
+        </w:drawing>
+      </w:r>
+      <w:r>
+        <w:drawing>
+          <wp:inline distT="0" distB="0" distL="0" distR="0" wp14:anchorId="0F785077" wp14:editId="15B390C4">
+            <wp:extent cx="4608881" cy="1892300"/>
+            <wp:effectExtent l="0" t="0" r="1270" b="0"/>
+            <wp:docPr id="1854120724" name="Picture 1"/>
+            <wp:cNvGraphicFramePr>
+              <a:graphicFrameLocks xmlns:a="http://schemas.openxmlformats.org/drawingml/2006/main" noChangeAspect="1"/>
+            </wp:cNvGraphicFramePr>
+            <a:graphic xmlns:a="http://schemas.openxmlformats.org/drawingml/2006/main">
+              <a:graphicData uri="http://schemas.openxmlformats.org/drawingml/2006/picture">
+                <pic:pic xmlns:pic="http://schemas.openxmlformats.org/drawingml/2006/picture">
+                  <pic:nvPicPr>
+                    <pic:cNvPr id="1854120724" name=""/>
+                    <pic:cNvPicPr/>
+                  </pic:nvPicPr>
+                  <pic:blipFill>
+                    <a:blip r:embed="rId16"/>
+                    <a:stretch>
+                      <a:fillRect/>
+                    </a:stretch>
+                  </pic:blipFill>
+                  <pic:spPr>
+                    <a:xfrm>
+                      <a:off x="0" y="0"/>
+                      <a:ext cx="4611141" cy="1893228"/>
+                    </a:xfrm>
+                    <a:prstGeom prst="rect">
+                      <a:avLst/>
+                    </a:prstGeom>
+                  </pic:spPr>
+                </pic:pic>
+              </a:graphicData>
+            </a:graphic>
+          </wp:inline>
+        </w:drawing>
+      </w:r>
+    </w:p>
+    <w:p>
+      <w:pPr>
+        <w:tabs>
+          <w:tab w:val="left" w:pos="1680"/>
+        </w:tabs>
+      </w:pPr>
+      <w:r>
+        <w:tab/>
+      </w:r>
+    </w:p>
+    <w:p>
+      <w:pPr>
+        <w:tabs>
+          <w:tab w:val="left" w:pos="1680"/>
+        </w:tabs>
+      </w:pPr>
     </w:p>
     <w:sectPr>
       <w:pgSz w:w="12240" w:h="15840"/>
@@ -2689,6 +3161,56 @@
     </w:sectPr>
   </w:body>
 </w:document>
+</file>
+
+<file path=word/endnotes.xml><?xml version="1.0" encoding="utf-8"?>
+<w:endnotes xmlns:wpc="http://schemas.microsoft.com/office/word/2010/wordprocessingCanvas" xmlns:cx="http://schemas.microsoft.com/office/drawing/2014/chartex" xmlns:cx1="http://schemas.microsoft.com/office/drawing/2015/9/8/chartex" xmlns:cx2="http://schemas.microsoft.com/office/drawing/2015/10/21/chartex" xmlns:cx3="http://schemas.microsoft.com/office/drawing/2016/5/9/chartex" xmlns:cx4="http://schemas.microsoft.com/office/drawing/2016/5/10/chartex" xmlns:cx5="http://schemas.microsoft.com/office/drawing/2016/5/11/chartex" xmlns:cx6="http://schemas.microsoft.com/office/drawing/2016/5/12/chartex" xmlns:cx7="http://schemas.microsoft.com/office/drawing/2016/5/13/chartex" xmlns:cx8="http://schemas.microsoft.com/office/drawing/2016/5/14/chartex" xmlns:mc="http://schemas.openxmlformats.org/markup-compatibility/2006" xmlns:aink="http://schemas.microsoft.com/office/drawing/2016/ink" xmlns:am3d="http://schemas.microsoft.com/office/drawing/2017/model3d" xmlns:o="urn:schemas-microsoft-com:office:office" xmlns:oel="http://schemas.microsoft.com/office/2019/extlst" xmlns:r="http://schemas.openxmlformats.org/officeDocument/2006/relationships" xmlns:m="http://schemas.openxmlformats.org/officeDocument/2006/math" xmlns:v="urn:schemas-microsoft-com:vml" xmlns:wp14="http://schemas.microsoft.com/office/word/2010/wordprocessingDrawing" xmlns:wp="http://schemas.openxmlformats.org/drawingml/2006/wordprocessingDrawing" xmlns:w10="urn:schemas-microsoft-com:office:word" xmlns:w="http://schemas.openxmlformats.org/wordprocessingml/2006/main" xmlns:w14="http://schemas.microsoft.com/office/word/2010/wordml" xmlns:w15="http://schemas.microsoft.com/office/word/2012/wordml" xmlns:w16cei="http://schemas.microsoft.com/office/word/2026/wordml/cei" xmlns:w16cex="http://schemas.microsoft.com/office/word/2018/wordml/cex" xmlns:w16cid="http://schemas.microsoft.com/office/word/2016/wordml/cid" xmlns:w16="http://schemas.microsoft.com/office/word/2018/wordml" xmlns:w16du="http://schemas.microsoft.com/office/word/2023/wordml/word16du" xmlns:w16sdtdh="http://schemas.microsoft.com/office/word/2020/wordml/sdtdatahash" xmlns:w16sdtfl="http://schemas.microsoft.com/office/word/2024/wordml/sdtformatlock" xmlns:w16se="http://schemas.microsoft.com/office/word/2015/wordml/symex" xmlns:wpg="http://schemas.microsoft.com/office/word/2010/wordprocessingGroup" xmlns:wpi="http://schemas.microsoft.com/office/word/2010/wordprocessingInk" xmlns:wne="http://schemas.microsoft.com/office/word/2006/wordml" xmlns:wps="http://schemas.microsoft.com/office/word/2010/wordprocessingShape" mc:Ignorable="w14 w15 w16se w16cid w16 w16cex w16sdtdh w16sdtfl w16du wp14">
+  <w:endnote w:type="separator" w:id="-1">
+    <w:p>
+      <w:pPr>
+        <w:spacing w:after="0" w:line="240" w:lineRule="auto"/>
+      </w:pPr>
+      <w:r>
+        <w:separator/>
+      </w:r>
+    </w:p>
+  </w:endnote>
+  <w:endnote w:type="continuationSeparator" w:id="0">
+    <w:p>
+      <w:pPr>
+        <w:spacing w:after="0" w:line="240" w:lineRule="auto"/>
+      </w:pPr>
+      <w:r>
+        <w:continuationSeparator/>
+      </w:r>
+    </w:p>
+  </w:endnote>
+</w:endnotes>
+</file>
+
+<file path=word/footnotes.xml><?xml version="1.0" encoding="utf-8"?>
+<w:footnotes xmlns:wpc="http://schemas.microsoft.com/office/word/2010/wordprocessingCanvas" xmlns:cx="http://schemas.microsoft.com/office/drawing/2014/chartex" xmlns:cx1="http://schemas.microsoft.com/office/drawing/2015/9/8/chartex" xmlns:cx2="http://schemas.microsoft.com/office/drawing/2015/10/21/chartex" xmlns:cx3="http://schemas.microsoft.com/office/drawing/2016/5/9/chartex" xmlns:cx4="http://schemas.microsoft.com/office/drawing/2016/5/10/chartex" xmlns:cx5="http://schemas.microsoft.com/office/drawing/2016/5/11/chartex" xmlns:cx6="http://schemas.microsoft.com/office/drawing/2016/5/12/chartex" xmlns:cx7="http://schemas.microsoft.com/office/drawing/2016/5/13/chartex" xmlns:cx8="http://schemas.microsoft.com/office/drawing/2016/5/14/chartex" xmlns:mc="http://schemas.openxmlformats.org/markup-compatibility/2006" xmlns:aink="http://schemas.microsoft.com/office/drawing/2016/ink" xmlns:am3d="http://schemas.microsoft.com/office/drawing/2017/model3d" xmlns:o="urn:schemas-microsoft-com:office:office" xmlns:oel="http://schemas.microsoft.com/office/2019/extlst" xmlns:r="http://schemas.openxmlformats.org/officeDocument/2006/relationships" xmlns:m="http://schemas.openxmlformats.org/officeDocument/2006/math" xmlns:v="urn:schemas-microsoft-com:vml" xmlns:wp14="http://schemas.microsoft.com/office/word/2010/wordprocessingDrawing" xmlns:wp="http://schemas.openxmlformats.org/drawingml/2006/wordprocessingDrawing" xmlns:w10="urn:schemas-microsoft-com:office:word" xmlns:w="http://schemas.openxmlformats.org/wordprocessingml/2006/main" xmlns:w14="http://schemas.microsoft.com/office/word/2010/wordml" xmlns:w15="http://schemas.microsoft.com/office/word/2012/wordml" xmlns:w16cei="http://schemas.microsoft.com/office/word/2026/wordml/cei" xmlns:w16cex="http://schemas.microsoft.com/office/word/2018/wordml/cex" xmlns:w16cid="http://schemas.microsoft.com/office/word/2016/wordml/cid" xmlns:w16="http://schemas.microsoft.com/office/word/2018/wordml" xmlns:w16du="http://schemas.microsoft.com/office/word/2023/wordml/word16du" xmlns:w16sdtdh="http://schemas.microsoft.com/office/word/2020/wordml/sdtdatahash" xmlns:w16sdtfl="http://schemas.microsoft.com/office/word/2024/wordml/sdtformatlock" xmlns:w16se="http://schemas.microsoft.com/office/word/2015/wordml/symex" xmlns:wpg="http://schemas.microsoft.com/office/word/2010/wordprocessingGroup" xmlns:wpi="http://schemas.microsoft.com/office/word/2010/wordprocessingInk" xmlns:wne="http://schemas.microsoft.com/office/word/2006/wordml" xmlns:wps="http://schemas.microsoft.com/office/word/2010/wordprocessingShape" mc:Ignorable="w14 w15 w16se w16cid w16 w16cex w16sdtdh w16sdtfl w16du wp14">
+  <w:footnote w:type="separator" w:id="-1">
+    <w:p>
+      <w:pPr>
+        <w:spacing w:after="0" w:line="240" w:lineRule="auto"/>
+      </w:pPr>
+      <w:r>
+        <w:separator/>
+      </w:r>
+    </w:p>
+  </w:footnote>
+  <w:footnote w:type="continuationSeparator" w:id="0">
+    <w:p>
+      <w:pPr>
+        <w:spacing w:after="0" w:line="240" w:lineRule="auto"/>
+      </w:pPr>
+      <w:r>
+        <w:continuationSeparator/>
+      </w:r>
+    </w:p>
+  </w:footnote>
+</w:footnotes>
 </file>
 
 <file path=word/numbering.xml><?xml version="1.0" encoding="utf-8"?>
@@ -3871,6 +4393,7 @@
   <w:style w:type="character" w:default="1" w:styleId="DefaultParagraphFont">
     <w:name w:val="Default Paragraph Font"/>
     <w:uiPriority w:val="1"/>
+    <w:semiHidden/>
     <w:unhideWhenUsed/>
   </w:style>
   <w:style w:type="table" w:default="1" w:styleId="TableNormal">
@@ -4183,6 +4706,50 @@
       <w:color w:val="0F4761" w:themeColor="accent1" w:themeShade="BF"/>
       <w:spacing w:val="5"/>
     </w:rPr>
+  </w:style>
+  <w:style w:type="paragraph" w:styleId="Header">
+    <w:name w:val="header"/>
+    <w:basedOn w:val="Normal"/>
+    <w:link w:val="HeaderChar"/>
+    <w:uiPriority w:val="99"/>
+    <w:unhideWhenUsed/>
+    <w:rsid w:val="00DA21BE"/>
+    <w:pPr>
+      <w:tabs>
+        <w:tab w:val="center" w:pos="4680"/>
+        <w:tab w:val="right" w:pos="9360"/>
+      </w:tabs>
+      <w:spacing w:after="0" w:line="240" w:lineRule="auto"/>
+    </w:pPr>
+  </w:style>
+  <w:style w:type="character" w:customStyle="1" w:styleId="HeaderChar">
+    <w:name w:val="Header Char"/>
+    <w:basedOn w:val="DefaultParagraphFont"/>
+    <w:link w:val="Header"/>
+    <w:uiPriority w:val="99"/>
+    <w:rsid w:val="00DA21BE"/>
+  </w:style>
+  <w:style w:type="paragraph" w:styleId="Footer">
+    <w:name w:val="footer"/>
+    <w:basedOn w:val="Normal"/>
+    <w:link w:val="FooterChar"/>
+    <w:uiPriority w:val="99"/>
+    <w:unhideWhenUsed/>
+    <w:rsid w:val="00DA21BE"/>
+    <w:pPr>
+      <w:tabs>
+        <w:tab w:val="center" w:pos="4680"/>
+        <w:tab w:val="right" w:pos="9360"/>
+      </w:tabs>
+      <w:spacing w:after="0" w:line="240" w:lineRule="auto"/>
+    </w:pPr>
+  </w:style>
+  <w:style w:type="character" w:customStyle="1" w:styleId="FooterChar">
+    <w:name w:val="Footer Char"/>
+    <w:basedOn w:val="DefaultParagraphFont"/>
+    <w:link w:val="Footer"/>
+    <w:uiPriority w:val="99"/>
+    <w:rsid w:val="00DA21BE"/>
   </w:style>
 </w:styles>
 </file>

--- a/AI_Math_tutor_Development.docx
+++ b/AI_Math_tutor_Development.docx
@@ -2836,6 +2836,9 @@
         </mc:AlternateContent>
       </w:r>
       <w:r>
+        <w:rPr>
+          <w:noProof/>
+        </w:rPr>
         <w:drawing>
           <wp:inline distT="0" distB="0" distL="0" distR="0" wp14:anchorId="72E021F4" wp14:editId="51BDAD02">
             <wp:extent cx="1625600" cy="1396505"/>
@@ -2873,6 +2876,9 @@
         </w:drawing>
       </w:r>
       <w:r>
+        <w:rPr>
+          <w:noProof/>
+        </w:rPr>
         <w:drawing>
           <wp:inline distT="0" distB="0" distL="0" distR="0" wp14:anchorId="4604B189" wp14:editId="3D1BAFE2">
             <wp:extent cx="2139950" cy="1263947"/>
@@ -3062,6 +3068,9 @@
         </mc:AlternateContent>
       </w:r>
       <w:r>
+        <w:rPr>
+          <w:noProof/>
+        </w:rPr>
         <w:drawing>
           <wp:inline distT="0" distB="0" distL="0" distR="0" wp14:anchorId="145D1D85" wp14:editId="534224A6">
             <wp:extent cx="1155700" cy="1371169"/>
@@ -3099,6 +3108,9 @@
         </w:drawing>
       </w:r>
       <w:r>
+        <w:rPr>
+          <w:noProof/>
+        </w:rPr>
         <w:drawing>
           <wp:inline distT="0" distB="0" distL="0" distR="0" wp14:anchorId="0F785077" wp14:editId="15B390C4">
             <wp:extent cx="4608881" cy="1892300"/>
@@ -3152,6 +3164,63 @@
           <w:tab w:val="left" w:pos="1680"/>
         </w:tabs>
       </w:pPr>
+    </w:p>
+    <w:p>
+      <w:pPr>
+        <w:tabs>
+          <w:tab w:val="left" w:pos="1680"/>
+        </w:tabs>
+      </w:pPr>
+    </w:p>
+    <w:p>
+      <w:pPr>
+        <w:tabs>
+          <w:tab w:val="left" w:pos="1680"/>
+        </w:tabs>
+      </w:pPr>
+    </w:p>
+    <w:p>
+      <w:pPr>
+        <w:tabs>
+          <w:tab w:val="left" w:pos="1680"/>
+        </w:tabs>
+        <w:rPr>
+          <w:b/>
+          <w:bCs/>
+        </w:rPr>
+      </w:pPr>
+      <w:r>
+        <w:rPr>
+          <w:b/>
+          <w:bCs/>
+        </w:rPr>
+        <w:t>Drawing Elements</w:t>
+      </w:r>
+      <w:r>
+        <w:rPr>
+          <w:b/>
+          <w:bCs/>
+        </w:rPr>
+        <w:br/>
+      </w:r>
+    </w:p>
+    <w:p>
+      <w:pPr>
+        <w:tabs>
+          <w:tab w:val="left" w:pos="1680"/>
+        </w:tabs>
+      </w:pPr>
+      <w:r>
+        <w:t xml:space="preserve">This is the Main Feature I want to integrate into the White board because This will give to the Ai math tutor the real teaching </w:t>
+      </w:r>
+      <w:proofErr w:type="spellStart"/>
+      <w:r>
+        <w:t>capabuilty</w:t>
+      </w:r>
+      <w:proofErr w:type="spellEnd"/>
+      <w:r>
+        <w:t>.</w:t>
+      </w:r>
     </w:p>
     <w:sectPr>
       <w:pgSz w:w="12240" w:h="15840"/>

--- a/AI_Math_tutor_Development.docx
+++ b/AI_Math_tutor_Development.docx
@@ -2436,7 +2436,10 @@
     <w:p/>
     <w:p>
       <w:r>
-        <w:t>July 14</w:t>
+        <w:t>August</w:t>
+      </w:r>
+      <w:r>
+        <w:t xml:space="preserve"> 14</w:t>
       </w:r>
     </w:p>
     <w:p>
@@ -3222,6 +3225,6888 @@
         <w:t>.</w:t>
       </w:r>
     </w:p>
+    <w:p>
+      <w:pPr>
+        <w:tabs>
+          <w:tab w:val="left" w:pos="1680"/>
+        </w:tabs>
+      </w:pPr>
+      <w:r>
+        <w:t>17.08.2026</w:t>
+      </w:r>
+    </w:p>
+    <w:p>
+      <w:pPr>
+        <w:tabs>
+          <w:tab w:val="left" w:pos="1680"/>
+        </w:tabs>
+      </w:pPr>
+      <w:r>
+        <w:t xml:space="preserve">I added scroll bar and improvements in arrows and font to </w:t>
+      </w:r>
+      <w:proofErr w:type="gramStart"/>
+      <w:r>
+        <w:t>clarity</w:t>
+      </w:r>
+      <w:proofErr w:type="gramEnd"/>
+      <w:r>
+        <w:t xml:space="preserve"> of my whiteboard</w:t>
+      </w:r>
+    </w:p>
+    <w:p>
+      <w:pPr>
+        <w:tabs>
+          <w:tab w:val="left" w:pos="1680"/>
+        </w:tabs>
+      </w:pPr>
+    </w:p>
+    <w:p>
+      <w:pPr>
+        <w:tabs>
+          <w:tab w:val="left" w:pos="1680"/>
+        </w:tabs>
+      </w:pPr>
+      <w:r>
+        <w:t>21.08.2026</w:t>
+      </w:r>
+      <w:r>
+        <w:br/>
+        <w:t xml:space="preserve">I </w:t>
+      </w:r>
+      <w:proofErr w:type="gramStart"/>
+      <w:r>
+        <w:t>have to</w:t>
+      </w:r>
+      <w:proofErr w:type="gramEnd"/>
+      <w:r>
+        <w:t xml:space="preserve"> </w:t>
+      </w:r>
+      <w:proofErr w:type="gramStart"/>
+      <w:r>
+        <w:t>enter into</w:t>
+      </w:r>
+      <w:proofErr w:type="gramEnd"/>
+      <w:r>
+        <w:t xml:space="preserve"> illustrations of My AI math tutor. </w:t>
+      </w:r>
+      <w:proofErr w:type="gramStart"/>
+      <w:r>
+        <w:t>So</w:t>
+      </w:r>
+      <w:proofErr w:type="gramEnd"/>
+      <w:r>
+        <w:t xml:space="preserve"> my plan </w:t>
+      </w:r>
+      <w:proofErr w:type="gramStart"/>
+      <w:r>
+        <w:t xml:space="preserve">is  </w:t>
+      </w:r>
+      <w:proofErr w:type="spellStart"/>
+      <w:r>
+        <w:t>gemini</w:t>
+      </w:r>
+      <w:proofErr w:type="spellEnd"/>
+      <w:proofErr w:type="gramEnd"/>
+      <w:r>
+        <w:t xml:space="preserve"> gives the instructions and </w:t>
+      </w:r>
+      <w:proofErr w:type="gramStart"/>
+      <w:r>
+        <w:t>send</w:t>
+      </w:r>
+      <w:proofErr w:type="gramEnd"/>
+      <w:r>
+        <w:t xml:space="preserve"> to the JS function which will draw the object according to instructions simply.</w:t>
+      </w:r>
+    </w:p>
+    <w:p>
+      <w:pPr>
+        <w:tabs>
+          <w:tab w:val="left" w:pos="1680"/>
+        </w:tabs>
+      </w:pPr>
+      <w:r>
+        <w:rPr>
+          <w:noProof/>
+        </w:rPr>
+        <mc:AlternateContent>
+          <mc:Choice Requires="wps">
+            <w:drawing>
+              <wp:anchor distT="0" distB="0" distL="114300" distR="114300" simplePos="0" relativeHeight="251675648" behindDoc="1" locked="0" layoutInCell="1" allowOverlap="1" wp14:anchorId="2A10FC40" wp14:editId="11AA7D4C">
+                <wp:simplePos x="0" y="0"/>
+                <wp:positionH relativeFrom="column">
+                  <wp:posOffset>4286250</wp:posOffset>
+                </wp:positionH>
+                <wp:positionV relativeFrom="paragraph">
+                  <wp:posOffset>128905</wp:posOffset>
+                </wp:positionV>
+                <wp:extent cx="1346200" cy="476250"/>
+                <wp:effectExtent l="0" t="0" r="25400" b="19050"/>
+                <wp:wrapNone/>
+                <wp:docPr id="19707985" name="Oval 16"/>
+                <wp:cNvGraphicFramePr/>
+                <a:graphic xmlns:a="http://schemas.openxmlformats.org/drawingml/2006/main">
+                  <a:graphicData uri="http://schemas.microsoft.com/office/word/2010/wordprocessingShape">
+                    <wps:wsp>
+                      <wps:cNvSpPr/>
+                      <wps:spPr>
+                        <a:xfrm>
+                          <a:off x="0" y="0"/>
+                          <a:ext cx="1346200" cy="476250"/>
+                        </a:xfrm>
+                        <a:prstGeom prst="ellipse">
+                          <a:avLst/>
+                        </a:prstGeom>
+                      </wps:spPr>
+                      <wps:style>
+                        <a:lnRef idx="2">
+                          <a:schemeClr val="accent1">
+                            <a:shade val="15000"/>
+                          </a:schemeClr>
+                        </a:lnRef>
+                        <a:fillRef idx="1">
+                          <a:schemeClr val="accent1"/>
+                        </a:fillRef>
+                        <a:effectRef idx="0">
+                          <a:schemeClr val="accent1"/>
+                        </a:effectRef>
+                        <a:fontRef idx="minor">
+                          <a:schemeClr val="lt1"/>
+                        </a:fontRef>
+                      </wps:style>
+                      <wps:bodyPr rot="0" spcFirstLastPara="0" vertOverflow="overflow" horzOverflow="overflow" vert="horz" wrap="square" lIns="91440" tIns="45720" rIns="91440" bIns="45720" numCol="1" spcCol="0" rtlCol="0" fromWordArt="0" anchor="ctr" anchorCtr="0" forceAA="0" compatLnSpc="1">
+                        <a:prstTxWarp prst="textNoShape">
+                          <a:avLst/>
+                        </a:prstTxWarp>
+                        <a:noAutofit/>
+                      </wps:bodyPr>
+                    </wps:wsp>
+                  </a:graphicData>
+                </a:graphic>
+              </wp:anchor>
+            </w:drawing>
+          </mc:Choice>
+          <mc:Fallback>
+            <w:pict>
+              <v:oval w14:anchorId="105E7C36" id="Oval 16" o:spid="_x0000_s1026" style="position:absolute;margin-left:337.5pt;margin-top:10.15pt;width:106pt;height:37.5pt;z-index:-251640832;visibility:visible;mso-wrap-style:square;mso-wrap-distance-left:9pt;mso-wrap-distance-top:0;mso-wrap-distance-right:9pt;mso-wrap-distance-bottom:0;mso-position-horizontal:absolute;mso-position-horizontal-relative:text;mso-position-vertical:absolute;mso-position-vertical-relative:text;v-text-anchor:middle" o:gfxdata="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" fillcolor="#156082 [3204]" strokecolor="#030e13 [484]" strokeweight="1.5pt">
+                <v:stroke joinstyle="miter"/>
+              </v:oval>
+            </w:pict>
+          </mc:Fallback>
+        </mc:AlternateContent>
+      </w:r>
+      <w:r>
+        <w:rPr>
+          <w:noProof/>
+        </w:rPr>
+        <mc:AlternateContent>
+          <mc:Choice Requires="wps">
+            <w:drawing>
+              <wp:anchor distT="0" distB="0" distL="114300" distR="114300" simplePos="0" relativeHeight="251673600" behindDoc="1" locked="0" layoutInCell="1" allowOverlap="1" wp14:anchorId="40E86B3B" wp14:editId="369CFB0B">
+                <wp:simplePos x="0" y="0"/>
+                <wp:positionH relativeFrom="column">
+                  <wp:posOffset>2273300</wp:posOffset>
+                </wp:positionH>
+                <wp:positionV relativeFrom="paragraph">
+                  <wp:posOffset>179705</wp:posOffset>
+                </wp:positionV>
+                <wp:extent cx="1276350" cy="393700"/>
+                <wp:effectExtent l="0" t="0" r="19050" b="25400"/>
+                <wp:wrapNone/>
+                <wp:docPr id="1773409652" name="Oval 14"/>
+                <wp:cNvGraphicFramePr/>
+                <a:graphic xmlns:a="http://schemas.openxmlformats.org/drawingml/2006/main">
+                  <a:graphicData uri="http://schemas.microsoft.com/office/word/2010/wordprocessingShape">
+                    <wps:wsp>
+                      <wps:cNvSpPr/>
+                      <wps:spPr>
+                        <a:xfrm>
+                          <a:off x="0" y="0"/>
+                          <a:ext cx="1276350" cy="393700"/>
+                        </a:xfrm>
+                        <a:prstGeom prst="ellipse">
+                          <a:avLst/>
+                        </a:prstGeom>
+                      </wps:spPr>
+                      <wps:style>
+                        <a:lnRef idx="2">
+                          <a:schemeClr val="accent1">
+                            <a:shade val="15000"/>
+                          </a:schemeClr>
+                        </a:lnRef>
+                        <a:fillRef idx="1">
+                          <a:schemeClr val="accent1"/>
+                        </a:fillRef>
+                        <a:effectRef idx="0">
+                          <a:schemeClr val="accent1"/>
+                        </a:effectRef>
+                        <a:fontRef idx="minor">
+                          <a:schemeClr val="lt1"/>
+                        </a:fontRef>
+                      </wps:style>
+                      <wps:bodyPr rot="0" spcFirstLastPara="0" vertOverflow="overflow" horzOverflow="overflow" vert="horz" wrap="square" lIns="91440" tIns="45720" rIns="91440" bIns="45720" numCol="1" spcCol="0" rtlCol="0" fromWordArt="0" anchor="ctr" anchorCtr="0" forceAA="0" compatLnSpc="1">
+                        <a:prstTxWarp prst="textNoShape">
+                          <a:avLst/>
+                        </a:prstTxWarp>
+                        <a:noAutofit/>
+                      </wps:bodyPr>
+                    </wps:wsp>
+                  </a:graphicData>
+                </a:graphic>
+              </wp:anchor>
+            </w:drawing>
+          </mc:Choice>
+          <mc:Fallback>
+            <w:pict>
+              <v:oval w14:anchorId="22265775" id="Oval 14" o:spid="_x0000_s1026" style="position:absolute;margin-left:179pt;margin-top:14.15pt;width:100.5pt;height:31pt;z-index:-251642880;visibility:visible;mso-wrap-style:square;mso-wrap-distance-left:9pt;mso-wrap-distance-top:0;mso-wrap-distance-right:9pt;mso-wrap-distance-bottom:0;mso-position-horizontal:absolute;mso-position-horizontal-relative:text;mso-position-vertical:absolute;mso-position-vertical-relative:text;v-text-anchor:middle" o:gfxdata="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" fillcolor="#156082 [3204]" strokecolor="#030e13 [484]" strokeweight="1.5pt">
+                <v:stroke joinstyle="miter"/>
+              </v:oval>
+            </w:pict>
+          </mc:Fallback>
+        </mc:AlternateContent>
+      </w:r>
+      <w:r>
+        <w:rPr>
+          <w:noProof/>
+        </w:rPr>
+        <mc:AlternateContent>
+          <mc:Choice Requires="wps">
+            <w:drawing>
+              <wp:anchor distT="0" distB="0" distL="114300" distR="114300" simplePos="0" relativeHeight="251671552" behindDoc="1" locked="0" layoutInCell="1" allowOverlap="1" wp14:anchorId="385B5E9A" wp14:editId="0DB3B9DB">
+                <wp:simplePos x="0" y="0"/>
+                <wp:positionH relativeFrom="column">
+                  <wp:posOffset>38100</wp:posOffset>
+                </wp:positionH>
+                <wp:positionV relativeFrom="paragraph">
+                  <wp:posOffset>205105</wp:posOffset>
+                </wp:positionV>
+                <wp:extent cx="1346200" cy="463550"/>
+                <wp:effectExtent l="0" t="0" r="25400" b="12700"/>
+                <wp:wrapNone/>
+                <wp:docPr id="1285689807" name="Oval 12"/>
+                <wp:cNvGraphicFramePr/>
+                <a:graphic xmlns:a="http://schemas.openxmlformats.org/drawingml/2006/main">
+                  <a:graphicData uri="http://schemas.microsoft.com/office/word/2010/wordprocessingShape">
+                    <wps:wsp>
+                      <wps:cNvSpPr/>
+                      <wps:spPr>
+                        <a:xfrm>
+                          <a:off x="0" y="0"/>
+                          <a:ext cx="1346200" cy="463550"/>
+                        </a:xfrm>
+                        <a:prstGeom prst="ellipse">
+                          <a:avLst/>
+                        </a:prstGeom>
+                      </wps:spPr>
+                      <wps:style>
+                        <a:lnRef idx="2">
+                          <a:schemeClr val="accent1">
+                            <a:shade val="15000"/>
+                          </a:schemeClr>
+                        </a:lnRef>
+                        <a:fillRef idx="1">
+                          <a:schemeClr val="accent1"/>
+                        </a:fillRef>
+                        <a:effectRef idx="0">
+                          <a:schemeClr val="accent1"/>
+                        </a:effectRef>
+                        <a:fontRef idx="minor">
+                          <a:schemeClr val="lt1"/>
+                        </a:fontRef>
+                      </wps:style>
+                      <wps:bodyPr rot="0" spcFirstLastPara="0" vertOverflow="overflow" horzOverflow="overflow" vert="horz" wrap="square" lIns="91440" tIns="45720" rIns="91440" bIns="45720" numCol="1" spcCol="0" rtlCol="0" fromWordArt="0" anchor="ctr" anchorCtr="0" forceAA="0" compatLnSpc="1">
+                        <a:prstTxWarp prst="textNoShape">
+                          <a:avLst/>
+                        </a:prstTxWarp>
+                        <a:noAutofit/>
+                      </wps:bodyPr>
+                    </wps:wsp>
+                  </a:graphicData>
+                </a:graphic>
+              </wp:anchor>
+            </w:drawing>
+          </mc:Choice>
+          <mc:Fallback>
+            <w:pict>
+              <v:oval w14:anchorId="756C91DC" id="Oval 12" o:spid="_x0000_s1026" style="position:absolute;margin-left:3pt;margin-top:16.15pt;width:106pt;height:36.5pt;z-index:-251644928;visibility:visible;mso-wrap-style:square;mso-wrap-distance-left:9pt;mso-wrap-distance-top:0;mso-wrap-distance-right:9pt;mso-wrap-distance-bottom:0;mso-position-horizontal:absolute;mso-position-horizontal-relative:text;mso-position-vertical:absolute;mso-position-vertical-relative:text;v-text-anchor:middle" o:gfxdata="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" fillcolor="#156082 [3204]" strokecolor="#030e13 [484]" strokeweight="1.5pt">
+                <v:stroke joinstyle="miter"/>
+              </v:oval>
+            </w:pict>
+          </mc:Fallback>
+        </mc:AlternateContent>
+      </w:r>
+      <w:r>
+        <w:t xml:space="preserve">            Gemini</w:t>
+      </w:r>
+      <w:r>
+        <w:t xml:space="preserve">                                                           </w:t>
+      </w:r>
+      <w:proofErr w:type="spellStart"/>
+      <w:r>
+        <w:t>JsFunction</w:t>
+      </w:r>
+      <w:proofErr w:type="spellEnd"/>
+      <w:r>
+        <w:t xml:space="preserve">                                         White Board</w:t>
+      </w:r>
+    </w:p>
+    <w:p>
+      <w:pPr>
+        <w:tabs>
+          <w:tab w:val="left" w:pos="1680"/>
+        </w:tabs>
+        <w:rPr>
+          <w:b/>
+          <w:bCs/>
+        </w:rPr>
+      </w:pPr>
+      <w:r>
+        <w:rPr>
+          <w:noProof/>
+        </w:rPr>
+        <mc:AlternateContent>
+          <mc:Choice Requires="wps">
+            <w:drawing>
+              <wp:anchor distT="0" distB="0" distL="114300" distR="114300" simplePos="0" relativeHeight="251674624" behindDoc="0" locked="0" layoutInCell="1" allowOverlap="1" wp14:anchorId="41BF5D47" wp14:editId="2187C506">
+                <wp:simplePos x="0" y="0"/>
+                <wp:positionH relativeFrom="column">
+                  <wp:posOffset>3568700</wp:posOffset>
+                </wp:positionH>
+                <wp:positionV relativeFrom="paragraph">
+                  <wp:posOffset>40640</wp:posOffset>
+                </wp:positionV>
+                <wp:extent cx="711200" cy="6350"/>
+                <wp:effectExtent l="0" t="57150" r="31750" b="88900"/>
+                <wp:wrapNone/>
+                <wp:docPr id="1461747535" name="Straight Arrow Connector 15"/>
+                <wp:cNvGraphicFramePr/>
+                <a:graphic xmlns:a="http://schemas.openxmlformats.org/drawingml/2006/main">
+                  <a:graphicData uri="http://schemas.microsoft.com/office/word/2010/wordprocessingShape">
+                    <wps:wsp>
+                      <wps:cNvCnPr/>
+                      <wps:spPr>
+                        <a:xfrm>
+                          <a:off x="0" y="0"/>
+                          <a:ext cx="711200" cy="6350"/>
+                        </a:xfrm>
+                        <a:prstGeom prst="straightConnector1">
+                          <a:avLst/>
+                        </a:prstGeom>
+                        <a:ln>
+                          <a:tailEnd type="triangle"/>
+                        </a:ln>
+                      </wps:spPr>
+                      <wps:style>
+                        <a:lnRef idx="2">
+                          <a:schemeClr val="accent1"/>
+                        </a:lnRef>
+                        <a:fillRef idx="0">
+                          <a:schemeClr val="accent1"/>
+                        </a:fillRef>
+                        <a:effectRef idx="1">
+                          <a:schemeClr val="accent1"/>
+                        </a:effectRef>
+                        <a:fontRef idx="minor">
+                          <a:schemeClr val="tx1"/>
+                        </a:fontRef>
+                      </wps:style>
+                      <wps:bodyPr/>
+                    </wps:wsp>
+                  </a:graphicData>
+                </a:graphic>
+              </wp:anchor>
+            </w:drawing>
+          </mc:Choice>
+          <mc:Fallback>
+            <w:pict>
+              <v:shapetype w14:anchorId="3A771429" id="_x0000_t32" coordsize="21600,21600" o:spt="32" o:oned="t" path="m,l21600,21600e" filled="f">
+                <v:path arrowok="t" fillok="f" o:connecttype="none"/>
+                <o:lock v:ext="edit" shapetype="t"/>
+              </v:shapetype>
+              <v:shape id="Straight Arrow Connector 15" o:spid="_x0000_s1026" type="#_x0000_t32" style="position:absolute;margin-left:281pt;margin-top:3.2pt;width:56pt;height:.5pt;z-index:251674624;visibility:visible;mso-wrap-style:square;mso-wrap-distance-left:9pt;mso-wrap-distance-top:0;mso-wrap-distance-right:9pt;mso-wrap-distance-bottom:0;mso-position-horizontal:absolute;mso-position-horizontal-relative:text;mso-position-vertical:absolute;mso-position-vertical-relative:text" o:gfxdata="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" strokecolor="#156082 [3204]" strokeweight="1.5pt">
+                <v:stroke endarrow="block" joinstyle="miter"/>
+              </v:shape>
+            </w:pict>
+          </mc:Fallback>
+        </mc:AlternateContent>
+      </w:r>
+      <w:r>
+        <w:rPr>
+          <w:noProof/>
+        </w:rPr>
+        <mc:AlternateContent>
+          <mc:Choice Requires="wps">
+            <w:drawing>
+              <wp:anchor distT="0" distB="0" distL="114300" distR="114300" simplePos="0" relativeHeight="251672576" behindDoc="0" locked="0" layoutInCell="1" allowOverlap="1" wp14:anchorId="638E2068" wp14:editId="6E3168C3">
+                <wp:simplePos x="0" y="0"/>
+                <wp:positionH relativeFrom="column">
+                  <wp:posOffset>1358900</wp:posOffset>
+                </wp:positionH>
+                <wp:positionV relativeFrom="paragraph">
+                  <wp:posOffset>46355</wp:posOffset>
+                </wp:positionV>
+                <wp:extent cx="933450" cy="45719"/>
+                <wp:effectExtent l="0" t="57150" r="19050" b="50165"/>
+                <wp:wrapNone/>
+                <wp:docPr id="1918896073" name="Straight Arrow Connector 13"/>
+                <wp:cNvGraphicFramePr/>
+                <a:graphic xmlns:a="http://schemas.openxmlformats.org/drawingml/2006/main">
+                  <a:graphicData uri="http://schemas.microsoft.com/office/word/2010/wordprocessingShape">
+                    <wps:wsp>
+                      <wps:cNvCnPr/>
+                      <wps:spPr>
+                        <a:xfrm flipV="1">
+                          <a:off x="0" y="0"/>
+                          <a:ext cx="933450" cy="45719"/>
+                        </a:xfrm>
+                        <a:prstGeom prst="straightConnector1">
+                          <a:avLst/>
+                        </a:prstGeom>
+                        <a:ln>
+                          <a:tailEnd type="triangle"/>
+                        </a:ln>
+                      </wps:spPr>
+                      <wps:style>
+                        <a:lnRef idx="2">
+                          <a:schemeClr val="accent1"/>
+                        </a:lnRef>
+                        <a:fillRef idx="0">
+                          <a:schemeClr val="accent1"/>
+                        </a:fillRef>
+                        <a:effectRef idx="1">
+                          <a:schemeClr val="accent1"/>
+                        </a:effectRef>
+                        <a:fontRef idx="minor">
+                          <a:schemeClr val="tx1"/>
+                        </a:fontRef>
+                      </wps:style>
+                      <wps:bodyPr/>
+                    </wps:wsp>
+                  </a:graphicData>
+                </a:graphic>
+                <wp14:sizeRelH relativeFrom="margin">
+                  <wp14:pctWidth>0</wp14:pctWidth>
+                </wp14:sizeRelH>
+                <wp14:sizeRelV relativeFrom="margin">
+                  <wp14:pctHeight>0</wp14:pctHeight>
+                </wp14:sizeRelV>
+              </wp:anchor>
+            </w:drawing>
+          </mc:Choice>
+          <mc:Fallback>
+            <w:pict>
+              <v:shape w14:anchorId="5A2BC6D5" id="Straight Arrow Connector 13" o:spid="_x0000_s1026" type="#_x0000_t32" style="position:absolute;margin-left:107pt;margin-top:3.65pt;width:73.5pt;height:3.6pt;flip:y;z-index:251672576;visibility:visible;mso-wrap-style:square;mso-width-percent:0;mso-height-percent:0;mso-wrap-distance-left:9pt;mso-wrap-distance-top:0;mso-wrap-distance-right:9pt;mso-wrap-distance-bottom:0;mso-position-horizontal:absolute;mso-position-horizontal-relative:text;mso-position-vertical:absolute;mso-position-vertical-relative:text;mso-width-percent:0;mso-height-percent:0;mso-width-relative:margin;mso-height-relative:margin" o:gfxdata="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" strokecolor="#156082 [3204]" strokeweight="1.5pt">
+                <v:stroke endarrow="block" joinstyle="miter"/>
+              </v:shape>
+            </w:pict>
+          </mc:Fallback>
+        </mc:AlternateContent>
+      </w:r>
+      <w:r>
+        <w:t xml:space="preserve">        </w:t>
+      </w:r>
+      <w:r>
+        <w:rPr>
+          <w:b/>
+          <w:bCs/>
+        </w:rPr>
+        <w:t>Instructions</w:t>
+      </w:r>
+      <w:r>
+        <w:t xml:space="preserve">                                                     </w:t>
+      </w:r>
+      <w:r>
+        <w:rPr>
+          <w:b/>
+          <w:bCs/>
+        </w:rPr>
+        <w:t xml:space="preserve">Draw      </w:t>
+      </w:r>
+      <w:r>
+        <w:t xml:space="preserve">           </w:t>
+      </w:r>
+      <w:r>
+        <w:t xml:space="preserve">                                 </w:t>
+      </w:r>
+      <w:r>
+        <w:rPr>
+          <w:b/>
+          <w:bCs/>
+        </w:rPr>
+        <w:t>Illustration</w:t>
+      </w:r>
+    </w:p>
+    <w:p>
+      <w:pPr>
+        <w:tabs>
+          <w:tab w:val="left" w:pos="1680"/>
+        </w:tabs>
+      </w:pPr>
+      <w:r>
+        <w:t xml:space="preserve">          </w:t>
+      </w:r>
+      <w:r>
+        <w:t xml:space="preserve"> INPUT                                                            PROCESS                                                   OUTPUT</w:t>
+      </w:r>
+    </w:p>
+    <w:p>
+      <w:pPr>
+        <w:tabs>
+          <w:tab w:val="left" w:pos="1680"/>
+        </w:tabs>
+      </w:pPr>
+      <w:r>
+        <w:tab/>
+      </w:r>
+    </w:p>
+    <w:p>
+      <w:pPr>
+        <w:tabs>
+          <w:tab w:val="left" w:pos="1680"/>
+        </w:tabs>
+      </w:pPr>
+    </w:p>
+    <w:p>
+      <w:pPr>
+        <w:tabs>
+          <w:tab w:val="left" w:pos="1680"/>
+        </w:tabs>
+        <w:rPr>
+          <w:b/>
+          <w:bCs/>
+        </w:rPr>
+      </w:pPr>
+      <w:r>
+        <w:rPr>
+          <w:b/>
+          <w:bCs/>
+        </w:rPr>
+        <w:t>AI Math Tutor Visual Rendering Architecture</w:t>
+      </w:r>
+    </w:p>
+    <w:p>
+      <w:pPr>
+        <w:tabs>
+          <w:tab w:val="left" w:pos="1680"/>
+        </w:tabs>
+        <w:rPr>
+          <w:b/>
+          <w:bCs/>
+        </w:rPr>
+      </w:pPr>
+      <w:r>
+        <w:rPr>
+          <w:b/>
+          <w:bCs/>
+        </w:rPr>
+        <w:lastRenderedPageBreak/>
+        <w:t>Introduction</w:t>
+      </w:r>
+    </w:p>
+    <w:p>
+      <w:pPr>
+        <w:tabs>
+          <w:tab w:val="left" w:pos="1680"/>
+        </w:tabs>
+      </w:pPr>
+      <w:r>
+        <w:t>One of the most important design decisions in the AI Math Tutor project is determining how mathematical visuals should be generated and displayed.</w:t>
+      </w:r>
+    </w:p>
+    <w:p>
+      <w:pPr>
+        <w:tabs>
+          <w:tab w:val="left" w:pos="1680"/>
+        </w:tabs>
+      </w:pPr>
+      <w:r>
+        <w:t>The goal is not simply to draw shapes on a canvas. The goal is to create a system that can explain mathematics visually while remaining reliable, scalable, maintainable, and accurate.</w:t>
+      </w:r>
+    </w:p>
+    <w:p>
+      <w:pPr>
+        <w:tabs>
+          <w:tab w:val="left" w:pos="1680"/>
+        </w:tabs>
+      </w:pPr>
+      <w:r>
+        <w:t>There are several possible approaches:</w:t>
+      </w:r>
+    </w:p>
+    <w:p>
+      <w:pPr>
+        <w:numPr>
+          <w:ilvl w:val="0"/>
+          <w:numId w:val="5"/>
+        </w:numPr>
+        <w:tabs>
+          <w:tab w:val="left" w:pos="1680"/>
+        </w:tabs>
+      </w:pPr>
+      <w:r>
+        <w:t>Hardcoded mathematical renderers</w:t>
+      </w:r>
+    </w:p>
+    <w:p>
+      <w:pPr>
+        <w:numPr>
+          <w:ilvl w:val="0"/>
+          <w:numId w:val="5"/>
+        </w:numPr>
+        <w:tabs>
+          <w:tab w:val="left" w:pos="1680"/>
+        </w:tabs>
+      </w:pPr>
+      <w:r>
+        <w:t>Gemini-generated Canvas code</w:t>
+      </w:r>
+    </w:p>
+    <w:p>
+      <w:pPr>
+        <w:numPr>
+          <w:ilvl w:val="0"/>
+          <w:numId w:val="5"/>
+        </w:numPr>
+        <w:tabs>
+          <w:tab w:val="left" w:pos="1680"/>
+        </w:tabs>
+      </w:pPr>
+      <w:r>
+        <w:t>Primitive-based visual instruction architecture</w:t>
+      </w:r>
+    </w:p>
+    <w:p>
+      <w:pPr>
+        <w:tabs>
+          <w:tab w:val="left" w:pos="1680"/>
+        </w:tabs>
+      </w:pPr>
+      <w:r>
+        <w:t xml:space="preserve">After evaluating each approach, the recommended architecture is a structured visual instruction system where Gemini decides </w:t>
+      </w:r>
+      <w:r>
+        <w:rPr>
+          <w:b/>
+          <w:bCs/>
+        </w:rPr>
+        <w:t>what should be drawn</w:t>
+      </w:r>
+      <w:r>
+        <w:t xml:space="preserve">, while the frontend decides </w:t>
+      </w:r>
+      <w:r>
+        <w:rPr>
+          <w:b/>
+          <w:bCs/>
+        </w:rPr>
+        <w:t>how it should be drawn</w:t>
+      </w:r>
+      <w:r>
+        <w:t>.</w:t>
+      </w:r>
+    </w:p>
+    <w:p>
+      <w:pPr>
+        <w:tabs>
+          <w:tab w:val="left" w:pos="1680"/>
+        </w:tabs>
+      </w:pPr>
+      <w:r>
+        <w:t xml:space="preserve">This document explains the </w:t>
+      </w:r>
+      <w:proofErr w:type="gramStart"/>
+      <w:r>
+        <w:t>reasoning</w:t>
+      </w:r>
+      <w:proofErr w:type="gramEnd"/>
+      <w:r>
+        <w:t xml:space="preserve"> behind this architecture and the technical design in detail.</w:t>
+      </w:r>
+    </w:p>
+    <w:p>
+      <w:pPr>
+        <w:tabs>
+          <w:tab w:val="left" w:pos="1680"/>
+        </w:tabs>
+      </w:pPr>
+      <w:r>
+        <w:pict w14:anchorId="39449954">
+          <v:rect id="_x0000_i1151" style="width:0;height:1.5pt" o:hralign="center" o:hrstd="t" o:hr="t" fillcolor="#a0a0a0" stroked="f"/>
+        </w:pict>
+      </w:r>
+    </w:p>
+    <w:p>
+      <w:pPr>
+        <w:tabs>
+          <w:tab w:val="left" w:pos="1680"/>
+        </w:tabs>
+        <w:rPr>
+          <w:b/>
+          <w:bCs/>
+        </w:rPr>
+      </w:pPr>
+      <w:r>
+        <w:rPr>
+          <w:b/>
+          <w:bCs/>
+        </w:rPr>
+        <w:t>Problem Statement</w:t>
+      </w:r>
+    </w:p>
+    <w:p>
+      <w:pPr>
+        <w:tabs>
+          <w:tab w:val="left" w:pos="1680"/>
+        </w:tabs>
+      </w:pPr>
+      <w:r>
+        <w:t>The AI Math Tutor is designed to:</w:t>
+      </w:r>
+    </w:p>
+    <w:p>
+      <w:pPr>
+        <w:numPr>
+          <w:ilvl w:val="0"/>
+          <w:numId w:val="6"/>
+        </w:numPr>
+        <w:tabs>
+          <w:tab w:val="left" w:pos="1680"/>
+        </w:tabs>
+      </w:pPr>
+      <w:proofErr w:type="gramStart"/>
+      <w:r>
+        <w:t>Solve</w:t>
+      </w:r>
+      <w:proofErr w:type="gramEnd"/>
+      <w:r>
+        <w:t xml:space="preserve"> mathematics problems</w:t>
+      </w:r>
+    </w:p>
+    <w:p>
+      <w:pPr>
+        <w:numPr>
+          <w:ilvl w:val="0"/>
+          <w:numId w:val="6"/>
+        </w:numPr>
+        <w:tabs>
+          <w:tab w:val="left" w:pos="1680"/>
+        </w:tabs>
+      </w:pPr>
+      <w:r>
+        <w:t>Explain solutions step-by-step</w:t>
+      </w:r>
+    </w:p>
+    <w:p>
+      <w:pPr>
+        <w:numPr>
+          <w:ilvl w:val="0"/>
+          <w:numId w:val="6"/>
+        </w:numPr>
+        <w:tabs>
+          <w:tab w:val="left" w:pos="1680"/>
+        </w:tabs>
+      </w:pPr>
+      <w:r>
+        <w:t>Provide adaptive tutoring</w:t>
+      </w:r>
+    </w:p>
+    <w:p>
+      <w:pPr>
+        <w:numPr>
+          <w:ilvl w:val="0"/>
+          <w:numId w:val="6"/>
+        </w:numPr>
+        <w:tabs>
+          <w:tab w:val="left" w:pos="1680"/>
+        </w:tabs>
+      </w:pPr>
+      <w:r>
+        <w:t>Draw visual explanations on a whiteboard</w:t>
+      </w:r>
+    </w:p>
+    <w:p>
+      <w:pPr>
+        <w:tabs>
+          <w:tab w:val="left" w:pos="1680"/>
+        </w:tabs>
+      </w:pPr>
+      <w:r>
+        <w:t>Examples include:</w:t>
+      </w:r>
+    </w:p>
+    <w:p>
+      <w:pPr>
+        <w:numPr>
+          <w:ilvl w:val="0"/>
+          <w:numId w:val="7"/>
+        </w:numPr>
+        <w:tabs>
+          <w:tab w:val="left" w:pos="1680"/>
+        </w:tabs>
+      </w:pPr>
+      <w:r>
+        <w:t>Circles</w:t>
+      </w:r>
+    </w:p>
+    <w:p>
+      <w:pPr>
+        <w:numPr>
+          <w:ilvl w:val="0"/>
+          <w:numId w:val="7"/>
+        </w:numPr>
+        <w:tabs>
+          <w:tab w:val="left" w:pos="1680"/>
+        </w:tabs>
+      </w:pPr>
+      <w:r>
+        <w:t>Fractions</w:t>
+      </w:r>
+    </w:p>
+    <w:p>
+      <w:pPr>
+        <w:numPr>
+          <w:ilvl w:val="0"/>
+          <w:numId w:val="7"/>
+        </w:numPr>
+        <w:tabs>
+          <w:tab w:val="left" w:pos="1680"/>
+        </w:tabs>
+      </w:pPr>
+      <w:r>
+        <w:t>Coordinate planes</w:t>
+      </w:r>
+    </w:p>
+    <w:p>
+      <w:pPr>
+        <w:numPr>
+          <w:ilvl w:val="0"/>
+          <w:numId w:val="7"/>
+        </w:numPr>
+        <w:tabs>
+          <w:tab w:val="left" w:pos="1680"/>
+        </w:tabs>
+      </w:pPr>
+      <w:r>
+        <w:t>Graphs</w:t>
+      </w:r>
+    </w:p>
+    <w:p>
+      <w:pPr>
+        <w:numPr>
+          <w:ilvl w:val="0"/>
+          <w:numId w:val="7"/>
+        </w:numPr>
+        <w:tabs>
+          <w:tab w:val="left" w:pos="1680"/>
+        </w:tabs>
+      </w:pPr>
+      <w:r>
+        <w:t>Number lines</w:t>
+      </w:r>
+    </w:p>
+    <w:p>
+      <w:pPr>
+        <w:numPr>
+          <w:ilvl w:val="0"/>
+          <w:numId w:val="7"/>
+        </w:numPr>
+        <w:tabs>
+          <w:tab w:val="left" w:pos="1680"/>
+        </w:tabs>
+      </w:pPr>
+      <w:r>
+        <w:lastRenderedPageBreak/>
+        <w:t>Algebra tiles</w:t>
+      </w:r>
+    </w:p>
+    <w:p>
+      <w:pPr>
+        <w:numPr>
+          <w:ilvl w:val="0"/>
+          <w:numId w:val="7"/>
+        </w:numPr>
+        <w:tabs>
+          <w:tab w:val="left" w:pos="1680"/>
+        </w:tabs>
+      </w:pPr>
+      <w:r>
+        <w:t>Geometry diagrams</w:t>
+      </w:r>
+    </w:p>
+    <w:p>
+      <w:pPr>
+        <w:tabs>
+          <w:tab w:val="left" w:pos="1680"/>
+        </w:tabs>
+      </w:pPr>
+      <w:r>
+        <w:t>The challenge is determining who is responsible for drawing these visuals.</w:t>
+      </w:r>
+    </w:p>
+    <w:p>
+      <w:pPr>
+        <w:tabs>
+          <w:tab w:val="left" w:pos="1680"/>
+        </w:tabs>
+      </w:pPr>
+      <w:r>
+        <w:t>Should Gemini generate the entire drawing?</w:t>
+      </w:r>
+    </w:p>
+    <w:p>
+      <w:pPr>
+        <w:tabs>
+          <w:tab w:val="left" w:pos="1680"/>
+        </w:tabs>
+      </w:pPr>
+      <w:r>
+        <w:t>Or should the frontend control the drawing?</w:t>
+      </w:r>
+    </w:p>
+    <w:p>
+      <w:pPr>
+        <w:tabs>
+          <w:tab w:val="left" w:pos="1680"/>
+        </w:tabs>
+      </w:pPr>
+      <w:r>
+        <w:t>This architectural decision affects:</w:t>
+      </w:r>
+    </w:p>
+    <w:p>
+      <w:pPr>
+        <w:numPr>
+          <w:ilvl w:val="0"/>
+          <w:numId w:val="8"/>
+        </w:numPr>
+        <w:tabs>
+          <w:tab w:val="left" w:pos="1680"/>
+        </w:tabs>
+      </w:pPr>
+      <w:r>
+        <w:t>Reliability</w:t>
+      </w:r>
+    </w:p>
+    <w:p>
+      <w:pPr>
+        <w:numPr>
+          <w:ilvl w:val="0"/>
+          <w:numId w:val="8"/>
+        </w:numPr>
+        <w:tabs>
+          <w:tab w:val="left" w:pos="1680"/>
+        </w:tabs>
+      </w:pPr>
+      <w:r>
+        <w:t>Performance</w:t>
+      </w:r>
+    </w:p>
+    <w:p>
+      <w:pPr>
+        <w:numPr>
+          <w:ilvl w:val="0"/>
+          <w:numId w:val="8"/>
+        </w:numPr>
+        <w:tabs>
+          <w:tab w:val="left" w:pos="1680"/>
+        </w:tabs>
+      </w:pPr>
+      <w:r>
+        <w:t>Scalability</w:t>
+      </w:r>
+    </w:p>
+    <w:p>
+      <w:pPr>
+        <w:numPr>
+          <w:ilvl w:val="0"/>
+          <w:numId w:val="8"/>
+        </w:numPr>
+        <w:tabs>
+          <w:tab w:val="left" w:pos="1680"/>
+        </w:tabs>
+      </w:pPr>
+      <w:r>
+        <w:t>Security</w:t>
+      </w:r>
+    </w:p>
+    <w:p>
+      <w:pPr>
+        <w:numPr>
+          <w:ilvl w:val="0"/>
+          <w:numId w:val="8"/>
+        </w:numPr>
+        <w:tabs>
+          <w:tab w:val="left" w:pos="1680"/>
+        </w:tabs>
+      </w:pPr>
+      <w:r>
+        <w:t>User experience</w:t>
+      </w:r>
+    </w:p>
+    <w:p>
+      <w:pPr>
+        <w:tabs>
+          <w:tab w:val="left" w:pos="1680"/>
+        </w:tabs>
+      </w:pPr>
+      <w:r>
+        <w:pict w14:anchorId="17BB0655">
+          <v:rect id="_x0000_i1152" style="width:0;height:1.5pt" o:hralign="center" o:hrstd="t" o:hr="t" fillcolor="#a0a0a0" stroked="f"/>
+        </w:pict>
+      </w:r>
+    </w:p>
+    <w:p>
+      <w:pPr>
+        <w:tabs>
+          <w:tab w:val="left" w:pos="1680"/>
+        </w:tabs>
+        <w:rPr>
+          <w:b/>
+          <w:bCs/>
+        </w:rPr>
+      </w:pPr>
+      <w:r>
+        <w:rPr>
+          <w:b/>
+          <w:bCs/>
+        </w:rPr>
+        <w:t>Architecture Option 1: Hardcoded Mathematical Renderers</w:t>
+      </w:r>
+    </w:p>
+    <w:p>
+      <w:pPr>
+        <w:tabs>
+          <w:tab w:val="left" w:pos="1680"/>
+        </w:tabs>
+      </w:pPr>
+      <w:r>
+        <w:t>In this approach, every mathematical concept receives its own drawing function.</w:t>
+      </w:r>
+    </w:p>
+    <w:p>
+      <w:pPr>
+        <w:tabs>
+          <w:tab w:val="left" w:pos="1680"/>
+        </w:tabs>
+      </w:pPr>
+      <w:r>
+        <w:t>Example:</w:t>
+      </w:r>
+    </w:p>
+    <w:p>
+      <w:pPr>
+        <w:tabs>
+          <w:tab w:val="left" w:pos="1680"/>
+        </w:tabs>
+      </w:pPr>
+      <w:proofErr w:type="spellStart"/>
+      <w:proofErr w:type="gramStart"/>
+      <w:r>
+        <w:t>drawCircle</w:t>
+      </w:r>
+      <w:proofErr w:type="spellEnd"/>
+      <w:r>
+        <w:t>(</w:t>
+      </w:r>
+      <w:proofErr w:type="gramEnd"/>
+      <w:r>
+        <w:t>);</w:t>
+      </w:r>
+    </w:p>
+    <w:p>
+      <w:pPr>
+        <w:tabs>
+          <w:tab w:val="left" w:pos="1680"/>
+        </w:tabs>
+      </w:pPr>
+      <w:proofErr w:type="spellStart"/>
+      <w:proofErr w:type="gramStart"/>
+      <w:r>
+        <w:t>drawFraction</w:t>
+      </w:r>
+      <w:proofErr w:type="spellEnd"/>
+      <w:r>
+        <w:t>(</w:t>
+      </w:r>
+      <w:proofErr w:type="gramEnd"/>
+      <w:r>
+        <w:t>);</w:t>
+      </w:r>
+    </w:p>
+    <w:p>
+      <w:pPr>
+        <w:tabs>
+          <w:tab w:val="left" w:pos="1680"/>
+        </w:tabs>
+      </w:pPr>
+      <w:proofErr w:type="spellStart"/>
+      <w:proofErr w:type="gramStart"/>
+      <w:r>
+        <w:t>drawGraph</w:t>
+      </w:r>
+      <w:proofErr w:type="spellEnd"/>
+      <w:r>
+        <w:t>(</w:t>
+      </w:r>
+      <w:proofErr w:type="gramEnd"/>
+      <w:r>
+        <w:t>);</w:t>
+      </w:r>
+    </w:p>
+    <w:p>
+      <w:pPr>
+        <w:tabs>
+          <w:tab w:val="left" w:pos="1680"/>
+        </w:tabs>
+      </w:pPr>
+      <w:proofErr w:type="spellStart"/>
+      <w:proofErr w:type="gramStart"/>
+      <w:r>
+        <w:t>drawCoordinatePlane</w:t>
+      </w:r>
+      <w:proofErr w:type="spellEnd"/>
+      <w:r>
+        <w:t>(</w:t>
+      </w:r>
+      <w:proofErr w:type="gramEnd"/>
+      <w:r>
+        <w:t>);</w:t>
+      </w:r>
+    </w:p>
+    <w:p>
+      <w:pPr>
+        <w:tabs>
+          <w:tab w:val="left" w:pos="1680"/>
+        </w:tabs>
+      </w:pPr>
+      <w:proofErr w:type="spellStart"/>
+      <w:proofErr w:type="gramStart"/>
+      <w:r>
+        <w:t>drawTriangle</w:t>
+      </w:r>
+      <w:proofErr w:type="spellEnd"/>
+      <w:r>
+        <w:t>(</w:t>
+      </w:r>
+      <w:proofErr w:type="gramEnd"/>
+      <w:r>
+        <w:t>);</w:t>
+      </w:r>
+    </w:p>
+    <w:p>
+      <w:pPr>
+        <w:tabs>
+          <w:tab w:val="left" w:pos="1680"/>
+        </w:tabs>
+      </w:pPr>
+      <w:proofErr w:type="spellStart"/>
+      <w:proofErr w:type="gramStart"/>
+      <w:r>
+        <w:t>drawAlgebraTiles</w:t>
+      </w:r>
+      <w:proofErr w:type="spellEnd"/>
+      <w:r>
+        <w:t>(</w:t>
+      </w:r>
+      <w:proofErr w:type="gramEnd"/>
+      <w:r>
+        <w:t>);</w:t>
+      </w:r>
+    </w:p>
+    <w:p>
+      <w:pPr>
+        <w:tabs>
+          <w:tab w:val="left" w:pos="1680"/>
+        </w:tabs>
+      </w:pPr>
+      <w:r>
+        <w:t>Gemini returns:</w:t>
+      </w:r>
+    </w:p>
+    <w:p>
+      <w:pPr>
+        <w:shd w:val="clear" w:color="auto" w:fill="A6A6A6" w:themeFill="background1" w:themeFillShade="A6"/>
+        <w:tabs>
+          <w:tab w:val="left" w:pos="1680"/>
+        </w:tabs>
+        <w:rPr>
+          <w:rFonts w:ascii="Courier New" w:hAnsi="Courier New" w:cs="Courier New"/>
+        </w:rPr>
+      </w:pPr>
+      <w:r>
+        <w:rPr>
+          <w:rFonts w:ascii="Courier New" w:hAnsi="Courier New" w:cs="Courier New"/>
+        </w:rPr>
+        <w:t>{</w:t>
+      </w:r>
+    </w:p>
+    <w:p>
+      <w:pPr>
+        <w:shd w:val="clear" w:color="auto" w:fill="A6A6A6" w:themeFill="background1" w:themeFillShade="A6"/>
+        <w:tabs>
+          <w:tab w:val="left" w:pos="1680"/>
+        </w:tabs>
+        <w:rPr>
+          <w:rFonts w:ascii="Courier New" w:hAnsi="Courier New" w:cs="Courier New"/>
+        </w:rPr>
+      </w:pPr>
+      <w:r>
+        <w:rPr>
+          <w:rFonts w:ascii="Courier New" w:hAnsi="Courier New" w:cs="Courier New"/>
+        </w:rPr>
+        <w:t xml:space="preserve">  "type": "circle",</w:t>
+      </w:r>
+    </w:p>
+    <w:p>
+      <w:pPr>
+        <w:shd w:val="clear" w:color="auto" w:fill="A6A6A6" w:themeFill="background1" w:themeFillShade="A6"/>
+        <w:tabs>
+          <w:tab w:val="left" w:pos="1680"/>
+        </w:tabs>
+        <w:rPr>
+          <w:rFonts w:ascii="Courier New" w:hAnsi="Courier New" w:cs="Courier New"/>
+        </w:rPr>
+      </w:pPr>
+      <w:r>
+        <w:rPr>
+          <w:rFonts w:ascii="Courier New" w:hAnsi="Courier New" w:cs="Courier New"/>
+        </w:rPr>
+        <w:t xml:space="preserve">  "radius": 5</w:t>
+      </w:r>
+    </w:p>
+    <w:p>
+      <w:pPr>
+        <w:shd w:val="clear" w:color="auto" w:fill="A6A6A6" w:themeFill="background1" w:themeFillShade="A6"/>
+        <w:tabs>
+          <w:tab w:val="left" w:pos="1680"/>
+        </w:tabs>
+        <w:rPr>
+          <w:rFonts w:ascii="Courier New" w:hAnsi="Courier New" w:cs="Courier New"/>
+        </w:rPr>
+      </w:pPr>
+      <w:r>
+        <w:rPr>
+          <w:rFonts w:ascii="Courier New" w:hAnsi="Courier New" w:cs="Courier New"/>
+        </w:rPr>
+        <w:t>}</w:t>
+      </w:r>
+    </w:p>
+    <w:p>
+      <w:pPr>
+        <w:tabs>
+          <w:tab w:val="left" w:pos="1680"/>
+        </w:tabs>
+      </w:pPr>
+      <w:r>
+        <w:lastRenderedPageBreak/>
+        <w:t xml:space="preserve">The </w:t>
+      </w:r>
+      <w:proofErr w:type="gramStart"/>
+      <w:r>
+        <w:t>frontend</w:t>
+      </w:r>
+      <w:proofErr w:type="gramEnd"/>
+      <w:r>
+        <w:t xml:space="preserve"> then routes the request:</w:t>
+      </w:r>
+    </w:p>
+    <w:p>
+      <w:pPr>
+        <w:tabs>
+          <w:tab w:val="left" w:pos="1680"/>
+        </w:tabs>
+      </w:pPr>
+      <w:r>
+        <w:t>switch(</w:t>
+      </w:r>
+      <w:proofErr w:type="spellStart"/>
+      <w:proofErr w:type="gramStart"/>
+      <w:r>
+        <w:t>visual.type</w:t>
+      </w:r>
+      <w:proofErr w:type="spellEnd"/>
+      <w:r>
+        <w:t>){</w:t>
+      </w:r>
+      <w:proofErr w:type="gramEnd"/>
+    </w:p>
+    <w:p>
+      <w:pPr>
+        <w:tabs>
+          <w:tab w:val="left" w:pos="1680"/>
+        </w:tabs>
+      </w:pPr>
+    </w:p>
+    <w:p>
+      <w:pPr>
+        <w:tabs>
+          <w:tab w:val="left" w:pos="1680"/>
+        </w:tabs>
+      </w:pPr>
+      <w:r>
+        <w:t xml:space="preserve">    case "circle":</w:t>
+      </w:r>
+    </w:p>
+    <w:p>
+      <w:pPr>
+        <w:tabs>
+          <w:tab w:val="left" w:pos="1680"/>
+        </w:tabs>
+      </w:pPr>
+      <w:r>
+        <w:t xml:space="preserve">        </w:t>
+      </w:r>
+      <w:proofErr w:type="spellStart"/>
+      <w:r>
+        <w:t>drawCircle</w:t>
+      </w:r>
+      <w:proofErr w:type="spellEnd"/>
+      <w:r>
+        <w:t>(visual);</w:t>
+      </w:r>
+    </w:p>
+    <w:p>
+      <w:pPr>
+        <w:tabs>
+          <w:tab w:val="left" w:pos="1680"/>
+        </w:tabs>
+      </w:pPr>
+      <w:r>
+        <w:t xml:space="preserve">        break;</w:t>
+      </w:r>
+    </w:p>
+    <w:p>
+      <w:pPr>
+        <w:tabs>
+          <w:tab w:val="left" w:pos="1680"/>
+        </w:tabs>
+      </w:pPr>
+    </w:p>
+    <w:p>
+      <w:pPr>
+        <w:tabs>
+          <w:tab w:val="left" w:pos="1680"/>
+        </w:tabs>
+      </w:pPr>
+      <w:r>
+        <w:t xml:space="preserve">    case "fraction":</w:t>
+      </w:r>
+    </w:p>
+    <w:p>
+      <w:pPr>
+        <w:tabs>
+          <w:tab w:val="left" w:pos="1680"/>
+        </w:tabs>
+      </w:pPr>
+      <w:r>
+        <w:t xml:space="preserve">        </w:t>
+      </w:r>
+      <w:proofErr w:type="spellStart"/>
+      <w:r>
+        <w:t>drawFraction</w:t>
+      </w:r>
+      <w:proofErr w:type="spellEnd"/>
+      <w:r>
+        <w:t>(visual);</w:t>
+      </w:r>
+    </w:p>
+    <w:p>
+      <w:pPr>
+        <w:tabs>
+          <w:tab w:val="left" w:pos="1680"/>
+        </w:tabs>
+      </w:pPr>
+      <w:r>
+        <w:t xml:space="preserve">        break;</w:t>
+      </w:r>
+    </w:p>
+    <w:p>
+      <w:pPr>
+        <w:tabs>
+          <w:tab w:val="left" w:pos="1680"/>
+        </w:tabs>
+      </w:pPr>
+      <w:r>
+        <w:t>}</w:t>
+      </w:r>
+    </w:p>
+    <w:p>
+      <w:pPr>
+        <w:tabs>
+          <w:tab w:val="left" w:pos="1680"/>
+        </w:tabs>
+      </w:pPr>
+      <w:r>
+        <w:pict w14:anchorId="7CEEA40C">
+          <v:rect id="_x0000_i1153" style="width:0;height:1.5pt" o:hralign="center" o:hrstd="t" o:hr="t" fillcolor="#a0a0a0" stroked="f"/>
+        </w:pict>
+      </w:r>
+    </w:p>
+    <w:p>
+      <w:pPr>
+        <w:tabs>
+          <w:tab w:val="left" w:pos="1680"/>
+        </w:tabs>
+        <w:rPr>
+          <w:b/>
+          <w:bCs/>
+        </w:rPr>
+      </w:pPr>
+      <w:r>
+        <w:rPr>
+          <w:b/>
+          <w:bCs/>
+        </w:rPr>
+        <w:t>Advantages</w:t>
+      </w:r>
+    </w:p>
+    <w:p>
+      <w:pPr>
+        <w:tabs>
+          <w:tab w:val="left" w:pos="1680"/>
+        </w:tabs>
+        <w:rPr>
+          <w:b/>
+          <w:bCs/>
+        </w:rPr>
+      </w:pPr>
+      <w:r>
+        <w:rPr>
+          <w:b/>
+          <w:bCs/>
+        </w:rPr>
+        <w:t>Simplicity</w:t>
+      </w:r>
+    </w:p>
+    <w:p>
+      <w:pPr>
+        <w:tabs>
+          <w:tab w:val="left" w:pos="1680"/>
+        </w:tabs>
+      </w:pPr>
+      <w:r>
+        <w:t>Each mathematical concept has a dedicated renderer.</w:t>
+      </w:r>
+    </w:p>
+    <w:p>
+      <w:pPr>
+        <w:tabs>
+          <w:tab w:val="left" w:pos="1680"/>
+        </w:tabs>
+      </w:pPr>
+      <w:r>
+        <w:t>Example:</w:t>
+      </w:r>
+    </w:p>
+    <w:p>
+      <w:pPr>
+        <w:tabs>
+          <w:tab w:val="left" w:pos="1680"/>
+        </w:tabs>
+      </w:pPr>
+      <w:proofErr w:type="spellStart"/>
+      <w:proofErr w:type="gramStart"/>
+      <w:r>
+        <w:t>drawCircle</w:t>
+      </w:r>
+      <w:proofErr w:type="spellEnd"/>
+      <w:r>
+        <w:t>(</w:t>
+      </w:r>
+      <w:proofErr w:type="gramEnd"/>
+      <w:r>
+        <w:t>)</w:t>
+      </w:r>
+    </w:p>
+    <w:p>
+      <w:pPr>
+        <w:tabs>
+          <w:tab w:val="left" w:pos="1680"/>
+        </w:tabs>
+      </w:pPr>
+      <w:r>
+        <w:t xml:space="preserve">Only </w:t>
+      </w:r>
+      <w:proofErr w:type="gramStart"/>
+      <w:r>
+        <w:t>draws</w:t>
+      </w:r>
+      <w:proofErr w:type="gramEnd"/>
+      <w:r>
+        <w:t xml:space="preserve"> circles.</w:t>
+      </w:r>
+    </w:p>
+    <w:p>
+      <w:pPr>
+        <w:tabs>
+          <w:tab w:val="left" w:pos="1680"/>
+        </w:tabs>
+      </w:pPr>
+      <w:r>
+        <w:t>Developers immediately understand its purpose.</w:t>
+      </w:r>
+    </w:p>
+    <w:p>
+      <w:pPr>
+        <w:tabs>
+          <w:tab w:val="left" w:pos="1680"/>
+        </w:tabs>
+        <w:rPr>
+          <w:b/>
+          <w:bCs/>
+        </w:rPr>
+      </w:pPr>
+      <w:r>
+        <w:rPr>
+          <w:b/>
+          <w:bCs/>
+        </w:rPr>
+        <w:t>Easier Debugging</w:t>
+      </w:r>
+    </w:p>
+    <w:p>
+      <w:pPr>
+        <w:tabs>
+          <w:tab w:val="left" w:pos="1680"/>
+        </w:tabs>
+      </w:pPr>
+      <w:r>
+        <w:t>If a circle appears incorrectly:</w:t>
+      </w:r>
+    </w:p>
+    <w:p>
+      <w:pPr>
+        <w:tabs>
+          <w:tab w:val="left" w:pos="1680"/>
+        </w:tabs>
+      </w:pPr>
+      <w:proofErr w:type="spellStart"/>
+      <w:proofErr w:type="gramStart"/>
+      <w:r>
+        <w:t>drawCircle</w:t>
+      </w:r>
+      <w:proofErr w:type="spellEnd"/>
+      <w:r>
+        <w:t>(</w:t>
+      </w:r>
+      <w:proofErr w:type="gramEnd"/>
+      <w:r>
+        <w:t>)</w:t>
+      </w:r>
+    </w:p>
+    <w:p>
+      <w:pPr>
+        <w:tabs>
+          <w:tab w:val="left" w:pos="1680"/>
+        </w:tabs>
+      </w:pPr>
+      <w:r>
+        <w:t>is the only place requiring investigation.</w:t>
+      </w:r>
+    </w:p>
+    <w:p>
+      <w:pPr>
+        <w:tabs>
+          <w:tab w:val="left" w:pos="1680"/>
+        </w:tabs>
+        <w:rPr>
+          <w:b/>
+          <w:bCs/>
+        </w:rPr>
+      </w:pPr>
+      <w:r>
+        <w:rPr>
+          <w:b/>
+          <w:bCs/>
+        </w:rPr>
+        <w:t>Strong Control</w:t>
+      </w:r>
+    </w:p>
+    <w:p>
+      <w:pPr>
+        <w:tabs>
+          <w:tab w:val="left" w:pos="1680"/>
+        </w:tabs>
+      </w:pPr>
+      <w:r>
+        <w:t>The application completely controls:</w:t>
+      </w:r>
+    </w:p>
+    <w:p>
+      <w:pPr>
+        <w:numPr>
+          <w:ilvl w:val="0"/>
+          <w:numId w:val="9"/>
+        </w:numPr>
+        <w:tabs>
+          <w:tab w:val="left" w:pos="1680"/>
+        </w:tabs>
+      </w:pPr>
+      <w:r>
+        <w:t>Layout</w:t>
+      </w:r>
+    </w:p>
+    <w:p>
+      <w:pPr>
+        <w:numPr>
+          <w:ilvl w:val="0"/>
+          <w:numId w:val="9"/>
+        </w:numPr>
+        <w:tabs>
+          <w:tab w:val="left" w:pos="1680"/>
+        </w:tabs>
+      </w:pPr>
+      <w:r>
+        <w:lastRenderedPageBreak/>
+        <w:t>Scaling</w:t>
+      </w:r>
+    </w:p>
+    <w:p>
+      <w:pPr>
+        <w:numPr>
+          <w:ilvl w:val="0"/>
+          <w:numId w:val="9"/>
+        </w:numPr>
+        <w:tabs>
+          <w:tab w:val="left" w:pos="1680"/>
+        </w:tabs>
+      </w:pPr>
+      <w:r>
+        <w:t>Colors</w:t>
+      </w:r>
+    </w:p>
+    <w:p>
+      <w:pPr>
+        <w:numPr>
+          <w:ilvl w:val="0"/>
+          <w:numId w:val="9"/>
+        </w:numPr>
+        <w:tabs>
+          <w:tab w:val="left" w:pos="1680"/>
+        </w:tabs>
+      </w:pPr>
+      <w:r>
+        <w:t>Labels</w:t>
+      </w:r>
+    </w:p>
+    <w:p>
+      <w:pPr>
+        <w:numPr>
+          <w:ilvl w:val="0"/>
+          <w:numId w:val="9"/>
+        </w:numPr>
+        <w:tabs>
+          <w:tab w:val="left" w:pos="1680"/>
+        </w:tabs>
+      </w:pPr>
+      <w:r>
+        <w:t>Animations</w:t>
+      </w:r>
+    </w:p>
+    <w:p>
+      <w:pPr>
+        <w:tabs>
+          <w:tab w:val="left" w:pos="1680"/>
+        </w:tabs>
+      </w:pPr>
+      <w:r>
+        <w:t>The AI does not affect rendering quality.</w:t>
+      </w:r>
+    </w:p>
+    <w:p>
+      <w:pPr>
+        <w:tabs>
+          <w:tab w:val="left" w:pos="1680"/>
+        </w:tabs>
+      </w:pPr>
+      <w:r>
+        <w:pict w14:anchorId="6A1850E6">
+          <v:rect id="_x0000_i1154" style="width:0;height:1.5pt" o:hralign="center" o:hrstd="t" o:hr="t" fillcolor="#a0a0a0" stroked="f"/>
+        </w:pict>
+      </w:r>
+    </w:p>
+    <w:p>
+      <w:pPr>
+        <w:tabs>
+          <w:tab w:val="left" w:pos="1680"/>
+        </w:tabs>
+        <w:rPr>
+          <w:b/>
+          <w:bCs/>
+        </w:rPr>
+      </w:pPr>
+      <w:r>
+        <w:rPr>
+          <w:b/>
+          <w:bCs/>
+        </w:rPr>
+        <w:t>Disadvantages</w:t>
+      </w:r>
+    </w:p>
+    <w:p>
+      <w:pPr>
+        <w:tabs>
+          <w:tab w:val="left" w:pos="1680"/>
+        </w:tabs>
+        <w:rPr>
+          <w:b/>
+          <w:bCs/>
+        </w:rPr>
+      </w:pPr>
+      <w:r>
+        <w:rPr>
+          <w:b/>
+          <w:bCs/>
+        </w:rPr>
+        <w:t>Function Explosion</w:t>
+      </w:r>
+    </w:p>
+    <w:p>
+      <w:pPr>
+        <w:tabs>
+          <w:tab w:val="left" w:pos="1680"/>
+        </w:tabs>
+      </w:pPr>
+      <w:r>
+        <w:t>As the platform grows, many renderers become necessary.</w:t>
+      </w:r>
+    </w:p>
+    <w:p>
+      <w:pPr>
+        <w:tabs>
+          <w:tab w:val="left" w:pos="1680"/>
+        </w:tabs>
+      </w:pPr>
+      <w:r>
+        <w:t>Examples:</w:t>
+      </w:r>
+    </w:p>
+    <w:p>
+      <w:pPr>
+        <w:shd w:val="clear" w:color="auto" w:fill="A6A6A6" w:themeFill="background1" w:themeFillShade="A6"/>
+        <w:tabs>
+          <w:tab w:val="left" w:pos="1680"/>
+        </w:tabs>
+        <w:rPr>
+          <w:rFonts w:ascii="Courier New" w:hAnsi="Courier New" w:cs="Courier New"/>
+        </w:rPr>
+      </w:pPr>
+      <w:proofErr w:type="spellStart"/>
+      <w:proofErr w:type="gramStart"/>
+      <w:r>
+        <w:rPr>
+          <w:rFonts w:ascii="Courier New" w:hAnsi="Courier New" w:cs="Courier New"/>
+        </w:rPr>
+        <w:t>drawCircleArea</w:t>
+      </w:r>
+      <w:proofErr w:type="spellEnd"/>
+      <w:r>
+        <w:rPr>
+          <w:rFonts w:ascii="Courier New" w:hAnsi="Courier New" w:cs="Courier New"/>
+        </w:rPr>
+        <w:t>(</w:t>
+      </w:r>
+      <w:proofErr w:type="gramEnd"/>
+      <w:r>
+        <w:rPr>
+          <w:rFonts w:ascii="Courier New" w:hAnsi="Courier New" w:cs="Courier New"/>
+        </w:rPr>
+        <w:t>)</w:t>
+      </w:r>
+    </w:p>
+    <w:p>
+      <w:pPr>
+        <w:shd w:val="clear" w:color="auto" w:fill="A6A6A6" w:themeFill="background1" w:themeFillShade="A6"/>
+        <w:tabs>
+          <w:tab w:val="left" w:pos="1680"/>
+        </w:tabs>
+        <w:rPr>
+          <w:rFonts w:ascii="Courier New" w:hAnsi="Courier New" w:cs="Courier New"/>
+        </w:rPr>
+      </w:pPr>
+      <w:proofErr w:type="spellStart"/>
+      <w:proofErr w:type="gramStart"/>
+      <w:r>
+        <w:rPr>
+          <w:rFonts w:ascii="Courier New" w:hAnsi="Courier New" w:cs="Courier New"/>
+        </w:rPr>
+        <w:t>drawCircleCircumference</w:t>
+      </w:r>
+      <w:proofErr w:type="spellEnd"/>
+      <w:r>
+        <w:rPr>
+          <w:rFonts w:ascii="Courier New" w:hAnsi="Courier New" w:cs="Courier New"/>
+        </w:rPr>
+        <w:t>(</w:t>
+      </w:r>
+      <w:proofErr w:type="gramEnd"/>
+      <w:r>
+        <w:rPr>
+          <w:rFonts w:ascii="Courier New" w:hAnsi="Courier New" w:cs="Courier New"/>
+        </w:rPr>
+        <w:t>)</w:t>
+      </w:r>
+    </w:p>
+    <w:p>
+      <w:pPr>
+        <w:shd w:val="clear" w:color="auto" w:fill="A6A6A6" w:themeFill="background1" w:themeFillShade="A6"/>
+        <w:tabs>
+          <w:tab w:val="left" w:pos="1680"/>
+        </w:tabs>
+        <w:rPr>
+          <w:rFonts w:ascii="Courier New" w:hAnsi="Courier New" w:cs="Courier New"/>
+        </w:rPr>
+      </w:pPr>
+      <w:proofErr w:type="spellStart"/>
+      <w:proofErr w:type="gramStart"/>
+      <w:r>
+        <w:rPr>
+          <w:rFonts w:ascii="Courier New" w:hAnsi="Courier New" w:cs="Courier New"/>
+        </w:rPr>
+        <w:t>drawCircleSector</w:t>
+      </w:r>
+      <w:proofErr w:type="spellEnd"/>
+      <w:r>
+        <w:rPr>
+          <w:rFonts w:ascii="Courier New" w:hAnsi="Courier New" w:cs="Courier New"/>
+        </w:rPr>
+        <w:t>(</w:t>
+      </w:r>
+      <w:proofErr w:type="gramEnd"/>
+      <w:r>
+        <w:rPr>
+          <w:rFonts w:ascii="Courier New" w:hAnsi="Courier New" w:cs="Courier New"/>
+        </w:rPr>
+        <w:t>)</w:t>
+      </w:r>
+    </w:p>
+    <w:p>
+      <w:pPr>
+        <w:shd w:val="clear" w:color="auto" w:fill="A6A6A6" w:themeFill="background1" w:themeFillShade="A6"/>
+        <w:tabs>
+          <w:tab w:val="left" w:pos="1680"/>
+        </w:tabs>
+        <w:rPr>
+          <w:rFonts w:ascii="Courier New" w:hAnsi="Courier New" w:cs="Courier New"/>
+        </w:rPr>
+      </w:pPr>
+      <w:proofErr w:type="spellStart"/>
+      <w:proofErr w:type="gramStart"/>
+      <w:r>
+        <w:rPr>
+          <w:rFonts w:ascii="Courier New" w:hAnsi="Courier New" w:cs="Courier New"/>
+        </w:rPr>
+        <w:t>drawCircleChord</w:t>
+      </w:r>
+      <w:proofErr w:type="spellEnd"/>
+      <w:r>
+        <w:rPr>
+          <w:rFonts w:ascii="Courier New" w:hAnsi="Courier New" w:cs="Courier New"/>
+        </w:rPr>
+        <w:t>(</w:t>
+      </w:r>
+      <w:proofErr w:type="gramEnd"/>
+      <w:r>
+        <w:rPr>
+          <w:rFonts w:ascii="Courier New" w:hAnsi="Courier New" w:cs="Courier New"/>
+        </w:rPr>
+        <w:t>)</w:t>
+      </w:r>
+    </w:p>
+    <w:p>
+      <w:pPr>
+        <w:shd w:val="clear" w:color="auto" w:fill="A6A6A6" w:themeFill="background1" w:themeFillShade="A6"/>
+        <w:tabs>
+          <w:tab w:val="left" w:pos="1680"/>
+        </w:tabs>
+        <w:rPr>
+          <w:rFonts w:ascii="Courier New" w:hAnsi="Courier New" w:cs="Courier New"/>
+        </w:rPr>
+      </w:pPr>
+    </w:p>
+    <w:p>
+      <w:pPr>
+        <w:shd w:val="clear" w:color="auto" w:fill="A6A6A6" w:themeFill="background1" w:themeFillShade="A6"/>
+        <w:tabs>
+          <w:tab w:val="left" w:pos="1680"/>
+        </w:tabs>
+        <w:rPr>
+          <w:rFonts w:ascii="Courier New" w:hAnsi="Courier New" w:cs="Courier New"/>
+        </w:rPr>
+      </w:pPr>
+      <w:proofErr w:type="spellStart"/>
+      <w:proofErr w:type="gramStart"/>
+      <w:r>
+        <w:rPr>
+          <w:rFonts w:ascii="Courier New" w:hAnsi="Courier New" w:cs="Courier New"/>
+        </w:rPr>
+        <w:t>drawFraction</w:t>
+      </w:r>
+      <w:proofErr w:type="spellEnd"/>
+      <w:r>
+        <w:rPr>
+          <w:rFonts w:ascii="Courier New" w:hAnsi="Courier New" w:cs="Courier New"/>
+        </w:rPr>
+        <w:t>(</w:t>
+      </w:r>
+      <w:proofErr w:type="gramEnd"/>
+      <w:r>
+        <w:rPr>
+          <w:rFonts w:ascii="Courier New" w:hAnsi="Courier New" w:cs="Courier New"/>
+        </w:rPr>
+        <w:t>)</w:t>
+      </w:r>
+    </w:p>
+    <w:p>
+      <w:pPr>
+        <w:shd w:val="clear" w:color="auto" w:fill="A6A6A6" w:themeFill="background1" w:themeFillShade="A6"/>
+        <w:tabs>
+          <w:tab w:val="left" w:pos="1680"/>
+        </w:tabs>
+        <w:rPr>
+          <w:rFonts w:ascii="Courier New" w:hAnsi="Courier New" w:cs="Courier New"/>
+        </w:rPr>
+      </w:pPr>
+      <w:proofErr w:type="spellStart"/>
+      <w:proofErr w:type="gramStart"/>
+      <w:r>
+        <w:rPr>
+          <w:rFonts w:ascii="Courier New" w:hAnsi="Courier New" w:cs="Courier New"/>
+        </w:rPr>
+        <w:t>drawFractionComparison</w:t>
+      </w:r>
+      <w:proofErr w:type="spellEnd"/>
+      <w:r>
+        <w:rPr>
+          <w:rFonts w:ascii="Courier New" w:hAnsi="Courier New" w:cs="Courier New"/>
+        </w:rPr>
+        <w:t>(</w:t>
+      </w:r>
+      <w:proofErr w:type="gramEnd"/>
+      <w:r>
+        <w:rPr>
+          <w:rFonts w:ascii="Courier New" w:hAnsi="Courier New" w:cs="Courier New"/>
+        </w:rPr>
+        <w:t>)</w:t>
+      </w:r>
+    </w:p>
+    <w:p>
+      <w:pPr>
+        <w:shd w:val="clear" w:color="auto" w:fill="A6A6A6" w:themeFill="background1" w:themeFillShade="A6"/>
+        <w:tabs>
+          <w:tab w:val="left" w:pos="1680"/>
+        </w:tabs>
+        <w:rPr>
+          <w:rFonts w:ascii="Courier New" w:hAnsi="Courier New" w:cs="Courier New"/>
+        </w:rPr>
+      </w:pPr>
+      <w:proofErr w:type="spellStart"/>
+      <w:proofErr w:type="gramStart"/>
+      <w:r>
+        <w:rPr>
+          <w:rFonts w:ascii="Courier New" w:hAnsi="Courier New" w:cs="Courier New"/>
+        </w:rPr>
+        <w:t>drawFractionAddition</w:t>
+      </w:r>
+      <w:proofErr w:type="spellEnd"/>
+      <w:r>
+        <w:rPr>
+          <w:rFonts w:ascii="Courier New" w:hAnsi="Courier New" w:cs="Courier New"/>
+        </w:rPr>
+        <w:t>(</w:t>
+      </w:r>
+      <w:proofErr w:type="gramEnd"/>
+      <w:r>
+        <w:rPr>
+          <w:rFonts w:ascii="Courier New" w:hAnsi="Courier New" w:cs="Courier New"/>
+        </w:rPr>
+        <w:t>)</w:t>
+      </w:r>
+    </w:p>
+    <w:p>
+      <w:pPr>
+        <w:shd w:val="clear" w:color="auto" w:fill="A6A6A6" w:themeFill="background1" w:themeFillShade="A6"/>
+        <w:tabs>
+          <w:tab w:val="left" w:pos="1680"/>
+        </w:tabs>
+        <w:rPr>
+          <w:rFonts w:ascii="Courier New" w:hAnsi="Courier New" w:cs="Courier New"/>
+        </w:rPr>
+      </w:pPr>
+    </w:p>
+    <w:p>
+      <w:pPr>
+        <w:shd w:val="clear" w:color="auto" w:fill="A6A6A6" w:themeFill="background1" w:themeFillShade="A6"/>
+        <w:tabs>
+          <w:tab w:val="left" w:pos="1680"/>
+        </w:tabs>
+        <w:rPr>
+          <w:rFonts w:ascii="Courier New" w:hAnsi="Courier New" w:cs="Courier New"/>
+        </w:rPr>
+      </w:pPr>
+      <w:proofErr w:type="spellStart"/>
+      <w:proofErr w:type="gramStart"/>
+      <w:r>
+        <w:rPr>
+          <w:rFonts w:ascii="Courier New" w:hAnsi="Courier New" w:cs="Courier New"/>
+        </w:rPr>
+        <w:t>drawLinearGraph</w:t>
+      </w:r>
+      <w:proofErr w:type="spellEnd"/>
+      <w:r>
+        <w:rPr>
+          <w:rFonts w:ascii="Courier New" w:hAnsi="Courier New" w:cs="Courier New"/>
+        </w:rPr>
+        <w:t>(</w:t>
+      </w:r>
+      <w:proofErr w:type="gramEnd"/>
+      <w:r>
+        <w:rPr>
+          <w:rFonts w:ascii="Courier New" w:hAnsi="Courier New" w:cs="Courier New"/>
+        </w:rPr>
+        <w:t>)</w:t>
+      </w:r>
+    </w:p>
+    <w:p>
+      <w:pPr>
+        <w:shd w:val="clear" w:color="auto" w:fill="A6A6A6" w:themeFill="background1" w:themeFillShade="A6"/>
+        <w:tabs>
+          <w:tab w:val="left" w:pos="1680"/>
+        </w:tabs>
+        <w:rPr>
+          <w:rFonts w:ascii="Courier New" w:hAnsi="Courier New" w:cs="Courier New"/>
+        </w:rPr>
+      </w:pPr>
+      <w:proofErr w:type="spellStart"/>
+      <w:proofErr w:type="gramStart"/>
+      <w:r>
+        <w:rPr>
+          <w:rFonts w:ascii="Courier New" w:hAnsi="Courier New" w:cs="Courier New"/>
+        </w:rPr>
+        <w:t>drawQuadraticGraph</w:t>
+      </w:r>
+      <w:proofErr w:type="spellEnd"/>
+      <w:r>
+        <w:rPr>
+          <w:rFonts w:ascii="Courier New" w:hAnsi="Courier New" w:cs="Courier New"/>
+        </w:rPr>
+        <w:t>(</w:t>
+      </w:r>
+      <w:proofErr w:type="gramEnd"/>
+      <w:r>
+        <w:rPr>
+          <w:rFonts w:ascii="Courier New" w:hAnsi="Courier New" w:cs="Courier New"/>
+        </w:rPr>
+        <w:t>)</w:t>
+      </w:r>
+    </w:p>
+    <w:p>
+      <w:pPr>
+        <w:shd w:val="clear" w:color="auto" w:fill="A6A6A6" w:themeFill="background1" w:themeFillShade="A6"/>
+        <w:tabs>
+          <w:tab w:val="left" w:pos="1680"/>
+        </w:tabs>
+        <w:rPr>
+          <w:rFonts w:ascii="Courier New" w:hAnsi="Courier New" w:cs="Courier New"/>
+        </w:rPr>
+      </w:pPr>
+      <w:proofErr w:type="spellStart"/>
+      <w:proofErr w:type="gramStart"/>
+      <w:r>
+        <w:rPr>
+          <w:rFonts w:ascii="Courier New" w:hAnsi="Courier New" w:cs="Courier New"/>
+        </w:rPr>
+        <w:t>drawCubicGraph</w:t>
+      </w:r>
+      <w:proofErr w:type="spellEnd"/>
+      <w:r>
+        <w:rPr>
+          <w:rFonts w:ascii="Courier New" w:hAnsi="Courier New" w:cs="Courier New"/>
+        </w:rPr>
+        <w:t>(</w:t>
+      </w:r>
+      <w:proofErr w:type="gramEnd"/>
+      <w:r>
+        <w:rPr>
+          <w:rFonts w:ascii="Courier New" w:hAnsi="Courier New" w:cs="Courier New"/>
+        </w:rPr>
+        <w:t>)</w:t>
+      </w:r>
+    </w:p>
+    <w:p>
+      <w:pPr>
+        <w:tabs>
+          <w:tab w:val="left" w:pos="1680"/>
+        </w:tabs>
+      </w:pPr>
+      <w:r>
+        <w:t>The codebase becomes increasingly difficult to maintain.</w:t>
+      </w:r>
+    </w:p>
+    <w:p>
+      <w:pPr>
+        <w:tabs>
+          <w:tab w:val="left" w:pos="1680"/>
+        </w:tabs>
+        <w:rPr>
+          <w:b/>
+          <w:bCs/>
+        </w:rPr>
+      </w:pPr>
+      <w:r>
+        <w:rPr>
+          <w:b/>
+          <w:bCs/>
+        </w:rPr>
+        <w:t>Poor Scalability</w:t>
+      </w:r>
+    </w:p>
+    <w:p>
+      <w:pPr>
+        <w:tabs>
+          <w:tab w:val="left" w:pos="1680"/>
+        </w:tabs>
+      </w:pPr>
+      <w:r>
+        <w:t>Every new mathematical topic requires additional development.</w:t>
+      </w:r>
+    </w:p>
+    <w:p>
+      <w:pPr>
+        <w:tabs>
+          <w:tab w:val="left" w:pos="1680"/>
+        </w:tabs>
+      </w:pPr>
+      <w:r>
+        <w:t>This increases:</w:t>
+      </w:r>
+    </w:p>
+    <w:p>
+      <w:pPr>
+        <w:numPr>
+          <w:ilvl w:val="0"/>
+          <w:numId w:val="10"/>
+        </w:numPr>
+        <w:tabs>
+          <w:tab w:val="left" w:pos="1680"/>
+        </w:tabs>
+      </w:pPr>
+      <w:r>
+        <w:lastRenderedPageBreak/>
+        <w:t>Development time</w:t>
+      </w:r>
+    </w:p>
+    <w:p>
+      <w:pPr>
+        <w:numPr>
+          <w:ilvl w:val="0"/>
+          <w:numId w:val="10"/>
+        </w:numPr>
+        <w:tabs>
+          <w:tab w:val="left" w:pos="1680"/>
+        </w:tabs>
+      </w:pPr>
+      <w:r>
+        <w:t>Testing effort</w:t>
+      </w:r>
+    </w:p>
+    <w:p>
+      <w:pPr>
+        <w:numPr>
+          <w:ilvl w:val="0"/>
+          <w:numId w:val="10"/>
+        </w:numPr>
+        <w:tabs>
+          <w:tab w:val="left" w:pos="1680"/>
+        </w:tabs>
+      </w:pPr>
+      <w:r>
+        <w:t>Maintenance burden</w:t>
+      </w:r>
+    </w:p>
+    <w:p>
+      <w:pPr>
+        <w:tabs>
+          <w:tab w:val="left" w:pos="1680"/>
+        </w:tabs>
+      </w:pPr>
+      <w:r>
+        <w:pict w14:anchorId="41E4812A">
+          <v:rect id="_x0000_i1155" style="width:0;height:1.5pt" o:hralign="center" o:hrstd="t" o:hr="t" fillcolor="#a0a0a0" stroked="f"/>
+        </w:pict>
+      </w:r>
+    </w:p>
+    <w:p>
+      <w:pPr>
+        <w:tabs>
+          <w:tab w:val="left" w:pos="1680"/>
+        </w:tabs>
+        <w:rPr>
+          <w:b/>
+          <w:bCs/>
+        </w:rPr>
+      </w:pPr>
+      <w:r>
+        <w:rPr>
+          <w:b/>
+          <w:bCs/>
+        </w:rPr>
+        <w:t>Architecture Option 2: Gemini Generates Canvas Code</w:t>
+      </w:r>
+    </w:p>
+    <w:p>
+      <w:pPr>
+        <w:tabs>
+          <w:tab w:val="left" w:pos="1680"/>
+        </w:tabs>
+      </w:pPr>
+      <w:r>
+        <w:t>In this architecture, Gemini directly generates Canvas commands.</w:t>
+      </w:r>
+    </w:p>
+    <w:p>
+      <w:pPr>
+        <w:tabs>
+          <w:tab w:val="left" w:pos="1680"/>
+        </w:tabs>
+      </w:pPr>
+      <w:r>
+        <w:t>Example:</w:t>
+      </w:r>
+    </w:p>
+    <w:p>
+      <w:pPr>
+        <w:shd w:val="clear" w:color="auto" w:fill="A6A6A6" w:themeFill="background1" w:themeFillShade="A6"/>
+        <w:tabs>
+          <w:tab w:val="left" w:pos="1680"/>
+        </w:tabs>
+        <w:rPr>
+          <w:rFonts w:ascii="Courier New" w:hAnsi="Courier New" w:cs="Courier New"/>
+        </w:rPr>
+      </w:pPr>
+      <w:r>
+        <w:rPr>
+          <w:rFonts w:ascii="Courier New" w:hAnsi="Courier New" w:cs="Courier New"/>
+        </w:rPr>
+        <w:t>{</w:t>
+      </w:r>
+    </w:p>
+    <w:p>
+      <w:pPr>
+        <w:shd w:val="clear" w:color="auto" w:fill="A6A6A6" w:themeFill="background1" w:themeFillShade="A6"/>
+        <w:tabs>
+          <w:tab w:val="left" w:pos="1680"/>
+        </w:tabs>
+        <w:rPr>
+          <w:rFonts w:ascii="Courier New" w:hAnsi="Courier New" w:cs="Courier New"/>
+        </w:rPr>
+      </w:pPr>
+      <w:r>
+        <w:rPr>
+          <w:rFonts w:ascii="Courier New" w:hAnsi="Courier New" w:cs="Courier New"/>
+        </w:rPr>
+        <w:t xml:space="preserve">  "</w:t>
+      </w:r>
+      <w:proofErr w:type="spellStart"/>
+      <w:proofErr w:type="gramStart"/>
+      <w:r>
+        <w:rPr>
+          <w:rFonts w:ascii="Courier New" w:hAnsi="Courier New" w:cs="Courier New"/>
+        </w:rPr>
+        <w:t>canvas</w:t>
+      </w:r>
+      <w:proofErr w:type="gramEnd"/>
+      <w:r>
+        <w:rPr>
+          <w:rFonts w:ascii="Courier New" w:hAnsi="Courier New" w:cs="Courier New"/>
+        </w:rPr>
+        <w:t>_code</w:t>
+      </w:r>
+      <w:proofErr w:type="spellEnd"/>
+      <w:r>
+        <w:rPr>
+          <w:rFonts w:ascii="Courier New" w:hAnsi="Courier New" w:cs="Courier New"/>
+        </w:rPr>
+        <w:t>":</w:t>
+      </w:r>
+    </w:p>
+    <w:p>
+      <w:pPr>
+        <w:shd w:val="clear" w:color="auto" w:fill="A6A6A6" w:themeFill="background1" w:themeFillShade="A6"/>
+        <w:tabs>
+          <w:tab w:val="left" w:pos="1680"/>
+        </w:tabs>
+        <w:rPr>
+          <w:rFonts w:ascii="Courier New" w:hAnsi="Courier New" w:cs="Courier New"/>
+        </w:rPr>
+      </w:pPr>
+      <w:r>
+        <w:rPr>
+          <w:rFonts w:ascii="Courier New" w:hAnsi="Courier New" w:cs="Courier New"/>
+        </w:rPr>
+        <w:t xml:space="preserve">  "</w:t>
+      </w:r>
+      <w:proofErr w:type="spellStart"/>
+      <w:proofErr w:type="gramStart"/>
+      <w:r>
+        <w:rPr>
+          <w:rFonts w:ascii="Courier New" w:hAnsi="Courier New" w:cs="Courier New"/>
+        </w:rPr>
+        <w:t>ctx.beginPath</w:t>
+      </w:r>
+      <w:proofErr w:type="spellEnd"/>
+      <w:proofErr w:type="gramEnd"/>
+      <w:r>
+        <w:rPr>
+          <w:rFonts w:ascii="Courier New" w:hAnsi="Courier New" w:cs="Courier New"/>
+        </w:rPr>
+        <w:t>();</w:t>
+      </w:r>
+    </w:p>
+    <w:p>
+      <w:pPr>
+        <w:shd w:val="clear" w:color="auto" w:fill="A6A6A6" w:themeFill="background1" w:themeFillShade="A6"/>
+        <w:tabs>
+          <w:tab w:val="left" w:pos="1680"/>
+        </w:tabs>
+        <w:rPr>
+          <w:rFonts w:ascii="Courier New" w:hAnsi="Courier New" w:cs="Courier New"/>
+        </w:rPr>
+      </w:pPr>
+      <w:r>
+        <w:rPr>
+          <w:rFonts w:ascii="Courier New" w:hAnsi="Courier New" w:cs="Courier New"/>
+        </w:rPr>
+        <w:t xml:space="preserve">   </w:t>
+      </w:r>
+      <w:proofErr w:type="gramStart"/>
+      <w:r>
+        <w:rPr>
+          <w:rFonts w:ascii="Courier New" w:hAnsi="Courier New" w:cs="Courier New"/>
+        </w:rPr>
+        <w:t>ctx.arc(</w:t>
+      </w:r>
+      <w:proofErr w:type="gramEnd"/>
+      <w:r>
+        <w:rPr>
+          <w:rFonts w:ascii="Courier New" w:hAnsi="Courier New" w:cs="Courier New"/>
+        </w:rPr>
+        <w:t>300,200,100,</w:t>
+      </w:r>
+      <w:proofErr w:type="gramStart"/>
+      <w:r>
+        <w:rPr>
+          <w:rFonts w:ascii="Courier New" w:hAnsi="Courier New" w:cs="Courier New"/>
+        </w:rPr>
+        <w:t>0,Math.PI</w:t>
+      </w:r>
+      <w:proofErr w:type="gramEnd"/>
+      <w:r>
+        <w:rPr>
+          <w:rFonts w:ascii="Courier New" w:hAnsi="Courier New" w:cs="Courier New"/>
+        </w:rPr>
+        <w:t>*2);</w:t>
+      </w:r>
+    </w:p>
+    <w:p>
+      <w:pPr>
+        <w:shd w:val="clear" w:color="auto" w:fill="A6A6A6" w:themeFill="background1" w:themeFillShade="A6"/>
+        <w:tabs>
+          <w:tab w:val="left" w:pos="1680"/>
+        </w:tabs>
+        <w:rPr>
+          <w:rFonts w:ascii="Courier New" w:hAnsi="Courier New" w:cs="Courier New"/>
+        </w:rPr>
+      </w:pPr>
+      <w:r>
+        <w:rPr>
+          <w:rFonts w:ascii="Courier New" w:hAnsi="Courier New" w:cs="Courier New"/>
+        </w:rPr>
+        <w:t xml:space="preserve">   </w:t>
+      </w:r>
+      <w:proofErr w:type="spellStart"/>
+      <w:proofErr w:type="gramStart"/>
+      <w:r>
+        <w:rPr>
+          <w:rFonts w:ascii="Courier New" w:hAnsi="Courier New" w:cs="Courier New"/>
+        </w:rPr>
+        <w:t>ctx.stroke</w:t>
+      </w:r>
+      <w:proofErr w:type="spellEnd"/>
+      <w:proofErr w:type="gramEnd"/>
+      <w:r>
+        <w:rPr>
+          <w:rFonts w:ascii="Courier New" w:hAnsi="Courier New" w:cs="Courier New"/>
+        </w:rPr>
+        <w:t>();"</w:t>
+      </w:r>
+    </w:p>
+    <w:p>
+      <w:pPr>
+        <w:shd w:val="clear" w:color="auto" w:fill="A6A6A6" w:themeFill="background1" w:themeFillShade="A6"/>
+        <w:tabs>
+          <w:tab w:val="left" w:pos="1680"/>
+        </w:tabs>
+        <w:rPr>
+          <w:rFonts w:ascii="Courier New" w:hAnsi="Courier New" w:cs="Courier New"/>
+        </w:rPr>
+      </w:pPr>
+      <w:r>
+        <w:rPr>
+          <w:rFonts w:ascii="Courier New" w:hAnsi="Courier New" w:cs="Courier New"/>
+        </w:rPr>
+        <w:t>}</w:t>
+      </w:r>
+    </w:p>
+    <w:p>
+      <w:pPr>
+        <w:tabs>
+          <w:tab w:val="left" w:pos="1680"/>
+        </w:tabs>
+      </w:pPr>
+      <w:r>
+        <w:t>The frontend executes the generated code.</w:t>
+      </w:r>
+    </w:p>
+    <w:p>
+      <w:pPr>
+        <w:tabs>
+          <w:tab w:val="left" w:pos="1680"/>
+        </w:tabs>
+      </w:pPr>
+      <w:r>
+        <w:pict w14:anchorId="763BFA87">
+          <v:rect id="_x0000_i1156" style="width:0;height:1.5pt" o:hralign="center" o:hrstd="t" o:hr="t" fillcolor="#a0a0a0" stroked="f"/>
+        </w:pict>
+      </w:r>
+    </w:p>
+    <w:p>
+      <w:pPr>
+        <w:tabs>
+          <w:tab w:val="left" w:pos="1680"/>
+        </w:tabs>
+        <w:rPr>
+          <w:b/>
+          <w:bCs/>
+        </w:rPr>
+      </w:pPr>
+      <w:r>
+        <w:rPr>
+          <w:b/>
+          <w:bCs/>
+        </w:rPr>
+        <w:t>Advantages</w:t>
+      </w:r>
+    </w:p>
+    <w:p>
+      <w:pPr>
+        <w:tabs>
+          <w:tab w:val="left" w:pos="1680"/>
+        </w:tabs>
+        <w:rPr>
+          <w:b/>
+          <w:bCs/>
+        </w:rPr>
+      </w:pPr>
+      <w:r>
+        <w:rPr>
+          <w:b/>
+          <w:bCs/>
+        </w:rPr>
+        <w:t>Maximum Flexibility</w:t>
+      </w:r>
+    </w:p>
+    <w:p>
+      <w:pPr>
+        <w:tabs>
+          <w:tab w:val="left" w:pos="1680"/>
+        </w:tabs>
+      </w:pPr>
+      <w:r>
+        <w:t>Gemini can theoretically draw anything.</w:t>
+      </w:r>
+    </w:p>
+    <w:p>
+      <w:pPr>
+        <w:tabs>
+          <w:tab w:val="left" w:pos="1680"/>
+        </w:tabs>
+      </w:pPr>
+      <w:r>
+        <w:t>No predefined renderers are required.</w:t>
+      </w:r>
+    </w:p>
+    <w:p>
+      <w:pPr>
+        <w:tabs>
+          <w:tab w:val="left" w:pos="1680"/>
+        </w:tabs>
+        <w:rPr>
+          <w:b/>
+          <w:bCs/>
+        </w:rPr>
+      </w:pPr>
+      <w:r>
+        <w:rPr>
+          <w:b/>
+          <w:bCs/>
+        </w:rPr>
+        <w:t>Faster Feature Expansion</w:t>
+      </w:r>
+    </w:p>
+    <w:p>
+      <w:pPr>
+        <w:tabs>
+          <w:tab w:val="left" w:pos="1680"/>
+        </w:tabs>
+      </w:pPr>
+      <w:r>
+        <w:t>New visual types can appear without additional frontend development.</w:t>
+      </w:r>
+    </w:p>
+    <w:p>
+      <w:pPr>
+        <w:tabs>
+          <w:tab w:val="left" w:pos="1680"/>
+        </w:tabs>
+      </w:pPr>
+      <w:r>
+        <w:pict w14:anchorId="7606F7D0">
+          <v:rect id="_x0000_i1157" style="width:0;height:1.5pt" o:hralign="center" o:hrstd="t" o:hr="t" fillcolor="#a0a0a0" stroked="f"/>
+        </w:pict>
+      </w:r>
+    </w:p>
+    <w:p>
+      <w:pPr>
+        <w:tabs>
+          <w:tab w:val="left" w:pos="1680"/>
+        </w:tabs>
+        <w:rPr>
+          <w:b/>
+          <w:bCs/>
+        </w:rPr>
+      </w:pPr>
+      <w:r>
+        <w:rPr>
+          <w:b/>
+          <w:bCs/>
+        </w:rPr>
+        <w:t>Disadvantages</w:t>
+      </w:r>
+    </w:p>
+    <w:p>
+      <w:pPr>
+        <w:tabs>
+          <w:tab w:val="left" w:pos="1680"/>
+        </w:tabs>
+        <w:rPr>
+          <w:b/>
+          <w:bCs/>
+        </w:rPr>
+      </w:pPr>
+      <w:r>
+        <w:rPr>
+          <w:b/>
+          <w:bCs/>
+        </w:rPr>
+        <w:t>Unreliable Output</w:t>
+      </w:r>
+    </w:p>
+    <w:p>
+      <w:pPr>
+        <w:tabs>
+          <w:tab w:val="left" w:pos="1680"/>
+        </w:tabs>
+      </w:pPr>
+      <w:r>
+        <w:t>Language models are probabilistic.</w:t>
+      </w:r>
+    </w:p>
+    <w:p>
+      <w:pPr>
+        <w:tabs>
+          <w:tab w:val="left" w:pos="1680"/>
+        </w:tabs>
+      </w:pPr>
+      <w:r>
+        <w:t>They may generate:</w:t>
+      </w:r>
+    </w:p>
+    <w:p>
+      <w:pPr>
+        <w:numPr>
+          <w:ilvl w:val="0"/>
+          <w:numId w:val="11"/>
+        </w:numPr>
+        <w:tabs>
+          <w:tab w:val="left" w:pos="1680"/>
+        </w:tabs>
+      </w:pPr>
+      <w:r>
+        <w:lastRenderedPageBreak/>
+        <w:t>Invalid coordinates</w:t>
+      </w:r>
+    </w:p>
+    <w:p>
+      <w:pPr>
+        <w:numPr>
+          <w:ilvl w:val="0"/>
+          <w:numId w:val="11"/>
+        </w:numPr>
+        <w:tabs>
+          <w:tab w:val="left" w:pos="1680"/>
+        </w:tabs>
+      </w:pPr>
+      <w:r>
+        <w:t>Incorrect Canvas methods</w:t>
+      </w:r>
+    </w:p>
+    <w:p>
+      <w:pPr>
+        <w:numPr>
+          <w:ilvl w:val="0"/>
+          <w:numId w:val="11"/>
+        </w:numPr>
+        <w:tabs>
+          <w:tab w:val="left" w:pos="1680"/>
+        </w:tabs>
+      </w:pPr>
+      <w:r>
+        <w:t>Broken syntax</w:t>
+      </w:r>
+    </w:p>
+    <w:p>
+      <w:pPr>
+        <w:numPr>
+          <w:ilvl w:val="0"/>
+          <w:numId w:val="11"/>
+        </w:numPr>
+        <w:tabs>
+          <w:tab w:val="left" w:pos="1680"/>
+        </w:tabs>
+      </w:pPr>
+      <w:r>
+        <w:t>Incomplete drawing sequences</w:t>
+      </w:r>
+    </w:p>
+    <w:p>
+      <w:pPr>
+        <w:tabs>
+          <w:tab w:val="left" w:pos="1680"/>
+        </w:tabs>
+      </w:pPr>
+      <w:r>
+        <w:t>Example:</w:t>
+      </w:r>
+    </w:p>
+    <w:p>
+      <w:pPr>
+        <w:tabs>
+          <w:tab w:val="left" w:pos="1680"/>
+        </w:tabs>
+      </w:pPr>
+      <w:proofErr w:type="gramStart"/>
+      <w:r>
+        <w:t>ctx.arc(300,200,-</w:t>
+      </w:r>
+      <w:proofErr w:type="gramEnd"/>
+      <w:r>
+        <w:t>50,</w:t>
+      </w:r>
+      <w:proofErr w:type="gramStart"/>
+      <w:r>
+        <w:t>0,Math.PI</w:t>
+      </w:r>
+      <w:proofErr w:type="gramEnd"/>
+      <w:r>
+        <w:t>);</w:t>
+      </w:r>
+    </w:p>
+    <w:p>
+      <w:pPr>
+        <w:tabs>
+          <w:tab w:val="left" w:pos="1680"/>
+        </w:tabs>
+      </w:pPr>
+      <w:r>
+        <w:t>Negative radius values create rendering problems.</w:t>
+      </w:r>
+    </w:p>
+    <w:p>
+      <w:pPr>
+        <w:tabs>
+          <w:tab w:val="left" w:pos="1680"/>
+        </w:tabs>
+        <w:rPr>
+          <w:b/>
+          <w:bCs/>
+        </w:rPr>
+      </w:pPr>
+      <w:r>
+        <w:rPr>
+          <w:b/>
+          <w:bCs/>
+        </w:rPr>
+        <w:t>Security Risk</w:t>
+      </w:r>
+    </w:p>
+    <w:p>
+      <w:pPr>
+        <w:tabs>
+          <w:tab w:val="left" w:pos="1680"/>
+        </w:tabs>
+      </w:pPr>
+      <w:r>
+        <w:t>Executing AI-generated code is dangerous.</w:t>
+      </w:r>
+    </w:p>
+    <w:p>
+      <w:pPr>
+        <w:tabs>
+          <w:tab w:val="left" w:pos="1680"/>
+        </w:tabs>
+      </w:pPr>
+      <w:r>
+        <w:t>Using:</w:t>
+      </w:r>
+    </w:p>
+    <w:p>
+      <w:pPr>
+        <w:tabs>
+          <w:tab w:val="left" w:pos="1680"/>
+        </w:tabs>
+      </w:pPr>
+      <w:proofErr w:type="gramStart"/>
+      <w:r>
+        <w:t>eval(</w:t>
+      </w:r>
+      <w:proofErr w:type="gramEnd"/>
+      <w:r>
+        <w:t>)</w:t>
+      </w:r>
+    </w:p>
+    <w:p>
+      <w:pPr>
+        <w:tabs>
+          <w:tab w:val="left" w:pos="1680"/>
+        </w:tabs>
+      </w:pPr>
+      <w:r>
+        <w:t xml:space="preserve">or similar mechanisms </w:t>
+      </w:r>
+      <w:proofErr w:type="gramStart"/>
+      <w:r>
+        <w:t>creates</w:t>
+      </w:r>
+      <w:proofErr w:type="gramEnd"/>
+      <w:r>
+        <w:t xml:space="preserve"> significant security concerns.</w:t>
+      </w:r>
+    </w:p>
+    <w:p>
+      <w:pPr>
+        <w:tabs>
+          <w:tab w:val="left" w:pos="1680"/>
+        </w:tabs>
+        <w:rPr>
+          <w:b/>
+          <w:bCs/>
+        </w:rPr>
+      </w:pPr>
+      <w:r>
+        <w:rPr>
+          <w:b/>
+          <w:bCs/>
+        </w:rPr>
+        <w:t>Difficult Debugging</w:t>
+      </w:r>
+    </w:p>
+    <w:p>
+      <w:pPr>
+        <w:tabs>
+          <w:tab w:val="left" w:pos="1680"/>
+        </w:tabs>
+      </w:pPr>
+      <w:r>
+        <w:t>Errors become difficult to reproduce.</w:t>
+      </w:r>
+    </w:p>
+    <w:p>
+      <w:pPr>
+        <w:tabs>
+          <w:tab w:val="left" w:pos="1680"/>
+        </w:tabs>
+      </w:pPr>
+      <w:r>
+        <w:t>The same prompt may generate different code each time.</w:t>
+      </w:r>
+    </w:p>
+    <w:p>
+      <w:pPr>
+        <w:tabs>
+          <w:tab w:val="left" w:pos="1680"/>
+        </w:tabs>
+        <w:rPr>
+          <w:b/>
+          <w:bCs/>
+        </w:rPr>
+      </w:pPr>
+      <w:r>
+        <w:rPr>
+          <w:b/>
+          <w:bCs/>
+        </w:rPr>
+        <w:t>Reduced Mathematical Quality</w:t>
+      </w:r>
+    </w:p>
+    <w:p>
+      <w:pPr>
+        <w:tabs>
+          <w:tab w:val="left" w:pos="1680"/>
+        </w:tabs>
+      </w:pPr>
+      <w:r>
+        <w:t>The model must simultaneously:</w:t>
+      </w:r>
+    </w:p>
+    <w:p>
+      <w:pPr>
+        <w:numPr>
+          <w:ilvl w:val="0"/>
+          <w:numId w:val="12"/>
+        </w:numPr>
+        <w:tabs>
+          <w:tab w:val="left" w:pos="1680"/>
+        </w:tabs>
+      </w:pPr>
+      <w:r>
+        <w:t>Solve mathematics</w:t>
+      </w:r>
+    </w:p>
+    <w:p>
+      <w:pPr>
+        <w:numPr>
+          <w:ilvl w:val="0"/>
+          <w:numId w:val="12"/>
+        </w:numPr>
+        <w:tabs>
+          <w:tab w:val="left" w:pos="1680"/>
+        </w:tabs>
+      </w:pPr>
+      <w:r>
+        <w:t>Explain reasoning</w:t>
+      </w:r>
+    </w:p>
+    <w:p>
+      <w:pPr>
+        <w:numPr>
+          <w:ilvl w:val="0"/>
+          <w:numId w:val="12"/>
+        </w:numPr>
+        <w:tabs>
+          <w:tab w:val="left" w:pos="1680"/>
+        </w:tabs>
+      </w:pPr>
+      <w:r>
+        <w:t>Generate drawing code</w:t>
+      </w:r>
+    </w:p>
+    <w:p>
+      <w:pPr>
+        <w:tabs>
+          <w:tab w:val="left" w:pos="1680"/>
+        </w:tabs>
+      </w:pPr>
+      <w:r>
+        <w:t>This increases cognitive load and can reduce answer quality.</w:t>
+      </w:r>
+    </w:p>
+    <w:p>
+      <w:pPr>
+        <w:tabs>
+          <w:tab w:val="left" w:pos="1680"/>
+        </w:tabs>
+      </w:pPr>
+      <w:r>
+        <w:pict w14:anchorId="045DE0A0">
+          <v:rect id="_x0000_i1158" style="width:0;height:1.5pt" o:hralign="center" o:hrstd="t" o:hr="t" fillcolor="#a0a0a0" stroked="f"/>
+        </w:pict>
+      </w:r>
+    </w:p>
+    <w:p>
+      <w:pPr>
+        <w:tabs>
+          <w:tab w:val="left" w:pos="1680"/>
+        </w:tabs>
+        <w:rPr>
+          <w:b/>
+          <w:bCs/>
+        </w:rPr>
+      </w:pPr>
+      <w:r>
+        <w:rPr>
+          <w:b/>
+          <w:bCs/>
+        </w:rPr>
+        <w:t>Architecture Option 3: Visual Instruction Language (Recommended)</w:t>
+      </w:r>
+    </w:p>
+    <w:p>
+      <w:pPr>
+        <w:tabs>
+          <w:tab w:val="left" w:pos="1680"/>
+        </w:tabs>
+      </w:pPr>
+      <w:r>
+        <w:t>This approach separates:</w:t>
+      </w:r>
+    </w:p>
+    <w:p>
+      <w:pPr>
+        <w:numPr>
+          <w:ilvl w:val="0"/>
+          <w:numId w:val="13"/>
+        </w:numPr>
+        <w:tabs>
+          <w:tab w:val="left" w:pos="1680"/>
+        </w:tabs>
+      </w:pPr>
+      <w:r>
+        <w:t>Mathematical reasoning</w:t>
+      </w:r>
+    </w:p>
+    <w:p>
+      <w:pPr>
+        <w:numPr>
+          <w:ilvl w:val="0"/>
+          <w:numId w:val="13"/>
+        </w:numPr>
+        <w:tabs>
+          <w:tab w:val="left" w:pos="1680"/>
+        </w:tabs>
+      </w:pPr>
+      <w:r>
+        <w:t>Visual planning</w:t>
+      </w:r>
+    </w:p>
+    <w:p>
+      <w:pPr>
+        <w:numPr>
+          <w:ilvl w:val="0"/>
+          <w:numId w:val="13"/>
+        </w:numPr>
+        <w:tabs>
+          <w:tab w:val="left" w:pos="1680"/>
+        </w:tabs>
+      </w:pPr>
+      <w:r>
+        <w:lastRenderedPageBreak/>
+        <w:t>Rendering</w:t>
+      </w:r>
+    </w:p>
+    <w:p>
+      <w:pPr>
+        <w:tabs>
+          <w:tab w:val="left" w:pos="1680"/>
+        </w:tabs>
+      </w:pPr>
+      <w:r>
+        <w:t>Gemini does not generate Canvas code.</w:t>
+      </w:r>
+    </w:p>
+    <w:p>
+      <w:pPr>
+        <w:tabs>
+          <w:tab w:val="left" w:pos="1680"/>
+        </w:tabs>
+      </w:pPr>
+      <w:r>
+        <w:t>Instead, Gemini generates structured drawing instructions.</w:t>
+      </w:r>
+    </w:p>
+    <w:p>
+      <w:pPr>
+        <w:tabs>
+          <w:tab w:val="left" w:pos="1680"/>
+        </w:tabs>
+      </w:pPr>
+      <w:r>
+        <w:t>Example:</w:t>
+      </w:r>
+    </w:p>
+    <w:p>
+      <w:pPr>
+        <w:shd w:val="clear" w:color="auto" w:fill="A6A6A6" w:themeFill="background1" w:themeFillShade="A6"/>
+        <w:tabs>
+          <w:tab w:val="left" w:pos="1680"/>
+        </w:tabs>
+        <w:rPr>
+          <w:rFonts w:ascii="Courier New" w:hAnsi="Courier New" w:cs="Courier New"/>
+        </w:rPr>
+      </w:pPr>
+      <w:r>
+        <w:rPr>
+          <w:rFonts w:ascii="Courier New" w:hAnsi="Courier New" w:cs="Courier New"/>
+        </w:rPr>
+        <w:t>{</w:t>
+      </w:r>
+    </w:p>
+    <w:p>
+      <w:pPr>
+        <w:shd w:val="clear" w:color="auto" w:fill="A6A6A6" w:themeFill="background1" w:themeFillShade="A6"/>
+        <w:tabs>
+          <w:tab w:val="left" w:pos="1680"/>
+        </w:tabs>
+        <w:rPr>
+          <w:rFonts w:ascii="Courier New" w:hAnsi="Courier New" w:cs="Courier New"/>
+        </w:rPr>
+      </w:pPr>
+      <w:r>
+        <w:rPr>
+          <w:rFonts w:ascii="Courier New" w:hAnsi="Courier New" w:cs="Courier New"/>
+        </w:rPr>
+        <w:t xml:space="preserve">  "visual": true,</w:t>
+      </w:r>
+    </w:p>
+    <w:p>
+      <w:pPr>
+        <w:shd w:val="clear" w:color="auto" w:fill="A6A6A6" w:themeFill="background1" w:themeFillShade="A6"/>
+        <w:tabs>
+          <w:tab w:val="left" w:pos="1680"/>
+        </w:tabs>
+        <w:rPr>
+          <w:rFonts w:ascii="Courier New" w:hAnsi="Courier New" w:cs="Courier New"/>
+        </w:rPr>
+      </w:pPr>
+      <w:r>
+        <w:rPr>
+          <w:rFonts w:ascii="Courier New" w:hAnsi="Courier New" w:cs="Courier New"/>
+        </w:rPr>
+        <w:t xml:space="preserve">  "instructions": [</w:t>
+      </w:r>
+    </w:p>
+    <w:p>
+      <w:pPr>
+        <w:shd w:val="clear" w:color="auto" w:fill="A6A6A6" w:themeFill="background1" w:themeFillShade="A6"/>
+        <w:tabs>
+          <w:tab w:val="left" w:pos="1680"/>
+        </w:tabs>
+        <w:rPr>
+          <w:rFonts w:ascii="Courier New" w:hAnsi="Courier New" w:cs="Courier New"/>
+        </w:rPr>
+      </w:pPr>
+      <w:r>
+        <w:rPr>
+          <w:rFonts w:ascii="Courier New" w:hAnsi="Courier New" w:cs="Courier New"/>
+        </w:rPr>
+        <w:t xml:space="preserve">    {</w:t>
+      </w:r>
+    </w:p>
+    <w:p>
+      <w:pPr>
+        <w:shd w:val="clear" w:color="auto" w:fill="A6A6A6" w:themeFill="background1" w:themeFillShade="A6"/>
+        <w:tabs>
+          <w:tab w:val="left" w:pos="1680"/>
+        </w:tabs>
+        <w:rPr>
+          <w:rFonts w:ascii="Courier New" w:hAnsi="Courier New" w:cs="Courier New"/>
+        </w:rPr>
+      </w:pPr>
+      <w:r>
+        <w:rPr>
+          <w:rFonts w:ascii="Courier New" w:hAnsi="Courier New" w:cs="Courier New"/>
+        </w:rPr>
+        <w:t xml:space="preserve">      "command": "circle",</w:t>
+      </w:r>
+    </w:p>
+    <w:p>
+      <w:pPr>
+        <w:shd w:val="clear" w:color="auto" w:fill="A6A6A6" w:themeFill="background1" w:themeFillShade="A6"/>
+        <w:tabs>
+          <w:tab w:val="left" w:pos="1680"/>
+        </w:tabs>
+        <w:rPr>
+          <w:rFonts w:ascii="Courier New" w:hAnsi="Courier New" w:cs="Courier New"/>
+        </w:rPr>
+      </w:pPr>
+      <w:r>
+        <w:rPr>
+          <w:rFonts w:ascii="Courier New" w:hAnsi="Courier New" w:cs="Courier New"/>
+        </w:rPr>
+        <w:t xml:space="preserve">      "x": 300,</w:t>
+      </w:r>
+    </w:p>
+    <w:p>
+      <w:pPr>
+        <w:shd w:val="clear" w:color="auto" w:fill="A6A6A6" w:themeFill="background1" w:themeFillShade="A6"/>
+        <w:tabs>
+          <w:tab w:val="left" w:pos="1680"/>
+        </w:tabs>
+        <w:rPr>
+          <w:rFonts w:ascii="Courier New" w:hAnsi="Courier New" w:cs="Courier New"/>
+        </w:rPr>
+      </w:pPr>
+      <w:r>
+        <w:rPr>
+          <w:rFonts w:ascii="Courier New" w:hAnsi="Courier New" w:cs="Courier New"/>
+        </w:rPr>
+        <w:t xml:space="preserve">      "y": 200,</w:t>
+      </w:r>
+    </w:p>
+    <w:p>
+      <w:pPr>
+        <w:shd w:val="clear" w:color="auto" w:fill="A6A6A6" w:themeFill="background1" w:themeFillShade="A6"/>
+        <w:tabs>
+          <w:tab w:val="left" w:pos="1680"/>
+        </w:tabs>
+        <w:rPr>
+          <w:rFonts w:ascii="Courier New" w:hAnsi="Courier New" w:cs="Courier New"/>
+        </w:rPr>
+      </w:pPr>
+      <w:r>
+        <w:rPr>
+          <w:rFonts w:ascii="Courier New" w:hAnsi="Courier New" w:cs="Courier New"/>
+        </w:rPr>
+        <w:t xml:space="preserve">      "radius": 100</w:t>
+      </w:r>
+    </w:p>
+    <w:p>
+      <w:pPr>
+        <w:shd w:val="clear" w:color="auto" w:fill="A6A6A6" w:themeFill="background1" w:themeFillShade="A6"/>
+        <w:tabs>
+          <w:tab w:val="left" w:pos="1680"/>
+        </w:tabs>
+        <w:rPr>
+          <w:rFonts w:ascii="Courier New" w:hAnsi="Courier New" w:cs="Courier New"/>
+        </w:rPr>
+      </w:pPr>
+      <w:r>
+        <w:rPr>
+          <w:rFonts w:ascii="Courier New" w:hAnsi="Courier New" w:cs="Courier New"/>
+        </w:rPr>
+        <w:t xml:space="preserve">    },</w:t>
+      </w:r>
+    </w:p>
+    <w:p>
+      <w:pPr>
+        <w:shd w:val="clear" w:color="auto" w:fill="A6A6A6" w:themeFill="background1" w:themeFillShade="A6"/>
+        <w:tabs>
+          <w:tab w:val="left" w:pos="1680"/>
+        </w:tabs>
+        <w:rPr>
+          <w:rFonts w:ascii="Courier New" w:hAnsi="Courier New" w:cs="Courier New"/>
+        </w:rPr>
+      </w:pPr>
+      <w:r>
+        <w:rPr>
+          <w:rFonts w:ascii="Courier New" w:hAnsi="Courier New" w:cs="Courier New"/>
+        </w:rPr>
+        <w:t xml:space="preserve">    {</w:t>
+      </w:r>
+    </w:p>
+    <w:p>
+      <w:pPr>
+        <w:shd w:val="clear" w:color="auto" w:fill="A6A6A6" w:themeFill="background1" w:themeFillShade="A6"/>
+        <w:tabs>
+          <w:tab w:val="left" w:pos="1680"/>
+        </w:tabs>
+        <w:rPr>
+          <w:rFonts w:ascii="Courier New" w:hAnsi="Courier New" w:cs="Courier New"/>
+        </w:rPr>
+      </w:pPr>
+      <w:r>
+        <w:rPr>
+          <w:rFonts w:ascii="Courier New" w:hAnsi="Courier New" w:cs="Courier New"/>
+        </w:rPr>
+        <w:t xml:space="preserve">      "command": "line",</w:t>
+      </w:r>
+    </w:p>
+    <w:p>
+      <w:pPr>
+        <w:shd w:val="clear" w:color="auto" w:fill="A6A6A6" w:themeFill="background1" w:themeFillShade="A6"/>
+        <w:tabs>
+          <w:tab w:val="left" w:pos="1680"/>
+        </w:tabs>
+        <w:rPr>
+          <w:rFonts w:ascii="Courier New" w:hAnsi="Courier New" w:cs="Courier New"/>
+        </w:rPr>
+      </w:pPr>
+      <w:r>
+        <w:rPr>
+          <w:rFonts w:ascii="Courier New" w:hAnsi="Courier New" w:cs="Courier New"/>
+        </w:rPr>
+        <w:t xml:space="preserve">      "x1": 300,</w:t>
+      </w:r>
+    </w:p>
+    <w:p>
+      <w:pPr>
+        <w:shd w:val="clear" w:color="auto" w:fill="A6A6A6" w:themeFill="background1" w:themeFillShade="A6"/>
+        <w:tabs>
+          <w:tab w:val="left" w:pos="1680"/>
+        </w:tabs>
+        <w:rPr>
+          <w:rFonts w:ascii="Courier New" w:hAnsi="Courier New" w:cs="Courier New"/>
+        </w:rPr>
+      </w:pPr>
+      <w:r>
+        <w:rPr>
+          <w:rFonts w:ascii="Courier New" w:hAnsi="Courier New" w:cs="Courier New"/>
+        </w:rPr>
+        <w:t xml:space="preserve">      "y1": 200,</w:t>
+      </w:r>
+    </w:p>
+    <w:p>
+      <w:pPr>
+        <w:shd w:val="clear" w:color="auto" w:fill="A6A6A6" w:themeFill="background1" w:themeFillShade="A6"/>
+        <w:tabs>
+          <w:tab w:val="left" w:pos="1680"/>
+        </w:tabs>
+        <w:rPr>
+          <w:rFonts w:ascii="Courier New" w:hAnsi="Courier New" w:cs="Courier New"/>
+        </w:rPr>
+      </w:pPr>
+      <w:r>
+        <w:rPr>
+          <w:rFonts w:ascii="Courier New" w:hAnsi="Courier New" w:cs="Courier New"/>
+        </w:rPr>
+        <w:t xml:space="preserve">      "x2": 400,</w:t>
+      </w:r>
+    </w:p>
+    <w:p>
+      <w:pPr>
+        <w:shd w:val="clear" w:color="auto" w:fill="A6A6A6" w:themeFill="background1" w:themeFillShade="A6"/>
+        <w:tabs>
+          <w:tab w:val="left" w:pos="1680"/>
+        </w:tabs>
+        <w:rPr>
+          <w:rFonts w:ascii="Courier New" w:hAnsi="Courier New" w:cs="Courier New"/>
+        </w:rPr>
+      </w:pPr>
+      <w:r>
+        <w:rPr>
+          <w:rFonts w:ascii="Courier New" w:hAnsi="Courier New" w:cs="Courier New"/>
+        </w:rPr>
+        <w:t xml:space="preserve">      "y2": 200</w:t>
+      </w:r>
+    </w:p>
+    <w:p>
+      <w:pPr>
+        <w:shd w:val="clear" w:color="auto" w:fill="A6A6A6" w:themeFill="background1" w:themeFillShade="A6"/>
+        <w:tabs>
+          <w:tab w:val="left" w:pos="1680"/>
+        </w:tabs>
+        <w:rPr>
+          <w:rFonts w:ascii="Courier New" w:hAnsi="Courier New" w:cs="Courier New"/>
+        </w:rPr>
+      </w:pPr>
+      <w:r>
+        <w:rPr>
+          <w:rFonts w:ascii="Courier New" w:hAnsi="Courier New" w:cs="Courier New"/>
+        </w:rPr>
+        <w:t xml:space="preserve">    },</w:t>
+      </w:r>
+    </w:p>
+    <w:p>
+      <w:pPr>
+        <w:shd w:val="clear" w:color="auto" w:fill="A6A6A6" w:themeFill="background1" w:themeFillShade="A6"/>
+        <w:tabs>
+          <w:tab w:val="left" w:pos="1680"/>
+        </w:tabs>
+        <w:rPr>
+          <w:rFonts w:ascii="Courier New" w:hAnsi="Courier New" w:cs="Courier New"/>
+        </w:rPr>
+      </w:pPr>
+      <w:r>
+        <w:rPr>
+          <w:rFonts w:ascii="Courier New" w:hAnsi="Courier New" w:cs="Courier New"/>
+        </w:rPr>
+        <w:t xml:space="preserve">    {</w:t>
+      </w:r>
+    </w:p>
+    <w:p>
+      <w:pPr>
+        <w:shd w:val="clear" w:color="auto" w:fill="A6A6A6" w:themeFill="background1" w:themeFillShade="A6"/>
+        <w:tabs>
+          <w:tab w:val="left" w:pos="1680"/>
+        </w:tabs>
+        <w:rPr>
+          <w:rFonts w:ascii="Courier New" w:hAnsi="Courier New" w:cs="Courier New"/>
+        </w:rPr>
+      </w:pPr>
+      <w:r>
+        <w:rPr>
+          <w:rFonts w:ascii="Courier New" w:hAnsi="Courier New" w:cs="Courier New"/>
+        </w:rPr>
+        <w:t xml:space="preserve">      "command": "text",</w:t>
+      </w:r>
+    </w:p>
+    <w:p>
+      <w:pPr>
+        <w:shd w:val="clear" w:color="auto" w:fill="A6A6A6" w:themeFill="background1" w:themeFillShade="A6"/>
+        <w:tabs>
+          <w:tab w:val="left" w:pos="1680"/>
+        </w:tabs>
+        <w:rPr>
+          <w:rFonts w:ascii="Courier New" w:hAnsi="Courier New" w:cs="Courier New"/>
+        </w:rPr>
+      </w:pPr>
+      <w:r>
+        <w:rPr>
+          <w:rFonts w:ascii="Courier New" w:hAnsi="Courier New" w:cs="Courier New"/>
+        </w:rPr>
+        <w:t xml:space="preserve">      "x": 350,</w:t>
+      </w:r>
+    </w:p>
+    <w:p>
+      <w:pPr>
+        <w:shd w:val="clear" w:color="auto" w:fill="A6A6A6" w:themeFill="background1" w:themeFillShade="A6"/>
+        <w:tabs>
+          <w:tab w:val="left" w:pos="1680"/>
+        </w:tabs>
+        <w:rPr>
+          <w:rFonts w:ascii="Courier New" w:hAnsi="Courier New" w:cs="Courier New"/>
+        </w:rPr>
+      </w:pPr>
+      <w:r>
+        <w:rPr>
+          <w:rFonts w:ascii="Courier New" w:hAnsi="Courier New" w:cs="Courier New"/>
+        </w:rPr>
+        <w:t xml:space="preserve">      "y": 180,</w:t>
+      </w:r>
+    </w:p>
+    <w:p>
+      <w:pPr>
+        <w:shd w:val="clear" w:color="auto" w:fill="A6A6A6" w:themeFill="background1" w:themeFillShade="A6"/>
+        <w:tabs>
+          <w:tab w:val="left" w:pos="1680"/>
+        </w:tabs>
+        <w:rPr>
+          <w:rFonts w:ascii="Courier New" w:hAnsi="Courier New" w:cs="Courier New"/>
+        </w:rPr>
+      </w:pPr>
+      <w:r>
+        <w:rPr>
+          <w:rFonts w:ascii="Courier New" w:hAnsi="Courier New" w:cs="Courier New"/>
+        </w:rPr>
+        <w:t xml:space="preserve">      "content": "r = 5"</w:t>
+      </w:r>
+    </w:p>
+    <w:p>
+      <w:pPr>
+        <w:shd w:val="clear" w:color="auto" w:fill="A6A6A6" w:themeFill="background1" w:themeFillShade="A6"/>
+        <w:tabs>
+          <w:tab w:val="left" w:pos="1680"/>
+        </w:tabs>
+        <w:rPr>
+          <w:rFonts w:ascii="Courier New" w:hAnsi="Courier New" w:cs="Courier New"/>
+        </w:rPr>
+      </w:pPr>
+      <w:r>
+        <w:rPr>
+          <w:rFonts w:ascii="Courier New" w:hAnsi="Courier New" w:cs="Courier New"/>
+        </w:rPr>
+        <w:t xml:space="preserve">    }</w:t>
+      </w:r>
+    </w:p>
+    <w:p>
+      <w:pPr>
+        <w:shd w:val="clear" w:color="auto" w:fill="A6A6A6" w:themeFill="background1" w:themeFillShade="A6"/>
+        <w:tabs>
+          <w:tab w:val="left" w:pos="1680"/>
+        </w:tabs>
+        <w:rPr>
+          <w:rFonts w:ascii="Courier New" w:hAnsi="Courier New" w:cs="Courier New"/>
+        </w:rPr>
+      </w:pPr>
+      <w:r>
+        <w:rPr>
+          <w:rFonts w:ascii="Courier New" w:hAnsi="Courier New" w:cs="Courier New"/>
+        </w:rPr>
+        <w:t xml:space="preserve">  ]</w:t>
+      </w:r>
+    </w:p>
+    <w:p>
+      <w:pPr>
+        <w:shd w:val="clear" w:color="auto" w:fill="A6A6A6" w:themeFill="background1" w:themeFillShade="A6"/>
+        <w:tabs>
+          <w:tab w:val="left" w:pos="1680"/>
+        </w:tabs>
+        <w:rPr>
+          <w:rFonts w:ascii="Courier New" w:hAnsi="Courier New" w:cs="Courier New"/>
+        </w:rPr>
+      </w:pPr>
+      <w:r>
+        <w:rPr>
+          <w:rFonts w:ascii="Courier New" w:hAnsi="Courier New" w:cs="Courier New"/>
+        </w:rPr>
+        <w:lastRenderedPageBreak/>
+        <w:t>}</w:t>
+      </w:r>
+    </w:p>
+    <w:p>
+      <w:pPr>
+        <w:tabs>
+          <w:tab w:val="left" w:pos="1680"/>
+        </w:tabs>
+      </w:pPr>
+      <w:r>
+        <w:t>The frontend interprets these instructions.</w:t>
+      </w:r>
+    </w:p>
+    <w:p>
+      <w:pPr>
+        <w:tabs>
+          <w:tab w:val="left" w:pos="1680"/>
+        </w:tabs>
+      </w:pPr>
+      <w:r>
+        <w:pict w14:anchorId="207F098F">
+          <v:rect id="_x0000_i1159" style="width:0;height:1.5pt" o:hralign="center" o:hrstd="t" o:hr="t" fillcolor="#a0a0a0" stroked="f"/>
+        </w:pict>
+      </w:r>
+    </w:p>
+    <w:p>
+      <w:pPr>
+        <w:tabs>
+          <w:tab w:val="left" w:pos="1680"/>
+        </w:tabs>
+        <w:rPr>
+          <w:b/>
+          <w:bCs/>
+        </w:rPr>
+      </w:pPr>
+      <w:r>
+        <w:rPr>
+          <w:b/>
+          <w:bCs/>
+        </w:rPr>
+        <w:t>Core Principle</w:t>
+      </w:r>
+    </w:p>
+    <w:p>
+      <w:pPr>
+        <w:tabs>
+          <w:tab w:val="left" w:pos="1680"/>
+        </w:tabs>
+      </w:pPr>
+      <w:r>
+        <w:t>Gemini answers:</w:t>
+      </w:r>
+    </w:p>
+    <w:p>
+      <w:pPr>
+        <w:tabs>
+          <w:tab w:val="left" w:pos="1680"/>
+        </w:tabs>
+      </w:pPr>
+      <w:r>
+        <w:t>What should be drawn?</w:t>
+      </w:r>
+    </w:p>
+    <w:p>
+      <w:pPr>
+        <w:tabs>
+          <w:tab w:val="left" w:pos="1680"/>
+        </w:tabs>
+      </w:pPr>
+      <w:r>
+        <w:t>Frontend answers:</w:t>
+      </w:r>
+    </w:p>
+    <w:p>
+      <w:pPr>
+        <w:tabs>
+          <w:tab w:val="left" w:pos="1680"/>
+        </w:tabs>
+      </w:pPr>
+      <w:r>
+        <w:t>How should it be drawn?</w:t>
+      </w:r>
+    </w:p>
+    <w:p>
+      <w:pPr>
+        <w:tabs>
+          <w:tab w:val="left" w:pos="1680"/>
+        </w:tabs>
+      </w:pPr>
+      <w:r>
+        <w:t>This separation creates a more reliable system.</w:t>
+      </w:r>
+    </w:p>
+    <w:p>
+      <w:pPr>
+        <w:tabs>
+          <w:tab w:val="left" w:pos="1680"/>
+        </w:tabs>
+      </w:pPr>
+      <w:r>
+        <w:pict w14:anchorId="449E659A">
+          <v:rect id="_x0000_i1160" style="width:0;height:1.5pt" o:hralign="center" o:hrstd="t" o:hr="t" fillcolor="#a0a0a0" stroked="f"/>
+        </w:pict>
+      </w:r>
+    </w:p>
+    <w:p>
+      <w:pPr>
+        <w:tabs>
+          <w:tab w:val="left" w:pos="1680"/>
+        </w:tabs>
+        <w:rPr>
+          <w:b/>
+          <w:bCs/>
+        </w:rPr>
+      </w:pPr>
+      <w:r>
+        <w:rPr>
+          <w:b/>
+          <w:bCs/>
+        </w:rPr>
+        <w:t>Primitive-Based Rendering</w:t>
+      </w:r>
+    </w:p>
+    <w:p>
+      <w:pPr>
+        <w:tabs>
+          <w:tab w:val="left" w:pos="1680"/>
+        </w:tabs>
+      </w:pPr>
+      <w:r>
+        <w:t>Instead of building renderers for every mathematical topic, the system uses drawing primitives.</w:t>
+      </w:r>
+    </w:p>
+    <w:p>
+      <w:pPr>
+        <w:tabs>
+          <w:tab w:val="left" w:pos="1680"/>
+        </w:tabs>
+      </w:pPr>
+      <w:r>
+        <w:t>Primitives are the smallest graphical building blocks.</w:t>
+      </w:r>
+    </w:p>
+    <w:p>
+      <w:pPr>
+        <w:tabs>
+          <w:tab w:val="left" w:pos="1680"/>
+        </w:tabs>
+      </w:pPr>
+      <w:r>
+        <w:t>Examples:</w:t>
+      </w:r>
+    </w:p>
+    <w:p>
+      <w:pPr>
+        <w:tabs>
+          <w:tab w:val="left" w:pos="1680"/>
+        </w:tabs>
+      </w:pPr>
+      <w:r>
+        <w:t>Line</w:t>
+      </w:r>
+    </w:p>
+    <w:p>
+      <w:pPr>
+        <w:tabs>
+          <w:tab w:val="left" w:pos="1680"/>
+        </w:tabs>
+      </w:pPr>
+      <w:r>
+        <w:t>Circle</w:t>
+      </w:r>
+    </w:p>
+    <w:p>
+      <w:pPr>
+        <w:tabs>
+          <w:tab w:val="left" w:pos="1680"/>
+        </w:tabs>
+      </w:pPr>
+      <w:r>
+        <w:t>Rectangle</w:t>
+      </w:r>
+    </w:p>
+    <w:p>
+      <w:pPr>
+        <w:tabs>
+          <w:tab w:val="left" w:pos="1680"/>
+        </w:tabs>
+      </w:pPr>
+      <w:r>
+        <w:t>Text</w:t>
+      </w:r>
+    </w:p>
+    <w:p>
+      <w:pPr>
+        <w:tabs>
+          <w:tab w:val="left" w:pos="1680"/>
+        </w:tabs>
+      </w:pPr>
+      <w:r>
+        <w:t>Point</w:t>
+      </w:r>
+    </w:p>
+    <w:p>
+      <w:pPr>
+        <w:tabs>
+          <w:tab w:val="left" w:pos="1680"/>
+        </w:tabs>
+      </w:pPr>
+      <w:r>
+        <w:t>Arrow</w:t>
+      </w:r>
+    </w:p>
+    <w:p>
+      <w:pPr>
+        <w:tabs>
+          <w:tab w:val="left" w:pos="1680"/>
+        </w:tabs>
+      </w:pPr>
+      <w:r>
+        <w:t>Polygon</w:t>
+      </w:r>
+    </w:p>
+    <w:p>
+      <w:pPr>
+        <w:tabs>
+          <w:tab w:val="left" w:pos="1680"/>
+        </w:tabs>
+      </w:pPr>
+      <w:r>
+        <w:t>Arc</w:t>
+      </w:r>
+    </w:p>
+    <w:p>
+      <w:pPr>
+        <w:tabs>
+          <w:tab w:val="left" w:pos="1680"/>
+        </w:tabs>
+      </w:pPr>
+      <w:r>
+        <w:t>Complex visuals are built by combining primitives.</w:t>
+      </w:r>
+    </w:p>
+    <w:p>
+      <w:pPr>
+        <w:tabs>
+          <w:tab w:val="left" w:pos="1680"/>
+        </w:tabs>
+      </w:pPr>
+      <w:r>
+        <w:pict w14:anchorId="0BAC96B2">
+          <v:rect id="_x0000_i1161" style="width:0;height:1.5pt" o:hralign="center" o:hrstd="t" o:hr="t" fillcolor="#a0a0a0" stroked="f"/>
+        </w:pict>
+      </w:r>
+    </w:p>
+    <w:p>
+      <w:pPr>
+        <w:tabs>
+          <w:tab w:val="left" w:pos="1680"/>
+        </w:tabs>
+        <w:rPr>
+          <w:b/>
+          <w:bCs/>
+        </w:rPr>
+      </w:pPr>
+      <w:r>
+        <w:rPr>
+          <w:b/>
+          <w:bCs/>
+        </w:rPr>
+        <w:t>Example: Circle Explanation</w:t>
+      </w:r>
+    </w:p>
+    <w:p>
+      <w:pPr>
+        <w:tabs>
+          <w:tab w:val="left" w:pos="1680"/>
+        </w:tabs>
+      </w:pPr>
+      <w:r>
+        <w:lastRenderedPageBreak/>
+        <w:t>Gemini returns:</w:t>
+      </w:r>
+    </w:p>
+    <w:p>
+      <w:pPr>
+        <w:shd w:val="clear" w:color="auto" w:fill="A6A6A6" w:themeFill="background1" w:themeFillShade="A6"/>
+        <w:tabs>
+          <w:tab w:val="left" w:pos="1680"/>
+        </w:tabs>
+        <w:rPr>
+          <w:rFonts w:ascii="Courier New" w:hAnsi="Courier New" w:cs="Courier New"/>
+        </w:rPr>
+      </w:pPr>
+      <w:r>
+        <w:rPr>
+          <w:rFonts w:ascii="Courier New" w:hAnsi="Courier New" w:cs="Courier New"/>
+        </w:rPr>
+        <w:t>{</w:t>
+      </w:r>
+    </w:p>
+    <w:p>
+      <w:pPr>
+        <w:shd w:val="clear" w:color="auto" w:fill="A6A6A6" w:themeFill="background1" w:themeFillShade="A6"/>
+        <w:tabs>
+          <w:tab w:val="left" w:pos="1680"/>
+        </w:tabs>
+        <w:rPr>
+          <w:rFonts w:ascii="Courier New" w:hAnsi="Courier New" w:cs="Courier New"/>
+        </w:rPr>
+      </w:pPr>
+      <w:r>
+        <w:rPr>
+          <w:rFonts w:ascii="Courier New" w:hAnsi="Courier New" w:cs="Courier New"/>
+        </w:rPr>
+        <w:t xml:space="preserve">  "instructions</w:t>
+      </w:r>
+      <w:proofErr w:type="gramStart"/>
+      <w:r>
+        <w:rPr>
+          <w:rFonts w:ascii="Courier New" w:hAnsi="Courier New" w:cs="Courier New"/>
+        </w:rPr>
+        <w:t>":[</w:t>
+      </w:r>
+      <w:proofErr w:type="gramEnd"/>
+    </w:p>
+    <w:p>
+      <w:pPr>
+        <w:shd w:val="clear" w:color="auto" w:fill="A6A6A6" w:themeFill="background1" w:themeFillShade="A6"/>
+        <w:tabs>
+          <w:tab w:val="left" w:pos="1680"/>
+        </w:tabs>
+        <w:rPr>
+          <w:rFonts w:ascii="Courier New" w:hAnsi="Courier New" w:cs="Courier New"/>
+        </w:rPr>
+      </w:pPr>
+      <w:r>
+        <w:rPr>
+          <w:rFonts w:ascii="Courier New" w:hAnsi="Courier New" w:cs="Courier New"/>
+        </w:rPr>
+        <w:t xml:space="preserve">    {</w:t>
+      </w:r>
+    </w:p>
+    <w:p>
+      <w:pPr>
+        <w:shd w:val="clear" w:color="auto" w:fill="A6A6A6" w:themeFill="background1" w:themeFillShade="A6"/>
+        <w:tabs>
+          <w:tab w:val="left" w:pos="1680"/>
+        </w:tabs>
+        <w:rPr>
+          <w:rFonts w:ascii="Courier New" w:hAnsi="Courier New" w:cs="Courier New"/>
+        </w:rPr>
+      </w:pPr>
+      <w:r>
+        <w:rPr>
+          <w:rFonts w:ascii="Courier New" w:hAnsi="Courier New" w:cs="Courier New"/>
+        </w:rPr>
+        <w:t xml:space="preserve">      "</w:t>
+      </w:r>
+      <w:proofErr w:type="spellStart"/>
+      <w:r>
+        <w:rPr>
+          <w:rFonts w:ascii="Courier New" w:hAnsi="Courier New" w:cs="Courier New"/>
+        </w:rPr>
+        <w:t>command":"circle</w:t>
+      </w:r>
+      <w:proofErr w:type="spellEnd"/>
+      <w:r>
+        <w:rPr>
+          <w:rFonts w:ascii="Courier New" w:hAnsi="Courier New" w:cs="Courier New"/>
+        </w:rPr>
+        <w:t>",</w:t>
+      </w:r>
+    </w:p>
+    <w:p>
+      <w:pPr>
+        <w:shd w:val="clear" w:color="auto" w:fill="A6A6A6" w:themeFill="background1" w:themeFillShade="A6"/>
+        <w:tabs>
+          <w:tab w:val="left" w:pos="1680"/>
+        </w:tabs>
+        <w:rPr>
+          <w:rFonts w:ascii="Courier New" w:hAnsi="Courier New" w:cs="Courier New"/>
+        </w:rPr>
+      </w:pPr>
+      <w:r>
+        <w:rPr>
+          <w:rFonts w:ascii="Courier New" w:hAnsi="Courier New" w:cs="Courier New"/>
+        </w:rPr>
+        <w:t xml:space="preserve">      "x":300,</w:t>
+      </w:r>
+    </w:p>
+    <w:p>
+      <w:pPr>
+        <w:shd w:val="clear" w:color="auto" w:fill="A6A6A6" w:themeFill="background1" w:themeFillShade="A6"/>
+        <w:tabs>
+          <w:tab w:val="left" w:pos="1680"/>
+        </w:tabs>
+        <w:rPr>
+          <w:rFonts w:ascii="Courier New" w:hAnsi="Courier New" w:cs="Courier New"/>
+        </w:rPr>
+      </w:pPr>
+      <w:r>
+        <w:rPr>
+          <w:rFonts w:ascii="Courier New" w:hAnsi="Courier New" w:cs="Courier New"/>
+        </w:rPr>
+        <w:t xml:space="preserve">      "y":200,</w:t>
+      </w:r>
+    </w:p>
+    <w:p>
+      <w:pPr>
+        <w:shd w:val="clear" w:color="auto" w:fill="A6A6A6" w:themeFill="background1" w:themeFillShade="A6"/>
+        <w:tabs>
+          <w:tab w:val="left" w:pos="1680"/>
+        </w:tabs>
+        <w:rPr>
+          <w:rFonts w:ascii="Courier New" w:hAnsi="Courier New" w:cs="Courier New"/>
+        </w:rPr>
+      </w:pPr>
+      <w:r>
+        <w:rPr>
+          <w:rFonts w:ascii="Courier New" w:hAnsi="Courier New" w:cs="Courier New"/>
+        </w:rPr>
+        <w:t xml:space="preserve">      "radius":100</w:t>
+      </w:r>
+    </w:p>
+    <w:p>
+      <w:pPr>
+        <w:shd w:val="clear" w:color="auto" w:fill="A6A6A6" w:themeFill="background1" w:themeFillShade="A6"/>
+        <w:tabs>
+          <w:tab w:val="left" w:pos="1680"/>
+        </w:tabs>
+        <w:rPr>
+          <w:rFonts w:ascii="Courier New" w:hAnsi="Courier New" w:cs="Courier New"/>
+        </w:rPr>
+      </w:pPr>
+      <w:r>
+        <w:rPr>
+          <w:rFonts w:ascii="Courier New" w:hAnsi="Courier New" w:cs="Courier New"/>
+        </w:rPr>
+        <w:t xml:space="preserve">    },</w:t>
+      </w:r>
+    </w:p>
+    <w:p>
+      <w:pPr>
+        <w:shd w:val="clear" w:color="auto" w:fill="A6A6A6" w:themeFill="background1" w:themeFillShade="A6"/>
+        <w:tabs>
+          <w:tab w:val="left" w:pos="1680"/>
+        </w:tabs>
+        <w:rPr>
+          <w:rFonts w:ascii="Courier New" w:hAnsi="Courier New" w:cs="Courier New"/>
+        </w:rPr>
+      </w:pPr>
+      <w:r>
+        <w:rPr>
+          <w:rFonts w:ascii="Courier New" w:hAnsi="Courier New" w:cs="Courier New"/>
+        </w:rPr>
+        <w:t xml:space="preserve">    {</w:t>
+      </w:r>
+    </w:p>
+    <w:p>
+      <w:pPr>
+        <w:shd w:val="clear" w:color="auto" w:fill="A6A6A6" w:themeFill="background1" w:themeFillShade="A6"/>
+        <w:tabs>
+          <w:tab w:val="left" w:pos="1680"/>
+        </w:tabs>
+        <w:rPr>
+          <w:rFonts w:ascii="Courier New" w:hAnsi="Courier New" w:cs="Courier New"/>
+        </w:rPr>
+      </w:pPr>
+      <w:r>
+        <w:rPr>
+          <w:rFonts w:ascii="Courier New" w:hAnsi="Courier New" w:cs="Courier New"/>
+        </w:rPr>
+        <w:t xml:space="preserve">      "</w:t>
+      </w:r>
+      <w:proofErr w:type="spellStart"/>
+      <w:r>
+        <w:rPr>
+          <w:rFonts w:ascii="Courier New" w:hAnsi="Courier New" w:cs="Courier New"/>
+        </w:rPr>
+        <w:t>command":"line</w:t>
+      </w:r>
+      <w:proofErr w:type="spellEnd"/>
+      <w:r>
+        <w:rPr>
+          <w:rFonts w:ascii="Courier New" w:hAnsi="Courier New" w:cs="Courier New"/>
+        </w:rPr>
+        <w:t>",</w:t>
+      </w:r>
+    </w:p>
+    <w:p>
+      <w:pPr>
+        <w:shd w:val="clear" w:color="auto" w:fill="A6A6A6" w:themeFill="background1" w:themeFillShade="A6"/>
+        <w:tabs>
+          <w:tab w:val="left" w:pos="1680"/>
+        </w:tabs>
+        <w:rPr>
+          <w:rFonts w:ascii="Courier New" w:hAnsi="Courier New" w:cs="Courier New"/>
+        </w:rPr>
+      </w:pPr>
+      <w:r>
+        <w:rPr>
+          <w:rFonts w:ascii="Courier New" w:hAnsi="Courier New" w:cs="Courier New"/>
+        </w:rPr>
+        <w:t xml:space="preserve">      "x1":300,</w:t>
+      </w:r>
+    </w:p>
+    <w:p>
+      <w:pPr>
+        <w:shd w:val="clear" w:color="auto" w:fill="A6A6A6" w:themeFill="background1" w:themeFillShade="A6"/>
+        <w:tabs>
+          <w:tab w:val="left" w:pos="1680"/>
+        </w:tabs>
+        <w:rPr>
+          <w:rFonts w:ascii="Courier New" w:hAnsi="Courier New" w:cs="Courier New"/>
+        </w:rPr>
+      </w:pPr>
+      <w:r>
+        <w:rPr>
+          <w:rFonts w:ascii="Courier New" w:hAnsi="Courier New" w:cs="Courier New"/>
+        </w:rPr>
+        <w:t xml:space="preserve">      "y1":200,</w:t>
+      </w:r>
+    </w:p>
+    <w:p>
+      <w:pPr>
+        <w:shd w:val="clear" w:color="auto" w:fill="A6A6A6" w:themeFill="background1" w:themeFillShade="A6"/>
+        <w:tabs>
+          <w:tab w:val="left" w:pos="1680"/>
+        </w:tabs>
+        <w:rPr>
+          <w:rFonts w:ascii="Courier New" w:hAnsi="Courier New" w:cs="Courier New"/>
+        </w:rPr>
+      </w:pPr>
+      <w:r>
+        <w:rPr>
+          <w:rFonts w:ascii="Courier New" w:hAnsi="Courier New" w:cs="Courier New"/>
+        </w:rPr>
+        <w:t xml:space="preserve">      "x2":400,</w:t>
+      </w:r>
+    </w:p>
+    <w:p>
+      <w:pPr>
+        <w:shd w:val="clear" w:color="auto" w:fill="A6A6A6" w:themeFill="background1" w:themeFillShade="A6"/>
+        <w:tabs>
+          <w:tab w:val="left" w:pos="1680"/>
+        </w:tabs>
+        <w:rPr>
+          <w:rFonts w:ascii="Courier New" w:hAnsi="Courier New" w:cs="Courier New"/>
+        </w:rPr>
+      </w:pPr>
+      <w:r>
+        <w:rPr>
+          <w:rFonts w:ascii="Courier New" w:hAnsi="Courier New" w:cs="Courier New"/>
+        </w:rPr>
+        <w:t xml:space="preserve">      "y2":200</w:t>
+      </w:r>
+    </w:p>
+    <w:p>
+      <w:pPr>
+        <w:shd w:val="clear" w:color="auto" w:fill="A6A6A6" w:themeFill="background1" w:themeFillShade="A6"/>
+        <w:tabs>
+          <w:tab w:val="left" w:pos="1680"/>
+        </w:tabs>
+        <w:rPr>
+          <w:rFonts w:ascii="Courier New" w:hAnsi="Courier New" w:cs="Courier New"/>
+        </w:rPr>
+      </w:pPr>
+      <w:r>
+        <w:rPr>
+          <w:rFonts w:ascii="Courier New" w:hAnsi="Courier New" w:cs="Courier New"/>
+        </w:rPr>
+        <w:t xml:space="preserve">    },</w:t>
+      </w:r>
+    </w:p>
+    <w:p>
+      <w:pPr>
+        <w:shd w:val="clear" w:color="auto" w:fill="A6A6A6" w:themeFill="background1" w:themeFillShade="A6"/>
+        <w:tabs>
+          <w:tab w:val="left" w:pos="1680"/>
+        </w:tabs>
+        <w:rPr>
+          <w:rFonts w:ascii="Courier New" w:hAnsi="Courier New" w:cs="Courier New"/>
+        </w:rPr>
+      </w:pPr>
+      <w:r>
+        <w:rPr>
+          <w:rFonts w:ascii="Courier New" w:hAnsi="Courier New" w:cs="Courier New"/>
+        </w:rPr>
+        <w:t xml:space="preserve">    {</w:t>
+      </w:r>
+    </w:p>
+    <w:p>
+      <w:pPr>
+        <w:shd w:val="clear" w:color="auto" w:fill="A6A6A6" w:themeFill="background1" w:themeFillShade="A6"/>
+        <w:tabs>
+          <w:tab w:val="left" w:pos="1680"/>
+        </w:tabs>
+        <w:rPr>
+          <w:rFonts w:ascii="Courier New" w:hAnsi="Courier New" w:cs="Courier New"/>
+        </w:rPr>
+      </w:pPr>
+      <w:r>
+        <w:rPr>
+          <w:rFonts w:ascii="Courier New" w:hAnsi="Courier New" w:cs="Courier New"/>
+        </w:rPr>
+        <w:t xml:space="preserve">      "</w:t>
+      </w:r>
+      <w:proofErr w:type="spellStart"/>
+      <w:r>
+        <w:rPr>
+          <w:rFonts w:ascii="Courier New" w:hAnsi="Courier New" w:cs="Courier New"/>
+        </w:rPr>
+        <w:t>command":"text</w:t>
+      </w:r>
+      <w:proofErr w:type="spellEnd"/>
+      <w:r>
+        <w:rPr>
+          <w:rFonts w:ascii="Courier New" w:hAnsi="Courier New" w:cs="Courier New"/>
+        </w:rPr>
+        <w:t>",</w:t>
+      </w:r>
+    </w:p>
+    <w:p>
+      <w:pPr>
+        <w:shd w:val="clear" w:color="auto" w:fill="A6A6A6" w:themeFill="background1" w:themeFillShade="A6"/>
+        <w:tabs>
+          <w:tab w:val="left" w:pos="1680"/>
+        </w:tabs>
+        <w:rPr>
+          <w:rFonts w:ascii="Courier New" w:hAnsi="Courier New" w:cs="Courier New"/>
+        </w:rPr>
+      </w:pPr>
+      <w:r>
+        <w:rPr>
+          <w:rFonts w:ascii="Courier New" w:hAnsi="Courier New" w:cs="Courier New"/>
+        </w:rPr>
+        <w:t xml:space="preserve">      "x":350,</w:t>
+      </w:r>
+    </w:p>
+    <w:p>
+      <w:pPr>
+        <w:shd w:val="clear" w:color="auto" w:fill="A6A6A6" w:themeFill="background1" w:themeFillShade="A6"/>
+        <w:tabs>
+          <w:tab w:val="left" w:pos="1680"/>
+        </w:tabs>
+        <w:rPr>
+          <w:rFonts w:ascii="Courier New" w:hAnsi="Courier New" w:cs="Courier New"/>
+        </w:rPr>
+      </w:pPr>
+      <w:r>
+        <w:rPr>
+          <w:rFonts w:ascii="Courier New" w:hAnsi="Courier New" w:cs="Courier New"/>
+        </w:rPr>
+        <w:t xml:space="preserve">      "y":180,</w:t>
+      </w:r>
+    </w:p>
+    <w:p>
+      <w:pPr>
+        <w:shd w:val="clear" w:color="auto" w:fill="A6A6A6" w:themeFill="background1" w:themeFillShade="A6"/>
+        <w:tabs>
+          <w:tab w:val="left" w:pos="1680"/>
+        </w:tabs>
+        <w:rPr>
+          <w:rFonts w:ascii="Courier New" w:hAnsi="Courier New" w:cs="Courier New"/>
+        </w:rPr>
+      </w:pPr>
+      <w:r>
+        <w:rPr>
+          <w:rFonts w:ascii="Courier New" w:hAnsi="Courier New" w:cs="Courier New"/>
+        </w:rPr>
+        <w:t xml:space="preserve">      "</w:t>
+      </w:r>
+      <w:proofErr w:type="spellStart"/>
+      <w:r>
+        <w:rPr>
+          <w:rFonts w:ascii="Courier New" w:hAnsi="Courier New" w:cs="Courier New"/>
+        </w:rPr>
+        <w:t>content":"r</w:t>
+      </w:r>
+      <w:proofErr w:type="spellEnd"/>
+      <w:r>
+        <w:rPr>
+          <w:rFonts w:ascii="Courier New" w:hAnsi="Courier New" w:cs="Courier New"/>
+        </w:rPr>
+        <w:t>"</w:t>
+      </w:r>
+    </w:p>
+    <w:p>
+      <w:pPr>
+        <w:shd w:val="clear" w:color="auto" w:fill="A6A6A6" w:themeFill="background1" w:themeFillShade="A6"/>
+        <w:tabs>
+          <w:tab w:val="left" w:pos="1680"/>
+        </w:tabs>
+        <w:rPr>
+          <w:rFonts w:ascii="Courier New" w:hAnsi="Courier New" w:cs="Courier New"/>
+        </w:rPr>
+      </w:pPr>
+      <w:r>
+        <w:rPr>
+          <w:rFonts w:ascii="Courier New" w:hAnsi="Courier New" w:cs="Courier New"/>
+        </w:rPr>
+        <w:t xml:space="preserve">    }</w:t>
+      </w:r>
+    </w:p>
+    <w:p>
+      <w:pPr>
+        <w:shd w:val="clear" w:color="auto" w:fill="A6A6A6" w:themeFill="background1" w:themeFillShade="A6"/>
+        <w:tabs>
+          <w:tab w:val="left" w:pos="1680"/>
+        </w:tabs>
+        <w:rPr>
+          <w:rFonts w:ascii="Courier New" w:hAnsi="Courier New" w:cs="Courier New"/>
+        </w:rPr>
+      </w:pPr>
+      <w:r>
+        <w:rPr>
+          <w:rFonts w:ascii="Courier New" w:hAnsi="Courier New" w:cs="Courier New"/>
+        </w:rPr>
+        <w:t xml:space="preserve">  ]</w:t>
+      </w:r>
+    </w:p>
+    <w:p>
+      <w:pPr>
+        <w:shd w:val="clear" w:color="auto" w:fill="A6A6A6" w:themeFill="background1" w:themeFillShade="A6"/>
+        <w:tabs>
+          <w:tab w:val="left" w:pos="1680"/>
+        </w:tabs>
+        <w:rPr>
+          <w:rFonts w:ascii="Courier New" w:hAnsi="Courier New" w:cs="Courier New"/>
+        </w:rPr>
+      </w:pPr>
+      <w:r>
+        <w:rPr>
+          <w:rFonts w:ascii="Courier New" w:hAnsi="Courier New" w:cs="Courier New"/>
+        </w:rPr>
+        <w:t>}</w:t>
+      </w:r>
+    </w:p>
+    <w:p>
+      <w:pPr>
+        <w:tabs>
+          <w:tab w:val="left" w:pos="1680"/>
+        </w:tabs>
+      </w:pPr>
+      <w:r>
+        <w:t>The renderer draws:</w:t>
+      </w:r>
+    </w:p>
+    <w:p>
+      <w:pPr>
+        <w:numPr>
+          <w:ilvl w:val="0"/>
+          <w:numId w:val="14"/>
+        </w:numPr>
+        <w:tabs>
+          <w:tab w:val="left" w:pos="1680"/>
+        </w:tabs>
+      </w:pPr>
+      <w:r>
+        <w:t>Circle</w:t>
+      </w:r>
+    </w:p>
+    <w:p>
+      <w:pPr>
+        <w:numPr>
+          <w:ilvl w:val="0"/>
+          <w:numId w:val="14"/>
+        </w:numPr>
+        <w:tabs>
+          <w:tab w:val="left" w:pos="1680"/>
+        </w:tabs>
+      </w:pPr>
+      <w:r>
+        <w:t>Radius line</w:t>
+      </w:r>
+    </w:p>
+    <w:p>
+      <w:pPr>
+        <w:numPr>
+          <w:ilvl w:val="0"/>
+          <w:numId w:val="14"/>
+        </w:numPr>
+        <w:tabs>
+          <w:tab w:val="left" w:pos="1680"/>
+        </w:tabs>
+      </w:pPr>
+      <w:r>
+        <w:lastRenderedPageBreak/>
+        <w:t>Radius label</w:t>
+      </w:r>
+    </w:p>
+    <w:p>
+      <w:pPr>
+        <w:tabs>
+          <w:tab w:val="left" w:pos="1680"/>
+        </w:tabs>
+      </w:pPr>
+      <w:r>
+        <w:t>No special "circle area renderer" is required.</w:t>
+      </w:r>
+    </w:p>
+    <w:p>
+      <w:pPr>
+        <w:tabs>
+          <w:tab w:val="left" w:pos="1680"/>
+        </w:tabs>
+      </w:pPr>
+      <w:r>
+        <w:pict w14:anchorId="771DE4A8">
+          <v:rect id="_x0000_i1162" style="width:0;height:1.5pt" o:hralign="center" o:hrstd="t" o:hr="t" fillcolor="#a0a0a0" stroked="f"/>
+        </w:pict>
+      </w:r>
+    </w:p>
+    <w:p>
+      <w:pPr>
+        <w:tabs>
+          <w:tab w:val="left" w:pos="1680"/>
+        </w:tabs>
+        <w:rPr>
+          <w:b/>
+          <w:bCs/>
+        </w:rPr>
+      </w:pPr>
+      <w:r>
+        <w:rPr>
+          <w:b/>
+          <w:bCs/>
+        </w:rPr>
+        <w:t>Example: Fraction Visualization</w:t>
+      </w:r>
+    </w:p>
+    <w:p>
+      <w:pPr>
+        <w:tabs>
+          <w:tab w:val="left" w:pos="1680"/>
+        </w:tabs>
+      </w:pPr>
+      <w:r>
+        <w:t>Gemini returns:</w:t>
+      </w:r>
+    </w:p>
+    <w:p>
+      <w:pPr>
+        <w:shd w:val="clear" w:color="auto" w:fill="A6A6A6" w:themeFill="background1" w:themeFillShade="A6"/>
+        <w:tabs>
+          <w:tab w:val="left" w:pos="1680"/>
+        </w:tabs>
+        <w:rPr>
+          <w:rFonts w:ascii="Courier New" w:hAnsi="Courier New" w:cs="Courier New"/>
+          <w:color w:val="000000" w:themeColor="text1"/>
+          <w:sz w:val="22"/>
+          <w:szCs w:val="22"/>
+        </w:rPr>
+      </w:pPr>
+      <w:r>
+        <w:rPr>
+          <w:rFonts w:ascii="Courier New" w:hAnsi="Courier New" w:cs="Courier New"/>
+          <w:color w:val="000000" w:themeColor="text1"/>
+          <w:sz w:val="22"/>
+          <w:szCs w:val="22"/>
+        </w:rPr>
+        <w:t>{</w:t>
+      </w:r>
+    </w:p>
+    <w:p>
+      <w:pPr>
+        <w:shd w:val="clear" w:color="auto" w:fill="A6A6A6" w:themeFill="background1" w:themeFillShade="A6"/>
+        <w:tabs>
+          <w:tab w:val="left" w:pos="1680"/>
+        </w:tabs>
+        <w:rPr>
+          <w:rFonts w:ascii="Courier New" w:hAnsi="Courier New" w:cs="Courier New"/>
+          <w:color w:val="000000" w:themeColor="text1"/>
+          <w:sz w:val="22"/>
+          <w:szCs w:val="22"/>
+        </w:rPr>
+      </w:pPr>
+      <w:r>
+        <w:rPr>
+          <w:rFonts w:ascii="Courier New" w:hAnsi="Courier New" w:cs="Courier New"/>
+          <w:color w:val="000000" w:themeColor="text1"/>
+          <w:sz w:val="22"/>
+          <w:szCs w:val="22"/>
+        </w:rPr>
+        <w:t xml:space="preserve">  "instructions</w:t>
+      </w:r>
+      <w:proofErr w:type="gramStart"/>
+      <w:r>
+        <w:rPr>
+          <w:rFonts w:ascii="Courier New" w:hAnsi="Courier New" w:cs="Courier New"/>
+          <w:color w:val="000000" w:themeColor="text1"/>
+          <w:sz w:val="22"/>
+          <w:szCs w:val="22"/>
+        </w:rPr>
+        <w:t>":[</w:t>
+      </w:r>
+      <w:proofErr w:type="gramEnd"/>
+    </w:p>
+    <w:p>
+      <w:pPr>
+        <w:shd w:val="clear" w:color="auto" w:fill="A6A6A6" w:themeFill="background1" w:themeFillShade="A6"/>
+        <w:tabs>
+          <w:tab w:val="left" w:pos="1680"/>
+        </w:tabs>
+        <w:rPr>
+          <w:rFonts w:ascii="Courier New" w:hAnsi="Courier New" w:cs="Courier New"/>
+          <w:color w:val="000000" w:themeColor="text1"/>
+          <w:sz w:val="22"/>
+          <w:szCs w:val="22"/>
+        </w:rPr>
+      </w:pPr>
+      <w:r>
+        <w:rPr>
+          <w:rFonts w:ascii="Courier New" w:hAnsi="Courier New" w:cs="Courier New"/>
+          <w:color w:val="000000" w:themeColor="text1"/>
+          <w:sz w:val="22"/>
+          <w:szCs w:val="22"/>
+        </w:rPr>
+        <w:t xml:space="preserve">    {</w:t>
+      </w:r>
+    </w:p>
+    <w:p>
+      <w:pPr>
+        <w:shd w:val="clear" w:color="auto" w:fill="A6A6A6" w:themeFill="background1" w:themeFillShade="A6"/>
+        <w:tabs>
+          <w:tab w:val="left" w:pos="1680"/>
+        </w:tabs>
+        <w:rPr>
+          <w:rFonts w:ascii="Courier New" w:hAnsi="Courier New" w:cs="Courier New"/>
+          <w:color w:val="000000" w:themeColor="text1"/>
+          <w:sz w:val="22"/>
+          <w:szCs w:val="22"/>
+        </w:rPr>
+      </w:pPr>
+      <w:r>
+        <w:rPr>
+          <w:rFonts w:ascii="Courier New" w:hAnsi="Courier New" w:cs="Courier New"/>
+          <w:color w:val="000000" w:themeColor="text1"/>
+          <w:sz w:val="22"/>
+          <w:szCs w:val="22"/>
+        </w:rPr>
+        <w:t xml:space="preserve">      "</w:t>
+      </w:r>
+      <w:proofErr w:type="spellStart"/>
+      <w:r>
+        <w:rPr>
+          <w:rFonts w:ascii="Courier New" w:hAnsi="Courier New" w:cs="Courier New"/>
+          <w:color w:val="000000" w:themeColor="text1"/>
+          <w:sz w:val="22"/>
+          <w:szCs w:val="22"/>
+        </w:rPr>
+        <w:t>command":"rectangle</w:t>
+      </w:r>
+      <w:proofErr w:type="spellEnd"/>
+      <w:r>
+        <w:rPr>
+          <w:rFonts w:ascii="Courier New" w:hAnsi="Courier New" w:cs="Courier New"/>
+          <w:color w:val="000000" w:themeColor="text1"/>
+          <w:sz w:val="22"/>
+          <w:szCs w:val="22"/>
+        </w:rPr>
+        <w:t>",</w:t>
+      </w:r>
+    </w:p>
+    <w:p>
+      <w:pPr>
+        <w:shd w:val="clear" w:color="auto" w:fill="A6A6A6" w:themeFill="background1" w:themeFillShade="A6"/>
+        <w:tabs>
+          <w:tab w:val="left" w:pos="1680"/>
+        </w:tabs>
+        <w:rPr>
+          <w:rFonts w:ascii="Courier New" w:hAnsi="Courier New" w:cs="Courier New"/>
+          <w:color w:val="000000" w:themeColor="text1"/>
+          <w:sz w:val="22"/>
+          <w:szCs w:val="22"/>
+        </w:rPr>
+      </w:pPr>
+      <w:r>
+        <w:rPr>
+          <w:rFonts w:ascii="Courier New" w:hAnsi="Courier New" w:cs="Courier New"/>
+          <w:color w:val="000000" w:themeColor="text1"/>
+          <w:sz w:val="22"/>
+          <w:szCs w:val="22"/>
+        </w:rPr>
+        <w:t xml:space="preserve">      "x":50,</w:t>
+      </w:r>
+    </w:p>
+    <w:p>
+      <w:pPr>
+        <w:shd w:val="clear" w:color="auto" w:fill="A6A6A6" w:themeFill="background1" w:themeFillShade="A6"/>
+        <w:tabs>
+          <w:tab w:val="left" w:pos="1680"/>
+        </w:tabs>
+        <w:rPr>
+          <w:rFonts w:ascii="Courier New" w:hAnsi="Courier New" w:cs="Courier New"/>
+          <w:color w:val="000000" w:themeColor="text1"/>
+          <w:sz w:val="22"/>
+          <w:szCs w:val="22"/>
+        </w:rPr>
+      </w:pPr>
+      <w:r>
+        <w:rPr>
+          <w:rFonts w:ascii="Courier New" w:hAnsi="Courier New" w:cs="Courier New"/>
+          <w:color w:val="000000" w:themeColor="text1"/>
+          <w:sz w:val="22"/>
+          <w:szCs w:val="22"/>
+        </w:rPr>
+        <w:t xml:space="preserve">      "y":100,</w:t>
+      </w:r>
+    </w:p>
+    <w:p>
+      <w:pPr>
+        <w:shd w:val="clear" w:color="auto" w:fill="A6A6A6" w:themeFill="background1" w:themeFillShade="A6"/>
+        <w:tabs>
+          <w:tab w:val="left" w:pos="1680"/>
+        </w:tabs>
+        <w:rPr>
+          <w:rFonts w:ascii="Courier New" w:hAnsi="Courier New" w:cs="Courier New"/>
+          <w:color w:val="000000" w:themeColor="text1"/>
+          <w:sz w:val="22"/>
+          <w:szCs w:val="22"/>
+        </w:rPr>
+      </w:pPr>
+      <w:r>
+        <w:rPr>
+          <w:rFonts w:ascii="Courier New" w:hAnsi="Courier New" w:cs="Courier New"/>
+          <w:color w:val="000000" w:themeColor="text1"/>
+          <w:sz w:val="22"/>
+          <w:szCs w:val="22"/>
+        </w:rPr>
+        <w:t xml:space="preserve">      "width":40,</w:t>
+      </w:r>
+    </w:p>
+    <w:p>
+      <w:pPr>
+        <w:shd w:val="clear" w:color="auto" w:fill="A6A6A6" w:themeFill="background1" w:themeFillShade="A6"/>
+        <w:tabs>
+          <w:tab w:val="left" w:pos="1680"/>
+        </w:tabs>
+        <w:rPr>
+          <w:rFonts w:ascii="Courier New" w:hAnsi="Courier New" w:cs="Courier New"/>
+          <w:color w:val="000000" w:themeColor="text1"/>
+          <w:sz w:val="22"/>
+          <w:szCs w:val="22"/>
+        </w:rPr>
+      </w:pPr>
+      <w:r>
+        <w:rPr>
+          <w:rFonts w:ascii="Courier New" w:hAnsi="Courier New" w:cs="Courier New"/>
+          <w:color w:val="000000" w:themeColor="text1"/>
+          <w:sz w:val="22"/>
+          <w:szCs w:val="22"/>
+        </w:rPr>
+        <w:t xml:space="preserve">      "height":40,</w:t>
+      </w:r>
+    </w:p>
+    <w:p>
+      <w:pPr>
+        <w:shd w:val="clear" w:color="auto" w:fill="A6A6A6" w:themeFill="background1" w:themeFillShade="A6"/>
+        <w:tabs>
+          <w:tab w:val="left" w:pos="1680"/>
+        </w:tabs>
+        <w:rPr>
+          <w:rFonts w:ascii="Courier New" w:hAnsi="Courier New" w:cs="Courier New"/>
+          <w:color w:val="000000" w:themeColor="text1"/>
+          <w:sz w:val="22"/>
+          <w:szCs w:val="22"/>
+        </w:rPr>
+      </w:pPr>
+      <w:r>
+        <w:rPr>
+          <w:rFonts w:ascii="Courier New" w:hAnsi="Courier New" w:cs="Courier New"/>
+          <w:color w:val="000000" w:themeColor="text1"/>
+          <w:sz w:val="22"/>
+          <w:szCs w:val="22"/>
+        </w:rPr>
+        <w:t xml:space="preserve">      "</w:t>
+      </w:r>
+      <w:proofErr w:type="spellStart"/>
+      <w:r>
+        <w:rPr>
+          <w:rFonts w:ascii="Courier New" w:hAnsi="Courier New" w:cs="Courier New"/>
+          <w:color w:val="000000" w:themeColor="text1"/>
+          <w:sz w:val="22"/>
+          <w:szCs w:val="22"/>
+        </w:rPr>
+        <w:t>filled</w:t>
+      </w:r>
+      <w:proofErr w:type="gramStart"/>
+      <w:r>
+        <w:rPr>
+          <w:rFonts w:ascii="Courier New" w:hAnsi="Courier New" w:cs="Courier New"/>
+          <w:color w:val="000000" w:themeColor="text1"/>
+          <w:sz w:val="22"/>
+          <w:szCs w:val="22"/>
+        </w:rPr>
+        <w:t>":true</w:t>
+      </w:r>
+      <w:proofErr w:type="spellEnd"/>
+      <w:proofErr w:type="gramEnd"/>
+    </w:p>
+    <w:p>
+      <w:pPr>
+        <w:shd w:val="clear" w:color="auto" w:fill="A6A6A6" w:themeFill="background1" w:themeFillShade="A6"/>
+        <w:tabs>
+          <w:tab w:val="left" w:pos="1680"/>
+        </w:tabs>
+        <w:rPr>
+          <w:rFonts w:ascii="Courier New" w:hAnsi="Courier New" w:cs="Courier New"/>
+          <w:color w:val="000000" w:themeColor="text1"/>
+          <w:sz w:val="22"/>
+          <w:szCs w:val="22"/>
+        </w:rPr>
+      </w:pPr>
+      <w:r>
+        <w:rPr>
+          <w:rFonts w:ascii="Courier New" w:hAnsi="Courier New" w:cs="Courier New"/>
+          <w:color w:val="000000" w:themeColor="text1"/>
+          <w:sz w:val="22"/>
+          <w:szCs w:val="22"/>
+        </w:rPr>
+        <w:t xml:space="preserve">    },</w:t>
+      </w:r>
+    </w:p>
+    <w:p>
+      <w:pPr>
+        <w:shd w:val="clear" w:color="auto" w:fill="A6A6A6" w:themeFill="background1" w:themeFillShade="A6"/>
+        <w:tabs>
+          <w:tab w:val="left" w:pos="1680"/>
+        </w:tabs>
+        <w:rPr>
+          <w:rFonts w:ascii="Courier New" w:hAnsi="Courier New" w:cs="Courier New"/>
+          <w:color w:val="000000" w:themeColor="text1"/>
+          <w:sz w:val="22"/>
+          <w:szCs w:val="22"/>
+        </w:rPr>
+      </w:pPr>
+      <w:r>
+        <w:rPr>
+          <w:rFonts w:ascii="Courier New" w:hAnsi="Courier New" w:cs="Courier New"/>
+          <w:color w:val="000000" w:themeColor="text1"/>
+          <w:sz w:val="22"/>
+          <w:szCs w:val="22"/>
+        </w:rPr>
+        <w:t xml:space="preserve">    {</w:t>
+      </w:r>
+    </w:p>
+    <w:p>
+      <w:pPr>
+        <w:shd w:val="clear" w:color="auto" w:fill="A6A6A6" w:themeFill="background1" w:themeFillShade="A6"/>
+        <w:tabs>
+          <w:tab w:val="left" w:pos="1680"/>
+        </w:tabs>
+        <w:rPr>
+          <w:rFonts w:ascii="Courier New" w:hAnsi="Courier New" w:cs="Courier New"/>
+          <w:color w:val="000000" w:themeColor="text1"/>
+          <w:sz w:val="22"/>
+          <w:szCs w:val="22"/>
+        </w:rPr>
+      </w:pPr>
+      <w:r>
+        <w:rPr>
+          <w:rFonts w:ascii="Courier New" w:hAnsi="Courier New" w:cs="Courier New"/>
+          <w:color w:val="000000" w:themeColor="text1"/>
+          <w:sz w:val="22"/>
+          <w:szCs w:val="22"/>
+        </w:rPr>
+        <w:t xml:space="preserve">      "</w:t>
+      </w:r>
+      <w:proofErr w:type="spellStart"/>
+      <w:r>
+        <w:rPr>
+          <w:rFonts w:ascii="Courier New" w:hAnsi="Courier New" w:cs="Courier New"/>
+          <w:color w:val="000000" w:themeColor="text1"/>
+          <w:sz w:val="22"/>
+          <w:szCs w:val="22"/>
+        </w:rPr>
+        <w:t>command":"rectangle</w:t>
+      </w:r>
+      <w:proofErr w:type="spellEnd"/>
+      <w:r>
+        <w:rPr>
+          <w:rFonts w:ascii="Courier New" w:hAnsi="Courier New" w:cs="Courier New"/>
+          <w:color w:val="000000" w:themeColor="text1"/>
+          <w:sz w:val="22"/>
+          <w:szCs w:val="22"/>
+        </w:rPr>
+        <w:t>",</w:t>
+      </w:r>
+    </w:p>
+    <w:p>
+      <w:pPr>
+        <w:shd w:val="clear" w:color="auto" w:fill="A6A6A6" w:themeFill="background1" w:themeFillShade="A6"/>
+        <w:tabs>
+          <w:tab w:val="left" w:pos="1680"/>
+        </w:tabs>
+        <w:rPr>
+          <w:rFonts w:ascii="Courier New" w:hAnsi="Courier New" w:cs="Courier New"/>
+          <w:color w:val="000000" w:themeColor="text1"/>
+          <w:sz w:val="22"/>
+          <w:szCs w:val="22"/>
+        </w:rPr>
+      </w:pPr>
+      <w:r>
+        <w:rPr>
+          <w:rFonts w:ascii="Courier New" w:hAnsi="Courier New" w:cs="Courier New"/>
+          <w:color w:val="000000" w:themeColor="text1"/>
+          <w:sz w:val="22"/>
+          <w:szCs w:val="22"/>
+        </w:rPr>
+        <w:t xml:space="preserve">      "x":100,</w:t>
+      </w:r>
+    </w:p>
+    <w:p>
+      <w:pPr>
+        <w:shd w:val="clear" w:color="auto" w:fill="A6A6A6" w:themeFill="background1" w:themeFillShade="A6"/>
+        <w:tabs>
+          <w:tab w:val="left" w:pos="1680"/>
+        </w:tabs>
+        <w:rPr>
+          <w:rFonts w:ascii="Courier New" w:hAnsi="Courier New" w:cs="Courier New"/>
+          <w:color w:val="000000" w:themeColor="text1"/>
+          <w:sz w:val="22"/>
+          <w:szCs w:val="22"/>
+        </w:rPr>
+      </w:pPr>
+      <w:r>
+        <w:rPr>
+          <w:rFonts w:ascii="Courier New" w:hAnsi="Courier New" w:cs="Courier New"/>
+          <w:color w:val="000000" w:themeColor="text1"/>
+          <w:sz w:val="22"/>
+          <w:szCs w:val="22"/>
+        </w:rPr>
+        <w:t xml:space="preserve">      "y":100,</w:t>
+      </w:r>
+    </w:p>
+    <w:p>
+      <w:pPr>
+        <w:shd w:val="clear" w:color="auto" w:fill="A6A6A6" w:themeFill="background1" w:themeFillShade="A6"/>
+        <w:tabs>
+          <w:tab w:val="left" w:pos="1680"/>
+        </w:tabs>
+        <w:rPr>
+          <w:rFonts w:ascii="Courier New" w:hAnsi="Courier New" w:cs="Courier New"/>
+          <w:color w:val="000000" w:themeColor="text1"/>
+          <w:sz w:val="22"/>
+          <w:szCs w:val="22"/>
+        </w:rPr>
+      </w:pPr>
+      <w:r>
+        <w:rPr>
+          <w:rFonts w:ascii="Courier New" w:hAnsi="Courier New" w:cs="Courier New"/>
+          <w:color w:val="000000" w:themeColor="text1"/>
+          <w:sz w:val="22"/>
+          <w:szCs w:val="22"/>
+        </w:rPr>
+        <w:t xml:space="preserve">      "width":40,</w:t>
+      </w:r>
+    </w:p>
+    <w:p>
+      <w:pPr>
+        <w:shd w:val="clear" w:color="auto" w:fill="A6A6A6" w:themeFill="background1" w:themeFillShade="A6"/>
+        <w:tabs>
+          <w:tab w:val="left" w:pos="1680"/>
+        </w:tabs>
+        <w:rPr>
+          <w:rFonts w:ascii="Courier New" w:hAnsi="Courier New" w:cs="Courier New"/>
+          <w:color w:val="000000" w:themeColor="text1"/>
+          <w:sz w:val="22"/>
+          <w:szCs w:val="22"/>
+        </w:rPr>
+      </w:pPr>
+      <w:r>
+        <w:rPr>
+          <w:rFonts w:ascii="Courier New" w:hAnsi="Courier New" w:cs="Courier New"/>
+          <w:color w:val="000000" w:themeColor="text1"/>
+          <w:sz w:val="22"/>
+          <w:szCs w:val="22"/>
+        </w:rPr>
+        <w:t xml:space="preserve">      "height":40,</w:t>
+      </w:r>
+    </w:p>
+    <w:p>
+      <w:pPr>
+        <w:shd w:val="clear" w:color="auto" w:fill="A6A6A6" w:themeFill="background1" w:themeFillShade="A6"/>
+        <w:tabs>
+          <w:tab w:val="left" w:pos="1680"/>
+        </w:tabs>
+        <w:rPr>
+          <w:rFonts w:ascii="Courier New" w:hAnsi="Courier New" w:cs="Courier New"/>
+          <w:color w:val="000000" w:themeColor="text1"/>
+          <w:sz w:val="22"/>
+          <w:szCs w:val="22"/>
+        </w:rPr>
+      </w:pPr>
+      <w:r>
+        <w:rPr>
+          <w:rFonts w:ascii="Courier New" w:hAnsi="Courier New" w:cs="Courier New"/>
+          <w:color w:val="000000" w:themeColor="text1"/>
+          <w:sz w:val="22"/>
+          <w:szCs w:val="22"/>
+        </w:rPr>
+        <w:t xml:space="preserve">      "</w:t>
+      </w:r>
+      <w:proofErr w:type="spellStart"/>
+      <w:r>
+        <w:rPr>
+          <w:rFonts w:ascii="Courier New" w:hAnsi="Courier New" w:cs="Courier New"/>
+          <w:color w:val="000000" w:themeColor="text1"/>
+          <w:sz w:val="22"/>
+          <w:szCs w:val="22"/>
+        </w:rPr>
+        <w:t>filled</w:t>
+      </w:r>
+      <w:proofErr w:type="gramStart"/>
+      <w:r>
+        <w:rPr>
+          <w:rFonts w:ascii="Courier New" w:hAnsi="Courier New" w:cs="Courier New"/>
+          <w:color w:val="000000" w:themeColor="text1"/>
+          <w:sz w:val="22"/>
+          <w:szCs w:val="22"/>
+        </w:rPr>
+        <w:t>":true</w:t>
+      </w:r>
+      <w:proofErr w:type="spellEnd"/>
+      <w:proofErr w:type="gramEnd"/>
+    </w:p>
+    <w:p>
+      <w:pPr>
+        <w:shd w:val="clear" w:color="auto" w:fill="A6A6A6" w:themeFill="background1" w:themeFillShade="A6"/>
+        <w:tabs>
+          <w:tab w:val="left" w:pos="1680"/>
+        </w:tabs>
+        <w:rPr>
+          <w:rFonts w:ascii="Courier New" w:hAnsi="Courier New" w:cs="Courier New"/>
+          <w:color w:val="000000" w:themeColor="text1"/>
+          <w:sz w:val="22"/>
+          <w:szCs w:val="22"/>
+        </w:rPr>
+      </w:pPr>
+      <w:r>
+        <w:rPr>
+          <w:rFonts w:ascii="Courier New" w:hAnsi="Courier New" w:cs="Courier New"/>
+          <w:color w:val="000000" w:themeColor="text1"/>
+          <w:sz w:val="22"/>
+          <w:szCs w:val="22"/>
+        </w:rPr>
+        <w:t xml:space="preserve">    },</w:t>
+      </w:r>
+    </w:p>
+    <w:p>
+      <w:pPr>
+        <w:shd w:val="clear" w:color="auto" w:fill="A6A6A6" w:themeFill="background1" w:themeFillShade="A6"/>
+        <w:tabs>
+          <w:tab w:val="left" w:pos="1680"/>
+        </w:tabs>
+        <w:rPr>
+          <w:rFonts w:ascii="Courier New" w:hAnsi="Courier New" w:cs="Courier New"/>
+          <w:color w:val="000000" w:themeColor="text1"/>
+          <w:sz w:val="22"/>
+          <w:szCs w:val="22"/>
+        </w:rPr>
+      </w:pPr>
+      <w:r>
+        <w:rPr>
+          <w:rFonts w:ascii="Courier New" w:hAnsi="Courier New" w:cs="Courier New"/>
+          <w:color w:val="000000" w:themeColor="text1"/>
+          <w:sz w:val="22"/>
+          <w:szCs w:val="22"/>
+        </w:rPr>
+        <w:t xml:space="preserve">    {</w:t>
+      </w:r>
+    </w:p>
+    <w:p>
+      <w:pPr>
+        <w:shd w:val="clear" w:color="auto" w:fill="A6A6A6" w:themeFill="background1" w:themeFillShade="A6"/>
+        <w:tabs>
+          <w:tab w:val="left" w:pos="1680"/>
+        </w:tabs>
+        <w:rPr>
+          <w:rFonts w:ascii="Courier New" w:hAnsi="Courier New" w:cs="Courier New"/>
+          <w:color w:val="000000" w:themeColor="text1"/>
+          <w:sz w:val="22"/>
+          <w:szCs w:val="22"/>
+        </w:rPr>
+      </w:pPr>
+      <w:r>
+        <w:rPr>
+          <w:rFonts w:ascii="Courier New" w:hAnsi="Courier New" w:cs="Courier New"/>
+          <w:color w:val="000000" w:themeColor="text1"/>
+          <w:sz w:val="22"/>
+          <w:szCs w:val="22"/>
+        </w:rPr>
+        <w:t xml:space="preserve">      "</w:t>
+      </w:r>
+      <w:proofErr w:type="spellStart"/>
+      <w:r>
+        <w:rPr>
+          <w:rFonts w:ascii="Courier New" w:hAnsi="Courier New" w:cs="Courier New"/>
+          <w:color w:val="000000" w:themeColor="text1"/>
+          <w:sz w:val="22"/>
+          <w:szCs w:val="22"/>
+        </w:rPr>
+        <w:t>command":"rectangle</w:t>
+      </w:r>
+      <w:proofErr w:type="spellEnd"/>
+      <w:r>
+        <w:rPr>
+          <w:rFonts w:ascii="Courier New" w:hAnsi="Courier New" w:cs="Courier New"/>
+          <w:color w:val="000000" w:themeColor="text1"/>
+          <w:sz w:val="22"/>
+          <w:szCs w:val="22"/>
+        </w:rPr>
+        <w:t>",</w:t>
+      </w:r>
+    </w:p>
+    <w:p>
+      <w:pPr>
+        <w:shd w:val="clear" w:color="auto" w:fill="A6A6A6" w:themeFill="background1" w:themeFillShade="A6"/>
+        <w:tabs>
+          <w:tab w:val="left" w:pos="1680"/>
+        </w:tabs>
+        <w:rPr>
+          <w:rFonts w:ascii="Courier New" w:hAnsi="Courier New" w:cs="Courier New"/>
+          <w:color w:val="000000" w:themeColor="text1"/>
+          <w:sz w:val="22"/>
+          <w:szCs w:val="22"/>
+        </w:rPr>
+      </w:pPr>
+      <w:r>
+        <w:rPr>
+          <w:rFonts w:ascii="Courier New" w:hAnsi="Courier New" w:cs="Courier New"/>
+          <w:color w:val="000000" w:themeColor="text1"/>
+          <w:sz w:val="22"/>
+          <w:szCs w:val="22"/>
+        </w:rPr>
+        <w:t xml:space="preserve">      "x":150,</w:t>
+      </w:r>
+    </w:p>
+    <w:p>
+      <w:pPr>
+        <w:shd w:val="clear" w:color="auto" w:fill="A6A6A6" w:themeFill="background1" w:themeFillShade="A6"/>
+        <w:tabs>
+          <w:tab w:val="left" w:pos="1680"/>
+        </w:tabs>
+        <w:rPr>
+          <w:rFonts w:ascii="Courier New" w:hAnsi="Courier New" w:cs="Courier New"/>
+          <w:color w:val="000000" w:themeColor="text1"/>
+          <w:sz w:val="22"/>
+          <w:szCs w:val="22"/>
+        </w:rPr>
+      </w:pPr>
+      <w:r>
+        <w:rPr>
+          <w:rFonts w:ascii="Courier New" w:hAnsi="Courier New" w:cs="Courier New"/>
+          <w:color w:val="000000" w:themeColor="text1"/>
+          <w:sz w:val="22"/>
+          <w:szCs w:val="22"/>
+        </w:rPr>
+        <w:t xml:space="preserve">      "y":100,</w:t>
+      </w:r>
+    </w:p>
+    <w:p>
+      <w:pPr>
+        <w:shd w:val="clear" w:color="auto" w:fill="A6A6A6" w:themeFill="background1" w:themeFillShade="A6"/>
+        <w:tabs>
+          <w:tab w:val="left" w:pos="1680"/>
+        </w:tabs>
+        <w:rPr>
+          <w:rFonts w:ascii="Courier New" w:hAnsi="Courier New" w:cs="Courier New"/>
+          <w:color w:val="000000" w:themeColor="text1"/>
+          <w:sz w:val="22"/>
+          <w:szCs w:val="22"/>
+        </w:rPr>
+      </w:pPr>
+      <w:r>
+        <w:rPr>
+          <w:rFonts w:ascii="Courier New" w:hAnsi="Courier New" w:cs="Courier New"/>
+          <w:color w:val="000000" w:themeColor="text1"/>
+          <w:sz w:val="22"/>
+          <w:szCs w:val="22"/>
+        </w:rPr>
+        <w:t xml:space="preserve">      "width":40,</w:t>
+      </w:r>
+    </w:p>
+    <w:p>
+      <w:pPr>
+        <w:shd w:val="clear" w:color="auto" w:fill="A6A6A6" w:themeFill="background1" w:themeFillShade="A6"/>
+        <w:tabs>
+          <w:tab w:val="left" w:pos="1680"/>
+        </w:tabs>
+        <w:rPr>
+          <w:rFonts w:ascii="Courier New" w:hAnsi="Courier New" w:cs="Courier New"/>
+          <w:color w:val="000000" w:themeColor="text1"/>
+          <w:sz w:val="22"/>
+          <w:szCs w:val="22"/>
+        </w:rPr>
+      </w:pPr>
+      <w:r>
+        <w:rPr>
+          <w:rFonts w:ascii="Courier New" w:hAnsi="Courier New" w:cs="Courier New"/>
+          <w:color w:val="000000" w:themeColor="text1"/>
+          <w:sz w:val="22"/>
+          <w:szCs w:val="22"/>
+        </w:rPr>
+        <w:lastRenderedPageBreak/>
+        <w:t xml:space="preserve">      "height":40,</w:t>
+      </w:r>
+    </w:p>
+    <w:p>
+      <w:pPr>
+        <w:shd w:val="clear" w:color="auto" w:fill="A6A6A6" w:themeFill="background1" w:themeFillShade="A6"/>
+        <w:tabs>
+          <w:tab w:val="left" w:pos="1680"/>
+        </w:tabs>
+        <w:rPr>
+          <w:rFonts w:ascii="Courier New" w:hAnsi="Courier New" w:cs="Courier New"/>
+          <w:color w:val="000000" w:themeColor="text1"/>
+          <w:sz w:val="22"/>
+          <w:szCs w:val="22"/>
+        </w:rPr>
+      </w:pPr>
+      <w:r>
+        <w:rPr>
+          <w:rFonts w:ascii="Courier New" w:hAnsi="Courier New" w:cs="Courier New"/>
+          <w:color w:val="000000" w:themeColor="text1"/>
+          <w:sz w:val="22"/>
+          <w:szCs w:val="22"/>
+        </w:rPr>
+        <w:t xml:space="preserve">      "</w:t>
+      </w:r>
+      <w:proofErr w:type="spellStart"/>
+      <w:r>
+        <w:rPr>
+          <w:rFonts w:ascii="Courier New" w:hAnsi="Courier New" w:cs="Courier New"/>
+          <w:color w:val="000000" w:themeColor="text1"/>
+          <w:sz w:val="22"/>
+          <w:szCs w:val="22"/>
+        </w:rPr>
+        <w:t>filled</w:t>
+      </w:r>
+      <w:proofErr w:type="gramStart"/>
+      <w:r>
+        <w:rPr>
+          <w:rFonts w:ascii="Courier New" w:hAnsi="Courier New" w:cs="Courier New"/>
+          <w:color w:val="000000" w:themeColor="text1"/>
+          <w:sz w:val="22"/>
+          <w:szCs w:val="22"/>
+        </w:rPr>
+        <w:t>":false</w:t>
+      </w:r>
+      <w:proofErr w:type="spellEnd"/>
+      <w:proofErr w:type="gramEnd"/>
+    </w:p>
+    <w:p>
+      <w:pPr>
+        <w:shd w:val="clear" w:color="auto" w:fill="A6A6A6" w:themeFill="background1" w:themeFillShade="A6"/>
+        <w:tabs>
+          <w:tab w:val="left" w:pos="1680"/>
+        </w:tabs>
+        <w:rPr>
+          <w:rFonts w:ascii="Courier New" w:hAnsi="Courier New" w:cs="Courier New"/>
+          <w:color w:val="000000" w:themeColor="text1"/>
+          <w:sz w:val="22"/>
+          <w:szCs w:val="22"/>
+        </w:rPr>
+      </w:pPr>
+      <w:r>
+        <w:rPr>
+          <w:rFonts w:ascii="Courier New" w:hAnsi="Courier New" w:cs="Courier New"/>
+          <w:color w:val="000000" w:themeColor="text1"/>
+          <w:sz w:val="22"/>
+          <w:szCs w:val="22"/>
+        </w:rPr>
+        <w:t xml:space="preserve">    }</w:t>
+      </w:r>
+    </w:p>
+    <w:p>
+      <w:pPr>
+        <w:shd w:val="clear" w:color="auto" w:fill="A6A6A6" w:themeFill="background1" w:themeFillShade="A6"/>
+        <w:tabs>
+          <w:tab w:val="left" w:pos="1680"/>
+        </w:tabs>
+        <w:rPr>
+          <w:rFonts w:ascii="Courier New" w:hAnsi="Courier New" w:cs="Courier New"/>
+          <w:color w:val="000000" w:themeColor="text1"/>
+          <w:sz w:val="22"/>
+          <w:szCs w:val="22"/>
+        </w:rPr>
+      </w:pPr>
+      <w:r>
+        <w:rPr>
+          <w:rFonts w:ascii="Courier New" w:hAnsi="Courier New" w:cs="Courier New"/>
+          <w:color w:val="000000" w:themeColor="text1"/>
+          <w:sz w:val="22"/>
+          <w:szCs w:val="22"/>
+        </w:rPr>
+        <w:t xml:space="preserve">  ]}</w:t>
+      </w:r>
+    </w:p>
+    <w:p>
+      <w:pPr>
+        <w:tabs>
+          <w:tab w:val="left" w:pos="1680"/>
+        </w:tabs>
+      </w:pPr>
+      <w:r>
+        <w:t>This visually represents a fraction without requiring a dedicated fraction renderer.</w:t>
+      </w:r>
+    </w:p>
+    <w:p>
+      <w:pPr>
+        <w:tabs>
+          <w:tab w:val="left" w:pos="1680"/>
+        </w:tabs>
+      </w:pPr>
+      <w:r>
+        <w:pict w14:anchorId="50D9F17F">
+          <v:rect id="_x0000_i1163" style="width:0;height:1.5pt" o:hralign="center" o:hrstd="t" o:hr="t" fillcolor="#a0a0a0" stroked="f"/>
+        </w:pict>
+      </w:r>
+    </w:p>
+    <w:p>
+      <w:pPr>
+        <w:tabs>
+          <w:tab w:val="left" w:pos="1680"/>
+        </w:tabs>
+        <w:rPr>
+          <w:b/>
+          <w:bCs/>
+        </w:rPr>
+      </w:pPr>
+      <w:r>
+        <w:rPr>
+          <w:b/>
+          <w:bCs/>
+        </w:rPr>
+        <w:t>Generic Visual Interpreter</w:t>
+      </w:r>
+    </w:p>
+    <w:p>
+      <w:pPr>
+        <w:tabs>
+          <w:tab w:val="left" w:pos="1680"/>
+        </w:tabs>
+      </w:pPr>
+      <w:r>
+        <w:t xml:space="preserve">The </w:t>
+      </w:r>
+      <w:proofErr w:type="gramStart"/>
+      <w:r>
+        <w:t>frontend</w:t>
+      </w:r>
+      <w:proofErr w:type="gramEnd"/>
+      <w:r>
+        <w:t xml:space="preserve"> contains a single rendering engine.</w:t>
+      </w:r>
+    </w:p>
+    <w:p>
+      <w:pPr>
+        <w:tabs>
+          <w:tab w:val="left" w:pos="1680"/>
+        </w:tabs>
+      </w:pPr>
+      <w:r>
+        <w:t>Example:</w:t>
+      </w:r>
+    </w:p>
+    <w:p>
+      <w:pPr>
+        <w:shd w:val="clear" w:color="auto" w:fill="A6A6A6" w:themeFill="background1" w:themeFillShade="A6"/>
+        <w:tabs>
+          <w:tab w:val="left" w:pos="1680"/>
+        </w:tabs>
+        <w:rPr>
+          <w:rFonts w:ascii="Courier New" w:hAnsi="Courier New" w:cs="Courier New"/>
+        </w:rPr>
+      </w:pPr>
+      <w:r>
+        <w:rPr>
+          <w:rFonts w:ascii="Courier New" w:hAnsi="Courier New" w:cs="Courier New"/>
+        </w:rPr>
+        <w:t xml:space="preserve">function </w:t>
+      </w:r>
+      <w:proofErr w:type="spellStart"/>
+      <w:r>
+        <w:rPr>
+          <w:rFonts w:ascii="Courier New" w:hAnsi="Courier New" w:cs="Courier New"/>
+        </w:rPr>
+        <w:t>renderVisual</w:t>
+      </w:r>
+      <w:proofErr w:type="spellEnd"/>
+      <w:r>
+        <w:rPr>
+          <w:rFonts w:ascii="Courier New" w:hAnsi="Courier New" w:cs="Courier New"/>
+        </w:rPr>
+        <w:t>(instructions</w:t>
+      </w:r>
+      <w:proofErr w:type="gramStart"/>
+      <w:r>
+        <w:rPr>
+          <w:rFonts w:ascii="Courier New" w:hAnsi="Courier New" w:cs="Courier New"/>
+        </w:rPr>
+        <w:t>){</w:t>
+      </w:r>
+      <w:proofErr w:type="gramEnd"/>
+    </w:p>
+    <w:p>
+      <w:pPr>
+        <w:shd w:val="clear" w:color="auto" w:fill="A6A6A6" w:themeFill="background1" w:themeFillShade="A6"/>
+        <w:tabs>
+          <w:tab w:val="left" w:pos="1680"/>
+        </w:tabs>
+        <w:rPr>
+          <w:rFonts w:ascii="Courier New" w:hAnsi="Courier New" w:cs="Courier New"/>
+        </w:rPr>
+      </w:pPr>
+    </w:p>
+    <w:p>
+      <w:pPr>
+        <w:shd w:val="clear" w:color="auto" w:fill="A6A6A6" w:themeFill="background1" w:themeFillShade="A6"/>
+        <w:tabs>
+          <w:tab w:val="left" w:pos="1680"/>
+        </w:tabs>
+        <w:rPr>
+          <w:rFonts w:ascii="Courier New" w:hAnsi="Courier New" w:cs="Courier New"/>
+        </w:rPr>
+      </w:pPr>
+      <w:r>
+        <w:rPr>
+          <w:rFonts w:ascii="Courier New" w:hAnsi="Courier New" w:cs="Courier New"/>
+        </w:rPr>
+        <w:t xml:space="preserve">    </w:t>
+      </w:r>
+      <w:proofErr w:type="spellStart"/>
+      <w:proofErr w:type="gramStart"/>
+      <w:r>
+        <w:rPr>
+          <w:rFonts w:ascii="Courier New" w:hAnsi="Courier New" w:cs="Courier New"/>
+        </w:rPr>
+        <w:t>instructions.forEach</w:t>
+      </w:r>
+      <w:proofErr w:type="spellEnd"/>
+      <w:proofErr w:type="gramEnd"/>
+      <w:r>
+        <w:rPr>
+          <w:rFonts w:ascii="Courier New" w:hAnsi="Courier New" w:cs="Courier New"/>
+        </w:rPr>
+        <w:t>(instruction =&gt; {</w:t>
+      </w:r>
+    </w:p>
+    <w:p>
+      <w:pPr>
+        <w:shd w:val="clear" w:color="auto" w:fill="A6A6A6" w:themeFill="background1" w:themeFillShade="A6"/>
+        <w:tabs>
+          <w:tab w:val="left" w:pos="1680"/>
+        </w:tabs>
+        <w:rPr>
+          <w:rFonts w:ascii="Courier New" w:hAnsi="Courier New" w:cs="Courier New"/>
+        </w:rPr>
+      </w:pPr>
+    </w:p>
+    <w:p>
+      <w:pPr>
+        <w:shd w:val="clear" w:color="auto" w:fill="A6A6A6" w:themeFill="background1" w:themeFillShade="A6"/>
+        <w:tabs>
+          <w:tab w:val="left" w:pos="1680"/>
+        </w:tabs>
+        <w:rPr>
+          <w:rFonts w:ascii="Courier New" w:hAnsi="Courier New" w:cs="Courier New"/>
+        </w:rPr>
+      </w:pPr>
+      <w:r>
+        <w:rPr>
+          <w:rFonts w:ascii="Courier New" w:hAnsi="Courier New" w:cs="Courier New"/>
+        </w:rPr>
+        <w:t xml:space="preserve">        switch(</w:t>
+      </w:r>
+      <w:proofErr w:type="spellStart"/>
+      <w:proofErr w:type="gramStart"/>
+      <w:r>
+        <w:rPr>
+          <w:rFonts w:ascii="Courier New" w:hAnsi="Courier New" w:cs="Courier New"/>
+        </w:rPr>
+        <w:t>instruction.command</w:t>
+      </w:r>
+      <w:proofErr w:type="spellEnd"/>
+      <w:r>
+        <w:rPr>
+          <w:rFonts w:ascii="Courier New" w:hAnsi="Courier New" w:cs="Courier New"/>
+        </w:rPr>
+        <w:t>){</w:t>
+      </w:r>
+      <w:proofErr w:type="gramEnd"/>
+    </w:p>
+    <w:p>
+      <w:pPr>
+        <w:shd w:val="clear" w:color="auto" w:fill="A6A6A6" w:themeFill="background1" w:themeFillShade="A6"/>
+        <w:tabs>
+          <w:tab w:val="left" w:pos="1680"/>
+        </w:tabs>
+        <w:rPr>
+          <w:rFonts w:ascii="Courier New" w:hAnsi="Courier New" w:cs="Courier New"/>
+        </w:rPr>
+      </w:pPr>
+    </w:p>
+    <w:p>
+      <w:pPr>
+        <w:shd w:val="clear" w:color="auto" w:fill="A6A6A6" w:themeFill="background1" w:themeFillShade="A6"/>
+        <w:tabs>
+          <w:tab w:val="left" w:pos="1680"/>
+        </w:tabs>
+        <w:rPr>
+          <w:rFonts w:ascii="Courier New" w:hAnsi="Courier New" w:cs="Courier New"/>
+        </w:rPr>
+      </w:pPr>
+      <w:r>
+        <w:rPr>
+          <w:rFonts w:ascii="Courier New" w:hAnsi="Courier New" w:cs="Courier New"/>
+        </w:rPr>
+        <w:t xml:space="preserve">            case "circle":</w:t>
+      </w:r>
+    </w:p>
+    <w:p>
+      <w:pPr>
+        <w:shd w:val="clear" w:color="auto" w:fill="A6A6A6" w:themeFill="background1" w:themeFillShade="A6"/>
+        <w:tabs>
+          <w:tab w:val="left" w:pos="1680"/>
+        </w:tabs>
+        <w:rPr>
+          <w:rFonts w:ascii="Courier New" w:hAnsi="Courier New" w:cs="Courier New"/>
+        </w:rPr>
+      </w:pPr>
+      <w:r>
+        <w:rPr>
+          <w:rFonts w:ascii="Courier New" w:hAnsi="Courier New" w:cs="Courier New"/>
+        </w:rPr>
+        <w:t xml:space="preserve">                break;</w:t>
+      </w:r>
+    </w:p>
+    <w:p>
+      <w:pPr>
+        <w:shd w:val="clear" w:color="auto" w:fill="A6A6A6" w:themeFill="background1" w:themeFillShade="A6"/>
+        <w:tabs>
+          <w:tab w:val="left" w:pos="1680"/>
+        </w:tabs>
+        <w:rPr>
+          <w:rFonts w:ascii="Courier New" w:hAnsi="Courier New" w:cs="Courier New"/>
+        </w:rPr>
+      </w:pPr>
+    </w:p>
+    <w:p>
+      <w:pPr>
+        <w:shd w:val="clear" w:color="auto" w:fill="A6A6A6" w:themeFill="background1" w:themeFillShade="A6"/>
+        <w:tabs>
+          <w:tab w:val="left" w:pos="1680"/>
+        </w:tabs>
+        <w:rPr>
+          <w:rFonts w:ascii="Courier New" w:hAnsi="Courier New" w:cs="Courier New"/>
+        </w:rPr>
+      </w:pPr>
+      <w:r>
+        <w:rPr>
+          <w:rFonts w:ascii="Courier New" w:hAnsi="Courier New" w:cs="Courier New"/>
+        </w:rPr>
+        <w:t xml:space="preserve">            case "line":</w:t>
+      </w:r>
+    </w:p>
+    <w:p>
+      <w:pPr>
+        <w:shd w:val="clear" w:color="auto" w:fill="A6A6A6" w:themeFill="background1" w:themeFillShade="A6"/>
+        <w:tabs>
+          <w:tab w:val="left" w:pos="1680"/>
+        </w:tabs>
+        <w:rPr>
+          <w:rFonts w:ascii="Courier New" w:hAnsi="Courier New" w:cs="Courier New"/>
+        </w:rPr>
+      </w:pPr>
+      <w:r>
+        <w:rPr>
+          <w:rFonts w:ascii="Courier New" w:hAnsi="Courier New" w:cs="Courier New"/>
+        </w:rPr>
+        <w:t xml:space="preserve">                break;</w:t>
+      </w:r>
+    </w:p>
+    <w:p>
+      <w:pPr>
+        <w:shd w:val="clear" w:color="auto" w:fill="A6A6A6" w:themeFill="background1" w:themeFillShade="A6"/>
+        <w:tabs>
+          <w:tab w:val="left" w:pos="1680"/>
+        </w:tabs>
+        <w:rPr>
+          <w:rFonts w:ascii="Courier New" w:hAnsi="Courier New" w:cs="Courier New"/>
+        </w:rPr>
+      </w:pPr>
+    </w:p>
+    <w:p>
+      <w:pPr>
+        <w:shd w:val="clear" w:color="auto" w:fill="A6A6A6" w:themeFill="background1" w:themeFillShade="A6"/>
+        <w:tabs>
+          <w:tab w:val="left" w:pos="1680"/>
+        </w:tabs>
+        <w:rPr>
+          <w:rFonts w:ascii="Courier New" w:hAnsi="Courier New" w:cs="Courier New"/>
+        </w:rPr>
+      </w:pPr>
+      <w:r>
+        <w:rPr>
+          <w:rFonts w:ascii="Courier New" w:hAnsi="Courier New" w:cs="Courier New"/>
+        </w:rPr>
+        <w:t xml:space="preserve">            case "rectangle":</w:t>
+      </w:r>
+    </w:p>
+    <w:p>
+      <w:pPr>
+        <w:shd w:val="clear" w:color="auto" w:fill="A6A6A6" w:themeFill="background1" w:themeFillShade="A6"/>
+        <w:tabs>
+          <w:tab w:val="left" w:pos="1680"/>
+        </w:tabs>
+        <w:rPr>
+          <w:rFonts w:ascii="Courier New" w:hAnsi="Courier New" w:cs="Courier New"/>
+        </w:rPr>
+      </w:pPr>
+      <w:r>
+        <w:rPr>
+          <w:rFonts w:ascii="Courier New" w:hAnsi="Courier New" w:cs="Courier New"/>
+        </w:rPr>
+        <w:t xml:space="preserve">                break;</w:t>
+      </w:r>
+    </w:p>
+    <w:p>
+      <w:pPr>
+        <w:shd w:val="clear" w:color="auto" w:fill="A6A6A6" w:themeFill="background1" w:themeFillShade="A6"/>
+        <w:tabs>
+          <w:tab w:val="left" w:pos="1680"/>
+        </w:tabs>
+        <w:rPr>
+          <w:rFonts w:ascii="Courier New" w:hAnsi="Courier New" w:cs="Courier New"/>
+        </w:rPr>
+      </w:pPr>
+    </w:p>
+    <w:p>
+      <w:pPr>
+        <w:shd w:val="clear" w:color="auto" w:fill="A6A6A6" w:themeFill="background1" w:themeFillShade="A6"/>
+        <w:tabs>
+          <w:tab w:val="left" w:pos="1680"/>
+        </w:tabs>
+        <w:rPr>
+          <w:rFonts w:ascii="Courier New" w:hAnsi="Courier New" w:cs="Courier New"/>
+        </w:rPr>
+      </w:pPr>
+      <w:r>
+        <w:rPr>
+          <w:rFonts w:ascii="Courier New" w:hAnsi="Courier New" w:cs="Courier New"/>
+        </w:rPr>
+        <w:t xml:space="preserve">            case "text":</w:t>
+      </w:r>
+    </w:p>
+    <w:p>
+      <w:pPr>
+        <w:shd w:val="clear" w:color="auto" w:fill="A6A6A6" w:themeFill="background1" w:themeFillShade="A6"/>
+        <w:tabs>
+          <w:tab w:val="left" w:pos="1680"/>
+        </w:tabs>
+        <w:rPr>
+          <w:rFonts w:ascii="Courier New" w:hAnsi="Courier New" w:cs="Courier New"/>
+        </w:rPr>
+      </w:pPr>
+      <w:r>
+        <w:rPr>
+          <w:rFonts w:ascii="Courier New" w:hAnsi="Courier New" w:cs="Courier New"/>
+        </w:rPr>
+        <w:t xml:space="preserve">                break;</w:t>
+      </w:r>
+    </w:p>
+    <w:p>
+      <w:pPr>
+        <w:shd w:val="clear" w:color="auto" w:fill="A6A6A6" w:themeFill="background1" w:themeFillShade="A6"/>
+        <w:tabs>
+          <w:tab w:val="left" w:pos="1680"/>
+        </w:tabs>
+        <w:rPr>
+          <w:rFonts w:ascii="Courier New" w:hAnsi="Courier New" w:cs="Courier New"/>
+        </w:rPr>
+      </w:pPr>
+      <w:r>
+        <w:rPr>
+          <w:rFonts w:ascii="Courier New" w:hAnsi="Courier New" w:cs="Courier New"/>
+        </w:rPr>
+        <w:t xml:space="preserve">        }</w:t>
+      </w:r>
+    </w:p>
+    <w:p>
+      <w:pPr>
+        <w:shd w:val="clear" w:color="auto" w:fill="A6A6A6" w:themeFill="background1" w:themeFillShade="A6"/>
+        <w:tabs>
+          <w:tab w:val="left" w:pos="1680"/>
+        </w:tabs>
+        <w:rPr>
+          <w:rFonts w:ascii="Courier New" w:hAnsi="Courier New" w:cs="Courier New"/>
+        </w:rPr>
+      </w:pPr>
+    </w:p>
+    <w:p>
+      <w:pPr>
+        <w:shd w:val="clear" w:color="auto" w:fill="A6A6A6" w:themeFill="background1" w:themeFillShade="A6"/>
+        <w:tabs>
+          <w:tab w:val="left" w:pos="1680"/>
+        </w:tabs>
+        <w:rPr>
+          <w:rFonts w:ascii="Courier New" w:hAnsi="Courier New" w:cs="Courier New"/>
+        </w:rPr>
+      </w:pPr>
+      <w:r>
+        <w:rPr>
+          <w:rFonts w:ascii="Courier New" w:hAnsi="Courier New" w:cs="Courier New"/>
+        </w:rPr>
+        <w:t xml:space="preserve">    });</w:t>
+      </w:r>
+    </w:p>
+    <w:p>
+      <w:pPr>
+        <w:shd w:val="clear" w:color="auto" w:fill="A6A6A6" w:themeFill="background1" w:themeFillShade="A6"/>
+        <w:tabs>
+          <w:tab w:val="left" w:pos="1680"/>
+        </w:tabs>
+        <w:rPr>
+          <w:rFonts w:ascii="Courier New" w:hAnsi="Courier New" w:cs="Courier New"/>
+        </w:rPr>
+      </w:pPr>
+      <w:r>
+        <w:rPr>
+          <w:rFonts w:ascii="Courier New" w:hAnsi="Courier New" w:cs="Courier New"/>
+        </w:rPr>
+        <w:t>}</w:t>
+      </w:r>
+    </w:p>
+    <w:p>
+      <w:pPr>
+        <w:tabs>
+          <w:tab w:val="left" w:pos="1680"/>
+        </w:tabs>
+      </w:pPr>
+      <w:r>
+        <w:t>This engine processes all visual instructions.</w:t>
+      </w:r>
+    </w:p>
+    <w:p>
+      <w:pPr>
+        <w:tabs>
+          <w:tab w:val="left" w:pos="1680"/>
+        </w:tabs>
+      </w:pPr>
+      <w:r>
+        <w:t>The mathematical topic becomes irrelevant.</w:t>
+      </w:r>
+    </w:p>
+    <w:p>
+      <w:pPr>
+        <w:tabs>
+          <w:tab w:val="left" w:pos="1680"/>
+        </w:tabs>
+      </w:pPr>
+      <w:r>
+        <w:t>The renderer only understands graphical primitives.</w:t>
+      </w:r>
+    </w:p>
+    <w:p>
+      <w:pPr>
+        <w:tabs>
+          <w:tab w:val="left" w:pos="1680"/>
+        </w:tabs>
+      </w:pPr>
+      <w:r>
+        <w:pict w14:anchorId="541287B4">
+          <v:rect id="_x0000_i1164" style="width:0;height:1.5pt" o:hralign="center" o:hrstd="t" o:hr="t" fillcolor="#a0a0a0" stroked="f"/>
+        </w:pict>
+      </w:r>
+    </w:p>
+    <w:p>
+      <w:pPr>
+        <w:tabs>
+          <w:tab w:val="left" w:pos="1680"/>
+        </w:tabs>
+        <w:rPr>
+          <w:b/>
+          <w:bCs/>
+        </w:rPr>
+      </w:pPr>
+      <w:r>
+        <w:rPr>
+          <w:b/>
+          <w:bCs/>
+        </w:rPr>
+        <w:t>Separation of Responsibilities</w:t>
+      </w:r>
+    </w:p>
+    <w:p>
+      <w:pPr>
+        <w:tabs>
+          <w:tab w:val="left" w:pos="1680"/>
+        </w:tabs>
+        <w:rPr>
+          <w:b/>
+          <w:bCs/>
+        </w:rPr>
+      </w:pPr>
+      <w:r>
+        <w:rPr>
+          <w:b/>
+          <w:bCs/>
+        </w:rPr>
+        <w:t>Gemini Responsibilities</w:t>
+      </w:r>
+    </w:p>
+    <w:p>
+      <w:pPr>
+        <w:tabs>
+          <w:tab w:val="left" w:pos="1680"/>
+        </w:tabs>
+      </w:pPr>
+      <w:r>
+        <w:t>Gemini should:</w:t>
+      </w:r>
+    </w:p>
+    <w:p>
+      <w:pPr>
+        <w:numPr>
+          <w:ilvl w:val="0"/>
+          <w:numId w:val="15"/>
+        </w:numPr>
+        <w:tabs>
+          <w:tab w:val="left" w:pos="1680"/>
+        </w:tabs>
+      </w:pPr>
+      <w:r>
+        <w:t>Solve mathematics</w:t>
+      </w:r>
+    </w:p>
+    <w:p>
+      <w:pPr>
+        <w:numPr>
+          <w:ilvl w:val="0"/>
+          <w:numId w:val="15"/>
+        </w:numPr>
+        <w:tabs>
+          <w:tab w:val="left" w:pos="1680"/>
+        </w:tabs>
+      </w:pPr>
+      <w:r>
+        <w:t>Generate explanations</w:t>
+      </w:r>
+    </w:p>
+    <w:p>
+      <w:pPr>
+        <w:numPr>
+          <w:ilvl w:val="0"/>
+          <w:numId w:val="15"/>
+        </w:numPr>
+        <w:tabs>
+          <w:tab w:val="left" w:pos="1680"/>
+        </w:tabs>
+      </w:pPr>
+      <w:r>
+        <w:t>Identify misconceptions</w:t>
+      </w:r>
+    </w:p>
+    <w:p>
+      <w:pPr>
+        <w:numPr>
+          <w:ilvl w:val="0"/>
+          <w:numId w:val="15"/>
+        </w:numPr>
+        <w:tabs>
+          <w:tab w:val="left" w:pos="1680"/>
+        </w:tabs>
+      </w:pPr>
+      <w:r>
+        <w:t>Decide whether visuals are needed</w:t>
+      </w:r>
+    </w:p>
+    <w:p>
+      <w:pPr>
+        <w:numPr>
+          <w:ilvl w:val="0"/>
+          <w:numId w:val="15"/>
+        </w:numPr>
+        <w:tabs>
+          <w:tab w:val="left" w:pos="1680"/>
+        </w:tabs>
+      </w:pPr>
+      <w:r>
+        <w:t>Generate visual instructions</w:t>
+      </w:r>
+    </w:p>
+    <w:p>
+      <w:pPr>
+        <w:tabs>
+          <w:tab w:val="left" w:pos="1680"/>
+        </w:tabs>
+      </w:pPr>
+      <w:r>
+        <w:t>Gemini should NOT:</w:t>
+      </w:r>
+    </w:p>
+    <w:p>
+      <w:pPr>
+        <w:numPr>
+          <w:ilvl w:val="0"/>
+          <w:numId w:val="16"/>
+        </w:numPr>
+        <w:tabs>
+          <w:tab w:val="left" w:pos="1680"/>
+        </w:tabs>
+      </w:pPr>
+      <w:r>
+        <w:t>Generate Canvas code</w:t>
+      </w:r>
+    </w:p>
+    <w:p>
+      <w:pPr>
+        <w:numPr>
+          <w:ilvl w:val="0"/>
+          <w:numId w:val="16"/>
+        </w:numPr>
+        <w:tabs>
+          <w:tab w:val="left" w:pos="1680"/>
+        </w:tabs>
+      </w:pPr>
+      <w:r>
+        <w:t>Generate JavaScript</w:t>
+      </w:r>
+    </w:p>
+    <w:p>
+      <w:pPr>
+        <w:numPr>
+          <w:ilvl w:val="0"/>
+          <w:numId w:val="16"/>
+        </w:numPr>
+        <w:tabs>
+          <w:tab w:val="left" w:pos="1680"/>
+        </w:tabs>
+      </w:pPr>
+      <w:r>
+        <w:t>Manage layout</w:t>
+      </w:r>
+    </w:p>
+    <w:p>
+      <w:pPr>
+        <w:numPr>
+          <w:ilvl w:val="0"/>
+          <w:numId w:val="16"/>
+        </w:numPr>
+        <w:tabs>
+          <w:tab w:val="left" w:pos="1680"/>
+        </w:tabs>
+      </w:pPr>
+      <w:r>
+        <w:t>Control animations</w:t>
+      </w:r>
+    </w:p>
+    <w:p>
+      <w:pPr>
+        <w:numPr>
+          <w:ilvl w:val="0"/>
+          <w:numId w:val="16"/>
+        </w:numPr>
+        <w:tabs>
+          <w:tab w:val="left" w:pos="1680"/>
+        </w:tabs>
+      </w:pPr>
+      <w:r>
+        <w:t>Handle rendering implementation</w:t>
+      </w:r>
+    </w:p>
+    <w:p>
+      <w:pPr>
+        <w:tabs>
+          <w:tab w:val="left" w:pos="1680"/>
+        </w:tabs>
+      </w:pPr>
+      <w:r>
+        <w:pict w14:anchorId="65ECD3D0">
+          <v:rect id="_x0000_i1165" style="width:0;height:1.5pt" o:hralign="center" o:hrstd="t" o:hr="t" fillcolor="#a0a0a0" stroked="f"/>
+        </w:pict>
+      </w:r>
+    </w:p>
+    <w:p>
+      <w:pPr>
+        <w:tabs>
+          <w:tab w:val="left" w:pos="1680"/>
+        </w:tabs>
+        <w:rPr>
+          <w:b/>
+          <w:bCs/>
+        </w:rPr>
+      </w:pPr>
+      <w:r>
+        <w:rPr>
+          <w:b/>
+          <w:bCs/>
+        </w:rPr>
+        <w:t>Frontend Responsibilities</w:t>
+      </w:r>
+    </w:p>
+    <w:p>
+      <w:pPr>
+        <w:tabs>
+          <w:tab w:val="left" w:pos="1680"/>
+        </w:tabs>
+      </w:pPr>
+      <w:r>
+        <w:t>The frontend should:</w:t>
+      </w:r>
+    </w:p>
+    <w:p>
+      <w:pPr>
+        <w:numPr>
+          <w:ilvl w:val="0"/>
+          <w:numId w:val="17"/>
+        </w:numPr>
+        <w:tabs>
+          <w:tab w:val="left" w:pos="1680"/>
+        </w:tabs>
+      </w:pPr>
+      <w:r>
+        <w:t>Draw shapes</w:t>
+      </w:r>
+    </w:p>
+    <w:p>
+      <w:pPr>
+        <w:numPr>
+          <w:ilvl w:val="0"/>
+          <w:numId w:val="17"/>
+        </w:numPr>
+        <w:tabs>
+          <w:tab w:val="left" w:pos="1680"/>
+        </w:tabs>
+      </w:pPr>
+      <w:r>
+        <w:t>Handle coordinates</w:t>
+      </w:r>
+    </w:p>
+    <w:p>
+      <w:pPr>
+        <w:numPr>
+          <w:ilvl w:val="0"/>
+          <w:numId w:val="17"/>
+        </w:numPr>
+        <w:tabs>
+          <w:tab w:val="left" w:pos="1680"/>
+        </w:tabs>
+      </w:pPr>
+      <w:r>
+        <w:lastRenderedPageBreak/>
+        <w:t>Control scaling</w:t>
+      </w:r>
+    </w:p>
+    <w:p>
+      <w:pPr>
+        <w:numPr>
+          <w:ilvl w:val="0"/>
+          <w:numId w:val="17"/>
+        </w:numPr>
+        <w:tabs>
+          <w:tab w:val="left" w:pos="1680"/>
+        </w:tabs>
+      </w:pPr>
+      <w:r>
+        <w:t>Apply styling</w:t>
+      </w:r>
+    </w:p>
+    <w:p>
+      <w:pPr>
+        <w:numPr>
+          <w:ilvl w:val="0"/>
+          <w:numId w:val="17"/>
+        </w:numPr>
+        <w:tabs>
+          <w:tab w:val="left" w:pos="1680"/>
+        </w:tabs>
+      </w:pPr>
+      <w:r>
+        <w:t>Animate visuals</w:t>
+      </w:r>
+    </w:p>
+    <w:p>
+      <w:pPr>
+        <w:numPr>
+          <w:ilvl w:val="0"/>
+          <w:numId w:val="17"/>
+        </w:numPr>
+        <w:tabs>
+          <w:tab w:val="left" w:pos="1680"/>
+        </w:tabs>
+      </w:pPr>
+      <w:r>
+        <w:t>Render Canvas content</w:t>
+      </w:r>
+    </w:p>
+    <w:p>
+      <w:pPr>
+        <w:tabs>
+          <w:tab w:val="left" w:pos="1680"/>
+        </w:tabs>
+      </w:pPr>
+      <w:r>
+        <w:t>The frontend should NOT:</w:t>
+      </w:r>
+    </w:p>
+    <w:p>
+      <w:pPr>
+        <w:numPr>
+          <w:ilvl w:val="0"/>
+          <w:numId w:val="18"/>
+        </w:numPr>
+        <w:tabs>
+          <w:tab w:val="left" w:pos="1680"/>
+        </w:tabs>
+      </w:pPr>
+      <w:r>
+        <w:t>Solve mathematics</w:t>
+      </w:r>
+    </w:p>
+    <w:p>
+      <w:pPr>
+        <w:numPr>
+          <w:ilvl w:val="0"/>
+          <w:numId w:val="18"/>
+        </w:numPr>
+        <w:tabs>
+          <w:tab w:val="left" w:pos="1680"/>
+        </w:tabs>
+      </w:pPr>
+      <w:r>
+        <w:t>Decide teaching strategies</w:t>
+      </w:r>
+    </w:p>
+    <w:p>
+      <w:pPr>
+        <w:numPr>
+          <w:ilvl w:val="0"/>
+          <w:numId w:val="18"/>
+        </w:numPr>
+        <w:tabs>
+          <w:tab w:val="left" w:pos="1680"/>
+        </w:tabs>
+      </w:pPr>
+      <w:r>
+        <w:t>Generate explanations</w:t>
+      </w:r>
+    </w:p>
+    <w:p>
+      <w:pPr>
+        <w:tabs>
+          <w:tab w:val="left" w:pos="1680"/>
+        </w:tabs>
+      </w:pPr>
+      <w:r>
+        <w:pict w14:anchorId="4986C115">
+          <v:rect id="_x0000_i1166" style="width:0;height:1.5pt" o:hralign="center" o:hrstd="t" o:hr="t" fillcolor="#a0a0a0" stroked="f"/>
+        </w:pict>
+      </w:r>
+    </w:p>
+    <w:p>
+      <w:pPr>
+        <w:tabs>
+          <w:tab w:val="left" w:pos="1680"/>
+        </w:tabs>
+        <w:rPr>
+          <w:b/>
+          <w:bCs/>
+        </w:rPr>
+      </w:pPr>
+      <w:r>
+        <w:rPr>
+          <w:b/>
+          <w:bCs/>
+        </w:rPr>
+        <w:t>Benefits of the Primitive System</w:t>
+      </w:r>
+    </w:p>
+    <w:p>
+      <w:pPr>
+        <w:tabs>
+          <w:tab w:val="left" w:pos="1680"/>
+        </w:tabs>
+        <w:rPr>
+          <w:b/>
+          <w:bCs/>
+        </w:rPr>
+      </w:pPr>
+      <w:r>
+        <w:rPr>
+          <w:b/>
+          <w:bCs/>
+        </w:rPr>
+        <w:t>Reduced Code Complexity</w:t>
+      </w:r>
+    </w:p>
+    <w:p>
+      <w:pPr>
+        <w:tabs>
+          <w:tab w:val="left" w:pos="1680"/>
+        </w:tabs>
+      </w:pPr>
+      <w:r>
+        <w:t>Instead of:</w:t>
+      </w:r>
+    </w:p>
+    <w:p>
+      <w:pPr>
+        <w:tabs>
+          <w:tab w:val="left" w:pos="1680"/>
+        </w:tabs>
+      </w:pPr>
+      <w:proofErr w:type="spellStart"/>
+      <w:proofErr w:type="gramStart"/>
+      <w:r>
+        <w:t>drawCircle</w:t>
+      </w:r>
+      <w:proofErr w:type="spellEnd"/>
+      <w:r>
+        <w:t>(</w:t>
+      </w:r>
+      <w:proofErr w:type="gramEnd"/>
+      <w:r>
+        <w:t>)</w:t>
+      </w:r>
+    </w:p>
+    <w:p>
+      <w:pPr>
+        <w:tabs>
+          <w:tab w:val="left" w:pos="1680"/>
+        </w:tabs>
+      </w:pPr>
+      <w:proofErr w:type="spellStart"/>
+      <w:proofErr w:type="gramStart"/>
+      <w:r>
+        <w:t>drawFraction</w:t>
+      </w:r>
+      <w:proofErr w:type="spellEnd"/>
+      <w:r>
+        <w:t>(</w:t>
+      </w:r>
+      <w:proofErr w:type="gramEnd"/>
+      <w:r>
+        <w:t>)</w:t>
+      </w:r>
+    </w:p>
+    <w:p>
+      <w:pPr>
+        <w:tabs>
+          <w:tab w:val="left" w:pos="1680"/>
+        </w:tabs>
+      </w:pPr>
+      <w:proofErr w:type="spellStart"/>
+      <w:proofErr w:type="gramStart"/>
+      <w:r>
+        <w:t>drawGraph</w:t>
+      </w:r>
+      <w:proofErr w:type="spellEnd"/>
+      <w:r>
+        <w:t>(</w:t>
+      </w:r>
+      <w:proofErr w:type="gramEnd"/>
+      <w:r>
+        <w:t>)</w:t>
+      </w:r>
+    </w:p>
+    <w:p>
+      <w:pPr>
+        <w:tabs>
+          <w:tab w:val="left" w:pos="1680"/>
+        </w:tabs>
+      </w:pPr>
+      <w:proofErr w:type="spellStart"/>
+      <w:proofErr w:type="gramStart"/>
+      <w:r>
+        <w:t>drawCoordinatePlane</w:t>
+      </w:r>
+      <w:proofErr w:type="spellEnd"/>
+      <w:r>
+        <w:t>(</w:t>
+      </w:r>
+      <w:proofErr w:type="gramEnd"/>
+      <w:r>
+        <w:t>)</w:t>
+      </w:r>
+    </w:p>
+    <w:p>
+      <w:pPr>
+        <w:tabs>
+          <w:tab w:val="left" w:pos="1680"/>
+        </w:tabs>
+      </w:pPr>
+      <w:proofErr w:type="spellStart"/>
+      <w:proofErr w:type="gramStart"/>
+      <w:r>
+        <w:t>drawAlgebraTiles</w:t>
+      </w:r>
+      <w:proofErr w:type="spellEnd"/>
+      <w:r>
+        <w:t>(</w:t>
+      </w:r>
+      <w:proofErr w:type="gramEnd"/>
+      <w:r>
+        <w:t>)</w:t>
+      </w:r>
+    </w:p>
+    <w:p>
+      <w:pPr>
+        <w:tabs>
+          <w:tab w:val="left" w:pos="1680"/>
+        </w:tabs>
+      </w:pPr>
+      <w:proofErr w:type="spellStart"/>
+      <w:proofErr w:type="gramStart"/>
+      <w:r>
+        <w:t>drawGradientDescent</w:t>
+      </w:r>
+      <w:proofErr w:type="spellEnd"/>
+      <w:r>
+        <w:t>(</w:t>
+      </w:r>
+      <w:proofErr w:type="gramEnd"/>
+      <w:r>
+        <w:t>)</w:t>
+      </w:r>
+    </w:p>
+    <w:p>
+      <w:pPr>
+        <w:tabs>
+          <w:tab w:val="left" w:pos="1680"/>
+        </w:tabs>
+      </w:pPr>
+      <w:r>
+        <w:t>The system only requires a small primitive library.</w:t>
+      </w:r>
+    </w:p>
+    <w:p>
+      <w:pPr>
+        <w:tabs>
+          <w:tab w:val="left" w:pos="1680"/>
+        </w:tabs>
+      </w:pPr>
+      <w:r>
+        <w:t>Example:</w:t>
+      </w:r>
+    </w:p>
+    <w:p>
+      <w:pPr>
+        <w:tabs>
+          <w:tab w:val="left" w:pos="1680"/>
+        </w:tabs>
+      </w:pPr>
+      <w:r>
+        <w:t>circle</w:t>
+      </w:r>
+    </w:p>
+    <w:p>
+      <w:pPr>
+        <w:tabs>
+          <w:tab w:val="left" w:pos="1680"/>
+        </w:tabs>
+      </w:pPr>
+      <w:r>
+        <w:t>line</w:t>
+      </w:r>
+    </w:p>
+    <w:p>
+      <w:pPr>
+        <w:tabs>
+          <w:tab w:val="left" w:pos="1680"/>
+        </w:tabs>
+      </w:pPr>
+      <w:r>
+        <w:t>rectangle</w:t>
+      </w:r>
+    </w:p>
+    <w:p>
+      <w:pPr>
+        <w:tabs>
+          <w:tab w:val="left" w:pos="1680"/>
+        </w:tabs>
+      </w:pPr>
+      <w:r>
+        <w:t>text</w:t>
+      </w:r>
+    </w:p>
+    <w:p>
+      <w:pPr>
+        <w:tabs>
+          <w:tab w:val="left" w:pos="1680"/>
+        </w:tabs>
+      </w:pPr>
+      <w:r>
+        <w:t>point</w:t>
+      </w:r>
+    </w:p>
+    <w:p>
+      <w:pPr>
+        <w:tabs>
+          <w:tab w:val="left" w:pos="1680"/>
+        </w:tabs>
+      </w:pPr>
+      <w:r>
+        <w:t>arrow</w:t>
+      </w:r>
+    </w:p>
+    <w:p>
+      <w:pPr>
+        <w:tabs>
+          <w:tab w:val="left" w:pos="1680"/>
+        </w:tabs>
+      </w:pPr>
+      <w:r>
+        <w:lastRenderedPageBreak/>
+        <w:pict w14:anchorId="51AA1965">
+          <v:rect id="_x0000_i1167" style="width:0;height:1.5pt" o:hralign="center" o:hrstd="t" o:hr="t" fillcolor="#a0a0a0" stroked="f"/>
+        </w:pict>
+      </w:r>
+    </w:p>
+    <w:p>
+      <w:pPr>
+        <w:tabs>
+          <w:tab w:val="left" w:pos="1680"/>
+        </w:tabs>
+        <w:rPr>
+          <w:b/>
+          <w:bCs/>
+        </w:rPr>
+      </w:pPr>
+      <w:r>
+        <w:rPr>
+          <w:b/>
+          <w:bCs/>
+        </w:rPr>
+        <w:t>Improved Scalability</w:t>
+      </w:r>
+    </w:p>
+    <w:p>
+      <w:pPr>
+        <w:tabs>
+          <w:tab w:val="left" w:pos="1680"/>
+        </w:tabs>
+      </w:pPr>
+      <w:r>
+        <w:t>New mathematical concepts can be represented using existing primitives.</w:t>
+      </w:r>
+    </w:p>
+    <w:p>
+      <w:pPr>
+        <w:tabs>
+          <w:tab w:val="left" w:pos="1680"/>
+        </w:tabs>
+      </w:pPr>
+      <w:r>
+        <w:t>No new renderers are required.</w:t>
+      </w:r>
+    </w:p>
+    <w:p>
+      <w:pPr>
+        <w:tabs>
+          <w:tab w:val="left" w:pos="1680"/>
+        </w:tabs>
+      </w:pPr>
+      <w:r>
+        <w:pict w14:anchorId="059D1E92">
+          <v:rect id="_x0000_i1168" style="width:0;height:1.5pt" o:hralign="center" o:hrstd="t" o:hr="t" fillcolor="#a0a0a0" stroked="f"/>
+        </w:pict>
+      </w:r>
+    </w:p>
+    <w:p>
+      <w:pPr>
+        <w:tabs>
+          <w:tab w:val="left" w:pos="1680"/>
+        </w:tabs>
+        <w:rPr>
+          <w:b/>
+          <w:bCs/>
+        </w:rPr>
+      </w:pPr>
+      <w:r>
+        <w:rPr>
+          <w:b/>
+          <w:bCs/>
+        </w:rPr>
+        <w:t>Better Maintainability</w:t>
+      </w:r>
+    </w:p>
+    <w:p>
+      <w:pPr>
+        <w:tabs>
+          <w:tab w:val="left" w:pos="1680"/>
+        </w:tabs>
+      </w:pPr>
+      <w:r>
+        <w:t>Rendering logic remains centralized.</w:t>
+      </w:r>
+    </w:p>
+    <w:p>
+      <w:pPr>
+        <w:tabs>
+          <w:tab w:val="left" w:pos="1680"/>
+        </w:tabs>
+      </w:pPr>
+      <w:r>
+        <w:t>Changes to drawing behavior affect all visuals consistently.</w:t>
+      </w:r>
+    </w:p>
+    <w:p>
+      <w:pPr>
+        <w:tabs>
+          <w:tab w:val="left" w:pos="1680"/>
+        </w:tabs>
+      </w:pPr>
+      <w:r>
+        <w:pict w14:anchorId="77AA8993">
+          <v:rect id="_x0000_i1169" style="width:0;height:1.5pt" o:hralign="center" o:hrstd="t" o:hr="t" fillcolor="#a0a0a0" stroked="f"/>
+        </w:pict>
+      </w:r>
+    </w:p>
+    <w:p>
+      <w:pPr>
+        <w:tabs>
+          <w:tab w:val="left" w:pos="1680"/>
+        </w:tabs>
+        <w:rPr>
+          <w:b/>
+          <w:bCs/>
+        </w:rPr>
+      </w:pPr>
+      <w:r>
+        <w:rPr>
+          <w:b/>
+          <w:bCs/>
+        </w:rPr>
+        <w:t>Stronger AI Responses</w:t>
+      </w:r>
+    </w:p>
+    <w:p>
+      <w:pPr>
+        <w:tabs>
+          <w:tab w:val="left" w:pos="1680"/>
+        </w:tabs>
+      </w:pPr>
+      <w:r>
+        <w:t>Gemini focuses on:</w:t>
+      </w:r>
+    </w:p>
+    <w:p>
+      <w:pPr>
+        <w:numPr>
+          <w:ilvl w:val="0"/>
+          <w:numId w:val="19"/>
+        </w:numPr>
+        <w:tabs>
+          <w:tab w:val="left" w:pos="1680"/>
+        </w:tabs>
+      </w:pPr>
+      <w:r>
+        <w:t>Teaching</w:t>
+      </w:r>
+    </w:p>
+    <w:p>
+      <w:pPr>
+        <w:numPr>
+          <w:ilvl w:val="0"/>
+          <w:numId w:val="19"/>
+        </w:numPr>
+        <w:tabs>
+          <w:tab w:val="left" w:pos="1680"/>
+        </w:tabs>
+      </w:pPr>
+      <w:r>
+        <w:t>Reasoning</w:t>
+      </w:r>
+    </w:p>
+    <w:p>
+      <w:pPr>
+        <w:numPr>
+          <w:ilvl w:val="0"/>
+          <w:numId w:val="19"/>
+        </w:numPr>
+        <w:tabs>
+          <w:tab w:val="left" w:pos="1680"/>
+        </w:tabs>
+      </w:pPr>
+      <w:r>
+        <w:t>Problem solving</w:t>
+      </w:r>
+    </w:p>
+    <w:p>
+      <w:pPr>
+        <w:tabs>
+          <w:tab w:val="left" w:pos="1680"/>
+        </w:tabs>
+      </w:pPr>
+      <w:r>
+        <w:t>rather than generating graphics code.</w:t>
+      </w:r>
+    </w:p>
+    <w:p>
+      <w:pPr>
+        <w:tabs>
+          <w:tab w:val="left" w:pos="1680"/>
+        </w:tabs>
+      </w:pPr>
+      <w:r>
+        <w:t>This improves educational quality.</w:t>
+      </w:r>
+    </w:p>
+    <w:p>
+      <w:pPr>
+        <w:tabs>
+          <w:tab w:val="left" w:pos="1680"/>
+        </w:tabs>
+      </w:pPr>
+      <w:r>
+        <w:pict w14:anchorId="646CB1A1">
+          <v:rect id="_x0000_i1170" style="width:0;height:1.5pt" o:hralign="center" o:hrstd="t" o:hr="t" fillcolor="#a0a0a0" stroked="f"/>
+        </w:pict>
+      </w:r>
+    </w:p>
+    <w:p>
+      <w:pPr>
+        <w:tabs>
+          <w:tab w:val="left" w:pos="1680"/>
+        </w:tabs>
+        <w:rPr>
+          <w:b/>
+          <w:bCs/>
+        </w:rPr>
+      </w:pPr>
+      <w:r>
+        <w:rPr>
+          <w:b/>
+          <w:bCs/>
+        </w:rPr>
+        <w:t>Future Expansion</w:t>
+      </w:r>
+    </w:p>
+    <w:p>
+      <w:pPr>
+        <w:tabs>
+          <w:tab w:val="left" w:pos="1680"/>
+        </w:tabs>
+      </w:pPr>
+      <w:r>
+        <w:t>Future versions can introduce:</w:t>
+      </w:r>
+    </w:p>
+    <w:p>
+      <w:pPr>
+        <w:tabs>
+          <w:tab w:val="left" w:pos="1680"/>
+        </w:tabs>
+      </w:pPr>
+      <w:r>
+        <w:t>Animation</w:t>
+      </w:r>
+    </w:p>
+    <w:p>
+      <w:pPr>
+        <w:tabs>
+          <w:tab w:val="left" w:pos="1680"/>
+        </w:tabs>
+      </w:pPr>
+      <w:r>
+        <w:t>Highlighting</w:t>
+      </w:r>
+    </w:p>
+    <w:p>
+      <w:pPr>
+        <w:tabs>
+          <w:tab w:val="left" w:pos="1680"/>
+        </w:tabs>
+      </w:pPr>
+      <w:r>
+        <w:t>Step-by-step drawing</w:t>
+      </w:r>
+    </w:p>
+    <w:p>
+      <w:pPr>
+        <w:tabs>
+          <w:tab w:val="left" w:pos="1680"/>
+        </w:tabs>
+      </w:pPr>
+      <w:r>
+        <w:t>Interactive dragging</w:t>
+      </w:r>
+    </w:p>
+    <w:p>
+      <w:pPr>
+        <w:tabs>
+          <w:tab w:val="left" w:pos="1680"/>
+        </w:tabs>
+      </w:pPr>
+      <w:r>
+        <w:t>Graph plotting</w:t>
+      </w:r>
+    </w:p>
+    <w:p>
+      <w:pPr>
+        <w:tabs>
+          <w:tab w:val="left" w:pos="1680"/>
+        </w:tabs>
+      </w:pPr>
+      <w:r>
+        <w:t>Geometry construction</w:t>
+      </w:r>
+    </w:p>
+    <w:p>
+      <w:pPr>
+        <w:tabs>
+          <w:tab w:val="left" w:pos="1680"/>
+        </w:tabs>
+      </w:pPr>
+      <w:r>
+        <w:t>Visual feedback</w:t>
+      </w:r>
+    </w:p>
+    <w:p>
+      <w:pPr>
+        <w:tabs>
+          <w:tab w:val="left" w:pos="1680"/>
+        </w:tabs>
+      </w:pPr>
+      <w:r>
+        <w:lastRenderedPageBreak/>
+        <w:t>All can be added to the same primitive instruction system.</w:t>
+      </w:r>
+    </w:p>
+    <w:p>
+      <w:pPr>
+        <w:tabs>
+          <w:tab w:val="left" w:pos="1680"/>
+        </w:tabs>
+      </w:pPr>
+      <w:r>
+        <w:t>Example:</w:t>
+      </w:r>
+    </w:p>
+    <w:p>
+      <w:pPr>
+        <w:tabs>
+          <w:tab w:val="left" w:pos="1680"/>
+        </w:tabs>
+      </w:pPr>
+      <w:r>
+        <w:t>{</w:t>
+      </w:r>
+    </w:p>
+    <w:p>
+      <w:pPr>
+        <w:tabs>
+          <w:tab w:val="left" w:pos="1680"/>
+        </w:tabs>
+      </w:pPr>
+      <w:r>
+        <w:t xml:space="preserve">  "</w:t>
+      </w:r>
+      <w:proofErr w:type="spellStart"/>
+      <w:r>
+        <w:t>command":"circle</w:t>
+      </w:r>
+      <w:proofErr w:type="spellEnd"/>
+      <w:r>
+        <w:t>",</w:t>
+      </w:r>
+    </w:p>
+    <w:p>
+      <w:pPr>
+        <w:tabs>
+          <w:tab w:val="left" w:pos="1680"/>
+        </w:tabs>
+      </w:pPr>
+      <w:r>
+        <w:t xml:space="preserve">  "</w:t>
+      </w:r>
+      <w:proofErr w:type="spellStart"/>
+      <w:r>
+        <w:t>animation":"draw</w:t>
+      </w:r>
+      <w:proofErr w:type="spellEnd"/>
+      <w:r>
+        <w:t>"</w:t>
+      </w:r>
+    </w:p>
+    <w:p>
+      <w:pPr>
+        <w:tabs>
+          <w:tab w:val="left" w:pos="1680"/>
+        </w:tabs>
+      </w:pPr>
+      <w:r>
+        <w:t>}</w:t>
+      </w:r>
+    </w:p>
+    <w:p>
+      <w:pPr>
+        <w:tabs>
+          <w:tab w:val="left" w:pos="1680"/>
+        </w:tabs>
+      </w:pPr>
+      <w:r>
+        <w:t>or</w:t>
+      </w:r>
+    </w:p>
+    <w:p>
+      <w:pPr>
+        <w:tabs>
+          <w:tab w:val="left" w:pos="1680"/>
+        </w:tabs>
+      </w:pPr>
+      <w:r>
+        <w:t>{</w:t>
+      </w:r>
+    </w:p>
+    <w:p>
+      <w:pPr>
+        <w:tabs>
+          <w:tab w:val="left" w:pos="1680"/>
+        </w:tabs>
+      </w:pPr>
+      <w:r>
+        <w:t xml:space="preserve">  "</w:t>
+      </w:r>
+      <w:proofErr w:type="spellStart"/>
+      <w:r>
+        <w:t>command":"line</w:t>
+      </w:r>
+      <w:proofErr w:type="spellEnd"/>
+      <w:r>
+        <w:t>",</w:t>
+      </w:r>
+    </w:p>
+    <w:p>
+      <w:pPr>
+        <w:tabs>
+          <w:tab w:val="left" w:pos="1680"/>
+        </w:tabs>
+      </w:pPr>
+      <w:r>
+        <w:t xml:space="preserve">  "</w:t>
+      </w:r>
+      <w:proofErr w:type="spellStart"/>
+      <w:r>
+        <w:t>highlight</w:t>
+      </w:r>
+      <w:proofErr w:type="gramStart"/>
+      <w:r>
+        <w:t>":true</w:t>
+      </w:r>
+      <w:proofErr w:type="spellEnd"/>
+      <w:proofErr w:type="gramEnd"/>
+    </w:p>
+    <w:p>
+      <w:pPr>
+        <w:tabs>
+          <w:tab w:val="left" w:pos="1680"/>
+        </w:tabs>
+      </w:pPr>
+      <w:r>
+        <w:t>}</w:t>
+      </w:r>
+    </w:p>
+    <w:p>
+      <w:pPr>
+        <w:tabs>
+          <w:tab w:val="left" w:pos="1680"/>
+        </w:tabs>
+      </w:pPr>
+      <w:r>
+        <w:t>without changing the architecture.</w:t>
+      </w:r>
+    </w:p>
+    <w:p>
+      <w:pPr>
+        <w:tabs>
+          <w:tab w:val="left" w:pos="1680"/>
+        </w:tabs>
+      </w:pPr>
+      <w:r>
+        <w:pict w14:anchorId="38E7569D">
+          <v:rect id="_x0000_i1171" style="width:0;height:1.5pt" o:hralign="center" o:hrstd="t" o:hr="t" fillcolor="#a0a0a0" stroked="f"/>
+        </w:pict>
+      </w:r>
+    </w:p>
+    <w:p>
+      <w:pPr>
+        <w:tabs>
+          <w:tab w:val="left" w:pos="1680"/>
+        </w:tabs>
+        <w:rPr>
+          <w:b/>
+          <w:bCs/>
+        </w:rPr>
+      </w:pPr>
+      <w:r>
+        <w:rPr>
+          <w:b/>
+          <w:bCs/>
+        </w:rPr>
+        <w:t>Final Recommendation</w:t>
+      </w:r>
+    </w:p>
+    <w:p>
+      <w:pPr>
+        <w:tabs>
+          <w:tab w:val="left" w:pos="1680"/>
+        </w:tabs>
+      </w:pPr>
+      <w:r>
+        <w:t xml:space="preserve">For the AI Math Tutor MVP, the best architecture is a </w:t>
+      </w:r>
+      <w:r>
+        <w:rPr>
+          <w:b/>
+          <w:bCs/>
+        </w:rPr>
+        <w:t>Visual Instruction Language</w:t>
+      </w:r>
+      <w:r>
+        <w:t xml:space="preserve"> built on top of graphical primitives.</w:t>
+      </w:r>
+    </w:p>
+    <w:p>
+      <w:pPr>
+        <w:tabs>
+          <w:tab w:val="left" w:pos="1680"/>
+        </w:tabs>
+      </w:pPr>
+      <w:r>
+        <w:t>The workflow should be:</w:t>
+      </w:r>
+    </w:p>
+    <w:p>
+      <w:pPr>
+        <w:tabs>
+          <w:tab w:val="left" w:pos="1680"/>
+        </w:tabs>
+      </w:pPr>
+      <w:r>
+        <w:t>Student Question</w:t>
+      </w:r>
+    </w:p>
+    <w:p>
+      <w:pPr>
+        <w:tabs>
+          <w:tab w:val="left" w:pos="1680"/>
+        </w:tabs>
+      </w:pPr>
+      <w:r>
+        <w:t xml:space="preserve">        ↓</w:t>
+      </w:r>
+    </w:p>
+    <w:p>
+      <w:pPr>
+        <w:tabs>
+          <w:tab w:val="left" w:pos="1680"/>
+        </w:tabs>
+      </w:pPr>
+      <w:r>
+        <w:t xml:space="preserve">      Gemini</w:t>
+      </w:r>
+    </w:p>
+    <w:p>
+      <w:pPr>
+        <w:tabs>
+          <w:tab w:val="left" w:pos="1680"/>
+        </w:tabs>
+      </w:pPr>
+      <w:r>
+        <w:t xml:space="preserve">        ↓</w:t>
+      </w:r>
+    </w:p>
+    <w:p>
+      <w:pPr>
+        <w:tabs>
+          <w:tab w:val="left" w:pos="1680"/>
+        </w:tabs>
+      </w:pPr>
+      <w:r>
+        <w:t>Math Solution</w:t>
+      </w:r>
+    </w:p>
+    <w:p>
+      <w:pPr>
+        <w:tabs>
+          <w:tab w:val="left" w:pos="1680"/>
+        </w:tabs>
+      </w:pPr>
+      <w:r>
+        <w:t>+</w:t>
+      </w:r>
+    </w:p>
+    <w:p>
+      <w:pPr>
+        <w:tabs>
+          <w:tab w:val="left" w:pos="1680"/>
+        </w:tabs>
+      </w:pPr>
+      <w:r>
+        <w:t>Visual Decision</w:t>
+      </w:r>
+    </w:p>
+    <w:p>
+      <w:pPr>
+        <w:tabs>
+          <w:tab w:val="left" w:pos="1680"/>
+        </w:tabs>
+      </w:pPr>
+      <w:r>
+        <w:t xml:space="preserve">        ↓</w:t>
+      </w:r>
+    </w:p>
+    <w:p>
+      <w:pPr>
+        <w:tabs>
+          <w:tab w:val="left" w:pos="1680"/>
+        </w:tabs>
+      </w:pPr>
+      <w:r>
+        <w:t>Structured Visual Instructions</w:t>
+      </w:r>
+    </w:p>
+    <w:p>
+      <w:pPr>
+        <w:tabs>
+          <w:tab w:val="left" w:pos="1680"/>
+        </w:tabs>
+      </w:pPr>
+      <w:r>
+        <w:lastRenderedPageBreak/>
+        <w:t xml:space="preserve">        ↓</w:t>
+      </w:r>
+    </w:p>
+    <w:p>
+      <w:pPr>
+        <w:tabs>
+          <w:tab w:val="left" w:pos="1680"/>
+        </w:tabs>
+      </w:pPr>
+      <w:r>
+        <w:t>Visual Interpreter</w:t>
+      </w:r>
+    </w:p>
+    <w:p>
+      <w:pPr>
+        <w:tabs>
+          <w:tab w:val="left" w:pos="1680"/>
+        </w:tabs>
+      </w:pPr>
+      <w:r>
+        <w:t xml:space="preserve">        ↓</w:t>
+      </w:r>
+    </w:p>
+    <w:p>
+      <w:pPr>
+        <w:tabs>
+          <w:tab w:val="left" w:pos="1680"/>
+        </w:tabs>
+      </w:pPr>
+      <w:r>
+        <w:t>Canvas Rendering</w:t>
+      </w:r>
+    </w:p>
+    <w:p>
+      <w:pPr>
+        <w:tabs>
+          <w:tab w:val="left" w:pos="1680"/>
+        </w:tabs>
+      </w:pPr>
+      <w:r>
+        <w:t>This approach provides:</w:t>
+      </w:r>
+    </w:p>
+    <w:p>
+      <w:pPr>
+        <w:numPr>
+          <w:ilvl w:val="0"/>
+          <w:numId w:val="20"/>
+        </w:numPr>
+        <w:tabs>
+          <w:tab w:val="left" w:pos="1680"/>
+        </w:tabs>
+      </w:pPr>
+      <w:r>
+        <w:t>High mathematical quality</w:t>
+      </w:r>
+    </w:p>
+    <w:p>
+      <w:pPr>
+        <w:numPr>
+          <w:ilvl w:val="0"/>
+          <w:numId w:val="20"/>
+        </w:numPr>
+        <w:tabs>
+          <w:tab w:val="left" w:pos="1680"/>
+        </w:tabs>
+      </w:pPr>
+      <w:r>
+        <w:t>Strong scalability</w:t>
+      </w:r>
+    </w:p>
+    <w:p>
+      <w:pPr>
+        <w:numPr>
+          <w:ilvl w:val="0"/>
+          <w:numId w:val="20"/>
+        </w:numPr>
+        <w:tabs>
+          <w:tab w:val="left" w:pos="1680"/>
+        </w:tabs>
+      </w:pPr>
+      <w:r>
+        <w:t>Better maintainability</w:t>
+      </w:r>
+    </w:p>
+    <w:p>
+      <w:pPr>
+        <w:numPr>
+          <w:ilvl w:val="0"/>
+          <w:numId w:val="20"/>
+        </w:numPr>
+        <w:tabs>
+          <w:tab w:val="left" w:pos="1680"/>
+        </w:tabs>
+      </w:pPr>
+      <w:r>
+        <w:t>Greater reliability</w:t>
+      </w:r>
+    </w:p>
+    <w:p>
+      <w:pPr>
+        <w:numPr>
+          <w:ilvl w:val="0"/>
+          <w:numId w:val="20"/>
+        </w:numPr>
+        <w:tabs>
+          <w:tab w:val="left" w:pos="1680"/>
+        </w:tabs>
+      </w:pPr>
+      <w:r>
+        <w:t>Future support for advanced visual explanations</w:t>
+      </w:r>
+    </w:p>
+    <w:p>
+      <w:pPr>
+        <w:tabs>
+          <w:tab w:val="left" w:pos="1680"/>
+        </w:tabs>
+      </w:pPr>
+      <w:r>
+        <w:t>It avoids the limitations of both hardcoded mathematical renderers and AI-generated Canvas code while creating a foundation that can grow into a sophisticated visual tutoring system.</w:t>
+      </w:r>
+    </w:p>
+    <w:p>
+      <w:pPr>
+        <w:tabs>
+          <w:tab w:val="left" w:pos="1680"/>
+        </w:tabs>
+      </w:pPr>
+    </w:p>
     <w:sectPr>
       <w:pgSz w:w="12240" w:h="15840"/>
       <w:pgMar w:top="1440" w:right="1440" w:bottom="1440" w:left="1440" w:header="720" w:footer="720" w:gutter="0"/>
@@ -3434,6 +10319,1013 @@
     </w:lvl>
   </w:abstractNum>
   <w:abstractNum w:abstractNumId="1" w15:restartNumberingAfterBreak="0">
+    <w:nsid w:val="1002481F"/>
+    <w:multiLevelType w:val="multilevel"/>
+    <w:tmpl w:val="2D4639BC"/>
+    <w:lvl w:ilvl="0">
+      <w:start w:val="1"/>
+      <w:numFmt w:val="bullet"/>
+      <w:lvlText w:val=""/>
+      <w:lvlJc w:val="left"/>
+      <w:pPr>
+        <w:tabs>
+          <w:tab w:val="num" w:pos="720"/>
+        </w:tabs>
+        <w:ind w:left="720" w:hanging="360"/>
+      </w:pPr>
+      <w:rPr>
+        <w:rFonts w:ascii="Symbol" w:hAnsi="Symbol" w:hint="default"/>
+        <w:sz w:val="20"/>
+      </w:rPr>
+    </w:lvl>
+    <w:lvl w:ilvl="1" w:tentative="1">
+      <w:start w:val="1"/>
+      <w:numFmt w:val="bullet"/>
+      <w:lvlText w:val="o"/>
+      <w:lvlJc w:val="left"/>
+      <w:pPr>
+        <w:tabs>
+          <w:tab w:val="num" w:pos="1440"/>
+        </w:tabs>
+        <w:ind w:left="1440" w:hanging="360"/>
+      </w:pPr>
+      <w:rPr>
+        <w:rFonts w:ascii="Courier New" w:hAnsi="Courier New" w:hint="default"/>
+        <w:sz w:val="20"/>
+      </w:rPr>
+    </w:lvl>
+    <w:lvl w:ilvl="2" w:tentative="1">
+      <w:start w:val="1"/>
+      <w:numFmt w:val="bullet"/>
+      <w:lvlText w:val=""/>
+      <w:lvlJc w:val="left"/>
+      <w:pPr>
+        <w:tabs>
+          <w:tab w:val="num" w:pos="2160"/>
+        </w:tabs>
+        <w:ind w:left="2160" w:hanging="360"/>
+      </w:pPr>
+      <w:rPr>
+        <w:rFonts w:ascii="Wingdings" w:hAnsi="Wingdings" w:hint="default"/>
+        <w:sz w:val="20"/>
+      </w:rPr>
+    </w:lvl>
+    <w:lvl w:ilvl="3" w:tentative="1">
+      <w:start w:val="1"/>
+      <w:numFmt w:val="bullet"/>
+      <w:lvlText w:val=""/>
+      <w:lvlJc w:val="left"/>
+      <w:pPr>
+        <w:tabs>
+          <w:tab w:val="num" w:pos="2880"/>
+        </w:tabs>
+        <w:ind w:left="2880" w:hanging="360"/>
+      </w:pPr>
+      <w:rPr>
+        <w:rFonts w:ascii="Wingdings" w:hAnsi="Wingdings" w:hint="default"/>
+        <w:sz w:val="20"/>
+      </w:rPr>
+    </w:lvl>
+    <w:lvl w:ilvl="4" w:tentative="1">
+      <w:start w:val="1"/>
+      <w:numFmt w:val="bullet"/>
+      <w:lvlText w:val=""/>
+      <w:lvlJc w:val="left"/>
+      <w:pPr>
+        <w:tabs>
+          <w:tab w:val="num" w:pos="3600"/>
+        </w:tabs>
+        <w:ind w:left="3600" w:hanging="360"/>
+      </w:pPr>
+      <w:rPr>
+        <w:rFonts w:ascii="Wingdings" w:hAnsi="Wingdings" w:hint="default"/>
+        <w:sz w:val="20"/>
+      </w:rPr>
+    </w:lvl>
+    <w:lvl w:ilvl="5" w:tentative="1">
+      <w:start w:val="1"/>
+      <w:numFmt w:val="bullet"/>
+      <w:lvlText w:val=""/>
+      <w:lvlJc w:val="left"/>
+      <w:pPr>
+        <w:tabs>
+          <w:tab w:val="num" w:pos="4320"/>
+        </w:tabs>
+        <w:ind w:left="4320" w:hanging="360"/>
+      </w:pPr>
+      <w:rPr>
+        <w:rFonts w:ascii="Wingdings" w:hAnsi="Wingdings" w:hint="default"/>
+        <w:sz w:val="20"/>
+      </w:rPr>
+    </w:lvl>
+    <w:lvl w:ilvl="6" w:tentative="1">
+      <w:start w:val="1"/>
+      <w:numFmt w:val="bullet"/>
+      <w:lvlText w:val=""/>
+      <w:lvlJc w:val="left"/>
+      <w:pPr>
+        <w:tabs>
+          <w:tab w:val="num" w:pos="5040"/>
+        </w:tabs>
+        <w:ind w:left="5040" w:hanging="360"/>
+      </w:pPr>
+      <w:rPr>
+        <w:rFonts w:ascii="Wingdings" w:hAnsi="Wingdings" w:hint="default"/>
+        <w:sz w:val="20"/>
+      </w:rPr>
+    </w:lvl>
+    <w:lvl w:ilvl="7" w:tentative="1">
+      <w:start w:val="1"/>
+      <w:numFmt w:val="bullet"/>
+      <w:lvlText w:val=""/>
+      <w:lvlJc w:val="left"/>
+      <w:pPr>
+        <w:tabs>
+          <w:tab w:val="num" w:pos="5760"/>
+        </w:tabs>
+        <w:ind w:left="5760" w:hanging="360"/>
+      </w:pPr>
+      <w:rPr>
+        <w:rFonts w:ascii="Wingdings" w:hAnsi="Wingdings" w:hint="default"/>
+        <w:sz w:val="20"/>
+      </w:rPr>
+    </w:lvl>
+    <w:lvl w:ilvl="8" w:tentative="1">
+      <w:start w:val="1"/>
+      <w:numFmt w:val="bullet"/>
+      <w:lvlText w:val=""/>
+      <w:lvlJc w:val="left"/>
+      <w:pPr>
+        <w:tabs>
+          <w:tab w:val="num" w:pos="6480"/>
+        </w:tabs>
+        <w:ind w:left="6480" w:hanging="360"/>
+      </w:pPr>
+      <w:rPr>
+        <w:rFonts w:ascii="Wingdings" w:hAnsi="Wingdings" w:hint="default"/>
+        <w:sz w:val="20"/>
+      </w:rPr>
+    </w:lvl>
+  </w:abstractNum>
+  <w:abstractNum w:abstractNumId="2" w15:restartNumberingAfterBreak="0">
+    <w:nsid w:val="157E2A94"/>
+    <w:multiLevelType w:val="multilevel"/>
+    <w:tmpl w:val="64DE04E4"/>
+    <w:lvl w:ilvl="0">
+      <w:start w:val="1"/>
+      <w:numFmt w:val="bullet"/>
+      <w:lvlText w:val=""/>
+      <w:lvlJc w:val="left"/>
+      <w:pPr>
+        <w:tabs>
+          <w:tab w:val="num" w:pos="720"/>
+        </w:tabs>
+        <w:ind w:left="720" w:hanging="360"/>
+      </w:pPr>
+      <w:rPr>
+        <w:rFonts w:ascii="Symbol" w:hAnsi="Symbol" w:hint="default"/>
+        <w:sz w:val="20"/>
+      </w:rPr>
+    </w:lvl>
+    <w:lvl w:ilvl="1" w:tentative="1">
+      <w:start w:val="1"/>
+      <w:numFmt w:val="bullet"/>
+      <w:lvlText w:val="o"/>
+      <w:lvlJc w:val="left"/>
+      <w:pPr>
+        <w:tabs>
+          <w:tab w:val="num" w:pos="1440"/>
+        </w:tabs>
+        <w:ind w:left="1440" w:hanging="360"/>
+      </w:pPr>
+      <w:rPr>
+        <w:rFonts w:ascii="Courier New" w:hAnsi="Courier New" w:hint="default"/>
+        <w:sz w:val="20"/>
+      </w:rPr>
+    </w:lvl>
+    <w:lvl w:ilvl="2" w:tentative="1">
+      <w:start w:val="1"/>
+      <w:numFmt w:val="bullet"/>
+      <w:lvlText w:val=""/>
+      <w:lvlJc w:val="left"/>
+      <w:pPr>
+        <w:tabs>
+          <w:tab w:val="num" w:pos="2160"/>
+        </w:tabs>
+        <w:ind w:left="2160" w:hanging="360"/>
+      </w:pPr>
+      <w:rPr>
+        <w:rFonts w:ascii="Wingdings" w:hAnsi="Wingdings" w:hint="default"/>
+        <w:sz w:val="20"/>
+      </w:rPr>
+    </w:lvl>
+    <w:lvl w:ilvl="3" w:tentative="1">
+      <w:start w:val="1"/>
+      <w:numFmt w:val="bullet"/>
+      <w:lvlText w:val=""/>
+      <w:lvlJc w:val="left"/>
+      <w:pPr>
+        <w:tabs>
+          <w:tab w:val="num" w:pos="2880"/>
+        </w:tabs>
+        <w:ind w:left="2880" w:hanging="360"/>
+      </w:pPr>
+      <w:rPr>
+        <w:rFonts w:ascii="Wingdings" w:hAnsi="Wingdings" w:hint="default"/>
+        <w:sz w:val="20"/>
+      </w:rPr>
+    </w:lvl>
+    <w:lvl w:ilvl="4" w:tentative="1">
+      <w:start w:val="1"/>
+      <w:numFmt w:val="bullet"/>
+      <w:lvlText w:val=""/>
+      <w:lvlJc w:val="left"/>
+      <w:pPr>
+        <w:tabs>
+          <w:tab w:val="num" w:pos="3600"/>
+        </w:tabs>
+        <w:ind w:left="3600" w:hanging="360"/>
+      </w:pPr>
+      <w:rPr>
+        <w:rFonts w:ascii="Wingdings" w:hAnsi="Wingdings" w:hint="default"/>
+        <w:sz w:val="20"/>
+      </w:rPr>
+    </w:lvl>
+    <w:lvl w:ilvl="5" w:tentative="1">
+      <w:start w:val="1"/>
+      <w:numFmt w:val="bullet"/>
+      <w:lvlText w:val=""/>
+      <w:lvlJc w:val="left"/>
+      <w:pPr>
+        <w:tabs>
+          <w:tab w:val="num" w:pos="4320"/>
+        </w:tabs>
+        <w:ind w:left="4320" w:hanging="360"/>
+      </w:pPr>
+      <w:rPr>
+        <w:rFonts w:ascii="Wingdings" w:hAnsi="Wingdings" w:hint="default"/>
+        <w:sz w:val="20"/>
+      </w:rPr>
+    </w:lvl>
+    <w:lvl w:ilvl="6" w:tentative="1">
+      <w:start w:val="1"/>
+      <w:numFmt w:val="bullet"/>
+      <w:lvlText w:val=""/>
+      <w:lvlJc w:val="left"/>
+      <w:pPr>
+        <w:tabs>
+          <w:tab w:val="num" w:pos="5040"/>
+        </w:tabs>
+        <w:ind w:left="5040" w:hanging="360"/>
+      </w:pPr>
+      <w:rPr>
+        <w:rFonts w:ascii="Wingdings" w:hAnsi="Wingdings" w:hint="default"/>
+        <w:sz w:val="20"/>
+      </w:rPr>
+    </w:lvl>
+    <w:lvl w:ilvl="7" w:tentative="1">
+      <w:start w:val="1"/>
+      <w:numFmt w:val="bullet"/>
+      <w:lvlText w:val=""/>
+      <w:lvlJc w:val="left"/>
+      <w:pPr>
+        <w:tabs>
+          <w:tab w:val="num" w:pos="5760"/>
+        </w:tabs>
+        <w:ind w:left="5760" w:hanging="360"/>
+      </w:pPr>
+      <w:rPr>
+        <w:rFonts w:ascii="Wingdings" w:hAnsi="Wingdings" w:hint="default"/>
+        <w:sz w:val="20"/>
+      </w:rPr>
+    </w:lvl>
+    <w:lvl w:ilvl="8" w:tentative="1">
+      <w:start w:val="1"/>
+      <w:numFmt w:val="bullet"/>
+      <w:lvlText w:val=""/>
+      <w:lvlJc w:val="left"/>
+      <w:pPr>
+        <w:tabs>
+          <w:tab w:val="num" w:pos="6480"/>
+        </w:tabs>
+        <w:ind w:left="6480" w:hanging="360"/>
+      </w:pPr>
+      <w:rPr>
+        <w:rFonts w:ascii="Wingdings" w:hAnsi="Wingdings" w:hint="default"/>
+        <w:sz w:val="20"/>
+      </w:rPr>
+    </w:lvl>
+  </w:abstractNum>
+  <w:abstractNum w:abstractNumId="3" w15:restartNumberingAfterBreak="0">
+    <w:nsid w:val="17AE10F1"/>
+    <w:multiLevelType w:val="multilevel"/>
+    <w:tmpl w:val="4A0C0354"/>
+    <w:lvl w:ilvl="0">
+      <w:start w:val="1"/>
+      <w:numFmt w:val="bullet"/>
+      <w:lvlText w:val=""/>
+      <w:lvlJc w:val="left"/>
+      <w:pPr>
+        <w:tabs>
+          <w:tab w:val="num" w:pos="720"/>
+        </w:tabs>
+        <w:ind w:left="720" w:hanging="360"/>
+      </w:pPr>
+      <w:rPr>
+        <w:rFonts w:ascii="Symbol" w:hAnsi="Symbol" w:hint="default"/>
+        <w:sz w:val="20"/>
+      </w:rPr>
+    </w:lvl>
+    <w:lvl w:ilvl="1" w:tentative="1">
+      <w:start w:val="1"/>
+      <w:numFmt w:val="bullet"/>
+      <w:lvlText w:val="o"/>
+      <w:lvlJc w:val="left"/>
+      <w:pPr>
+        <w:tabs>
+          <w:tab w:val="num" w:pos="1440"/>
+        </w:tabs>
+        <w:ind w:left="1440" w:hanging="360"/>
+      </w:pPr>
+      <w:rPr>
+        <w:rFonts w:ascii="Courier New" w:hAnsi="Courier New" w:hint="default"/>
+        <w:sz w:val="20"/>
+      </w:rPr>
+    </w:lvl>
+    <w:lvl w:ilvl="2" w:tentative="1">
+      <w:start w:val="1"/>
+      <w:numFmt w:val="bullet"/>
+      <w:lvlText w:val=""/>
+      <w:lvlJc w:val="left"/>
+      <w:pPr>
+        <w:tabs>
+          <w:tab w:val="num" w:pos="2160"/>
+        </w:tabs>
+        <w:ind w:left="2160" w:hanging="360"/>
+      </w:pPr>
+      <w:rPr>
+        <w:rFonts w:ascii="Wingdings" w:hAnsi="Wingdings" w:hint="default"/>
+        <w:sz w:val="20"/>
+      </w:rPr>
+    </w:lvl>
+    <w:lvl w:ilvl="3" w:tentative="1">
+      <w:start w:val="1"/>
+      <w:numFmt w:val="bullet"/>
+      <w:lvlText w:val=""/>
+      <w:lvlJc w:val="left"/>
+      <w:pPr>
+        <w:tabs>
+          <w:tab w:val="num" w:pos="2880"/>
+        </w:tabs>
+        <w:ind w:left="2880" w:hanging="360"/>
+      </w:pPr>
+      <w:rPr>
+        <w:rFonts w:ascii="Wingdings" w:hAnsi="Wingdings" w:hint="default"/>
+        <w:sz w:val="20"/>
+      </w:rPr>
+    </w:lvl>
+    <w:lvl w:ilvl="4" w:tentative="1">
+      <w:start w:val="1"/>
+      <w:numFmt w:val="bullet"/>
+      <w:lvlText w:val=""/>
+      <w:lvlJc w:val="left"/>
+      <w:pPr>
+        <w:tabs>
+          <w:tab w:val="num" w:pos="3600"/>
+        </w:tabs>
+        <w:ind w:left="3600" w:hanging="360"/>
+      </w:pPr>
+      <w:rPr>
+        <w:rFonts w:ascii="Wingdings" w:hAnsi="Wingdings" w:hint="default"/>
+        <w:sz w:val="20"/>
+      </w:rPr>
+    </w:lvl>
+    <w:lvl w:ilvl="5" w:tentative="1">
+      <w:start w:val="1"/>
+      <w:numFmt w:val="bullet"/>
+      <w:lvlText w:val=""/>
+      <w:lvlJc w:val="left"/>
+      <w:pPr>
+        <w:tabs>
+          <w:tab w:val="num" w:pos="4320"/>
+        </w:tabs>
+        <w:ind w:left="4320" w:hanging="360"/>
+      </w:pPr>
+      <w:rPr>
+        <w:rFonts w:ascii="Wingdings" w:hAnsi="Wingdings" w:hint="default"/>
+        <w:sz w:val="20"/>
+      </w:rPr>
+    </w:lvl>
+    <w:lvl w:ilvl="6" w:tentative="1">
+      <w:start w:val="1"/>
+      <w:numFmt w:val="bullet"/>
+      <w:lvlText w:val=""/>
+      <w:lvlJc w:val="left"/>
+      <w:pPr>
+        <w:tabs>
+          <w:tab w:val="num" w:pos="5040"/>
+        </w:tabs>
+        <w:ind w:left="5040" w:hanging="360"/>
+      </w:pPr>
+      <w:rPr>
+        <w:rFonts w:ascii="Wingdings" w:hAnsi="Wingdings" w:hint="default"/>
+        <w:sz w:val="20"/>
+      </w:rPr>
+    </w:lvl>
+    <w:lvl w:ilvl="7" w:tentative="1">
+      <w:start w:val="1"/>
+      <w:numFmt w:val="bullet"/>
+      <w:lvlText w:val=""/>
+      <w:lvlJc w:val="left"/>
+      <w:pPr>
+        <w:tabs>
+          <w:tab w:val="num" w:pos="5760"/>
+        </w:tabs>
+        <w:ind w:left="5760" w:hanging="360"/>
+      </w:pPr>
+      <w:rPr>
+        <w:rFonts w:ascii="Wingdings" w:hAnsi="Wingdings" w:hint="default"/>
+        <w:sz w:val="20"/>
+      </w:rPr>
+    </w:lvl>
+    <w:lvl w:ilvl="8" w:tentative="1">
+      <w:start w:val="1"/>
+      <w:numFmt w:val="bullet"/>
+      <w:lvlText w:val=""/>
+      <w:lvlJc w:val="left"/>
+      <w:pPr>
+        <w:tabs>
+          <w:tab w:val="num" w:pos="6480"/>
+        </w:tabs>
+        <w:ind w:left="6480" w:hanging="360"/>
+      </w:pPr>
+      <w:rPr>
+        <w:rFonts w:ascii="Wingdings" w:hAnsi="Wingdings" w:hint="default"/>
+        <w:sz w:val="20"/>
+      </w:rPr>
+    </w:lvl>
+  </w:abstractNum>
+  <w:abstractNum w:abstractNumId="4" w15:restartNumberingAfterBreak="0">
+    <w:nsid w:val="22F70B2C"/>
+    <w:multiLevelType w:val="multilevel"/>
+    <w:tmpl w:val="98DCDE06"/>
+    <w:lvl w:ilvl="0">
+      <w:start w:val="1"/>
+      <w:numFmt w:val="bullet"/>
+      <w:lvlText w:val=""/>
+      <w:lvlJc w:val="left"/>
+      <w:pPr>
+        <w:tabs>
+          <w:tab w:val="num" w:pos="720"/>
+        </w:tabs>
+        <w:ind w:left="720" w:hanging="360"/>
+      </w:pPr>
+      <w:rPr>
+        <w:rFonts w:ascii="Symbol" w:hAnsi="Symbol" w:hint="default"/>
+        <w:sz w:val="20"/>
+      </w:rPr>
+    </w:lvl>
+    <w:lvl w:ilvl="1" w:tentative="1">
+      <w:start w:val="1"/>
+      <w:numFmt w:val="bullet"/>
+      <w:lvlText w:val="o"/>
+      <w:lvlJc w:val="left"/>
+      <w:pPr>
+        <w:tabs>
+          <w:tab w:val="num" w:pos="1440"/>
+        </w:tabs>
+        <w:ind w:left="1440" w:hanging="360"/>
+      </w:pPr>
+      <w:rPr>
+        <w:rFonts w:ascii="Courier New" w:hAnsi="Courier New" w:hint="default"/>
+        <w:sz w:val="20"/>
+      </w:rPr>
+    </w:lvl>
+    <w:lvl w:ilvl="2" w:tentative="1">
+      <w:start w:val="1"/>
+      <w:numFmt w:val="bullet"/>
+      <w:lvlText w:val=""/>
+      <w:lvlJc w:val="left"/>
+      <w:pPr>
+        <w:tabs>
+          <w:tab w:val="num" w:pos="2160"/>
+        </w:tabs>
+        <w:ind w:left="2160" w:hanging="360"/>
+      </w:pPr>
+      <w:rPr>
+        <w:rFonts w:ascii="Wingdings" w:hAnsi="Wingdings" w:hint="default"/>
+        <w:sz w:val="20"/>
+      </w:rPr>
+    </w:lvl>
+    <w:lvl w:ilvl="3" w:tentative="1">
+      <w:start w:val="1"/>
+      <w:numFmt w:val="bullet"/>
+      <w:lvlText w:val=""/>
+      <w:lvlJc w:val="left"/>
+      <w:pPr>
+        <w:tabs>
+          <w:tab w:val="num" w:pos="2880"/>
+        </w:tabs>
+        <w:ind w:left="2880" w:hanging="360"/>
+      </w:pPr>
+      <w:rPr>
+        <w:rFonts w:ascii="Wingdings" w:hAnsi="Wingdings" w:hint="default"/>
+        <w:sz w:val="20"/>
+      </w:rPr>
+    </w:lvl>
+    <w:lvl w:ilvl="4" w:tentative="1">
+      <w:start w:val="1"/>
+      <w:numFmt w:val="bullet"/>
+      <w:lvlText w:val=""/>
+      <w:lvlJc w:val="left"/>
+      <w:pPr>
+        <w:tabs>
+          <w:tab w:val="num" w:pos="3600"/>
+        </w:tabs>
+        <w:ind w:left="3600" w:hanging="360"/>
+      </w:pPr>
+      <w:rPr>
+        <w:rFonts w:ascii="Wingdings" w:hAnsi="Wingdings" w:hint="default"/>
+        <w:sz w:val="20"/>
+      </w:rPr>
+    </w:lvl>
+    <w:lvl w:ilvl="5" w:tentative="1">
+      <w:start w:val="1"/>
+      <w:numFmt w:val="bullet"/>
+      <w:lvlText w:val=""/>
+      <w:lvlJc w:val="left"/>
+      <w:pPr>
+        <w:tabs>
+          <w:tab w:val="num" w:pos="4320"/>
+        </w:tabs>
+        <w:ind w:left="4320" w:hanging="360"/>
+      </w:pPr>
+      <w:rPr>
+        <w:rFonts w:ascii="Wingdings" w:hAnsi="Wingdings" w:hint="default"/>
+        <w:sz w:val="20"/>
+      </w:rPr>
+    </w:lvl>
+    <w:lvl w:ilvl="6" w:tentative="1">
+      <w:start w:val="1"/>
+      <w:numFmt w:val="bullet"/>
+      <w:lvlText w:val=""/>
+      <w:lvlJc w:val="left"/>
+      <w:pPr>
+        <w:tabs>
+          <w:tab w:val="num" w:pos="5040"/>
+        </w:tabs>
+        <w:ind w:left="5040" w:hanging="360"/>
+      </w:pPr>
+      <w:rPr>
+        <w:rFonts w:ascii="Wingdings" w:hAnsi="Wingdings" w:hint="default"/>
+        <w:sz w:val="20"/>
+      </w:rPr>
+    </w:lvl>
+    <w:lvl w:ilvl="7" w:tentative="1">
+      <w:start w:val="1"/>
+      <w:numFmt w:val="bullet"/>
+      <w:lvlText w:val=""/>
+      <w:lvlJc w:val="left"/>
+      <w:pPr>
+        <w:tabs>
+          <w:tab w:val="num" w:pos="5760"/>
+        </w:tabs>
+        <w:ind w:left="5760" w:hanging="360"/>
+      </w:pPr>
+      <w:rPr>
+        <w:rFonts w:ascii="Wingdings" w:hAnsi="Wingdings" w:hint="default"/>
+        <w:sz w:val="20"/>
+      </w:rPr>
+    </w:lvl>
+    <w:lvl w:ilvl="8" w:tentative="1">
+      <w:start w:val="1"/>
+      <w:numFmt w:val="bullet"/>
+      <w:lvlText w:val=""/>
+      <w:lvlJc w:val="left"/>
+      <w:pPr>
+        <w:tabs>
+          <w:tab w:val="num" w:pos="6480"/>
+        </w:tabs>
+        <w:ind w:left="6480" w:hanging="360"/>
+      </w:pPr>
+      <w:rPr>
+        <w:rFonts w:ascii="Wingdings" w:hAnsi="Wingdings" w:hint="default"/>
+        <w:sz w:val="20"/>
+      </w:rPr>
+    </w:lvl>
+  </w:abstractNum>
+  <w:abstractNum w:abstractNumId="5" w15:restartNumberingAfterBreak="0">
+    <w:nsid w:val="2409321F"/>
+    <w:multiLevelType w:val="multilevel"/>
+    <w:tmpl w:val="2F38E310"/>
+    <w:lvl w:ilvl="0">
+      <w:start w:val="1"/>
+      <w:numFmt w:val="bullet"/>
+      <w:lvlText w:val=""/>
+      <w:lvlJc w:val="left"/>
+      <w:pPr>
+        <w:tabs>
+          <w:tab w:val="num" w:pos="720"/>
+        </w:tabs>
+        <w:ind w:left="720" w:hanging="360"/>
+      </w:pPr>
+      <w:rPr>
+        <w:rFonts w:ascii="Symbol" w:hAnsi="Symbol" w:hint="default"/>
+        <w:sz w:val="20"/>
+      </w:rPr>
+    </w:lvl>
+    <w:lvl w:ilvl="1" w:tentative="1">
+      <w:start w:val="1"/>
+      <w:numFmt w:val="bullet"/>
+      <w:lvlText w:val="o"/>
+      <w:lvlJc w:val="left"/>
+      <w:pPr>
+        <w:tabs>
+          <w:tab w:val="num" w:pos="1440"/>
+        </w:tabs>
+        <w:ind w:left="1440" w:hanging="360"/>
+      </w:pPr>
+      <w:rPr>
+        <w:rFonts w:ascii="Courier New" w:hAnsi="Courier New" w:hint="default"/>
+        <w:sz w:val="20"/>
+      </w:rPr>
+    </w:lvl>
+    <w:lvl w:ilvl="2" w:tentative="1">
+      <w:start w:val="1"/>
+      <w:numFmt w:val="bullet"/>
+      <w:lvlText w:val=""/>
+      <w:lvlJc w:val="left"/>
+      <w:pPr>
+        <w:tabs>
+          <w:tab w:val="num" w:pos="2160"/>
+        </w:tabs>
+        <w:ind w:left="2160" w:hanging="360"/>
+      </w:pPr>
+      <w:rPr>
+        <w:rFonts w:ascii="Wingdings" w:hAnsi="Wingdings" w:hint="default"/>
+        <w:sz w:val="20"/>
+      </w:rPr>
+    </w:lvl>
+    <w:lvl w:ilvl="3" w:tentative="1">
+      <w:start w:val="1"/>
+      <w:numFmt w:val="bullet"/>
+      <w:lvlText w:val=""/>
+      <w:lvlJc w:val="left"/>
+      <w:pPr>
+        <w:tabs>
+          <w:tab w:val="num" w:pos="2880"/>
+        </w:tabs>
+        <w:ind w:left="2880" w:hanging="360"/>
+      </w:pPr>
+      <w:rPr>
+        <w:rFonts w:ascii="Wingdings" w:hAnsi="Wingdings" w:hint="default"/>
+        <w:sz w:val="20"/>
+      </w:rPr>
+    </w:lvl>
+    <w:lvl w:ilvl="4" w:tentative="1">
+      <w:start w:val="1"/>
+      <w:numFmt w:val="bullet"/>
+      <w:lvlText w:val=""/>
+      <w:lvlJc w:val="left"/>
+      <w:pPr>
+        <w:tabs>
+          <w:tab w:val="num" w:pos="3600"/>
+        </w:tabs>
+        <w:ind w:left="3600" w:hanging="360"/>
+      </w:pPr>
+      <w:rPr>
+        <w:rFonts w:ascii="Wingdings" w:hAnsi="Wingdings" w:hint="default"/>
+        <w:sz w:val="20"/>
+      </w:rPr>
+    </w:lvl>
+    <w:lvl w:ilvl="5" w:tentative="1">
+      <w:start w:val="1"/>
+      <w:numFmt w:val="bullet"/>
+      <w:lvlText w:val=""/>
+      <w:lvlJc w:val="left"/>
+      <w:pPr>
+        <w:tabs>
+          <w:tab w:val="num" w:pos="4320"/>
+        </w:tabs>
+        <w:ind w:left="4320" w:hanging="360"/>
+      </w:pPr>
+      <w:rPr>
+        <w:rFonts w:ascii="Wingdings" w:hAnsi="Wingdings" w:hint="default"/>
+        <w:sz w:val="20"/>
+      </w:rPr>
+    </w:lvl>
+    <w:lvl w:ilvl="6" w:tentative="1">
+      <w:start w:val="1"/>
+      <w:numFmt w:val="bullet"/>
+      <w:lvlText w:val=""/>
+      <w:lvlJc w:val="left"/>
+      <w:pPr>
+        <w:tabs>
+          <w:tab w:val="num" w:pos="5040"/>
+        </w:tabs>
+        <w:ind w:left="5040" w:hanging="360"/>
+      </w:pPr>
+      <w:rPr>
+        <w:rFonts w:ascii="Wingdings" w:hAnsi="Wingdings" w:hint="default"/>
+        <w:sz w:val="20"/>
+      </w:rPr>
+    </w:lvl>
+    <w:lvl w:ilvl="7" w:tentative="1">
+      <w:start w:val="1"/>
+      <w:numFmt w:val="bullet"/>
+      <w:lvlText w:val=""/>
+      <w:lvlJc w:val="left"/>
+      <w:pPr>
+        <w:tabs>
+          <w:tab w:val="num" w:pos="5760"/>
+        </w:tabs>
+        <w:ind w:left="5760" w:hanging="360"/>
+      </w:pPr>
+      <w:rPr>
+        <w:rFonts w:ascii="Wingdings" w:hAnsi="Wingdings" w:hint="default"/>
+        <w:sz w:val="20"/>
+      </w:rPr>
+    </w:lvl>
+    <w:lvl w:ilvl="8" w:tentative="1">
+      <w:start w:val="1"/>
+      <w:numFmt w:val="bullet"/>
+      <w:lvlText w:val=""/>
+      <w:lvlJc w:val="left"/>
+      <w:pPr>
+        <w:tabs>
+          <w:tab w:val="num" w:pos="6480"/>
+        </w:tabs>
+        <w:ind w:left="6480" w:hanging="360"/>
+      </w:pPr>
+      <w:rPr>
+        <w:rFonts w:ascii="Wingdings" w:hAnsi="Wingdings" w:hint="default"/>
+        <w:sz w:val="20"/>
+      </w:rPr>
+    </w:lvl>
+  </w:abstractNum>
+  <w:abstractNum w:abstractNumId="6" w15:restartNumberingAfterBreak="0">
+    <w:nsid w:val="24755A9C"/>
+    <w:multiLevelType w:val="multilevel"/>
+    <w:tmpl w:val="AE70AAD8"/>
+    <w:lvl w:ilvl="0">
+      <w:start w:val="1"/>
+      <w:numFmt w:val="decimal"/>
+      <w:lvlText w:val="%1."/>
+      <w:lvlJc w:val="left"/>
+      <w:pPr>
+        <w:tabs>
+          <w:tab w:val="num" w:pos="720"/>
+        </w:tabs>
+        <w:ind w:left="720" w:hanging="360"/>
+      </w:pPr>
+    </w:lvl>
+    <w:lvl w:ilvl="1" w:tentative="1">
+      <w:start w:val="1"/>
+      <w:numFmt w:val="decimal"/>
+      <w:lvlText w:val="%2."/>
+      <w:lvlJc w:val="left"/>
+      <w:pPr>
+        <w:tabs>
+          <w:tab w:val="num" w:pos="1440"/>
+        </w:tabs>
+        <w:ind w:left="1440" w:hanging="360"/>
+      </w:pPr>
+    </w:lvl>
+    <w:lvl w:ilvl="2" w:tentative="1">
+      <w:start w:val="1"/>
+      <w:numFmt w:val="decimal"/>
+      <w:lvlText w:val="%3."/>
+      <w:lvlJc w:val="left"/>
+      <w:pPr>
+        <w:tabs>
+          <w:tab w:val="num" w:pos="2160"/>
+        </w:tabs>
+        <w:ind w:left="2160" w:hanging="360"/>
+      </w:pPr>
+    </w:lvl>
+    <w:lvl w:ilvl="3" w:tentative="1">
+      <w:start w:val="1"/>
+      <w:numFmt w:val="decimal"/>
+      <w:lvlText w:val="%4."/>
+      <w:lvlJc w:val="left"/>
+      <w:pPr>
+        <w:tabs>
+          <w:tab w:val="num" w:pos="2880"/>
+        </w:tabs>
+        <w:ind w:left="2880" w:hanging="360"/>
+      </w:pPr>
+    </w:lvl>
+    <w:lvl w:ilvl="4" w:tentative="1">
+      <w:start w:val="1"/>
+      <w:numFmt w:val="decimal"/>
+      <w:lvlText w:val="%5."/>
+      <w:lvlJc w:val="left"/>
+      <w:pPr>
+        <w:tabs>
+          <w:tab w:val="num" w:pos="3600"/>
+        </w:tabs>
+        <w:ind w:left="3600" w:hanging="360"/>
+      </w:pPr>
+    </w:lvl>
+    <w:lvl w:ilvl="5" w:tentative="1">
+      <w:start w:val="1"/>
+      <w:numFmt w:val="decimal"/>
+      <w:lvlText w:val="%6."/>
+      <w:lvlJc w:val="left"/>
+      <w:pPr>
+        <w:tabs>
+          <w:tab w:val="num" w:pos="4320"/>
+        </w:tabs>
+        <w:ind w:left="4320" w:hanging="360"/>
+      </w:pPr>
+    </w:lvl>
+    <w:lvl w:ilvl="6" w:tentative="1">
+      <w:start w:val="1"/>
+      <w:numFmt w:val="decimal"/>
+      <w:lvlText w:val="%7."/>
+      <w:lvlJc w:val="left"/>
+      <w:pPr>
+        <w:tabs>
+          <w:tab w:val="num" w:pos="5040"/>
+        </w:tabs>
+        <w:ind w:left="5040" w:hanging="360"/>
+      </w:pPr>
+    </w:lvl>
+    <w:lvl w:ilvl="7" w:tentative="1">
+      <w:start w:val="1"/>
+      <w:numFmt w:val="decimal"/>
+      <w:lvlText w:val="%8."/>
+      <w:lvlJc w:val="left"/>
+      <w:pPr>
+        <w:tabs>
+          <w:tab w:val="num" w:pos="5760"/>
+        </w:tabs>
+        <w:ind w:left="5760" w:hanging="360"/>
+      </w:pPr>
+    </w:lvl>
+    <w:lvl w:ilvl="8" w:tentative="1">
+      <w:start w:val="1"/>
+      <w:numFmt w:val="decimal"/>
+      <w:lvlText w:val="%9."/>
+      <w:lvlJc w:val="left"/>
+      <w:pPr>
+        <w:tabs>
+          <w:tab w:val="num" w:pos="6480"/>
+        </w:tabs>
+        <w:ind w:left="6480" w:hanging="360"/>
+      </w:pPr>
+    </w:lvl>
+  </w:abstractNum>
+  <w:abstractNum w:abstractNumId="7" w15:restartNumberingAfterBreak="0">
+    <w:nsid w:val="2FBE43A6"/>
+    <w:multiLevelType w:val="multilevel"/>
+    <w:tmpl w:val="0284BF7C"/>
+    <w:lvl w:ilvl="0">
+      <w:start w:val="1"/>
+      <w:numFmt w:val="bullet"/>
+      <w:lvlText w:val=""/>
+      <w:lvlJc w:val="left"/>
+      <w:pPr>
+        <w:tabs>
+          <w:tab w:val="num" w:pos="720"/>
+        </w:tabs>
+        <w:ind w:left="720" w:hanging="360"/>
+      </w:pPr>
+      <w:rPr>
+        <w:rFonts w:ascii="Symbol" w:hAnsi="Symbol" w:hint="default"/>
+        <w:sz w:val="20"/>
+      </w:rPr>
+    </w:lvl>
+    <w:lvl w:ilvl="1" w:tentative="1">
+      <w:start w:val="1"/>
+      <w:numFmt w:val="bullet"/>
+      <w:lvlText w:val="o"/>
+      <w:lvlJc w:val="left"/>
+      <w:pPr>
+        <w:tabs>
+          <w:tab w:val="num" w:pos="1440"/>
+        </w:tabs>
+        <w:ind w:left="1440" w:hanging="360"/>
+      </w:pPr>
+      <w:rPr>
+        <w:rFonts w:ascii="Courier New" w:hAnsi="Courier New" w:hint="default"/>
+        <w:sz w:val="20"/>
+      </w:rPr>
+    </w:lvl>
+    <w:lvl w:ilvl="2" w:tentative="1">
+      <w:start w:val="1"/>
+      <w:numFmt w:val="bullet"/>
+      <w:lvlText w:val=""/>
+      <w:lvlJc w:val="left"/>
+      <w:pPr>
+        <w:tabs>
+          <w:tab w:val="num" w:pos="2160"/>
+        </w:tabs>
+        <w:ind w:left="2160" w:hanging="360"/>
+      </w:pPr>
+      <w:rPr>
+        <w:rFonts w:ascii="Wingdings" w:hAnsi="Wingdings" w:hint="default"/>
+        <w:sz w:val="20"/>
+      </w:rPr>
+    </w:lvl>
+    <w:lvl w:ilvl="3" w:tentative="1">
+      <w:start w:val="1"/>
+      <w:numFmt w:val="bullet"/>
+      <w:lvlText w:val=""/>
+      <w:lvlJc w:val="left"/>
+      <w:pPr>
+        <w:tabs>
+          <w:tab w:val="num" w:pos="2880"/>
+        </w:tabs>
+        <w:ind w:left="2880" w:hanging="360"/>
+      </w:pPr>
+      <w:rPr>
+        <w:rFonts w:ascii="Wingdings" w:hAnsi="Wingdings" w:hint="default"/>
+        <w:sz w:val="20"/>
+      </w:rPr>
+    </w:lvl>
+    <w:lvl w:ilvl="4" w:tentative="1">
+      <w:start w:val="1"/>
+      <w:numFmt w:val="bullet"/>
+      <w:lvlText w:val=""/>
+      <w:lvlJc w:val="left"/>
+      <w:pPr>
+        <w:tabs>
+          <w:tab w:val="num" w:pos="3600"/>
+        </w:tabs>
+        <w:ind w:left="3600" w:hanging="360"/>
+      </w:pPr>
+      <w:rPr>
+        <w:rFonts w:ascii="Wingdings" w:hAnsi="Wingdings" w:hint="default"/>
+        <w:sz w:val="20"/>
+      </w:rPr>
+    </w:lvl>
+    <w:lvl w:ilvl="5" w:tentative="1">
+      <w:start w:val="1"/>
+      <w:numFmt w:val="bullet"/>
+      <w:lvlText w:val=""/>
+      <w:lvlJc w:val="left"/>
+      <w:pPr>
+        <w:tabs>
+          <w:tab w:val="num" w:pos="4320"/>
+        </w:tabs>
+        <w:ind w:left="4320" w:hanging="360"/>
+      </w:pPr>
+      <w:rPr>
+        <w:rFonts w:ascii="Wingdings" w:hAnsi="Wingdings" w:hint="default"/>
+        <w:sz w:val="20"/>
+      </w:rPr>
+    </w:lvl>
+    <w:lvl w:ilvl="6" w:tentative="1">
+      <w:start w:val="1"/>
+      <w:numFmt w:val="bullet"/>
+      <w:lvlText w:val=""/>
+      <w:lvlJc w:val="left"/>
+      <w:pPr>
+        <w:tabs>
+          <w:tab w:val="num" w:pos="5040"/>
+        </w:tabs>
+        <w:ind w:left="5040" w:hanging="360"/>
+      </w:pPr>
+      <w:rPr>
+        <w:rFonts w:ascii="Wingdings" w:hAnsi="Wingdings" w:hint="default"/>
+        <w:sz w:val="20"/>
+      </w:rPr>
+    </w:lvl>
+    <w:lvl w:ilvl="7" w:tentative="1">
+      <w:start w:val="1"/>
+      <w:numFmt w:val="bullet"/>
+      <w:lvlText w:val=""/>
+      <w:lvlJc w:val="left"/>
+      <w:pPr>
+        <w:tabs>
+          <w:tab w:val="num" w:pos="5760"/>
+        </w:tabs>
+        <w:ind w:left="5760" w:hanging="360"/>
+      </w:pPr>
+      <w:rPr>
+        <w:rFonts w:ascii="Wingdings" w:hAnsi="Wingdings" w:hint="default"/>
+        <w:sz w:val="20"/>
+      </w:rPr>
+    </w:lvl>
+    <w:lvl w:ilvl="8" w:tentative="1">
+      <w:start w:val="1"/>
+      <w:numFmt w:val="bullet"/>
+      <w:lvlText w:val=""/>
+      <w:lvlJc w:val="left"/>
+      <w:pPr>
+        <w:tabs>
+          <w:tab w:val="num" w:pos="6480"/>
+        </w:tabs>
+        <w:ind w:left="6480" w:hanging="360"/>
+      </w:pPr>
+      <w:rPr>
+        <w:rFonts w:ascii="Wingdings" w:hAnsi="Wingdings" w:hint="default"/>
+        <w:sz w:val="20"/>
+      </w:rPr>
+    </w:lvl>
+  </w:abstractNum>
+  <w:abstractNum w:abstractNumId="8" w15:restartNumberingAfterBreak="0">
     <w:nsid w:val="30C52446"/>
     <w:multiLevelType w:val="multilevel"/>
     <w:tmpl w:val="ACC6DC24"/>
@@ -3582,7 +11474,567 @@
       </w:rPr>
     </w:lvl>
   </w:abstractNum>
-  <w:abstractNum w:abstractNumId="2" w15:restartNumberingAfterBreak="0">
+  <w:abstractNum w:abstractNumId="9" w15:restartNumberingAfterBreak="0">
+    <w:nsid w:val="325527AC"/>
+    <w:multiLevelType w:val="multilevel"/>
+    <w:tmpl w:val="53D0D36E"/>
+    <w:lvl w:ilvl="0">
+      <w:start w:val="1"/>
+      <w:numFmt w:val="bullet"/>
+      <w:lvlText w:val=""/>
+      <w:lvlJc w:val="left"/>
+      <w:pPr>
+        <w:tabs>
+          <w:tab w:val="num" w:pos="720"/>
+        </w:tabs>
+        <w:ind w:left="720" w:hanging="360"/>
+      </w:pPr>
+      <w:rPr>
+        <w:rFonts w:ascii="Symbol" w:hAnsi="Symbol" w:hint="default"/>
+        <w:sz w:val="20"/>
+      </w:rPr>
+    </w:lvl>
+    <w:lvl w:ilvl="1" w:tentative="1">
+      <w:start w:val="1"/>
+      <w:numFmt w:val="bullet"/>
+      <w:lvlText w:val="o"/>
+      <w:lvlJc w:val="left"/>
+      <w:pPr>
+        <w:tabs>
+          <w:tab w:val="num" w:pos="1440"/>
+        </w:tabs>
+        <w:ind w:left="1440" w:hanging="360"/>
+      </w:pPr>
+      <w:rPr>
+        <w:rFonts w:ascii="Courier New" w:hAnsi="Courier New" w:hint="default"/>
+        <w:sz w:val="20"/>
+      </w:rPr>
+    </w:lvl>
+    <w:lvl w:ilvl="2" w:tentative="1">
+      <w:start w:val="1"/>
+      <w:numFmt w:val="bullet"/>
+      <w:lvlText w:val=""/>
+      <w:lvlJc w:val="left"/>
+      <w:pPr>
+        <w:tabs>
+          <w:tab w:val="num" w:pos="2160"/>
+        </w:tabs>
+        <w:ind w:left="2160" w:hanging="360"/>
+      </w:pPr>
+      <w:rPr>
+        <w:rFonts w:ascii="Wingdings" w:hAnsi="Wingdings" w:hint="default"/>
+        <w:sz w:val="20"/>
+      </w:rPr>
+    </w:lvl>
+    <w:lvl w:ilvl="3" w:tentative="1">
+      <w:start w:val="1"/>
+      <w:numFmt w:val="bullet"/>
+      <w:lvlText w:val=""/>
+      <w:lvlJc w:val="left"/>
+      <w:pPr>
+        <w:tabs>
+          <w:tab w:val="num" w:pos="2880"/>
+        </w:tabs>
+        <w:ind w:left="2880" w:hanging="360"/>
+      </w:pPr>
+      <w:rPr>
+        <w:rFonts w:ascii="Wingdings" w:hAnsi="Wingdings" w:hint="default"/>
+        <w:sz w:val="20"/>
+      </w:rPr>
+    </w:lvl>
+    <w:lvl w:ilvl="4" w:tentative="1">
+      <w:start w:val="1"/>
+      <w:numFmt w:val="bullet"/>
+      <w:lvlText w:val=""/>
+      <w:lvlJc w:val="left"/>
+      <w:pPr>
+        <w:tabs>
+          <w:tab w:val="num" w:pos="3600"/>
+        </w:tabs>
+        <w:ind w:left="3600" w:hanging="360"/>
+      </w:pPr>
+      <w:rPr>
+        <w:rFonts w:ascii="Wingdings" w:hAnsi="Wingdings" w:hint="default"/>
+        <w:sz w:val="20"/>
+      </w:rPr>
+    </w:lvl>
+    <w:lvl w:ilvl="5" w:tentative="1">
+      <w:start w:val="1"/>
+      <w:numFmt w:val="bullet"/>
+      <w:lvlText w:val=""/>
+      <w:lvlJc w:val="left"/>
+      <w:pPr>
+        <w:tabs>
+          <w:tab w:val="num" w:pos="4320"/>
+        </w:tabs>
+        <w:ind w:left="4320" w:hanging="360"/>
+      </w:pPr>
+      <w:rPr>
+        <w:rFonts w:ascii="Wingdings" w:hAnsi="Wingdings" w:hint="default"/>
+        <w:sz w:val="20"/>
+      </w:rPr>
+    </w:lvl>
+    <w:lvl w:ilvl="6" w:tentative="1">
+      <w:start w:val="1"/>
+      <w:numFmt w:val="bullet"/>
+      <w:lvlText w:val=""/>
+      <w:lvlJc w:val="left"/>
+      <w:pPr>
+        <w:tabs>
+          <w:tab w:val="num" w:pos="5040"/>
+        </w:tabs>
+        <w:ind w:left="5040" w:hanging="360"/>
+      </w:pPr>
+      <w:rPr>
+        <w:rFonts w:ascii="Wingdings" w:hAnsi="Wingdings" w:hint="default"/>
+        <w:sz w:val="20"/>
+      </w:rPr>
+    </w:lvl>
+    <w:lvl w:ilvl="7" w:tentative="1">
+      <w:start w:val="1"/>
+      <w:numFmt w:val="bullet"/>
+      <w:lvlText w:val=""/>
+      <w:lvlJc w:val="left"/>
+      <w:pPr>
+        <w:tabs>
+          <w:tab w:val="num" w:pos="5760"/>
+        </w:tabs>
+        <w:ind w:left="5760" w:hanging="360"/>
+      </w:pPr>
+      <w:rPr>
+        <w:rFonts w:ascii="Wingdings" w:hAnsi="Wingdings" w:hint="default"/>
+        <w:sz w:val="20"/>
+      </w:rPr>
+    </w:lvl>
+    <w:lvl w:ilvl="8" w:tentative="1">
+      <w:start w:val="1"/>
+      <w:numFmt w:val="bullet"/>
+      <w:lvlText w:val=""/>
+      <w:lvlJc w:val="left"/>
+      <w:pPr>
+        <w:tabs>
+          <w:tab w:val="num" w:pos="6480"/>
+        </w:tabs>
+        <w:ind w:left="6480" w:hanging="360"/>
+      </w:pPr>
+      <w:rPr>
+        <w:rFonts w:ascii="Wingdings" w:hAnsi="Wingdings" w:hint="default"/>
+        <w:sz w:val="20"/>
+      </w:rPr>
+    </w:lvl>
+  </w:abstractNum>
+  <w:abstractNum w:abstractNumId="10" w15:restartNumberingAfterBreak="0">
+    <w:nsid w:val="3D5225D1"/>
+    <w:multiLevelType w:val="multilevel"/>
+    <w:tmpl w:val="086ED24E"/>
+    <w:lvl w:ilvl="0">
+      <w:start w:val="1"/>
+      <w:numFmt w:val="bullet"/>
+      <w:lvlText w:val=""/>
+      <w:lvlJc w:val="left"/>
+      <w:pPr>
+        <w:tabs>
+          <w:tab w:val="num" w:pos="720"/>
+        </w:tabs>
+        <w:ind w:left="720" w:hanging="360"/>
+      </w:pPr>
+      <w:rPr>
+        <w:rFonts w:ascii="Symbol" w:hAnsi="Symbol" w:hint="default"/>
+        <w:sz w:val="20"/>
+      </w:rPr>
+    </w:lvl>
+    <w:lvl w:ilvl="1" w:tentative="1">
+      <w:start w:val="1"/>
+      <w:numFmt w:val="bullet"/>
+      <w:lvlText w:val="o"/>
+      <w:lvlJc w:val="left"/>
+      <w:pPr>
+        <w:tabs>
+          <w:tab w:val="num" w:pos="1440"/>
+        </w:tabs>
+        <w:ind w:left="1440" w:hanging="360"/>
+      </w:pPr>
+      <w:rPr>
+        <w:rFonts w:ascii="Courier New" w:hAnsi="Courier New" w:hint="default"/>
+        <w:sz w:val="20"/>
+      </w:rPr>
+    </w:lvl>
+    <w:lvl w:ilvl="2" w:tentative="1">
+      <w:start w:val="1"/>
+      <w:numFmt w:val="bullet"/>
+      <w:lvlText w:val=""/>
+      <w:lvlJc w:val="left"/>
+      <w:pPr>
+        <w:tabs>
+          <w:tab w:val="num" w:pos="2160"/>
+        </w:tabs>
+        <w:ind w:left="2160" w:hanging="360"/>
+      </w:pPr>
+      <w:rPr>
+        <w:rFonts w:ascii="Wingdings" w:hAnsi="Wingdings" w:hint="default"/>
+        <w:sz w:val="20"/>
+      </w:rPr>
+    </w:lvl>
+    <w:lvl w:ilvl="3" w:tentative="1">
+      <w:start w:val="1"/>
+      <w:numFmt w:val="bullet"/>
+      <w:lvlText w:val=""/>
+      <w:lvlJc w:val="left"/>
+      <w:pPr>
+        <w:tabs>
+          <w:tab w:val="num" w:pos="2880"/>
+        </w:tabs>
+        <w:ind w:left="2880" w:hanging="360"/>
+      </w:pPr>
+      <w:rPr>
+        <w:rFonts w:ascii="Wingdings" w:hAnsi="Wingdings" w:hint="default"/>
+        <w:sz w:val="20"/>
+      </w:rPr>
+    </w:lvl>
+    <w:lvl w:ilvl="4" w:tentative="1">
+      <w:start w:val="1"/>
+      <w:numFmt w:val="bullet"/>
+      <w:lvlText w:val=""/>
+      <w:lvlJc w:val="left"/>
+      <w:pPr>
+        <w:tabs>
+          <w:tab w:val="num" w:pos="3600"/>
+        </w:tabs>
+        <w:ind w:left="3600" w:hanging="360"/>
+      </w:pPr>
+      <w:rPr>
+        <w:rFonts w:ascii="Wingdings" w:hAnsi="Wingdings" w:hint="default"/>
+        <w:sz w:val="20"/>
+      </w:rPr>
+    </w:lvl>
+    <w:lvl w:ilvl="5" w:tentative="1">
+      <w:start w:val="1"/>
+      <w:numFmt w:val="bullet"/>
+      <w:lvlText w:val=""/>
+      <w:lvlJc w:val="left"/>
+      <w:pPr>
+        <w:tabs>
+          <w:tab w:val="num" w:pos="4320"/>
+        </w:tabs>
+        <w:ind w:left="4320" w:hanging="360"/>
+      </w:pPr>
+      <w:rPr>
+        <w:rFonts w:ascii="Wingdings" w:hAnsi="Wingdings" w:hint="default"/>
+        <w:sz w:val="20"/>
+      </w:rPr>
+    </w:lvl>
+    <w:lvl w:ilvl="6" w:tentative="1">
+      <w:start w:val="1"/>
+      <w:numFmt w:val="bullet"/>
+      <w:lvlText w:val=""/>
+      <w:lvlJc w:val="left"/>
+      <w:pPr>
+        <w:tabs>
+          <w:tab w:val="num" w:pos="5040"/>
+        </w:tabs>
+        <w:ind w:left="5040" w:hanging="360"/>
+      </w:pPr>
+      <w:rPr>
+        <w:rFonts w:ascii="Wingdings" w:hAnsi="Wingdings" w:hint="default"/>
+        <w:sz w:val="20"/>
+      </w:rPr>
+    </w:lvl>
+    <w:lvl w:ilvl="7" w:tentative="1">
+      <w:start w:val="1"/>
+      <w:numFmt w:val="bullet"/>
+      <w:lvlText w:val=""/>
+      <w:lvlJc w:val="left"/>
+      <w:pPr>
+        <w:tabs>
+          <w:tab w:val="num" w:pos="5760"/>
+        </w:tabs>
+        <w:ind w:left="5760" w:hanging="360"/>
+      </w:pPr>
+      <w:rPr>
+        <w:rFonts w:ascii="Wingdings" w:hAnsi="Wingdings" w:hint="default"/>
+        <w:sz w:val="20"/>
+      </w:rPr>
+    </w:lvl>
+    <w:lvl w:ilvl="8" w:tentative="1">
+      <w:start w:val="1"/>
+      <w:numFmt w:val="bullet"/>
+      <w:lvlText w:val=""/>
+      <w:lvlJc w:val="left"/>
+      <w:pPr>
+        <w:tabs>
+          <w:tab w:val="num" w:pos="6480"/>
+        </w:tabs>
+        <w:ind w:left="6480" w:hanging="360"/>
+      </w:pPr>
+      <w:rPr>
+        <w:rFonts w:ascii="Wingdings" w:hAnsi="Wingdings" w:hint="default"/>
+        <w:sz w:val="20"/>
+      </w:rPr>
+    </w:lvl>
+  </w:abstractNum>
+  <w:abstractNum w:abstractNumId="11" w15:restartNumberingAfterBreak="0">
+    <w:nsid w:val="3EA32B5A"/>
+    <w:multiLevelType w:val="multilevel"/>
+    <w:tmpl w:val="B72CC176"/>
+    <w:lvl w:ilvl="0">
+      <w:start w:val="1"/>
+      <w:numFmt w:val="bullet"/>
+      <w:lvlText w:val=""/>
+      <w:lvlJc w:val="left"/>
+      <w:pPr>
+        <w:tabs>
+          <w:tab w:val="num" w:pos="720"/>
+        </w:tabs>
+        <w:ind w:left="720" w:hanging="360"/>
+      </w:pPr>
+      <w:rPr>
+        <w:rFonts w:ascii="Symbol" w:hAnsi="Symbol" w:hint="default"/>
+        <w:sz w:val="20"/>
+      </w:rPr>
+    </w:lvl>
+    <w:lvl w:ilvl="1" w:tentative="1">
+      <w:start w:val="1"/>
+      <w:numFmt w:val="bullet"/>
+      <w:lvlText w:val="o"/>
+      <w:lvlJc w:val="left"/>
+      <w:pPr>
+        <w:tabs>
+          <w:tab w:val="num" w:pos="1440"/>
+        </w:tabs>
+        <w:ind w:left="1440" w:hanging="360"/>
+      </w:pPr>
+      <w:rPr>
+        <w:rFonts w:ascii="Courier New" w:hAnsi="Courier New" w:hint="default"/>
+        <w:sz w:val="20"/>
+      </w:rPr>
+    </w:lvl>
+    <w:lvl w:ilvl="2" w:tentative="1">
+      <w:start w:val="1"/>
+      <w:numFmt w:val="bullet"/>
+      <w:lvlText w:val=""/>
+      <w:lvlJc w:val="left"/>
+      <w:pPr>
+        <w:tabs>
+          <w:tab w:val="num" w:pos="2160"/>
+        </w:tabs>
+        <w:ind w:left="2160" w:hanging="360"/>
+      </w:pPr>
+      <w:rPr>
+        <w:rFonts w:ascii="Wingdings" w:hAnsi="Wingdings" w:hint="default"/>
+        <w:sz w:val="20"/>
+      </w:rPr>
+    </w:lvl>
+    <w:lvl w:ilvl="3" w:tentative="1">
+      <w:start w:val="1"/>
+      <w:numFmt w:val="bullet"/>
+      <w:lvlText w:val=""/>
+      <w:lvlJc w:val="left"/>
+      <w:pPr>
+        <w:tabs>
+          <w:tab w:val="num" w:pos="2880"/>
+        </w:tabs>
+        <w:ind w:left="2880" w:hanging="360"/>
+      </w:pPr>
+      <w:rPr>
+        <w:rFonts w:ascii="Wingdings" w:hAnsi="Wingdings" w:hint="default"/>
+        <w:sz w:val="20"/>
+      </w:rPr>
+    </w:lvl>
+    <w:lvl w:ilvl="4" w:tentative="1">
+      <w:start w:val="1"/>
+      <w:numFmt w:val="bullet"/>
+      <w:lvlText w:val=""/>
+      <w:lvlJc w:val="left"/>
+      <w:pPr>
+        <w:tabs>
+          <w:tab w:val="num" w:pos="3600"/>
+        </w:tabs>
+        <w:ind w:left="3600" w:hanging="360"/>
+      </w:pPr>
+      <w:rPr>
+        <w:rFonts w:ascii="Wingdings" w:hAnsi="Wingdings" w:hint="default"/>
+        <w:sz w:val="20"/>
+      </w:rPr>
+    </w:lvl>
+    <w:lvl w:ilvl="5" w:tentative="1">
+      <w:start w:val="1"/>
+      <w:numFmt w:val="bullet"/>
+      <w:lvlText w:val=""/>
+      <w:lvlJc w:val="left"/>
+      <w:pPr>
+        <w:tabs>
+          <w:tab w:val="num" w:pos="4320"/>
+        </w:tabs>
+        <w:ind w:left="4320" w:hanging="360"/>
+      </w:pPr>
+      <w:rPr>
+        <w:rFonts w:ascii="Wingdings" w:hAnsi="Wingdings" w:hint="default"/>
+        <w:sz w:val="20"/>
+      </w:rPr>
+    </w:lvl>
+    <w:lvl w:ilvl="6" w:tentative="1">
+      <w:start w:val="1"/>
+      <w:numFmt w:val="bullet"/>
+      <w:lvlText w:val=""/>
+      <w:lvlJc w:val="left"/>
+      <w:pPr>
+        <w:tabs>
+          <w:tab w:val="num" w:pos="5040"/>
+        </w:tabs>
+        <w:ind w:left="5040" w:hanging="360"/>
+      </w:pPr>
+      <w:rPr>
+        <w:rFonts w:ascii="Wingdings" w:hAnsi="Wingdings" w:hint="default"/>
+        <w:sz w:val="20"/>
+      </w:rPr>
+    </w:lvl>
+    <w:lvl w:ilvl="7" w:tentative="1">
+      <w:start w:val="1"/>
+      <w:numFmt w:val="bullet"/>
+      <w:lvlText w:val=""/>
+      <w:lvlJc w:val="left"/>
+      <w:pPr>
+        <w:tabs>
+          <w:tab w:val="num" w:pos="5760"/>
+        </w:tabs>
+        <w:ind w:left="5760" w:hanging="360"/>
+      </w:pPr>
+      <w:rPr>
+        <w:rFonts w:ascii="Wingdings" w:hAnsi="Wingdings" w:hint="default"/>
+        <w:sz w:val="20"/>
+      </w:rPr>
+    </w:lvl>
+    <w:lvl w:ilvl="8" w:tentative="1">
+      <w:start w:val="1"/>
+      <w:numFmt w:val="bullet"/>
+      <w:lvlText w:val=""/>
+      <w:lvlJc w:val="left"/>
+      <w:pPr>
+        <w:tabs>
+          <w:tab w:val="num" w:pos="6480"/>
+        </w:tabs>
+        <w:ind w:left="6480" w:hanging="360"/>
+      </w:pPr>
+      <w:rPr>
+        <w:rFonts w:ascii="Wingdings" w:hAnsi="Wingdings" w:hint="default"/>
+        <w:sz w:val="20"/>
+      </w:rPr>
+    </w:lvl>
+  </w:abstractNum>
+  <w:abstractNum w:abstractNumId="12" w15:restartNumberingAfterBreak="0">
+    <w:nsid w:val="4B680B9F"/>
+    <w:multiLevelType w:val="multilevel"/>
+    <w:tmpl w:val="233CF61C"/>
+    <w:lvl w:ilvl="0">
+      <w:start w:val="1"/>
+      <w:numFmt w:val="decimal"/>
+      <w:lvlText w:val="%1."/>
+      <w:lvlJc w:val="left"/>
+      <w:pPr>
+        <w:tabs>
+          <w:tab w:val="num" w:pos="720"/>
+        </w:tabs>
+        <w:ind w:left="720" w:hanging="360"/>
+      </w:pPr>
+    </w:lvl>
+    <w:lvl w:ilvl="1" w:tentative="1">
+      <w:start w:val="1"/>
+      <w:numFmt w:val="decimal"/>
+      <w:lvlText w:val="%2."/>
+      <w:lvlJc w:val="left"/>
+      <w:pPr>
+        <w:tabs>
+          <w:tab w:val="num" w:pos="1440"/>
+        </w:tabs>
+        <w:ind w:left="1440" w:hanging="360"/>
+      </w:pPr>
+    </w:lvl>
+    <w:lvl w:ilvl="2" w:tentative="1">
+      <w:start w:val="1"/>
+      <w:numFmt w:val="decimal"/>
+      <w:lvlText w:val="%3."/>
+      <w:lvlJc w:val="left"/>
+      <w:pPr>
+        <w:tabs>
+          <w:tab w:val="num" w:pos="2160"/>
+        </w:tabs>
+        <w:ind w:left="2160" w:hanging="360"/>
+      </w:pPr>
+    </w:lvl>
+    <w:lvl w:ilvl="3" w:tentative="1">
+      <w:start w:val="1"/>
+      <w:numFmt w:val="decimal"/>
+      <w:lvlText w:val="%4."/>
+      <w:lvlJc w:val="left"/>
+      <w:pPr>
+        <w:tabs>
+          <w:tab w:val="num" w:pos="2880"/>
+        </w:tabs>
+        <w:ind w:left="2880" w:hanging="360"/>
+      </w:pPr>
+    </w:lvl>
+    <w:lvl w:ilvl="4" w:tentative="1">
+      <w:start w:val="1"/>
+      <w:numFmt w:val="decimal"/>
+      <w:lvlText w:val="%5."/>
+      <w:lvlJc w:val="left"/>
+      <w:pPr>
+        <w:tabs>
+          <w:tab w:val="num" w:pos="3600"/>
+        </w:tabs>
+        <w:ind w:left="3600" w:hanging="360"/>
+      </w:pPr>
+    </w:lvl>
+    <w:lvl w:ilvl="5" w:tentative="1">
+      <w:start w:val="1"/>
+      <w:numFmt w:val="decimal"/>
+      <w:lvlText w:val="%6."/>
+      <w:lvlJc w:val="left"/>
+      <w:pPr>
+        <w:tabs>
+          <w:tab w:val="num" w:pos="4320"/>
+        </w:tabs>
+        <w:ind w:left="4320" w:hanging="360"/>
+      </w:pPr>
+    </w:lvl>
+    <w:lvl w:ilvl="6" w:tentative="1">
+      <w:start w:val="1"/>
+      <w:numFmt w:val="decimal"/>
+      <w:lvlText w:val="%7."/>
+      <w:lvlJc w:val="left"/>
+      <w:pPr>
+        <w:tabs>
+          <w:tab w:val="num" w:pos="5040"/>
+        </w:tabs>
+        <w:ind w:left="5040" w:hanging="360"/>
+      </w:pPr>
+    </w:lvl>
+    <w:lvl w:ilvl="7" w:tentative="1">
+      <w:start w:val="1"/>
+      <w:numFmt w:val="decimal"/>
+      <w:lvlText w:val="%8."/>
+      <w:lvlJc w:val="left"/>
+      <w:pPr>
+        <w:tabs>
+          <w:tab w:val="num" w:pos="5760"/>
+        </w:tabs>
+        <w:ind w:left="5760" w:hanging="360"/>
+      </w:pPr>
+    </w:lvl>
+    <w:lvl w:ilvl="8" w:tentative="1">
+      <w:start w:val="1"/>
+      <w:numFmt w:val="decimal"/>
+      <w:lvlText w:val="%9."/>
+      <w:lvlJc w:val="left"/>
+      <w:pPr>
+        <w:tabs>
+          <w:tab w:val="num" w:pos="6480"/>
+        </w:tabs>
+        <w:ind w:left="6480" w:hanging="360"/>
+      </w:pPr>
+    </w:lvl>
+  </w:abstractNum>
+  <w:abstractNum w:abstractNumId="13" w15:restartNumberingAfterBreak="0">
     <w:nsid w:val="4F244FC2"/>
     <w:multiLevelType w:val="multilevel"/>
     <w:tmpl w:val="11AA0B42"/>
@@ -3695,10 +12147,755 @@
       </w:pPr>
     </w:lvl>
   </w:abstractNum>
-  <w:abstractNum w:abstractNumId="3" w15:restartNumberingAfterBreak="0">
+  <w:abstractNum w:abstractNumId="14" w15:restartNumberingAfterBreak="0">
+    <w:nsid w:val="5C266367"/>
+    <w:multiLevelType w:val="multilevel"/>
+    <w:tmpl w:val="4576520E"/>
+    <w:lvl w:ilvl="0">
+      <w:start w:val="1"/>
+      <w:numFmt w:val="bullet"/>
+      <w:lvlText w:val=""/>
+      <w:lvlJc w:val="left"/>
+      <w:pPr>
+        <w:tabs>
+          <w:tab w:val="num" w:pos="720"/>
+        </w:tabs>
+        <w:ind w:left="720" w:hanging="360"/>
+      </w:pPr>
+      <w:rPr>
+        <w:rFonts w:ascii="Symbol" w:hAnsi="Symbol" w:hint="default"/>
+        <w:sz w:val="20"/>
+      </w:rPr>
+    </w:lvl>
+    <w:lvl w:ilvl="1" w:tentative="1">
+      <w:start w:val="1"/>
+      <w:numFmt w:val="bullet"/>
+      <w:lvlText w:val="o"/>
+      <w:lvlJc w:val="left"/>
+      <w:pPr>
+        <w:tabs>
+          <w:tab w:val="num" w:pos="1440"/>
+        </w:tabs>
+        <w:ind w:left="1440" w:hanging="360"/>
+      </w:pPr>
+      <w:rPr>
+        <w:rFonts w:ascii="Courier New" w:hAnsi="Courier New" w:hint="default"/>
+        <w:sz w:val="20"/>
+      </w:rPr>
+    </w:lvl>
+    <w:lvl w:ilvl="2" w:tentative="1">
+      <w:start w:val="1"/>
+      <w:numFmt w:val="bullet"/>
+      <w:lvlText w:val=""/>
+      <w:lvlJc w:val="left"/>
+      <w:pPr>
+        <w:tabs>
+          <w:tab w:val="num" w:pos="2160"/>
+        </w:tabs>
+        <w:ind w:left="2160" w:hanging="360"/>
+      </w:pPr>
+      <w:rPr>
+        <w:rFonts w:ascii="Wingdings" w:hAnsi="Wingdings" w:hint="default"/>
+        <w:sz w:val="20"/>
+      </w:rPr>
+    </w:lvl>
+    <w:lvl w:ilvl="3" w:tentative="1">
+      <w:start w:val="1"/>
+      <w:numFmt w:val="bullet"/>
+      <w:lvlText w:val=""/>
+      <w:lvlJc w:val="left"/>
+      <w:pPr>
+        <w:tabs>
+          <w:tab w:val="num" w:pos="2880"/>
+        </w:tabs>
+        <w:ind w:left="2880" w:hanging="360"/>
+      </w:pPr>
+      <w:rPr>
+        <w:rFonts w:ascii="Wingdings" w:hAnsi="Wingdings" w:hint="default"/>
+        <w:sz w:val="20"/>
+      </w:rPr>
+    </w:lvl>
+    <w:lvl w:ilvl="4" w:tentative="1">
+      <w:start w:val="1"/>
+      <w:numFmt w:val="bullet"/>
+      <w:lvlText w:val=""/>
+      <w:lvlJc w:val="left"/>
+      <w:pPr>
+        <w:tabs>
+          <w:tab w:val="num" w:pos="3600"/>
+        </w:tabs>
+        <w:ind w:left="3600" w:hanging="360"/>
+      </w:pPr>
+      <w:rPr>
+        <w:rFonts w:ascii="Wingdings" w:hAnsi="Wingdings" w:hint="default"/>
+        <w:sz w:val="20"/>
+      </w:rPr>
+    </w:lvl>
+    <w:lvl w:ilvl="5" w:tentative="1">
+      <w:start w:val="1"/>
+      <w:numFmt w:val="bullet"/>
+      <w:lvlText w:val=""/>
+      <w:lvlJc w:val="left"/>
+      <w:pPr>
+        <w:tabs>
+          <w:tab w:val="num" w:pos="4320"/>
+        </w:tabs>
+        <w:ind w:left="4320" w:hanging="360"/>
+      </w:pPr>
+      <w:rPr>
+        <w:rFonts w:ascii="Wingdings" w:hAnsi="Wingdings" w:hint="default"/>
+        <w:sz w:val="20"/>
+      </w:rPr>
+    </w:lvl>
+    <w:lvl w:ilvl="6" w:tentative="1">
+      <w:start w:val="1"/>
+      <w:numFmt w:val="bullet"/>
+      <w:lvlText w:val=""/>
+      <w:lvlJc w:val="left"/>
+      <w:pPr>
+        <w:tabs>
+          <w:tab w:val="num" w:pos="5040"/>
+        </w:tabs>
+        <w:ind w:left="5040" w:hanging="360"/>
+      </w:pPr>
+      <w:rPr>
+        <w:rFonts w:ascii="Wingdings" w:hAnsi="Wingdings" w:hint="default"/>
+        <w:sz w:val="20"/>
+      </w:rPr>
+    </w:lvl>
+    <w:lvl w:ilvl="7" w:tentative="1">
+      <w:start w:val="1"/>
+      <w:numFmt w:val="bullet"/>
+      <w:lvlText w:val=""/>
+      <w:lvlJc w:val="left"/>
+      <w:pPr>
+        <w:tabs>
+          <w:tab w:val="num" w:pos="5760"/>
+        </w:tabs>
+        <w:ind w:left="5760" w:hanging="360"/>
+      </w:pPr>
+      <w:rPr>
+        <w:rFonts w:ascii="Wingdings" w:hAnsi="Wingdings" w:hint="default"/>
+        <w:sz w:val="20"/>
+      </w:rPr>
+    </w:lvl>
+    <w:lvl w:ilvl="8" w:tentative="1">
+      <w:start w:val="1"/>
+      <w:numFmt w:val="bullet"/>
+      <w:lvlText w:val=""/>
+      <w:lvlJc w:val="left"/>
+      <w:pPr>
+        <w:tabs>
+          <w:tab w:val="num" w:pos="6480"/>
+        </w:tabs>
+        <w:ind w:left="6480" w:hanging="360"/>
+      </w:pPr>
+      <w:rPr>
+        <w:rFonts w:ascii="Wingdings" w:hAnsi="Wingdings" w:hint="default"/>
+        <w:sz w:val="20"/>
+      </w:rPr>
+    </w:lvl>
+  </w:abstractNum>
+  <w:abstractNum w:abstractNumId="15" w15:restartNumberingAfterBreak="0">
+    <w:nsid w:val="5E4C5376"/>
+    <w:multiLevelType w:val="multilevel"/>
+    <w:tmpl w:val="510832F4"/>
+    <w:lvl w:ilvl="0">
+      <w:start w:val="1"/>
+      <w:numFmt w:val="bullet"/>
+      <w:lvlText w:val=""/>
+      <w:lvlJc w:val="left"/>
+      <w:pPr>
+        <w:tabs>
+          <w:tab w:val="num" w:pos="720"/>
+        </w:tabs>
+        <w:ind w:left="720" w:hanging="360"/>
+      </w:pPr>
+      <w:rPr>
+        <w:rFonts w:ascii="Symbol" w:hAnsi="Symbol" w:hint="default"/>
+        <w:sz w:val="20"/>
+      </w:rPr>
+    </w:lvl>
+    <w:lvl w:ilvl="1" w:tentative="1">
+      <w:start w:val="1"/>
+      <w:numFmt w:val="bullet"/>
+      <w:lvlText w:val="o"/>
+      <w:lvlJc w:val="left"/>
+      <w:pPr>
+        <w:tabs>
+          <w:tab w:val="num" w:pos="1440"/>
+        </w:tabs>
+        <w:ind w:left="1440" w:hanging="360"/>
+      </w:pPr>
+      <w:rPr>
+        <w:rFonts w:ascii="Courier New" w:hAnsi="Courier New" w:hint="default"/>
+        <w:sz w:val="20"/>
+      </w:rPr>
+    </w:lvl>
+    <w:lvl w:ilvl="2" w:tentative="1">
+      <w:start w:val="1"/>
+      <w:numFmt w:val="bullet"/>
+      <w:lvlText w:val=""/>
+      <w:lvlJc w:val="left"/>
+      <w:pPr>
+        <w:tabs>
+          <w:tab w:val="num" w:pos="2160"/>
+        </w:tabs>
+        <w:ind w:left="2160" w:hanging="360"/>
+      </w:pPr>
+      <w:rPr>
+        <w:rFonts w:ascii="Wingdings" w:hAnsi="Wingdings" w:hint="default"/>
+        <w:sz w:val="20"/>
+      </w:rPr>
+    </w:lvl>
+    <w:lvl w:ilvl="3" w:tentative="1">
+      <w:start w:val="1"/>
+      <w:numFmt w:val="bullet"/>
+      <w:lvlText w:val=""/>
+      <w:lvlJc w:val="left"/>
+      <w:pPr>
+        <w:tabs>
+          <w:tab w:val="num" w:pos="2880"/>
+        </w:tabs>
+        <w:ind w:left="2880" w:hanging="360"/>
+      </w:pPr>
+      <w:rPr>
+        <w:rFonts w:ascii="Wingdings" w:hAnsi="Wingdings" w:hint="default"/>
+        <w:sz w:val="20"/>
+      </w:rPr>
+    </w:lvl>
+    <w:lvl w:ilvl="4" w:tentative="1">
+      <w:start w:val="1"/>
+      <w:numFmt w:val="bullet"/>
+      <w:lvlText w:val=""/>
+      <w:lvlJc w:val="left"/>
+      <w:pPr>
+        <w:tabs>
+          <w:tab w:val="num" w:pos="3600"/>
+        </w:tabs>
+        <w:ind w:left="3600" w:hanging="360"/>
+      </w:pPr>
+      <w:rPr>
+        <w:rFonts w:ascii="Wingdings" w:hAnsi="Wingdings" w:hint="default"/>
+        <w:sz w:val="20"/>
+      </w:rPr>
+    </w:lvl>
+    <w:lvl w:ilvl="5" w:tentative="1">
+      <w:start w:val="1"/>
+      <w:numFmt w:val="bullet"/>
+      <w:lvlText w:val=""/>
+      <w:lvlJc w:val="left"/>
+      <w:pPr>
+        <w:tabs>
+          <w:tab w:val="num" w:pos="4320"/>
+        </w:tabs>
+        <w:ind w:left="4320" w:hanging="360"/>
+      </w:pPr>
+      <w:rPr>
+        <w:rFonts w:ascii="Wingdings" w:hAnsi="Wingdings" w:hint="default"/>
+        <w:sz w:val="20"/>
+      </w:rPr>
+    </w:lvl>
+    <w:lvl w:ilvl="6" w:tentative="1">
+      <w:start w:val="1"/>
+      <w:numFmt w:val="bullet"/>
+      <w:lvlText w:val=""/>
+      <w:lvlJc w:val="left"/>
+      <w:pPr>
+        <w:tabs>
+          <w:tab w:val="num" w:pos="5040"/>
+        </w:tabs>
+        <w:ind w:left="5040" w:hanging="360"/>
+      </w:pPr>
+      <w:rPr>
+        <w:rFonts w:ascii="Wingdings" w:hAnsi="Wingdings" w:hint="default"/>
+        <w:sz w:val="20"/>
+      </w:rPr>
+    </w:lvl>
+    <w:lvl w:ilvl="7" w:tentative="1">
+      <w:start w:val="1"/>
+      <w:numFmt w:val="bullet"/>
+      <w:lvlText w:val=""/>
+      <w:lvlJc w:val="left"/>
+      <w:pPr>
+        <w:tabs>
+          <w:tab w:val="num" w:pos="5760"/>
+        </w:tabs>
+        <w:ind w:left="5760" w:hanging="360"/>
+      </w:pPr>
+      <w:rPr>
+        <w:rFonts w:ascii="Wingdings" w:hAnsi="Wingdings" w:hint="default"/>
+        <w:sz w:val="20"/>
+      </w:rPr>
+    </w:lvl>
+    <w:lvl w:ilvl="8" w:tentative="1">
+      <w:start w:val="1"/>
+      <w:numFmt w:val="bullet"/>
+      <w:lvlText w:val=""/>
+      <w:lvlJc w:val="left"/>
+      <w:pPr>
+        <w:tabs>
+          <w:tab w:val="num" w:pos="6480"/>
+        </w:tabs>
+        <w:ind w:left="6480" w:hanging="360"/>
+      </w:pPr>
+      <w:rPr>
+        <w:rFonts w:ascii="Wingdings" w:hAnsi="Wingdings" w:hint="default"/>
+        <w:sz w:val="20"/>
+      </w:rPr>
+    </w:lvl>
+  </w:abstractNum>
+  <w:abstractNum w:abstractNumId="16" w15:restartNumberingAfterBreak="0">
     <w:nsid w:val="67556AC3"/>
     <w:multiLevelType w:val="multilevel"/>
     <w:tmpl w:val="2EF84158"/>
+    <w:lvl w:ilvl="0">
+      <w:start w:val="1"/>
+      <w:numFmt w:val="bullet"/>
+      <w:lvlText w:val=""/>
+      <w:lvlJc w:val="left"/>
+      <w:pPr>
+        <w:tabs>
+          <w:tab w:val="num" w:pos="720"/>
+        </w:tabs>
+        <w:ind w:left="720" w:hanging="360"/>
+      </w:pPr>
+      <w:rPr>
+        <w:rFonts w:ascii="Symbol" w:hAnsi="Symbol" w:hint="default"/>
+        <w:sz w:val="20"/>
+      </w:rPr>
+    </w:lvl>
+    <w:lvl w:ilvl="1" w:tentative="1">
+      <w:start w:val="1"/>
+      <w:numFmt w:val="bullet"/>
+      <w:lvlText w:val="o"/>
+      <w:lvlJc w:val="left"/>
+      <w:pPr>
+        <w:tabs>
+          <w:tab w:val="num" w:pos="1440"/>
+        </w:tabs>
+        <w:ind w:left="1440" w:hanging="360"/>
+      </w:pPr>
+      <w:rPr>
+        <w:rFonts w:ascii="Courier New" w:hAnsi="Courier New" w:hint="default"/>
+        <w:sz w:val="20"/>
+      </w:rPr>
+    </w:lvl>
+    <w:lvl w:ilvl="2" w:tentative="1">
+      <w:start w:val="1"/>
+      <w:numFmt w:val="bullet"/>
+      <w:lvlText w:val=""/>
+      <w:lvlJc w:val="left"/>
+      <w:pPr>
+        <w:tabs>
+          <w:tab w:val="num" w:pos="2160"/>
+        </w:tabs>
+        <w:ind w:left="2160" w:hanging="360"/>
+      </w:pPr>
+      <w:rPr>
+        <w:rFonts w:ascii="Wingdings" w:hAnsi="Wingdings" w:hint="default"/>
+        <w:sz w:val="20"/>
+      </w:rPr>
+    </w:lvl>
+    <w:lvl w:ilvl="3" w:tentative="1">
+      <w:start w:val="1"/>
+      <w:numFmt w:val="bullet"/>
+      <w:lvlText w:val=""/>
+      <w:lvlJc w:val="left"/>
+      <w:pPr>
+        <w:tabs>
+          <w:tab w:val="num" w:pos="2880"/>
+        </w:tabs>
+        <w:ind w:left="2880" w:hanging="360"/>
+      </w:pPr>
+      <w:rPr>
+        <w:rFonts w:ascii="Wingdings" w:hAnsi="Wingdings" w:hint="default"/>
+        <w:sz w:val="20"/>
+      </w:rPr>
+    </w:lvl>
+    <w:lvl w:ilvl="4" w:tentative="1">
+      <w:start w:val="1"/>
+      <w:numFmt w:val="bullet"/>
+      <w:lvlText w:val=""/>
+      <w:lvlJc w:val="left"/>
+      <w:pPr>
+        <w:tabs>
+          <w:tab w:val="num" w:pos="3600"/>
+        </w:tabs>
+        <w:ind w:left="3600" w:hanging="360"/>
+      </w:pPr>
+      <w:rPr>
+        <w:rFonts w:ascii="Wingdings" w:hAnsi="Wingdings" w:hint="default"/>
+        <w:sz w:val="20"/>
+      </w:rPr>
+    </w:lvl>
+    <w:lvl w:ilvl="5" w:tentative="1">
+      <w:start w:val="1"/>
+      <w:numFmt w:val="bullet"/>
+      <w:lvlText w:val=""/>
+      <w:lvlJc w:val="left"/>
+      <w:pPr>
+        <w:tabs>
+          <w:tab w:val="num" w:pos="4320"/>
+        </w:tabs>
+        <w:ind w:left="4320" w:hanging="360"/>
+      </w:pPr>
+      <w:rPr>
+        <w:rFonts w:ascii="Wingdings" w:hAnsi="Wingdings" w:hint="default"/>
+        <w:sz w:val="20"/>
+      </w:rPr>
+    </w:lvl>
+    <w:lvl w:ilvl="6" w:tentative="1">
+      <w:start w:val="1"/>
+      <w:numFmt w:val="bullet"/>
+      <w:lvlText w:val=""/>
+      <w:lvlJc w:val="left"/>
+      <w:pPr>
+        <w:tabs>
+          <w:tab w:val="num" w:pos="5040"/>
+        </w:tabs>
+        <w:ind w:left="5040" w:hanging="360"/>
+      </w:pPr>
+      <w:rPr>
+        <w:rFonts w:ascii="Wingdings" w:hAnsi="Wingdings" w:hint="default"/>
+        <w:sz w:val="20"/>
+      </w:rPr>
+    </w:lvl>
+    <w:lvl w:ilvl="7" w:tentative="1">
+      <w:start w:val="1"/>
+      <w:numFmt w:val="bullet"/>
+      <w:lvlText w:val=""/>
+      <w:lvlJc w:val="left"/>
+      <w:pPr>
+        <w:tabs>
+          <w:tab w:val="num" w:pos="5760"/>
+        </w:tabs>
+        <w:ind w:left="5760" w:hanging="360"/>
+      </w:pPr>
+      <w:rPr>
+        <w:rFonts w:ascii="Wingdings" w:hAnsi="Wingdings" w:hint="default"/>
+        <w:sz w:val="20"/>
+      </w:rPr>
+    </w:lvl>
+    <w:lvl w:ilvl="8" w:tentative="1">
+      <w:start w:val="1"/>
+      <w:numFmt w:val="bullet"/>
+      <w:lvlText w:val=""/>
+      <w:lvlJc w:val="left"/>
+      <w:pPr>
+        <w:tabs>
+          <w:tab w:val="num" w:pos="6480"/>
+        </w:tabs>
+        <w:ind w:left="6480" w:hanging="360"/>
+      </w:pPr>
+      <w:rPr>
+        <w:rFonts w:ascii="Wingdings" w:hAnsi="Wingdings" w:hint="default"/>
+        <w:sz w:val="20"/>
+      </w:rPr>
+    </w:lvl>
+  </w:abstractNum>
+  <w:abstractNum w:abstractNumId="17" w15:restartNumberingAfterBreak="0">
+    <w:nsid w:val="6BEB66A2"/>
+    <w:multiLevelType w:val="multilevel"/>
+    <w:tmpl w:val="33EA218A"/>
+    <w:lvl w:ilvl="0">
+      <w:start w:val="1"/>
+      <w:numFmt w:val="bullet"/>
+      <w:lvlText w:val=""/>
+      <w:lvlJc w:val="left"/>
+      <w:pPr>
+        <w:tabs>
+          <w:tab w:val="num" w:pos="720"/>
+        </w:tabs>
+        <w:ind w:left="720" w:hanging="360"/>
+      </w:pPr>
+      <w:rPr>
+        <w:rFonts w:ascii="Symbol" w:hAnsi="Symbol" w:hint="default"/>
+        <w:sz w:val="20"/>
+      </w:rPr>
+    </w:lvl>
+    <w:lvl w:ilvl="1" w:tentative="1">
+      <w:start w:val="1"/>
+      <w:numFmt w:val="bullet"/>
+      <w:lvlText w:val="o"/>
+      <w:lvlJc w:val="left"/>
+      <w:pPr>
+        <w:tabs>
+          <w:tab w:val="num" w:pos="1440"/>
+        </w:tabs>
+        <w:ind w:left="1440" w:hanging="360"/>
+      </w:pPr>
+      <w:rPr>
+        <w:rFonts w:ascii="Courier New" w:hAnsi="Courier New" w:hint="default"/>
+        <w:sz w:val="20"/>
+      </w:rPr>
+    </w:lvl>
+    <w:lvl w:ilvl="2" w:tentative="1">
+      <w:start w:val="1"/>
+      <w:numFmt w:val="bullet"/>
+      <w:lvlText w:val=""/>
+      <w:lvlJc w:val="left"/>
+      <w:pPr>
+        <w:tabs>
+          <w:tab w:val="num" w:pos="2160"/>
+        </w:tabs>
+        <w:ind w:left="2160" w:hanging="360"/>
+      </w:pPr>
+      <w:rPr>
+        <w:rFonts w:ascii="Wingdings" w:hAnsi="Wingdings" w:hint="default"/>
+        <w:sz w:val="20"/>
+      </w:rPr>
+    </w:lvl>
+    <w:lvl w:ilvl="3" w:tentative="1">
+      <w:start w:val="1"/>
+      <w:numFmt w:val="bullet"/>
+      <w:lvlText w:val=""/>
+      <w:lvlJc w:val="left"/>
+      <w:pPr>
+        <w:tabs>
+          <w:tab w:val="num" w:pos="2880"/>
+        </w:tabs>
+        <w:ind w:left="2880" w:hanging="360"/>
+      </w:pPr>
+      <w:rPr>
+        <w:rFonts w:ascii="Wingdings" w:hAnsi="Wingdings" w:hint="default"/>
+        <w:sz w:val="20"/>
+      </w:rPr>
+    </w:lvl>
+    <w:lvl w:ilvl="4" w:tentative="1">
+      <w:start w:val="1"/>
+      <w:numFmt w:val="bullet"/>
+      <w:lvlText w:val=""/>
+      <w:lvlJc w:val="left"/>
+      <w:pPr>
+        <w:tabs>
+          <w:tab w:val="num" w:pos="3600"/>
+        </w:tabs>
+        <w:ind w:left="3600" w:hanging="360"/>
+      </w:pPr>
+      <w:rPr>
+        <w:rFonts w:ascii="Wingdings" w:hAnsi="Wingdings" w:hint="default"/>
+        <w:sz w:val="20"/>
+      </w:rPr>
+    </w:lvl>
+    <w:lvl w:ilvl="5" w:tentative="1">
+      <w:start w:val="1"/>
+      <w:numFmt w:val="bullet"/>
+      <w:lvlText w:val=""/>
+      <w:lvlJc w:val="left"/>
+      <w:pPr>
+        <w:tabs>
+          <w:tab w:val="num" w:pos="4320"/>
+        </w:tabs>
+        <w:ind w:left="4320" w:hanging="360"/>
+      </w:pPr>
+      <w:rPr>
+        <w:rFonts w:ascii="Wingdings" w:hAnsi="Wingdings" w:hint="default"/>
+        <w:sz w:val="20"/>
+      </w:rPr>
+    </w:lvl>
+    <w:lvl w:ilvl="6" w:tentative="1">
+      <w:start w:val="1"/>
+      <w:numFmt w:val="bullet"/>
+      <w:lvlText w:val=""/>
+      <w:lvlJc w:val="left"/>
+      <w:pPr>
+        <w:tabs>
+          <w:tab w:val="num" w:pos="5040"/>
+        </w:tabs>
+        <w:ind w:left="5040" w:hanging="360"/>
+      </w:pPr>
+      <w:rPr>
+        <w:rFonts w:ascii="Wingdings" w:hAnsi="Wingdings" w:hint="default"/>
+        <w:sz w:val="20"/>
+      </w:rPr>
+    </w:lvl>
+    <w:lvl w:ilvl="7" w:tentative="1">
+      <w:start w:val="1"/>
+      <w:numFmt w:val="bullet"/>
+      <w:lvlText w:val=""/>
+      <w:lvlJc w:val="left"/>
+      <w:pPr>
+        <w:tabs>
+          <w:tab w:val="num" w:pos="5760"/>
+        </w:tabs>
+        <w:ind w:left="5760" w:hanging="360"/>
+      </w:pPr>
+      <w:rPr>
+        <w:rFonts w:ascii="Wingdings" w:hAnsi="Wingdings" w:hint="default"/>
+        <w:sz w:val="20"/>
+      </w:rPr>
+    </w:lvl>
+    <w:lvl w:ilvl="8" w:tentative="1">
+      <w:start w:val="1"/>
+      <w:numFmt w:val="bullet"/>
+      <w:lvlText w:val=""/>
+      <w:lvlJc w:val="left"/>
+      <w:pPr>
+        <w:tabs>
+          <w:tab w:val="num" w:pos="6480"/>
+        </w:tabs>
+        <w:ind w:left="6480" w:hanging="360"/>
+      </w:pPr>
+      <w:rPr>
+        <w:rFonts w:ascii="Wingdings" w:hAnsi="Wingdings" w:hint="default"/>
+        <w:sz w:val="20"/>
+      </w:rPr>
+    </w:lvl>
+  </w:abstractNum>
+  <w:abstractNum w:abstractNumId="18" w15:restartNumberingAfterBreak="0">
+    <w:nsid w:val="70AE02C8"/>
+    <w:multiLevelType w:val="multilevel"/>
+    <w:tmpl w:val="CAB2C8A8"/>
+    <w:lvl w:ilvl="0">
+      <w:start w:val="1"/>
+      <w:numFmt w:val="bullet"/>
+      <w:lvlText w:val=""/>
+      <w:lvlJc w:val="left"/>
+      <w:pPr>
+        <w:tabs>
+          <w:tab w:val="num" w:pos="720"/>
+        </w:tabs>
+        <w:ind w:left="720" w:hanging="360"/>
+      </w:pPr>
+      <w:rPr>
+        <w:rFonts w:ascii="Symbol" w:hAnsi="Symbol" w:hint="default"/>
+        <w:sz w:val="20"/>
+      </w:rPr>
+    </w:lvl>
+    <w:lvl w:ilvl="1" w:tentative="1">
+      <w:start w:val="1"/>
+      <w:numFmt w:val="bullet"/>
+      <w:lvlText w:val="o"/>
+      <w:lvlJc w:val="left"/>
+      <w:pPr>
+        <w:tabs>
+          <w:tab w:val="num" w:pos="1440"/>
+        </w:tabs>
+        <w:ind w:left="1440" w:hanging="360"/>
+      </w:pPr>
+      <w:rPr>
+        <w:rFonts w:ascii="Courier New" w:hAnsi="Courier New" w:hint="default"/>
+        <w:sz w:val="20"/>
+      </w:rPr>
+    </w:lvl>
+    <w:lvl w:ilvl="2" w:tentative="1">
+      <w:start w:val="1"/>
+      <w:numFmt w:val="bullet"/>
+      <w:lvlText w:val=""/>
+      <w:lvlJc w:val="left"/>
+      <w:pPr>
+        <w:tabs>
+          <w:tab w:val="num" w:pos="2160"/>
+        </w:tabs>
+        <w:ind w:left="2160" w:hanging="360"/>
+      </w:pPr>
+      <w:rPr>
+        <w:rFonts w:ascii="Wingdings" w:hAnsi="Wingdings" w:hint="default"/>
+        <w:sz w:val="20"/>
+      </w:rPr>
+    </w:lvl>
+    <w:lvl w:ilvl="3" w:tentative="1">
+      <w:start w:val="1"/>
+      <w:numFmt w:val="bullet"/>
+      <w:lvlText w:val=""/>
+      <w:lvlJc w:val="left"/>
+      <w:pPr>
+        <w:tabs>
+          <w:tab w:val="num" w:pos="2880"/>
+        </w:tabs>
+        <w:ind w:left="2880" w:hanging="360"/>
+      </w:pPr>
+      <w:rPr>
+        <w:rFonts w:ascii="Wingdings" w:hAnsi="Wingdings" w:hint="default"/>
+        <w:sz w:val="20"/>
+      </w:rPr>
+    </w:lvl>
+    <w:lvl w:ilvl="4" w:tentative="1">
+      <w:start w:val="1"/>
+      <w:numFmt w:val="bullet"/>
+      <w:lvlText w:val=""/>
+      <w:lvlJc w:val="left"/>
+      <w:pPr>
+        <w:tabs>
+          <w:tab w:val="num" w:pos="3600"/>
+        </w:tabs>
+        <w:ind w:left="3600" w:hanging="360"/>
+      </w:pPr>
+      <w:rPr>
+        <w:rFonts w:ascii="Wingdings" w:hAnsi="Wingdings" w:hint="default"/>
+        <w:sz w:val="20"/>
+      </w:rPr>
+    </w:lvl>
+    <w:lvl w:ilvl="5" w:tentative="1">
+      <w:start w:val="1"/>
+      <w:numFmt w:val="bullet"/>
+      <w:lvlText w:val=""/>
+      <w:lvlJc w:val="left"/>
+      <w:pPr>
+        <w:tabs>
+          <w:tab w:val="num" w:pos="4320"/>
+        </w:tabs>
+        <w:ind w:left="4320" w:hanging="360"/>
+      </w:pPr>
+      <w:rPr>
+        <w:rFonts w:ascii="Wingdings" w:hAnsi="Wingdings" w:hint="default"/>
+        <w:sz w:val="20"/>
+      </w:rPr>
+    </w:lvl>
+    <w:lvl w:ilvl="6" w:tentative="1">
+      <w:start w:val="1"/>
+      <w:numFmt w:val="bullet"/>
+      <w:lvlText w:val=""/>
+      <w:lvlJc w:val="left"/>
+      <w:pPr>
+        <w:tabs>
+          <w:tab w:val="num" w:pos="5040"/>
+        </w:tabs>
+        <w:ind w:left="5040" w:hanging="360"/>
+      </w:pPr>
+      <w:rPr>
+        <w:rFonts w:ascii="Wingdings" w:hAnsi="Wingdings" w:hint="default"/>
+        <w:sz w:val="20"/>
+      </w:rPr>
+    </w:lvl>
+    <w:lvl w:ilvl="7" w:tentative="1">
+      <w:start w:val="1"/>
+      <w:numFmt w:val="bullet"/>
+      <w:lvlText w:val=""/>
+      <w:lvlJc w:val="left"/>
+      <w:pPr>
+        <w:tabs>
+          <w:tab w:val="num" w:pos="5760"/>
+        </w:tabs>
+        <w:ind w:left="5760" w:hanging="360"/>
+      </w:pPr>
+      <w:rPr>
+        <w:rFonts w:ascii="Wingdings" w:hAnsi="Wingdings" w:hint="default"/>
+        <w:sz w:val="20"/>
+      </w:rPr>
+    </w:lvl>
+    <w:lvl w:ilvl="8" w:tentative="1">
+      <w:start w:val="1"/>
+      <w:numFmt w:val="bullet"/>
+      <w:lvlText w:val=""/>
+      <w:lvlJc w:val="left"/>
+      <w:pPr>
+        <w:tabs>
+          <w:tab w:val="num" w:pos="6480"/>
+        </w:tabs>
+        <w:ind w:left="6480" w:hanging="360"/>
+      </w:pPr>
+      <w:rPr>
+        <w:rFonts w:ascii="Wingdings" w:hAnsi="Wingdings" w:hint="default"/>
+        <w:sz w:val="20"/>
+      </w:rPr>
+    </w:lvl>
+  </w:abstractNum>
+  <w:abstractNum w:abstractNumId="19" w15:restartNumberingAfterBreak="0">
+    <w:nsid w:val="7DE3498E"/>
+    <w:multiLevelType w:val="multilevel"/>
+    <w:tmpl w:val="3122524E"/>
     <w:lvl w:ilvl="0">
       <w:start w:val="1"/>
       <w:numFmt w:val="bullet"/>
@@ -3848,13 +13045,61 @@
     <w:abstractNumId w:val="0"/>
   </w:num>
   <w:num w:numId="2" w16cid:durableId="2130202671">
+    <w:abstractNumId w:val="8"/>
+  </w:num>
+  <w:num w:numId="3" w16cid:durableId="531766165">
+    <w:abstractNumId w:val="13"/>
+  </w:num>
+  <w:num w:numId="4" w16cid:durableId="494960616">
+    <w:abstractNumId w:val="16"/>
+  </w:num>
+  <w:num w:numId="5" w16cid:durableId="1182360709">
+    <w:abstractNumId w:val="6"/>
+  </w:num>
+  <w:num w:numId="6" w16cid:durableId="1841458948">
+    <w:abstractNumId w:val="19"/>
+  </w:num>
+  <w:num w:numId="7" w16cid:durableId="1181430347">
+    <w:abstractNumId w:val="10"/>
+  </w:num>
+  <w:num w:numId="8" w16cid:durableId="1220436164">
+    <w:abstractNumId w:val="7"/>
+  </w:num>
+  <w:num w:numId="9" w16cid:durableId="1958635017">
+    <w:abstractNumId w:val="3"/>
+  </w:num>
+  <w:num w:numId="10" w16cid:durableId="1009525518">
+    <w:abstractNumId w:val="11"/>
+  </w:num>
+  <w:num w:numId="11" w16cid:durableId="690186038">
     <w:abstractNumId w:val="1"/>
   </w:num>
-  <w:num w:numId="3" w16cid:durableId="531766165">
+  <w:num w:numId="12" w16cid:durableId="730427129">
+    <w:abstractNumId w:val="12"/>
+  </w:num>
+  <w:num w:numId="13" w16cid:durableId="1053122190">
+    <w:abstractNumId w:val="5"/>
+  </w:num>
+  <w:num w:numId="14" w16cid:durableId="1420981054">
+    <w:abstractNumId w:val="9"/>
+  </w:num>
+  <w:num w:numId="15" w16cid:durableId="686904098">
+    <w:abstractNumId w:val="18"/>
+  </w:num>
+  <w:num w:numId="16" w16cid:durableId="1931230594">
     <w:abstractNumId w:val="2"/>
   </w:num>
-  <w:num w:numId="4" w16cid:durableId="494960616">
-    <w:abstractNumId w:val="3"/>
+  <w:num w:numId="17" w16cid:durableId="495193928">
+    <w:abstractNumId w:val="14"/>
+  </w:num>
+  <w:num w:numId="18" w16cid:durableId="173418258">
+    <w:abstractNumId w:val="17"/>
+  </w:num>
+  <w:num w:numId="19" w16cid:durableId="520315162">
+    <w:abstractNumId w:val="4"/>
+  </w:num>
+  <w:num w:numId="20" w16cid:durableId="68700934">
+    <w:abstractNumId w:val="15"/>
   </w:num>
 </w:numbering>
 </file>
@@ -4462,7 +13707,6 @@
   <w:style w:type="character" w:default="1" w:styleId="DefaultParagraphFont">
     <w:name w:val="Default Paragraph Font"/>
     <w:uiPriority w:val="1"/>
-    <w:semiHidden/>
     <w:unhideWhenUsed/>
   </w:style>
   <w:style w:type="table" w:default="1" w:styleId="TableNormal">

--- a/AI_Math_tutor_Development.docx
+++ b/AI_Math_tutor_Development.docx
@@ -1,6 +1,6 @@
 
 <file path=word/document.xml><?xml version="1.0" encoding="utf-8"?>
-<w:document xmlns:wpc="http://schemas.microsoft.com/office/word/2010/wordprocessingCanvas" xmlns:cx="http://schemas.microsoft.com/office/drawing/2014/chartex" xmlns:cx1="http://schemas.microsoft.com/office/drawing/2015/9/8/chartex" xmlns:cx2="http://schemas.microsoft.com/office/drawing/2015/10/21/chartex" xmlns:cx3="http://schemas.microsoft.com/office/drawing/2016/5/9/chartex" xmlns:cx4="http://schemas.microsoft.com/office/drawing/2016/5/10/chartex" xmlns:cx5="http://schemas.microsoft.com/office/drawing/2016/5/11/chartex" xmlns:cx6="http://schemas.microsoft.com/office/drawing/2016/5/12/chartex" xmlns:cx7="http://schemas.microsoft.com/office/drawing/2016/5/13/chartex" xmlns:cx8="http://schemas.microsoft.com/office/drawing/2016/5/14/chartex" xmlns:mc="http://schemas.openxmlformats.org/markup-compatibility/2006" xmlns:aink="http://schemas.microsoft.com/office/drawing/2016/ink" xmlns:am3d="http://schemas.microsoft.com/office/drawing/2017/model3d" xmlns:o="urn:schemas-microsoft-com:office:office" xmlns:oel="http://schemas.microsoft.com/office/2019/extlst" xmlns:r="http://schemas.openxmlformats.org/officeDocument/2006/relationships" xmlns:m="http://schemas.openxmlformats.org/officeDocument/2006/math" xmlns:v="urn:schemas-microsoft-com:vml" xmlns:wp14="http://schemas.microsoft.com/office/word/2010/wordprocessingDrawing" xmlns:wp="http://schemas.openxmlformats.org/drawingml/2006/wordprocessingDrawing" xmlns:w10="urn:schemas-microsoft-com:office:word" xmlns:w="http://schemas.openxmlformats.org/wordprocessingml/2006/main" xmlns:w14="http://schemas.microsoft.com/office/word/2010/wordml" xmlns:w15="http://schemas.microsoft.com/office/word/2012/wordml" xmlns:w16cei="http://schemas.microsoft.com/office/word/2026/wordml/cei" xmlns:w16cex="http://schemas.microsoft.com/office/word/2018/wordml/cex" xmlns:w16cid="http://schemas.microsoft.com/office/word/2016/wordml/cid" xmlns:w16="http://schemas.microsoft.com/office/word/2018/wordml" xmlns:w16du="http://schemas.microsoft.com/office/word/2023/wordml/word16du" xmlns:w16sdtdh="http://schemas.microsoft.com/office/word/2020/wordml/sdtdatahash" xmlns:w16sdtfl="http://schemas.microsoft.com/office/word/2024/wordml/sdtformatlock" xmlns:w16se="http://schemas.microsoft.com/office/word/2015/wordml/symex" xmlns:wpg="http://schemas.microsoft.com/office/word/2010/wordprocessingGroup" xmlns:wpi="http://schemas.microsoft.com/office/word/2010/wordprocessingInk" xmlns:wne="http://schemas.microsoft.com/office/word/2006/wordml" xmlns:wps="http://schemas.microsoft.com/office/word/2010/wordprocessingShape" mc:Ignorable="w14 w15 w16se w16cid w16 w16cex w16sdtdh w16sdtfl w16du wp14">
+<w:document xmlns:wpc="http://schemas.microsoft.com/office/word/2010/wordprocessingCanvas" xmlns:cx="http://schemas.microsoft.com/office/drawing/2014/chartex" xmlns:cx1="http://schemas.microsoft.com/office/drawing/2015/9/8/chartex" xmlns:cx2="http://schemas.microsoft.com/office/drawing/2015/10/21/chartex" xmlns:cx3="http://schemas.microsoft.com/office/drawing/2016/5/9/chartex" xmlns:cx4="http://schemas.microsoft.com/office/drawing/2016/5/10/chartex" xmlns:cx5="http://schemas.microsoft.com/office/drawing/2016/5/11/chartex" xmlns:cx6="http://schemas.microsoft.com/office/drawing/2016/5/12/chartex" xmlns:cx7="http://schemas.microsoft.com/office/drawing/2016/5/13/chartex" xmlns:cx8="http://schemas.microsoft.com/office/drawing/2016/5/14/chartex" xmlns:mc="http://schemas.openxmlformats.org/markup-compatibility/2006" xmlns:aink="http://schemas.microsoft.com/office/drawing/2016/ink" xmlns:am3d="http://schemas.microsoft.com/office/drawing/2017/model3d" xmlns:o="urn:schemas-microsoft-com:office:office" xmlns:oel="http://schemas.microsoft.com/office/2019/extlst" xmlns:r="http://schemas.openxmlformats.org/officeDocument/2006/relationships" xmlns:m="http://schemas.openxmlformats.org/officeDocument/2006/math" xmlns:v="urn:schemas-microsoft-com:vml" xmlns:wp14="http://schemas.microsoft.com/office/word/2010/wordprocessingDrawing" xmlns:wp="http://schemas.openxmlformats.org/drawingml/2006/wordprocessingDrawing" xmlns:w10="urn:schemas-microsoft-com:office:word" xmlns:w="http://schemas.openxmlformats.org/wordprocessingml/2006/main" xmlns:w14="http://schemas.microsoft.com/office/word/2010/wordml" xmlns:w15="http://schemas.microsoft.com/office/word/2012/wordml" xmlns:w16cex="http://schemas.microsoft.com/office/word/2018/wordml/cex" xmlns:w16cid="http://schemas.microsoft.com/office/word/2016/wordml/cid" xmlns:w16="http://schemas.microsoft.com/office/word/2018/wordml" xmlns:w16du="http://schemas.microsoft.com/office/word/2023/wordml/word16du" xmlns:w16sdtdh="http://schemas.microsoft.com/office/word/2020/wordml/sdtdatahash" xmlns:w16sdtfl="http://schemas.microsoft.com/office/word/2024/wordml/sdtformatlock" xmlns:w16se="http://schemas.microsoft.com/office/word/2015/wordml/symex" xmlns:wpg="http://schemas.microsoft.com/office/word/2010/wordprocessingGroup" xmlns:wpi="http://schemas.microsoft.com/office/word/2010/wordprocessingInk" xmlns:wne="http://schemas.microsoft.com/office/word/2006/wordml" xmlns:wps="http://schemas.microsoft.com/office/word/2010/wordprocessingShape" mc:Ignorable="w14 w15 w16se w16cid w16 w16cex w16sdtdh w16sdtfl w16du wp14">
   <w:body>
     <w:p>
       <w:r>
@@ -345,7 +345,7 @@
               </wp:anchor>
             </w:drawing>
           </mc:Choice>
-          <mc:Fallback>
+          <mc:Fallback xmlns:w16cei="http://schemas.microsoft.com/office/word/2026/wordml/cei">
             <w:pict>
               <v:rect w14:anchorId="4E04078E" id="Rectangle 1" o:spid="_x0000_s1026" style="position:absolute;margin-left:96pt;margin-top:11.8pt;width:131.5pt;height:42.5pt;z-index:-251657216;visibility:visible;mso-wrap-style:square;mso-wrap-distance-left:9pt;mso-wrap-distance-top:0;mso-wrap-distance-right:9pt;mso-wrap-distance-bottom:0;mso-position-horizontal:absolute;mso-position-horizontal-relative:text;mso-position-vertical:absolute;mso-position-vertical-relative:text;v-text-anchor:middle" o:gfxdata="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" fillcolor="white [3201]" strokecolor="#4ea72e [3209]" strokeweight="1.5pt"/>
             </w:pict>
@@ -442,7 +442,7 @@
               </wp:anchor>
             </w:drawing>
           </mc:Choice>
-          <mc:Fallback>
+          <mc:Fallback xmlns:w16cei="http://schemas.microsoft.com/office/word/2026/wordml/cei">
             <w:pict>
               <v:shapetype w14:anchorId="4BA363C3" id="_x0000_t32" coordsize="21600,21600" o:spt="32" o:oned="t" path="m,l21600,21600e" filled="f">
                 <v:path arrowok="t" fillok="f" o:connecttype="none"/>
@@ -774,7 +774,7 @@
               </wp:anchor>
             </w:drawing>
           </mc:Choice>
-          <mc:Fallback>
+          <mc:Fallback xmlns:w16cei="http://schemas.microsoft.com/office/word/2026/wordml/cei">
             <w:pict>
               <v:shape w14:anchorId="79522EE9" id="Straight Arrow Connector 7" o:spid="_x0000_s1026" type="#_x0000_t32" style="position:absolute;margin-left:200.05pt;margin-top:13pt;width:.9pt;height:108.45pt;z-index:251664384;visibility:visible;mso-wrap-style:square;mso-wrap-distance-left:9pt;mso-wrap-distance-top:0;mso-wrap-distance-right:9pt;mso-wrap-distance-bottom:0;mso-position-horizontal:absolute;mso-position-horizontal-relative:text;mso-position-vertical:absolute;mso-position-vertical-relative:text" o:gfxdata="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" strokecolor="#156082 [3204]" strokeweight="1.5pt">
                 <v:stroke endarrow="block" joinstyle="miter"/>
@@ -846,7 +846,7 @@
               </wp:anchor>
             </w:drawing>
           </mc:Choice>
-          <mc:Fallback>
+          <mc:Fallback xmlns:w16cei="http://schemas.microsoft.com/office/word/2026/wordml/cei">
             <w:pict>
               <v:shape w14:anchorId="74E0C6DA" id="Straight Arrow Connector 6" o:spid="_x0000_s1026" type="#_x0000_t32" style="position:absolute;margin-left:211.45pt;margin-top:15.7pt;width:138.1pt;height:51.95pt;z-index:251663360;visibility:visible;mso-wrap-style:square;mso-width-percent:0;mso-height-percent:0;mso-wrap-distance-left:9pt;mso-wrap-distance-top:0;mso-wrap-distance-right:9pt;mso-wrap-distance-bottom:0;mso-position-horizontal:absolute;mso-position-horizontal-relative:text;mso-position-vertical:absolute;mso-position-vertical-relative:text;mso-width-percent:0;mso-height-percent:0;mso-width-relative:margin;mso-height-relative:margin" o:gfxdata="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" strokecolor="#156082 [3204]" strokeweight="1.5pt">
                 <v:stroke endarrow="block" joinstyle="miter"/>
@@ -912,7 +912,7 @@
               </wp:anchor>
             </w:drawing>
           </mc:Choice>
-          <mc:Fallback>
+          <mc:Fallback xmlns:w16cei="http://schemas.microsoft.com/office/word/2026/wordml/cei">
             <w:pict>
               <v:shape w14:anchorId="55CDB196" id="Straight Arrow Connector 6" o:spid="_x0000_s1026" type="#_x0000_t32" style="position:absolute;margin-left:41.45pt;margin-top:13.45pt;width:144.45pt;height:40.55pt;flip:x;z-index:251661312;visibility:visible;mso-wrap-style:square;mso-wrap-distance-left:9pt;mso-wrap-distance-top:0;mso-wrap-distance-right:9pt;mso-wrap-distance-bottom:0;mso-position-horizontal:absolute;mso-position-horizontal-relative:text;mso-position-vertical:absolute;mso-position-vertical-relative:text" o:gfxdata="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" strokecolor="#156082 [3204]" strokeweight="1.5pt">
                 <v:stroke endarrow="block" joinstyle="miter"/>
@@ -1581,7 +1581,7 @@
               </wp:anchor>
             </w:drawing>
           </mc:Choice>
-          <mc:Fallback>
+          <mc:Fallback xmlns:w16cei="http://schemas.microsoft.com/office/word/2026/wordml/cei">
             <w:pict>
               <v:shape w14:anchorId="2102EA2A" id="Straight Arrow Connector 7" o:spid="_x0000_s1026" type="#_x0000_t32" style="position:absolute;margin-left:47.5pt;margin-top:213.5pt;width:114pt;height:23pt;flip:x;z-index:251665408;visibility:visible;mso-wrap-style:square;mso-width-percent:0;mso-height-percent:0;mso-wrap-distance-left:9pt;mso-wrap-distance-top:0;mso-wrap-distance-right:9pt;mso-wrap-distance-bottom:0;mso-position-horizontal:absolute;mso-position-horizontal-relative:text;mso-position-vertical:absolute;mso-position-vertical-relative:text;mso-width-percent:0;mso-height-percent:0;mso-width-relative:margin;mso-height-relative:margin" o:gfxdata="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" strokecolor="#156082 [3204]" strokeweight="1.5pt">
                 <v:stroke endarrow="block" joinstyle="miter"/>
@@ -2595,7 +2595,7 @@
               </wp:anchor>
             </w:drawing>
           </mc:Choice>
-          <mc:Fallback>
+          <mc:Fallback xmlns:w16cei="http://schemas.microsoft.com/office/word/2026/wordml/cei">
             <w:pict>
               <v:rect w14:anchorId="0E871F01" id="Rectangle 7" o:spid="_x0000_s1026" style="position:absolute;margin-left:-8.5pt;margin-top:16pt;width:112.5pt;height:34.5pt;z-index:-251650048;visibility:visible;mso-wrap-style:square;mso-wrap-distance-left:9pt;mso-wrap-distance-top:0;mso-wrap-distance-right:9pt;mso-wrap-distance-bottom:0;mso-position-horizontal:absolute;mso-position-horizontal-relative:text;mso-position-vertical:absolute;mso-position-vertical-relative:text;v-text-anchor:top" o:gfxdata="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" fillcolor="#156082 [3204]" strokecolor="#030e13 [484]" strokeweight="1.5pt"/>
             </w:pict>
@@ -2751,7 +2751,7 @@
               </wp:anchor>
             </w:drawing>
           </mc:Choice>
-          <mc:Fallback>
+          <mc:Fallback xmlns:w16cei="http://schemas.microsoft.com/office/word/2026/wordml/cei">
             <w:pict>
               <v:roundrect w14:anchorId="35271D83" id="Rectangle: Rounded Corners 9" o:spid="_x0000_s1026" style="position:absolute;margin-left:-43.5pt;margin-top:16.5pt;width:376.5pt;height:162pt;z-index:-251649024;visibility:visible;mso-wrap-style:square;mso-wrap-distance-left:9pt;mso-wrap-distance-top:0;mso-wrap-distance-right:9pt;mso-wrap-distance-bottom:0;mso-position-horizontal:absolute;mso-position-horizontal-relative:text;mso-position-vertical:absolute;mso-position-vertical-relative:text;v-text-anchor:middle" arcsize="10923f" o:gfxdata="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" fillcolor="#156082 [3204]" strokecolor="#030e13 [484]" strokeweight="1.5pt">
                 <v:stroke joinstyle="miter"/>
@@ -2825,7 +2825,7 @@
               </wp:anchor>
             </w:drawing>
           </mc:Choice>
-          <mc:Fallback>
+          <mc:Fallback xmlns:w16cei="http://schemas.microsoft.com/office/word/2026/wordml/cei">
             <w:pict>
               <v:shapetype w14:anchorId="39FDB1C9" id="_x0000_t32" coordsize="21600,21600" o:spt="32" o:oned="t" path="m,l21600,21600e" filled="f">
                 <v:path arrowok="t" fillok="f" o:connecttype="none"/>
@@ -2991,7 +2991,7 @@
               </wp:anchor>
             </w:drawing>
           </mc:Choice>
-          <mc:Fallback>
+          <mc:Fallback xmlns:w16cei="http://schemas.microsoft.com/office/word/2026/wordml/cei">
             <w:pict>
               <v:shape w14:anchorId="63576CC2" id="Straight Arrow Connector 11" o:spid="_x0000_s1026" type="#_x0000_t32" style="position:absolute;margin-left:139.9pt;margin-top:-71pt;width:3.6pt;height:41.5pt;flip:x;z-index:251669504;visibility:visible;mso-wrap-style:square;mso-width-percent:0;mso-height-percent:0;mso-wrap-distance-left:9pt;mso-wrap-distance-top:0;mso-wrap-distance-right:9pt;mso-wrap-distance-bottom:0;mso-position-horizontal:absolute;mso-position-horizontal-relative:text;mso-position-vertical:absolute;mso-position-vertical-relative:text;mso-width-percent:0;mso-height-percent:0;mso-width-relative:margin;mso-height-relative:margin" o:gfxdata="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" strokecolor="#156082 [3204]" strokeweight="1.5pt">
                 <v:stroke endarrow="block" joinstyle="miter"/>
@@ -3061,7 +3061,7 @@
               </wp:anchor>
             </w:drawing>
           </mc:Choice>
-          <mc:Fallback>
+          <mc:Fallback xmlns:w16cei="http://schemas.microsoft.com/office/word/2026/wordml/cei">
             <w:pict>
               <v:roundrect w14:anchorId="05905955" id="Rectangle: Rounded Corners 12" o:spid="_x0000_s1026" style="position:absolute;margin-left:-25pt;margin-top:-30pt;width:508pt;height:228pt;z-index:-251645952;visibility:visible;mso-wrap-style:square;mso-wrap-distance-left:9pt;mso-wrap-distance-top:0;mso-wrap-distance-right:9pt;mso-wrap-distance-bottom:0;mso-position-horizontal:absolute;mso-position-horizontal-relative:text;mso-position-vertical:absolute;mso-position-vertical-relative:text;v-text-anchor:middle" arcsize="10923f" o:gfxdata="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" fillcolor="#156082 [3204]" strokecolor="#030e13 [484]" strokeweight="1.5pt">
                 <v:stroke joinstyle="miter"/>
@@ -3386,7 +3386,7 @@
               </wp:anchor>
             </w:drawing>
           </mc:Choice>
-          <mc:Fallback>
+          <mc:Fallback xmlns:w16cei="http://schemas.microsoft.com/office/word/2026/wordml/cei">
             <w:pict>
               <v:oval w14:anchorId="105E7C36" id="Oval 16" o:spid="_x0000_s1026" style="position:absolute;margin-left:337.5pt;margin-top:10.15pt;width:106pt;height:37.5pt;z-index:-251640832;visibility:visible;mso-wrap-style:square;mso-wrap-distance-left:9pt;mso-wrap-distance-top:0;mso-wrap-distance-right:9pt;mso-wrap-distance-bottom:0;mso-position-horizontal:absolute;mso-position-horizontal-relative:text;mso-position-vertical:absolute;mso-position-vertical-relative:text;v-text-anchor:middle" o:gfxdata="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" fillcolor="#156082 [3204]" strokecolor="#030e13 [484]" strokeweight="1.5pt">
                 <v:stroke joinstyle="miter"/>
@@ -3456,7 +3456,7 @@
               </wp:anchor>
             </w:drawing>
           </mc:Choice>
-          <mc:Fallback>
+          <mc:Fallback xmlns:w16cei="http://schemas.microsoft.com/office/word/2026/wordml/cei">
             <w:pict>
               <v:oval w14:anchorId="22265775" id="Oval 14" o:spid="_x0000_s1026" style="position:absolute;margin-left:179pt;margin-top:14.15pt;width:100.5pt;height:31pt;z-index:-251642880;visibility:visible;mso-wrap-style:square;mso-wrap-distance-left:9pt;mso-wrap-distance-top:0;mso-wrap-distance-right:9pt;mso-wrap-distance-bottom:0;mso-position-horizontal:absolute;mso-position-horizontal-relative:text;mso-position-vertical:absolute;mso-position-vertical-relative:text;v-text-anchor:middle" o:gfxdata="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" fillcolor="#156082 [3204]" strokecolor="#030e13 [484]" strokeweight="1.5pt">
                 <v:stroke joinstyle="miter"/>
@@ -3526,7 +3526,7 @@
               </wp:anchor>
             </w:drawing>
           </mc:Choice>
-          <mc:Fallback>
+          <mc:Fallback xmlns:w16cei="http://schemas.microsoft.com/office/word/2026/wordml/cei">
             <w:pict>
               <v:oval w14:anchorId="756C91DC" id="Oval 12" o:spid="_x0000_s1026" style="position:absolute;margin-left:3pt;margin-top:16.15pt;width:106pt;height:36.5pt;z-index:-251644928;visibility:visible;mso-wrap-style:square;mso-wrap-distance-left:9pt;mso-wrap-distance-top:0;mso-wrap-distance-right:9pt;mso-wrap-distance-bottom:0;mso-position-horizontal:absolute;mso-position-horizontal-relative:text;mso-position-vertical:absolute;mso-position-vertical-relative:text;v-text-anchor:middle" o:gfxdata="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" fillcolor="#156082 [3204]" strokecolor="#030e13 [484]" strokeweight="1.5pt">
                 <v:stroke joinstyle="miter"/>
@@ -3617,7 +3617,7 @@
               </wp:anchor>
             </w:drawing>
           </mc:Choice>
-          <mc:Fallback>
+          <mc:Fallback xmlns:w16cei="http://schemas.microsoft.com/office/word/2026/wordml/cei">
             <w:pict>
               <v:shapetype w14:anchorId="3A771429" id="_x0000_t32" coordsize="21600,21600" o:spt="32" o:oned="t" path="m,l21600,21600e" filled="f">
                 <v:path arrowok="t" fillok="f" o:connecttype="none"/>
@@ -3693,7 +3693,7 @@
               </wp:anchor>
             </w:drawing>
           </mc:Choice>
-          <mc:Fallback>
+          <mc:Fallback xmlns:w16cei="http://schemas.microsoft.com/office/word/2026/wordml/cei">
             <w:pict>
               <v:shape w14:anchorId="5A2BC6D5" id="Straight Arrow Connector 13" o:spid="_x0000_s1026" type="#_x0000_t32" style="position:absolute;margin-left:107pt;margin-top:3.65pt;width:73.5pt;height:3.6pt;flip:y;z-index:251672576;visibility:visible;mso-wrap-style:square;mso-width-percent:0;mso-height-percent:0;mso-wrap-distance-left:9pt;mso-wrap-distance-top:0;mso-wrap-distance-right:9pt;mso-wrap-distance-bottom:0;mso-position-horizontal:absolute;mso-position-horizontal-relative:text;mso-position-vertical:absolute;mso-position-vertical-relative:text;mso-width-percent:0;mso-height-percent:0;mso-width-relative:margin;mso-height-relative:margin" o:gfxdata="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" strokecolor="#156082 [3204]" strokeweight="1.5pt">
                 <v:stroke endarrow="block" joinstyle="miter"/>
@@ -3931,7 +3931,7 @@
       </w:pPr>
       <w:r>
         <w:pict w14:anchorId="39449954">
-          <v:rect id="_x0000_i1151" style="width:0;height:1.5pt" o:hralign="center" o:hrstd="t" o:hr="t" fillcolor="#a0a0a0" stroked="f"/>
+          <v:rect id="_x0000_i1025" style="width:0;height:1.5pt" o:hralign="center" o:hrstd="t" o:hr="t" fillcolor="#a0a0a0" stroked="f"/>
         </w:pict>
       </w:r>
     </w:p>
@@ -4251,7 +4251,7 @@
       </w:pPr>
       <w:r>
         <w:pict w14:anchorId="17BB0655">
-          <v:rect id="_x0000_i1152" style="width:0;height:1.5pt" o:hralign="center" o:hrstd="t" o:hr="t" fillcolor="#a0a0a0" stroked="f"/>
+          <v:rect id="_x0000_i1026" style="width:0;height:1.5pt" o:hralign="center" o:hrstd="t" o:hr="t" fillcolor="#a0a0a0" stroked="f"/>
         </w:pict>
       </w:r>
     </w:p>
@@ -4638,7 +4638,7 @@
       </w:pPr>
       <w:r>
         <w:pict w14:anchorId="7CEEA40C">
-          <v:rect id="_x0000_i1153" style="width:0;height:1.5pt" o:hralign="center" o:hrstd="t" o:hr="t" fillcolor="#a0a0a0" stroked="f"/>
+          <v:rect id="_x0000_i1027" style="width:0;height:1.5pt" o:hralign="center" o:hrstd="t" o:hr="t" fillcolor="#a0a0a0" stroked="f"/>
         </w:pict>
       </w:r>
     </w:p>
@@ -4921,7 +4921,7 @@
       </w:pPr>
       <w:r>
         <w:pict w14:anchorId="6A1850E6">
-          <v:rect id="_x0000_i1154" style="width:0;height:1.5pt" o:hralign="center" o:hrstd="t" o:hr="t" fillcolor="#a0a0a0" stroked="f"/>
+          <v:rect id="_x0000_i1028" style="width:0;height:1.5pt" o:hralign="center" o:hrstd="t" o:hr="t" fillcolor="#a0a0a0" stroked="f"/>
         </w:pict>
       </w:r>
     </w:p>
@@ -5432,7 +5432,7 @@
       </w:pPr>
       <w:r>
         <w:pict w14:anchorId="41E4812A">
-          <v:rect id="_x0000_i1155" style="width:0;height:1.5pt" o:hralign="center" o:hrstd="t" o:hr="t" fillcolor="#a0a0a0" stroked="f"/>
+          <v:rect id="_x0000_i1029" style="width:0;height:1.5pt" o:hralign="center" o:hrstd="t" o:hr="t" fillcolor="#a0a0a0" stroked="f"/>
         </w:pict>
       </w:r>
     </w:p>
@@ -5676,7 +5676,7 @@
       </w:pPr>
       <w:r>
         <w:pict w14:anchorId="763BFA87">
-          <v:rect id="_x0000_i1156" style="width:0;height:1.5pt" o:hralign="center" o:hrstd="t" o:hr="t" fillcolor="#a0a0a0" stroked="f"/>
+          <v:rect id="_x0000_i1030" style="width:0;height:1.5pt" o:hralign="center" o:hrstd="t" o:hr="t" fillcolor="#a0a0a0" stroked="f"/>
         </w:pict>
       </w:r>
     </w:p>
@@ -5772,7 +5772,7 @@
       </w:pPr>
       <w:r>
         <w:pict w14:anchorId="7606F7D0">
-          <v:rect id="_x0000_i1157" style="width:0;height:1.5pt" o:hralign="center" o:hrstd="t" o:hr="t" fillcolor="#a0a0a0" stroked="f"/>
+          <v:rect id="_x0000_i1031" style="width:0;height:1.5pt" o:hralign="center" o:hrstd="t" o:hr="t" fillcolor="#a0a0a0" stroked="f"/>
         </w:pict>
       </w:r>
     </w:p>
@@ -6129,7 +6129,7 @@
       </w:pPr>
       <w:r>
         <w:pict w14:anchorId="045DE0A0">
-          <v:rect id="_x0000_i1158" style="width:0;height:1.5pt" o:hralign="center" o:hrstd="t" o:hr="t" fillcolor="#a0a0a0" stroked="f"/>
+          <v:rect id="_x0000_i1032" style="width:0;height:1.5pt" o:hralign="center" o:hrstd="t" o:hr="t" fillcolor="#a0a0a0" stroked="f"/>
         </w:pict>
       </w:r>
     </w:p>
@@ -6661,7 +6661,7 @@
       </w:pPr>
       <w:r>
         <w:pict w14:anchorId="207F098F">
-          <v:rect id="_x0000_i1159" style="width:0;height:1.5pt" o:hralign="center" o:hrstd="t" o:hr="t" fillcolor="#a0a0a0" stroked="f"/>
+          <v:rect id="_x0000_i1033" style="width:0;height:1.5pt" o:hralign="center" o:hrstd="t" o:hr="t" fillcolor="#a0a0a0" stroked="f"/>
         </w:pict>
       </w:r>
     </w:p>
@@ -6741,7 +6741,7 @@
       </w:pPr>
       <w:r>
         <w:pict w14:anchorId="449E659A">
-          <v:rect id="_x0000_i1160" style="width:0;height:1.5pt" o:hralign="center" o:hrstd="t" o:hr="t" fillcolor="#a0a0a0" stroked="f"/>
+          <v:rect id="_x0000_i1034" style="width:0;height:1.5pt" o:hralign="center" o:hrstd="t" o:hr="t" fillcolor="#a0a0a0" stroked="f"/>
         </w:pict>
       </w:r>
     </w:p>
@@ -6891,7 +6891,7 @@
       </w:pPr>
       <w:r>
         <w:pict w14:anchorId="0BAC96B2">
-          <v:rect id="_x0000_i1161" style="width:0;height:1.5pt" o:hralign="center" o:hrstd="t" o:hr="t" fillcolor="#a0a0a0" stroked="f"/>
+          <v:rect id="_x0000_i1035" style="width:0;height:1.5pt" o:hralign="center" o:hrstd="t" o:hr="t" fillcolor="#a0a0a0" stroked="f"/>
         </w:pict>
       </w:r>
     </w:p>
@@ -7450,7 +7450,7 @@
       </w:pPr>
       <w:r>
         <w:pict w14:anchorId="771DE4A8">
-          <v:rect id="_x0000_i1162" style="width:0;height:1.5pt" o:hralign="center" o:hrstd="t" o:hr="t" fillcolor="#a0a0a0" stroked="f"/>
+          <v:rect id="_x0000_i1036" style="width:0;height:1.5pt" o:hralign="center" o:hrstd="t" o:hr="t" fillcolor="#a0a0a0" stroked="f"/>
         </w:pict>
       </w:r>
     </w:p>
@@ -8259,7 +8259,7 @@
       </w:pPr>
       <w:r>
         <w:pict w14:anchorId="50D9F17F">
-          <v:rect id="_x0000_i1163" style="width:0;height:1.5pt" o:hralign="center" o:hrstd="t" o:hr="t" fillcolor="#a0a0a0" stroked="f"/>
+          <v:rect id="_x0000_i1037" style="width:0;height:1.5pt" o:hralign="center" o:hrstd="t" o:hr="t" fillcolor="#a0a0a0" stroked="f"/>
         </w:pict>
       </w:r>
     </w:p>
@@ -8716,7 +8716,7 @@
       </w:pPr>
       <w:r>
         <w:pict w14:anchorId="541287B4">
-          <v:rect id="_x0000_i1164" style="width:0;height:1.5pt" o:hralign="center" o:hrstd="t" o:hr="t" fillcolor="#a0a0a0" stroked="f"/>
+          <v:rect id="_x0000_i1038" style="width:0;height:1.5pt" o:hralign="center" o:hrstd="t" o:hr="t" fillcolor="#a0a0a0" stroked="f"/>
         </w:pict>
       </w:r>
     </w:p>
@@ -8924,7 +8924,7 @@
       </w:pPr>
       <w:r>
         <w:pict w14:anchorId="65ECD3D0">
-          <v:rect id="_x0000_i1165" style="width:0;height:1.5pt" o:hralign="center" o:hrstd="t" o:hr="t" fillcolor="#a0a0a0" stroked="f"/>
+          <v:rect id="_x0000_i1039" style="width:0;height:1.5pt" o:hralign="center" o:hrstd="t" o:hr="t" fillcolor="#a0a0a0" stroked="f"/>
         </w:pict>
       </w:r>
     </w:p>
@@ -9101,7 +9101,7 @@
       </w:pPr>
       <w:r>
         <w:pict w14:anchorId="4986C115">
-          <v:rect id="_x0000_i1166" style="width:0;height:1.5pt" o:hralign="center" o:hrstd="t" o:hr="t" fillcolor="#a0a0a0" stroked="f"/>
+          <v:rect id="_x0000_i1040" style="width:0;height:1.5pt" o:hralign="center" o:hrstd="t" o:hr="t" fillcolor="#a0a0a0" stroked="f"/>
         </w:pict>
       </w:r>
     </w:p>
@@ -9360,7 +9360,7 @@
       <w:r>
         <w:lastRenderedPageBreak/>
         <w:pict w14:anchorId="51AA1965">
-          <v:rect id="_x0000_i1167" style="width:0;height:1.5pt" o:hralign="center" o:hrstd="t" o:hr="t" fillcolor="#a0a0a0" stroked="f"/>
+          <v:rect id="_x0000_i1041" style="width:0;height:1.5pt" o:hralign="center" o:hrstd="t" o:hr="t" fillcolor="#a0a0a0" stroked="f"/>
         </w:pict>
       </w:r>
     </w:p>
@@ -9410,7 +9410,7 @@
       </w:pPr>
       <w:r>
         <w:pict w14:anchorId="059D1E92">
-          <v:rect id="_x0000_i1168" style="width:0;height:1.5pt" o:hralign="center" o:hrstd="t" o:hr="t" fillcolor="#a0a0a0" stroked="f"/>
+          <v:rect id="_x0000_i1042" style="width:0;height:1.5pt" o:hralign="center" o:hrstd="t" o:hr="t" fillcolor="#a0a0a0" stroked="f"/>
         </w:pict>
       </w:r>
     </w:p>
@@ -9460,7 +9460,7 @@
       </w:pPr>
       <w:r>
         <w:pict w14:anchorId="77AA8993">
-          <v:rect id="_x0000_i1169" style="width:0;height:1.5pt" o:hralign="center" o:hrstd="t" o:hr="t" fillcolor="#a0a0a0" stroked="f"/>
+          <v:rect id="_x0000_i1043" style="width:0;height:1.5pt" o:hralign="center" o:hrstd="t" o:hr="t" fillcolor="#a0a0a0" stroked="f"/>
         </w:pict>
       </w:r>
     </w:p>
@@ -9562,7 +9562,7 @@
       </w:pPr>
       <w:r>
         <w:pict w14:anchorId="646CB1A1">
-          <v:rect id="_x0000_i1170" style="width:0;height:1.5pt" o:hralign="center" o:hrstd="t" o:hr="t" fillcolor="#a0a0a0" stroked="f"/>
+          <v:rect id="_x0000_i1044" style="width:0;height:1.5pt" o:hralign="center" o:hrstd="t" o:hr="t" fillcolor="#a0a0a0" stroked="f"/>
         </w:pict>
       </w:r>
     </w:p>
@@ -9827,7 +9827,7 @@
       </w:pPr>
       <w:r>
         <w:pict w14:anchorId="38E7569D">
-          <v:rect id="_x0000_i1171" style="width:0;height:1.5pt" o:hralign="center" o:hrstd="t" o:hr="t" fillcolor="#a0a0a0" stroked="f"/>
+          <v:rect id="_x0000_i1045" style="width:0;height:1.5pt" o:hralign="center" o:hrstd="t" o:hr="t" fillcolor="#a0a0a0" stroked="f"/>
         </w:pict>
       </w:r>
     </w:p>
@@ -10098,6 +10098,543 @@
       </w:pPr>
       <w:r>
         <w:t>It avoids the limitations of both hardcoded mathematical renderers and AI-generated Canvas code while creating a foundation that can grow into a sophisticated visual tutoring system.</w:t>
+      </w:r>
+    </w:p>
+    <w:p>
+      <w:pPr>
+        <w:tabs>
+          <w:tab w:val="left" w:pos="1680"/>
+        </w:tabs>
+      </w:pPr>
+    </w:p>
+    <w:p>
+      <w:pPr>
+        <w:tabs>
+          <w:tab w:val="left" w:pos="1680"/>
+        </w:tabs>
+        <w:rPr>
+          <w:b/>
+          <w:bCs/>
+        </w:rPr>
+      </w:pPr>
+      <w:r>
+        <w:rPr>
+          <w:b/>
+          <w:bCs/>
+        </w:rPr>
+        <w:t>Concept Breaking.</w:t>
+      </w:r>
+    </w:p>
+    <w:p>
+      <w:pPr>
+        <w:tabs>
+          <w:tab w:val="left" w:pos="1680"/>
+        </w:tabs>
+      </w:pPr>
+    </w:p>
+    <w:p>
+      <w:pPr>
+        <w:tabs>
+          <w:tab w:val="left" w:pos="1680"/>
+        </w:tabs>
+      </w:pPr>
+      <w:r>
+        <w:t xml:space="preserve">This is Very helpful where Concept Question appears. Current </w:t>
+      </w:r>
+      <w:proofErr w:type="gramStart"/>
+      <w:r>
+        <w:t>product</w:t>
+      </w:r>
+      <w:proofErr w:type="gramEnd"/>
+      <w:r>
+        <w:t xml:space="preserve"> not working with Concept type problems. I can keep the full concept question to </w:t>
+      </w:r>
+      <w:proofErr w:type="spellStart"/>
+      <w:r>
+        <w:t>gemini</w:t>
+      </w:r>
+      <w:proofErr w:type="spellEnd"/>
+      <w:r>
+        <w:t xml:space="preserve"> who will be generating answer and step by step. According to the Validation that is fail architecture. Because Ai will generate false </w:t>
+      </w:r>
+      <w:proofErr w:type="gramStart"/>
+      <w:r>
+        <w:t>answer</w:t>
+      </w:r>
+      <w:proofErr w:type="gramEnd"/>
+      <w:r>
+        <w:t xml:space="preserve">. </w:t>
+      </w:r>
+      <w:proofErr w:type="gramStart"/>
+      <w:r>
+        <w:t>So</w:t>
+      </w:r>
+      <w:proofErr w:type="gramEnd"/>
+      <w:r>
+        <w:t xml:space="preserve"> this is unpredictable So this </w:t>
+      </w:r>
+      <w:proofErr w:type="spellStart"/>
+      <w:r>
+        <w:t>methode</w:t>
+      </w:r>
+      <w:proofErr w:type="spellEnd"/>
+      <w:r>
+        <w:t xml:space="preserve"> working differently</w:t>
+      </w:r>
+    </w:p>
+    <w:p>
+      <w:pPr>
+        <w:tabs>
+          <w:tab w:val="left" w:pos="1680"/>
+        </w:tabs>
+      </w:pPr>
+      <w:r>
+        <w:t>Gemini 1: Concept Break function</w:t>
+      </w:r>
+    </w:p>
+    <w:p>
+      <w:pPr>
+        <w:tabs>
+          <w:tab w:val="left" w:pos="1680"/>
+        </w:tabs>
+      </w:pPr>
+      <w:r>
+        <w:t xml:space="preserve">Once User </w:t>
+      </w:r>
+      <w:proofErr w:type="gramStart"/>
+      <w:r>
+        <w:t>ask</w:t>
+      </w:r>
+      <w:proofErr w:type="gramEnd"/>
+      <w:r>
+        <w:t xml:space="preserve"> the Concept type </w:t>
+      </w:r>
+      <w:proofErr w:type="gramStart"/>
+      <w:r>
+        <w:t>Question  this</w:t>
+      </w:r>
+      <w:proofErr w:type="gramEnd"/>
+      <w:r>
+        <w:t xml:space="preserve"> is going to the Selection process which is handling by </w:t>
+      </w:r>
+      <w:proofErr w:type="spellStart"/>
+      <w:r>
+        <w:t>Classifer</w:t>
+      </w:r>
+      <w:proofErr w:type="spellEnd"/>
+      <w:r>
+        <w:t xml:space="preserve"> that will divide whether it is concept, arithmetic, equation or etc. Once this </w:t>
+      </w:r>
+      <w:proofErr w:type="gramStart"/>
+      <w:r>
+        <w:t>confirm</w:t>
+      </w:r>
+      <w:proofErr w:type="gramEnd"/>
+      <w:r>
+        <w:t xml:space="preserve"> as Concept directly go to </w:t>
+      </w:r>
+      <w:proofErr w:type="gramStart"/>
+      <w:r>
+        <w:t>the Gemini</w:t>
+      </w:r>
+      <w:proofErr w:type="gramEnd"/>
+      <w:r>
+        <w:t xml:space="preserve"> 1 that will execute the Prompt (Concept Breaking) and after that will send answer as </w:t>
+      </w:r>
+      <w:proofErr w:type="spellStart"/>
+      <w:r>
+        <w:t>mathamtical</w:t>
+      </w:r>
+      <w:proofErr w:type="spellEnd"/>
+      <w:r>
+        <w:t xml:space="preserve"> format to </w:t>
+      </w:r>
+      <w:proofErr w:type="spellStart"/>
+      <w:r>
+        <w:t>Sympy</w:t>
+      </w:r>
+      <w:proofErr w:type="spellEnd"/>
+      <w:r>
+        <w:t xml:space="preserve"> for get verified answer</w:t>
+      </w:r>
+    </w:p>
+    <w:p>
+      <w:pPr>
+        <w:tabs>
+          <w:tab w:val="left" w:pos="1680"/>
+        </w:tabs>
+      </w:pPr>
+      <w:r>
+        <w:t>Gemini 2: main</w:t>
+      </w:r>
+    </w:p>
+    <w:p>
+      <w:pPr>
+        <w:tabs>
+          <w:tab w:val="left" w:pos="1680"/>
+        </w:tabs>
+      </w:pPr>
+      <w:r>
+        <w:lastRenderedPageBreak/>
+        <w:t xml:space="preserve">Here verified answer is got by Gemini 2 which will generate actual step </w:t>
+      </w:r>
+      <w:proofErr w:type="spellStart"/>
+      <w:r>
+        <w:t>afte</w:t>
+      </w:r>
+      <w:proofErr w:type="spellEnd"/>
+      <w:r>
+        <w:t xml:space="preserve"> this push to the further validation process.</w:t>
+      </w:r>
+    </w:p>
+    <w:p>
+      <w:pPr>
+        <w:tabs>
+          <w:tab w:val="left" w:pos="1680"/>
+        </w:tabs>
+      </w:pPr>
+    </w:p>
+    <w:p>
+      <w:pPr>
+        <w:tabs>
+          <w:tab w:val="left" w:pos="1680"/>
+        </w:tabs>
+      </w:pPr>
+      <w:r>
+        <w:t xml:space="preserve">                    Question</w:t>
+      </w:r>
+    </w:p>
+    <w:p>
+      <w:pPr>
+        <w:tabs>
+          <w:tab w:val="left" w:pos="1680"/>
+        </w:tabs>
+      </w:pPr>
+      <w:r>
+        <w:t xml:space="preserve">                       ↓</w:t>
+      </w:r>
+    </w:p>
+    <w:p>
+      <w:pPr>
+        <w:tabs>
+          <w:tab w:val="left" w:pos="1680"/>
+        </w:tabs>
+      </w:pPr>
+      <w:r>
+        <w:t xml:space="preserve">                    </w:t>
+      </w:r>
+      <w:proofErr w:type="gramStart"/>
+      <w:r>
+        <w:t>classify(</w:t>
+      </w:r>
+      <w:proofErr w:type="gramEnd"/>
+      <w:r>
+        <w:t>)</w:t>
+      </w:r>
+    </w:p>
+    <w:p>
+      <w:pPr>
+        <w:tabs>
+          <w:tab w:val="left" w:pos="1680"/>
+        </w:tabs>
+      </w:pPr>
+      <w:r>
+        <w:t xml:space="preserve">                       ↓</w:t>
+      </w:r>
+    </w:p>
+    <w:p>
+      <w:pPr>
+        <w:tabs>
+          <w:tab w:val="left" w:pos="1680"/>
+        </w:tabs>
+      </w:pPr>
+      <w:r>
+        <w:t xml:space="preserve">              ┌────────</w:t>
+      </w:r>
+      <w:r>
+        <w:rPr>
+          <w:rFonts w:ascii="MS Gothic" w:eastAsia="MS Gothic" w:hAnsi="MS Gothic" w:cs="MS Gothic" w:hint="eastAsia"/>
+        </w:rPr>
+        <w:t>┴</w:t>
+      </w:r>
+      <w:r>
+        <w:rPr>
+          <w:rFonts w:ascii="Aptos" w:hAnsi="Aptos" w:cs="Aptos"/>
+        </w:rPr>
+        <w:t>────────┐</w:t>
+      </w:r>
+    </w:p>
+    <w:p>
+      <w:pPr>
+        <w:tabs>
+          <w:tab w:val="left" w:pos="1680"/>
+        </w:tabs>
+      </w:pPr>
+      <w:r>
+        <w:t xml:space="preserve">              ↓                 ↓</w:t>
+      </w:r>
+    </w:p>
+    <w:p>
+      <w:pPr>
+        <w:tabs>
+          <w:tab w:val="left" w:pos="1680"/>
+        </w:tabs>
+      </w:pPr>
+      <w:r>
+        <w:t xml:space="preserve">          arithmetic         </w:t>
+      </w:r>
+      <w:r>
+        <w:t xml:space="preserve">            </w:t>
+      </w:r>
+      <w:r>
+        <w:t xml:space="preserve"> concept</w:t>
+      </w:r>
+    </w:p>
+    <w:p>
+      <w:pPr>
+        <w:tabs>
+          <w:tab w:val="left" w:pos="1680"/>
+        </w:tabs>
+      </w:pPr>
+      <w:r>
+        <w:t xml:space="preserve">              ↓              </w:t>
+      </w:r>
+      <w:r>
+        <w:t xml:space="preserve">                </w:t>
+      </w:r>
+      <w:r>
+        <w:t xml:space="preserve">  </w:t>
+      </w:r>
+      <w:r>
+        <w:t xml:space="preserve">         </w:t>
+      </w:r>
+      <w:r>
+        <w:t xml:space="preserve"> ↓</w:t>
+      </w:r>
+    </w:p>
+    <w:p>
+      <w:pPr>
+        <w:tabs>
+          <w:tab w:val="left" w:pos="1680"/>
+        </w:tabs>
+      </w:pPr>
+      <w:r>
+        <w:t xml:space="preserve">        </w:t>
+      </w:r>
+      <w:proofErr w:type="spellStart"/>
+      <w:proofErr w:type="gramStart"/>
+      <w:r>
+        <w:t>cached</w:t>
+      </w:r>
+      <w:proofErr w:type="gramEnd"/>
+      <w:r>
+        <w:t>_ground</w:t>
+      </w:r>
+      <w:proofErr w:type="spellEnd"/>
+      <w:r>
+        <w:t xml:space="preserve">       </w:t>
+      </w:r>
+      <w:proofErr w:type="spellStart"/>
+      <w:r>
+        <w:t>conceptBreak</w:t>
+      </w:r>
+      <w:proofErr w:type="spellEnd"/>
+    </w:p>
+    <w:p>
+      <w:pPr>
+        <w:tabs>
+          <w:tab w:val="left" w:pos="1680"/>
+        </w:tabs>
+      </w:pPr>
+      <w:r>
+        <w:t xml:space="preserve">           </w:t>
+      </w:r>
+      <w:proofErr w:type="gramStart"/>
+      <w:r>
+        <w:t>truth(</w:t>
+      </w:r>
+      <w:proofErr w:type="gramEnd"/>
+      <w:r>
+        <w:t xml:space="preserve">)              </w:t>
+      </w:r>
+      <w:r>
+        <w:t xml:space="preserve">                    </w:t>
+      </w:r>
+      <w:r>
+        <w:t xml:space="preserve"> ↓</w:t>
+      </w:r>
+    </w:p>
+    <w:p>
+      <w:pPr>
+        <w:tabs>
+          <w:tab w:val="left" w:pos="1680"/>
+        </w:tabs>
+      </w:pPr>
+      <w:r>
+        <w:t xml:space="preserve">              ↓          </w:t>
+      </w:r>
+      <w:r>
+        <w:t xml:space="preserve">                 </w:t>
+      </w:r>
+      <w:r>
+        <w:t xml:space="preserve"> structured math</w:t>
+      </w:r>
+    </w:p>
+    <w:p>
+      <w:pPr>
+        <w:tabs>
+          <w:tab w:val="left" w:pos="1680"/>
+        </w:tabs>
+      </w:pPr>
+      <w:r>
+        <w:t xml:space="preserve">              │                 </w:t>
+      </w:r>
+      <w:r>
+        <w:t xml:space="preserve">                         </w:t>
+      </w:r>
+      <w:r>
+        <w:t>↓</w:t>
+      </w:r>
+    </w:p>
+    <w:p>
+      <w:pPr>
+        <w:tabs>
+          <w:tab w:val="left" w:pos="1680"/>
+        </w:tabs>
+      </w:pPr>
+      <w:r>
+        <w:t xml:space="preserve">              │            </w:t>
+      </w:r>
+      <w:r>
+        <w:t xml:space="preserve">                      </w:t>
+      </w:r>
+      <w:r>
+        <w:t xml:space="preserve">  </w:t>
+      </w:r>
+      <w:proofErr w:type="spellStart"/>
+      <w:r>
+        <w:t>SymPy</w:t>
+      </w:r>
+      <w:proofErr w:type="spellEnd"/>
+    </w:p>
+    <w:p>
+      <w:pPr>
+        <w:tabs>
+          <w:tab w:val="left" w:pos="1680"/>
+        </w:tabs>
+      </w:pPr>
+      <w:r>
+        <w:t xml:space="preserve">              │                 </w:t>
+      </w:r>
+      <w:r>
+        <w:t xml:space="preserve">                         </w:t>
+      </w:r>
+      <w:r>
+        <w:t>↓</w:t>
+      </w:r>
+    </w:p>
+    <w:p>
+      <w:pPr>
+        <w:tabs>
+          <w:tab w:val="left" w:pos="1680"/>
+        </w:tabs>
+      </w:pPr>
+      <w:r>
+        <w:t xml:space="preserve">              └──────</w:t>
+      </w:r>
+      <w:r>
+        <w:t xml:space="preserve">   </w:t>
+      </w:r>
+      <w:r>
+        <w:t>→</w:t>
+      </w:r>
+      <w:r>
+        <w:t xml:space="preserve">        </w:t>
+      </w:r>
+      <w:r>
+        <w:t xml:space="preserve"> verified answer</w:t>
+      </w:r>
+    </w:p>
+    <w:p>
+      <w:pPr>
+        <w:tabs>
+          <w:tab w:val="left" w:pos="1680"/>
+        </w:tabs>
+      </w:pPr>
+      <w:r>
+        <w:t xml:space="preserve">                          </w:t>
+      </w:r>
+      <w:r>
+        <w:t xml:space="preserve">       </w:t>
+      </w:r>
+      <w:r>
+        <w:t xml:space="preserve"> ↓</w:t>
+      </w:r>
+    </w:p>
+    <w:p>
+      <w:pPr>
+        <w:tabs>
+          <w:tab w:val="left" w:pos="1680"/>
+        </w:tabs>
+      </w:pPr>
+      <w:r>
+        <w:t xml:space="preserve">                      </w:t>
+      </w:r>
+      <w:proofErr w:type="spellStart"/>
+      <w:r>
+        <w:t>build_</w:t>
+      </w:r>
+      <w:proofErr w:type="gramStart"/>
+      <w:r>
+        <w:t>prompt</w:t>
+      </w:r>
+      <w:proofErr w:type="spellEnd"/>
+      <w:r>
+        <w:t>(</w:t>
+      </w:r>
+      <w:proofErr w:type="gramEnd"/>
+      <w:r>
+        <w:t>)</w:t>
+      </w:r>
+    </w:p>
+    <w:p>
+      <w:pPr>
+        <w:tabs>
+          <w:tab w:val="left" w:pos="1680"/>
+        </w:tabs>
+      </w:pPr>
+      <w:r>
+        <w:t xml:space="preserve">                           ↓</w:t>
+      </w:r>
+    </w:p>
+    <w:p>
+      <w:pPr>
+        <w:tabs>
+          <w:tab w:val="left" w:pos="1680"/>
+        </w:tabs>
+      </w:pPr>
+      <w:r>
+        <w:t xml:space="preserve">                         Gemini</w:t>
+      </w:r>
+    </w:p>
+    <w:p>
+      <w:pPr>
+        <w:tabs>
+          <w:tab w:val="left" w:pos="1680"/>
+        </w:tabs>
+      </w:pPr>
+      <w:r>
+        <w:t xml:space="preserve">                           ↓</w:t>
+      </w:r>
+    </w:p>
+    <w:p>
+      <w:pPr>
+        <w:tabs>
+          <w:tab w:val="left" w:pos="1680"/>
+        </w:tabs>
+      </w:pPr>
+      <w:r>
+        <w:t xml:space="preserve">                    Explanation</w:t>
       </w:r>
     </w:p>
     <w:p>
@@ -10118,7 +10655,7 @@
 </file>
 
 <file path=word/endnotes.xml><?xml version="1.0" encoding="utf-8"?>
-<w:endnotes xmlns:wpc="http://schemas.microsoft.com/office/word/2010/wordprocessingCanvas" xmlns:cx="http://schemas.microsoft.com/office/drawing/2014/chartex" xmlns:cx1="http://schemas.microsoft.com/office/drawing/2015/9/8/chartex" xmlns:cx2="http://schemas.microsoft.com/office/drawing/2015/10/21/chartex" xmlns:cx3="http://schemas.microsoft.com/office/drawing/2016/5/9/chartex" xmlns:cx4="http://schemas.microsoft.com/office/drawing/2016/5/10/chartex" xmlns:cx5="http://schemas.microsoft.com/office/drawing/2016/5/11/chartex" xmlns:cx6="http://schemas.microsoft.com/office/drawing/2016/5/12/chartex" xmlns:cx7="http://schemas.microsoft.com/office/drawing/2016/5/13/chartex" xmlns:cx8="http://schemas.microsoft.com/office/drawing/2016/5/14/chartex" xmlns:mc="http://schemas.openxmlformats.org/markup-compatibility/2006" xmlns:aink="http://schemas.microsoft.com/office/drawing/2016/ink" xmlns:am3d="http://schemas.microsoft.com/office/drawing/2017/model3d" xmlns:o="urn:schemas-microsoft-com:office:office" xmlns:oel="http://schemas.microsoft.com/office/2019/extlst" xmlns:r="http://schemas.openxmlformats.org/officeDocument/2006/relationships" xmlns:m="http://schemas.openxmlformats.org/officeDocument/2006/math" xmlns:v="urn:schemas-microsoft-com:vml" xmlns:wp14="http://schemas.microsoft.com/office/word/2010/wordprocessingDrawing" xmlns:wp="http://schemas.openxmlformats.org/drawingml/2006/wordprocessingDrawing" xmlns:w10="urn:schemas-microsoft-com:office:word" xmlns:w="http://schemas.openxmlformats.org/wordprocessingml/2006/main" xmlns:w14="http://schemas.microsoft.com/office/word/2010/wordml" xmlns:w15="http://schemas.microsoft.com/office/word/2012/wordml" xmlns:w16cei="http://schemas.microsoft.com/office/word/2026/wordml/cei" xmlns:w16cex="http://schemas.microsoft.com/office/word/2018/wordml/cex" xmlns:w16cid="http://schemas.microsoft.com/office/word/2016/wordml/cid" xmlns:w16="http://schemas.microsoft.com/office/word/2018/wordml" xmlns:w16du="http://schemas.microsoft.com/office/word/2023/wordml/word16du" xmlns:w16sdtdh="http://schemas.microsoft.com/office/word/2020/wordml/sdtdatahash" xmlns:w16sdtfl="http://schemas.microsoft.com/office/word/2024/wordml/sdtformatlock" xmlns:w16se="http://schemas.microsoft.com/office/word/2015/wordml/symex" xmlns:wpg="http://schemas.microsoft.com/office/word/2010/wordprocessingGroup" xmlns:wpi="http://schemas.microsoft.com/office/word/2010/wordprocessingInk" xmlns:wne="http://schemas.microsoft.com/office/word/2006/wordml" xmlns:wps="http://schemas.microsoft.com/office/word/2010/wordprocessingShape" mc:Ignorable="w14 w15 w16se w16cid w16 w16cex w16sdtdh w16sdtfl w16du wp14">
+<w:endnotes xmlns:wpc="http://schemas.microsoft.com/office/word/2010/wordprocessingCanvas" xmlns:cx="http://schemas.microsoft.com/office/drawing/2014/chartex" xmlns:cx1="http://schemas.microsoft.com/office/drawing/2015/9/8/chartex" xmlns:cx2="http://schemas.microsoft.com/office/drawing/2015/10/21/chartex" xmlns:cx3="http://schemas.microsoft.com/office/drawing/2016/5/9/chartex" xmlns:cx4="http://schemas.microsoft.com/office/drawing/2016/5/10/chartex" xmlns:cx5="http://schemas.microsoft.com/office/drawing/2016/5/11/chartex" xmlns:cx6="http://schemas.microsoft.com/office/drawing/2016/5/12/chartex" xmlns:cx7="http://schemas.microsoft.com/office/drawing/2016/5/13/chartex" xmlns:cx8="http://schemas.microsoft.com/office/drawing/2016/5/14/chartex" xmlns:mc="http://schemas.openxmlformats.org/markup-compatibility/2006" xmlns:aink="http://schemas.microsoft.com/office/drawing/2016/ink" xmlns:am3d="http://schemas.microsoft.com/office/drawing/2017/model3d" xmlns:o="urn:schemas-microsoft-com:office:office" xmlns:oel="http://schemas.microsoft.com/office/2019/extlst" xmlns:r="http://schemas.openxmlformats.org/officeDocument/2006/relationships" xmlns:m="http://schemas.openxmlformats.org/officeDocument/2006/math" xmlns:v="urn:schemas-microsoft-com:vml" xmlns:wp14="http://schemas.microsoft.com/office/word/2010/wordprocessingDrawing" xmlns:wp="http://schemas.openxmlformats.org/drawingml/2006/wordprocessingDrawing" xmlns:w10="urn:schemas-microsoft-com:office:word" xmlns:w="http://schemas.openxmlformats.org/wordprocessingml/2006/main" xmlns:w14="http://schemas.microsoft.com/office/word/2010/wordml" xmlns:w15="http://schemas.microsoft.com/office/word/2012/wordml" xmlns:w16cex="http://schemas.microsoft.com/office/word/2018/wordml/cex" xmlns:w16cid="http://schemas.microsoft.com/office/word/2016/wordml/cid" xmlns:w16="http://schemas.microsoft.com/office/word/2018/wordml" xmlns:w16du="http://schemas.microsoft.com/office/word/2023/wordml/word16du" xmlns:w16sdtdh="http://schemas.microsoft.com/office/word/2020/wordml/sdtdatahash" xmlns:w16sdtfl="http://schemas.microsoft.com/office/word/2024/wordml/sdtformatlock" xmlns:w16se="http://schemas.microsoft.com/office/word/2015/wordml/symex" xmlns:wpg="http://schemas.microsoft.com/office/word/2010/wordprocessingGroup" xmlns:wpi="http://schemas.microsoft.com/office/word/2010/wordprocessingInk" xmlns:wne="http://schemas.microsoft.com/office/word/2006/wordml" xmlns:wps="http://schemas.microsoft.com/office/word/2010/wordprocessingShape" mc:Ignorable="w14 w15 w16se w16cid w16 w16cex w16sdtdh w16sdtfl w16du wp14">
   <w:endnote w:type="separator" w:id="-1">
     <w:p>
       <w:pPr>
@@ -10143,7 +10680,7 @@
 </file>
 
 <file path=word/footnotes.xml><?xml version="1.0" encoding="utf-8"?>
-<w:footnotes xmlns:wpc="http://schemas.microsoft.com/office/word/2010/wordprocessingCanvas" xmlns:cx="http://schemas.microsoft.com/office/drawing/2014/chartex" xmlns:cx1="http://schemas.microsoft.com/office/drawing/2015/9/8/chartex" xmlns:cx2="http://schemas.microsoft.com/office/drawing/2015/10/21/chartex" xmlns:cx3="http://schemas.microsoft.com/office/drawing/2016/5/9/chartex" xmlns:cx4="http://schemas.microsoft.com/office/drawing/2016/5/10/chartex" xmlns:cx5="http://schemas.microsoft.com/office/drawing/2016/5/11/chartex" xmlns:cx6="http://schemas.microsoft.com/office/drawing/2016/5/12/chartex" xmlns:cx7="http://schemas.microsoft.com/office/drawing/2016/5/13/chartex" xmlns:cx8="http://schemas.microsoft.com/office/drawing/2016/5/14/chartex" xmlns:mc="http://schemas.openxmlformats.org/markup-compatibility/2006" xmlns:aink="http://schemas.microsoft.com/office/drawing/2016/ink" xmlns:am3d="http://schemas.microsoft.com/office/drawing/2017/model3d" xmlns:o="urn:schemas-microsoft-com:office:office" xmlns:oel="http://schemas.microsoft.com/office/2019/extlst" xmlns:r="http://schemas.openxmlformats.org/officeDocument/2006/relationships" xmlns:m="http://schemas.openxmlformats.org/officeDocument/2006/math" xmlns:v="urn:schemas-microsoft-com:vml" xmlns:wp14="http://schemas.microsoft.com/office/word/2010/wordprocessingDrawing" xmlns:wp="http://schemas.openxmlformats.org/drawingml/2006/wordprocessingDrawing" xmlns:w10="urn:schemas-microsoft-com:office:word" xmlns:w="http://schemas.openxmlformats.org/wordprocessingml/2006/main" xmlns:w14="http://schemas.microsoft.com/office/word/2010/wordml" xmlns:w15="http://schemas.microsoft.com/office/word/2012/wordml" xmlns:w16cei="http://schemas.microsoft.com/office/word/2026/wordml/cei" xmlns:w16cex="http://schemas.microsoft.com/office/word/2018/wordml/cex" xmlns:w16cid="http://schemas.microsoft.com/office/word/2016/wordml/cid" xmlns:w16="http://schemas.microsoft.com/office/word/2018/wordml" xmlns:w16du="http://schemas.microsoft.com/office/word/2023/wordml/word16du" xmlns:w16sdtdh="http://schemas.microsoft.com/office/word/2020/wordml/sdtdatahash" xmlns:w16sdtfl="http://schemas.microsoft.com/office/word/2024/wordml/sdtformatlock" xmlns:w16se="http://schemas.microsoft.com/office/word/2015/wordml/symex" xmlns:wpg="http://schemas.microsoft.com/office/word/2010/wordprocessingGroup" xmlns:wpi="http://schemas.microsoft.com/office/word/2010/wordprocessingInk" xmlns:wne="http://schemas.microsoft.com/office/word/2006/wordml" xmlns:wps="http://schemas.microsoft.com/office/word/2010/wordprocessingShape" mc:Ignorable="w14 w15 w16se w16cid w16 w16cex w16sdtdh w16sdtfl w16du wp14">
+<w:footnotes xmlns:wpc="http://schemas.microsoft.com/office/word/2010/wordprocessingCanvas" xmlns:cx="http://schemas.microsoft.com/office/drawing/2014/chartex" xmlns:cx1="http://schemas.microsoft.com/office/drawing/2015/9/8/chartex" xmlns:cx2="http://schemas.microsoft.com/office/drawing/2015/10/21/chartex" xmlns:cx3="http://schemas.microsoft.com/office/drawing/2016/5/9/chartex" xmlns:cx4="http://schemas.microsoft.com/office/drawing/2016/5/10/chartex" xmlns:cx5="http://schemas.microsoft.com/office/drawing/2016/5/11/chartex" xmlns:cx6="http://schemas.microsoft.com/office/drawing/2016/5/12/chartex" xmlns:cx7="http://schemas.microsoft.com/office/drawing/2016/5/13/chartex" xmlns:cx8="http://schemas.microsoft.com/office/drawing/2016/5/14/chartex" xmlns:mc="http://schemas.openxmlformats.org/markup-compatibility/2006" xmlns:aink="http://schemas.microsoft.com/office/drawing/2016/ink" xmlns:am3d="http://schemas.microsoft.com/office/drawing/2017/model3d" xmlns:o="urn:schemas-microsoft-com:office:office" xmlns:oel="http://schemas.microsoft.com/office/2019/extlst" xmlns:r="http://schemas.openxmlformats.org/officeDocument/2006/relationships" xmlns:m="http://schemas.openxmlformats.org/officeDocument/2006/math" xmlns:v="urn:schemas-microsoft-com:vml" xmlns:wp14="http://schemas.microsoft.com/office/word/2010/wordprocessingDrawing" xmlns:wp="http://schemas.openxmlformats.org/drawingml/2006/wordprocessingDrawing" xmlns:w10="urn:schemas-microsoft-com:office:word" xmlns:w="http://schemas.openxmlformats.org/wordprocessingml/2006/main" xmlns:w14="http://schemas.microsoft.com/office/word/2010/wordml" xmlns:w15="http://schemas.microsoft.com/office/word/2012/wordml" xmlns:w16cex="http://schemas.microsoft.com/office/word/2018/wordml/cex" xmlns:w16cid="http://schemas.microsoft.com/office/word/2016/wordml/cid" xmlns:w16="http://schemas.microsoft.com/office/word/2018/wordml" xmlns:w16du="http://schemas.microsoft.com/office/word/2023/wordml/word16du" xmlns:w16sdtdh="http://schemas.microsoft.com/office/word/2020/wordml/sdtdatahash" xmlns:w16sdtfl="http://schemas.microsoft.com/office/word/2024/wordml/sdtformatlock" xmlns:w16se="http://schemas.microsoft.com/office/word/2015/wordml/symex" xmlns:wpg="http://schemas.microsoft.com/office/word/2010/wordprocessingGroup" xmlns:wpi="http://schemas.microsoft.com/office/word/2010/wordprocessingInk" xmlns:wne="http://schemas.microsoft.com/office/word/2006/wordml" xmlns:wps="http://schemas.microsoft.com/office/word/2010/wordprocessingShape" mc:Ignorable="w14 w15 w16se w16cid w16 w16cex w16sdtdh w16sdtfl w16du wp14">
   <w:footnote w:type="separator" w:id="-1">
     <w:p>
       <w:pPr>
@@ -10168,7 +10705,7 @@
 </file>
 
 <file path=word/numbering.xml><?xml version="1.0" encoding="utf-8"?>
-<w:numbering xmlns:wpc="http://schemas.microsoft.com/office/word/2010/wordprocessingCanvas" xmlns:cx="http://schemas.microsoft.com/office/drawing/2014/chartex" xmlns:cx1="http://schemas.microsoft.com/office/drawing/2015/9/8/chartex" xmlns:cx2="http://schemas.microsoft.com/office/drawing/2015/10/21/chartex" xmlns:cx3="http://schemas.microsoft.com/office/drawing/2016/5/9/chartex" xmlns:cx4="http://schemas.microsoft.com/office/drawing/2016/5/10/chartex" xmlns:cx5="http://schemas.microsoft.com/office/drawing/2016/5/11/chartex" xmlns:cx6="http://schemas.microsoft.com/office/drawing/2016/5/12/chartex" xmlns:cx7="http://schemas.microsoft.com/office/drawing/2016/5/13/chartex" xmlns:cx8="http://schemas.microsoft.com/office/drawing/2016/5/14/chartex" xmlns:mc="http://schemas.openxmlformats.org/markup-compatibility/2006" xmlns:aink="http://schemas.microsoft.com/office/drawing/2016/ink" xmlns:am3d="http://schemas.microsoft.com/office/drawing/2017/model3d" xmlns:o="urn:schemas-microsoft-com:office:office" xmlns:oel="http://schemas.microsoft.com/office/2019/extlst" xmlns:r="http://schemas.openxmlformats.org/officeDocument/2006/relationships" xmlns:m="http://schemas.openxmlformats.org/officeDocument/2006/math" xmlns:v="urn:schemas-microsoft-com:vml" xmlns:wp14="http://schemas.microsoft.com/office/word/2010/wordprocessingDrawing" xmlns:wp="http://schemas.openxmlformats.org/drawingml/2006/wordprocessingDrawing" xmlns:w10="urn:schemas-microsoft-com:office:word" xmlns:w="http://schemas.openxmlformats.org/wordprocessingml/2006/main" xmlns:w14="http://schemas.microsoft.com/office/word/2010/wordml" xmlns:w15="http://schemas.microsoft.com/office/word/2012/wordml" xmlns:w16cei="http://schemas.microsoft.com/office/word/2026/wordml/cei" xmlns:w16cex="http://schemas.microsoft.com/office/word/2018/wordml/cex" xmlns:w16cid="http://schemas.microsoft.com/office/word/2016/wordml/cid" xmlns:w16="http://schemas.microsoft.com/office/word/2018/wordml" xmlns:w16du="http://schemas.microsoft.com/office/word/2023/wordml/word16du" xmlns:w16sdtdh="http://schemas.microsoft.com/office/word/2020/wordml/sdtdatahash" xmlns:w16sdtfl="http://schemas.microsoft.com/office/word/2024/wordml/sdtformatlock" xmlns:w16se="http://schemas.microsoft.com/office/word/2015/wordml/symex" xmlns:wpg="http://schemas.microsoft.com/office/word/2010/wordprocessingGroup" xmlns:wpi="http://schemas.microsoft.com/office/word/2010/wordprocessingInk" xmlns:wne="http://schemas.microsoft.com/office/word/2006/wordml" xmlns:wps="http://schemas.microsoft.com/office/word/2010/wordprocessingShape" mc:Ignorable="w14 w15 w16se w16cid w16 w16cex w16sdtdh w16sdtfl w16du wp14">
+<w:numbering xmlns:wpc="http://schemas.microsoft.com/office/word/2010/wordprocessingCanvas" xmlns:cx="http://schemas.microsoft.com/office/drawing/2014/chartex" xmlns:cx1="http://schemas.microsoft.com/office/drawing/2015/9/8/chartex" xmlns:cx2="http://schemas.microsoft.com/office/drawing/2015/10/21/chartex" xmlns:cx3="http://schemas.microsoft.com/office/drawing/2016/5/9/chartex" xmlns:cx4="http://schemas.microsoft.com/office/drawing/2016/5/10/chartex" xmlns:cx5="http://schemas.microsoft.com/office/drawing/2016/5/11/chartex" xmlns:cx6="http://schemas.microsoft.com/office/drawing/2016/5/12/chartex" xmlns:cx7="http://schemas.microsoft.com/office/drawing/2016/5/13/chartex" xmlns:cx8="http://schemas.microsoft.com/office/drawing/2016/5/14/chartex" xmlns:mc="http://schemas.openxmlformats.org/markup-compatibility/2006" xmlns:aink="http://schemas.microsoft.com/office/drawing/2016/ink" xmlns:am3d="http://schemas.microsoft.com/office/drawing/2017/model3d" xmlns:o="urn:schemas-microsoft-com:office:office" xmlns:oel="http://schemas.microsoft.com/office/2019/extlst" xmlns:r="http://schemas.openxmlformats.org/officeDocument/2006/relationships" xmlns:m="http://schemas.openxmlformats.org/officeDocument/2006/math" xmlns:v="urn:schemas-microsoft-com:vml" xmlns:wp14="http://schemas.microsoft.com/office/word/2010/wordprocessingDrawing" xmlns:wp="http://schemas.openxmlformats.org/drawingml/2006/wordprocessingDrawing" xmlns:w10="urn:schemas-microsoft-com:office:word" xmlns:w="http://schemas.openxmlformats.org/wordprocessingml/2006/main" xmlns:w14="http://schemas.microsoft.com/office/word/2010/wordml" xmlns:w15="http://schemas.microsoft.com/office/word/2012/wordml" xmlns:w16cex="http://schemas.microsoft.com/office/word/2018/wordml/cex" xmlns:w16cid="http://schemas.microsoft.com/office/word/2016/wordml/cid" xmlns:w16="http://schemas.microsoft.com/office/word/2018/wordml" xmlns:w16du="http://schemas.microsoft.com/office/word/2023/wordml/word16du" xmlns:w16sdtdh="http://schemas.microsoft.com/office/word/2020/wordml/sdtdatahash" xmlns:w16sdtfl="http://schemas.microsoft.com/office/word/2024/wordml/sdtformatlock" xmlns:w16se="http://schemas.microsoft.com/office/word/2015/wordml/symex" xmlns:wpg="http://schemas.microsoft.com/office/word/2010/wordprocessingGroup" xmlns:wpi="http://schemas.microsoft.com/office/word/2010/wordprocessingInk" xmlns:wne="http://schemas.microsoft.com/office/word/2006/wordml" xmlns:wps="http://schemas.microsoft.com/office/word/2010/wordprocessingShape" mc:Ignorable="w14 w15 w16se w16cid w16 w16cex w16sdtdh w16sdtfl w16du wp14">
   <w:abstractNum w:abstractNumId="0" w15:restartNumberingAfterBreak="0">
     <w:nsid w:val="06E07A33"/>
     <w:multiLevelType w:val="multilevel"/>
@@ -13707,6 +14244,7 @@
   <w:style w:type="character" w:default="1" w:styleId="DefaultParagraphFont">
     <w:name w:val="Default Paragraph Font"/>
     <w:uiPriority w:val="1"/>
+    <w:semiHidden/>
     <w:unhideWhenUsed/>
   </w:style>
   <w:style w:type="table" w:default="1" w:styleId="TableNormal">
